--- a/projects/porphyromonas-ad-mechanism-manuscript/manuscript/full/Chinese.docx
+++ b/projects/porphyromonas-ad-mechanism-manuscript/manuscript/full/Chinese.docx
@@ -4,15 +4,6 @@
   <w:body>
     <w:p>
       <w:pPr>
-        <w:pStyle w:val="Heading1"/>
-        <w:keepNext/>
-      </w:pPr>
-      <w:r>
-        <w:t>深度学习引导的牙周炎队列口腔微肽多模型优选：汇总筛选与乙酰胆碱酯酶对接随访</w:t>
-      </w:r>
-    </w:p>
-    <w:p>
-      <w:pPr>
         <w:pStyle w:val="Heading2"/>
         <w:keepNext/>
       </w:pPr>
@@ -25,69 +16,21 @@
         <w:pStyle w:val="Normal"/>
       </w:pPr>
       <w:r>
+        <w:t>牙周炎相关口腔菌群失调被认为可能参与阿尔茨海默病（AD）相关神经炎症过程，但连接口腔微生物组与脑组织的具体分子仍不明确。微生物组小开放阅读框（smORF）编码大量未表征肽，适合计算分流，却不能直接支持机制推断。本研究在明确来源边界的前提下，对口腔smORF汇总优选流程进行纯计算重建，并整合单独归档的乙酰胆碱酯酶（AChE）对接汇总。候选库先经序列/蛋白质组证据过滤，再进入深度学习引导的级联流程，包括ESM-2嵌入与任务特异性卷积网络、微调ESM2-t30神经毒性模型、两级神经网络金属结合预测器和多任务抗氧化CNN。证据过滤后，两条来源分支分别保留31,510和33,786条候选。在牙周炎标注分支中，3,518条候选为BBB高分，3,299条处于NTxPred2肽长度适用域，923条为模型阳性；来源记录随后报告111条金属结合阳性候选、15条CHEL优选候选、12条主集合和8条严格子集。外部记录列出12条互不重复的7–9残基序列，其组成可独立复现，并报告−9.60至−8.25 kcal/mol的AChE Vina均值。由于缺少制备结构、配置、原始运行、日志和构象，上述分数只能排序，不能独立复现或解释为亲和力。本研究还依据版本锁定的外部流程登记了前瞻性100 ns GROMACS方案，但排除尚未完成的轨迹分析，不报告任何分子动力学结果。因此，所得清单仅构成透明、可检验的计算假设集合，不证明翻译、脑暴露、神经毒性、金属依赖化学、AChE结合、牙周炎特异肽组或AD机制。</w:t>
+      </w:r>
+    </w:p>
+    <w:p>
+      <w:pPr>
+        <w:pStyle w:val="Keywords"/>
+      </w:pPr>
+      <w:r>
         <w:rPr>
           <w:b/>
         </w:rPr>
-        <w:t>背景：</w:t>
-      </w:r>
-      <w:r>
-        <w:t xml:space="preserve"> 微生物组小开放阅读框（smORF）编码的肽空间尚未被充分刻画。串联预测模型可以缩小候选空间，但不能证明翻译、组织暴露、毒性、靶标结合、机制或疾病因果关系。本研究重建一条汇总层面的口腔smORF优选流程，并在严格区分来源和证据等级的前提下整合一项独立报告的乙酰胆碱酯酶（AChE）对接随访。</w:t>
-      </w:r>
-    </w:p>
-    <w:p>
-      <w:pPr>
-        <w:pStyle w:val="Normal"/>
-      </w:pPr>
-      <w:r>
-        <w:rPr>
-          <w:b/>
-        </w:rPr>
-        <w:t>方法：</w:t>
-      </w:r>
-      <w:r>
-        <w:t xml:space="preserve"> 对4–50 aa smORF的来源汇总记录实施深度学习引导的级联重建，依次整合ESM-2肽嵌入、任务特异性卷积神经网络、用于神经毒性预测的微调蛋白质语言模型、分层神经网络金属结合预测器及多任务抗氧化CNN。研究以确定性脚本重算比例和单调性；候选序列不是独立生物学重复，故未实施候选计数推断。单独归档的外部来源记录提供12条序列及其针对人AChE PDB 4EY6的AutoDock Vina均值±SD。研究独立核验序列组成和分数排序；因缺少制备后的结构、配置、种子、原始运行、日志和构象，未重跑对接。</w:t>
-      </w:r>
-    </w:p>
-    <w:p>
-      <w:pPr>
-        <w:pStyle w:val="Normal"/>
-      </w:pPr>
-      <w:r>
-        <w:rPr>
-          <w:b/>
-        </w:rPr>
-        <w:t>结果：</w:t>
-      </w:r>
-      <w:r>
-        <w:t xml:space="preserve"> 证据过滤后，健康分支保留31,510/11,269,961（0.2796%），牙周炎分支保留33,786/11,721,988（0.2882%）。短肽分支BBB高分为3,359/30,557（10.99%）和3,446/32,754（10.52%），长肽分支为40/953（4.20%）和72/1,032（6.98%）。牙周炎分支共3,518条BBB高分候选；NTxPred2评估3,299条（93.77%），其中923/3,299（27.98%）为阳性，219条超出其声明长度范围。主要记录随后报告111条金属结合阳性候选，其中15/111（13.51%）满足CHEL≥0.25，12/111（10.81%）进一步满足FRS&lt;0.50，8/111（7.21%）满足FRS&lt;0.45。外部记录列出12条互不重复的7–9 aa序列：11条含组氨酸，6条含半胱氨酸，全部含至少一个Arg/Lys。其报告Vina均值范围为−9.60至−8.25 kcal/mol，SD范围为0.04至0.12。上述分数可排序和作图，但不能独立复现，也不能解释为亲和力。</w:t>
-      </w:r>
-    </w:p>
-    <w:p>
-      <w:pPr>
-        <w:pStyle w:val="Normal"/>
-      </w:pPr>
-      <w:r>
-        <w:rPr>
-          <w:b/>
-        </w:rPr>
-        <w:t>结论：</w:t>
-      </w:r>
-      <w:r>
-        <w:t xml:space="preserve"> 合并记录构成一套保留来源边界的候选清单，而不是经验证的牙周炎特异肽组或AD机制。外部序列清单使合成规划成为可能，但仍需主要来源逐行链路、原始对接产物、队列匹配的表达证据、实测BBB转运、毒理学、金属依赖生化实验和疾病相关验证。</w:t>
-      </w:r>
-    </w:p>
-    <w:p>
-      <w:pPr>
-        <w:pStyle w:val="Keywords"/>
-      </w:pPr>
-      <w:r>
-        <w:rPr>
-          <w:b/>
-        </w:rPr>
         <w:t>关键词：</w:t>
       </w:r>
       <w:r>
-        <w:t xml:space="preserve"> 深度学习；蛋白质语言模型；口腔微生物组；小开放阅读框；微肽；牙周炎；血脑屏障；神经毒性预测；金属结合预测；乙酰胆碱酯酶；分子对接；来源追踪；假设生成</w:t>
+        <w:t xml:space="preserve"> 深度学习；蛋白质语言模型；口腔微生物组；小开放阅读框；微肽；牙周炎；血脑屏障；神经毒性预测；金属结合预测；乙酰胆碱酯酶；分子对接；分子动力学；来源追踪；假设生成</w:t>
       </w:r>
     </w:p>
     <w:p>
@@ -105,49 +48,31 @@
         <w:keepNext/>
       </w:pPr>
       <w:r>
-        <w:t>1.1 阿尔茨海默病、牙周炎症与机制空白</w:t>
-      </w:r>
-    </w:p>
-    <w:p>
-      <w:pPr>
-        <w:pStyle w:val="Normal"/>
-      </w:pPr>
-      <w:r>
-        <w:t>阿尔茨海默病（Alzheimer’s disease，AD）是一种进行性神经退行性疾病，涉及淀粉样蛋白β、tau、突触、免疫和神经血管异常的相互作用[20]。淀粉样蛋白框架仍具有重要生物学意义，但当前证据更支持其处于多因素疾病网络中，而不是构成充分的单一病因解释[21]。因此，牙周炎作为一种潜在可干预的慢性炎症暴露，在广义口腔—脑轴研究中受到关注[43]。</w:t>
-      </w:r>
-    </w:p>
-    <w:p>
-      <w:pPr>
-        <w:pStyle w:val="Normal"/>
-      </w:pPr>
-      <w:r>
-        <w:t>在菌群失调的牙周生物膜中，牙龈卟啉单胞菌（</w:t>
-      </w:r>
-      <w:r>
-        <w:rPr>
-          <w:i/>
-        </w:rPr>
-        <w:t>Porphyromonas gingivalis</w:t>
-      </w:r>
-      <w:r>
-        <w:t>）是一种具有免疫调节和组织破坏特性的革兰阴性厌氧条件致病菌。死后组织与实验研究曾在AD相关组织或模型中报告</w:t>
-      </w:r>
-      <w:r>
-        <w:rPr>
-          <w:i/>
-        </w:rPr>
-        <w:t>P. gingivalis</w:t>
-      </w:r>
-      <w:r>
-        <w:t>物质或牙龈蛋白酶相关信号[44]。野生型小鼠反复口腔感染可产生神经炎症和淀粉样蛋白相关改变，支持生物学合理性，但不能直接推导人类因果关系[46]。外膜囊泡则为细菌成分离开牙周生态位提供另一条候选运输路径[50]。相反，孟德尔随机化分析尚未建立牙周病对AD的遗传因果效应[41]。</w:t>
-      </w:r>
-    </w:p>
-    <w:p>
-      <w:pPr>
-        <w:pStyle w:val="Normal"/>
-      </w:pPr>
-      <w:r>
-        <w:t>当前尚未解决的问题不只是牙周炎症是否与神经退行性改变并存，而是哪些分子实体可能连接两个组织区室。微生物编码的小蛋白和小肽是一类研究不足的候选分子，其表达、系统暴露、BBB转运、神经活性、金属/氧化还原效应及胆碱能相互作用均属未知。本研究因此采用深度学习引导的多模型优选，形成可检验的候选集合，同时严格区分计算标签、来源报告对接和经实验验证的机制。</w:t>
+        <w:t>1.1 阿尔茨海默病是多层次生物学问题</w:t>
+      </w:r>
+    </w:p>
+    <w:p>
+      <w:pPr>
+        <w:pStyle w:val="Normal"/>
+      </w:pPr>
+      <w:r>
+        <w:t>阿尔茨海默病（Alzheimer’s disease，AD）是一种进行性神经退行性疾病，淀粉样蛋白β（Aβ）沉积、tau病理、突触衰竭、胶质细胞激活、血管功能障碍和系统性共病在漫长的临床前及临床连续体中相互作用[20]。淀粉样蛋白假说仍是解释疾病起始事件的重要框架，但单独的淀粉样蛋白负荷不能解释AD在空间、时间和临床表现上的全部异质性[21]。当前观点因而把淀粉样蛋白和tau置于更广泛的网络中，其中包括先天免疫信号、神经元易损性、脂质和金属稳态、脑血管完整性以及随年龄增长而下降的系统韧性。评价外周暴露时，这种系统视角非常重要：某一具有生物学合理性的因素未必是充分病因，但仍必须通过可追溯的分子和时间证据与疾病相关组织连接起来。</w:t>
+      </w:r>
+    </w:p>
+    <w:p>
+      <w:pPr>
+        <w:pStyle w:val="Normal"/>
+      </w:pPr>
+      <w:r>
+        <w:t>胆碱能系统体现了临床相关性与因果充分性之间的差别。胆碱能功能丧失参与认知症状，乙酰胆碱酯酶（AChE）抑制剂仍是成熟的对症治疗[22]。AChE还与Aβ装配存在非催化相互作用，从而在胆碱能生物学与淀粉样研究之间形成结构联系[23]。但这两点都不意味着每个预测可与AChE相互作用的分子均与AD相关。靶标占据、作用方向、组织暴露、浓度、选择性和下游表型都必须分别建立。这一证据顺序也适用于评价口腔—脑轴中的微生物分子。</w:t>
+      </w:r>
+    </w:p>
+    <w:p>
+      <w:pPr>
+        <w:pStyle w:val="Normal"/>
+      </w:pPr>
+      <w:r>
+        <w:t>慢性外周炎症状态因而被视为可能调节神经退行性易损性的因素。牙周炎尤其受到关注，因为它同时包含持续黏膜炎症、菌群失调的多微生物生物膜、微生物产物间歇进入循环的可能性，以及显著的年龄和共病梯度[43]。但这些特征也使因果解释变得困难。牙周炎可能增加系统炎症负担，也可能与认知下降共享决定因素，而认知下降又会恶化口腔卫生和牙科服务可及性。因此，严格的分子研究必须区分关联、路径合理性、分子身份和已证实功能，不能把它们视为同一层证据。</w:t>
       </w:r>
     </w:p>
     <w:p>
@@ -156,23 +81,76 @@
         <w:keepNext/>
       </w:pPr>
       <w:r>
-        <w:t>1.2 微生物组smORF是规模巨大但难以开发的发现空间</w:t>
-      </w:r>
-    </w:p>
-    <w:p>
-      <w:pPr>
-        <w:pStyle w:val="Normal"/>
-      </w:pPr>
-      <w:r>
-        <w:t>短编码序列难以与随机开放阅读框区分，而且常低于常规基因识别阈值，因此smORF长期存在系统性漏注释。对人类微生物组的大规模分析仍发现了数千个保守smORF家族，其中许多缺少已知结构域和功能 [1]。互补预测系统可整合谱模型、序列特征、进化信息和核糖体测序富集，提高短ORF注释能力 [2]。近期高分辨率多组学进一步将计算预测与宏转录组和深度宏蛋白质组证据连接起来 [3]。这些进展说明微生物smORF是合理的发现空间，同时也确立了严格边界：预测ORF不必然被翻译，被翻译的肽也不必然稳定或具有功能。</w:t>
-      </w:r>
-    </w:p>
-    <w:p>
-      <w:pPr>
-        <w:pStyle w:val="Normal"/>
-      </w:pPr>
-      <w:r>
-        <w:t>对极短肽而言，这一边界尤其重要。短ORF研究综述指出，有说服力的微肽发现需要正交证据，而不能仅依赖序列新颖性 [4]。人类蛋白质基因组研究同样要求区分翻译证据、组织背景和功能验证 [5]。在宏基因组组装中，六框翻译可能产生数百万条短序列。与整理后的序列或蛋白质组资源精确匹配可缩小搜索空间，但每个匹配的意义取决于来源：参考数据库可支持序列存在或分类信息，质谱数据仅能在其自身队列、疾病背景和错误发现率框架内支持检出。</w:t>
+        <w:t>1.2 牙周菌群失调与牙龈卟啉单胞菌</w:t>
+      </w:r>
+    </w:p>
+    <w:p>
+      <w:pPr>
+        <w:pStyle w:val="Normal"/>
+      </w:pPr>
+      <w:r>
+        <w:t>牙周炎是牙支持组织的生态性疾病，而不是单一病原体造成的结果。在易感宿主中，群落结构改变、炎症性营养释放和炎症消退受损可以相互强化，形成具有位点特异性转录活动的失调生态。配对口腔宏基因组和宏转录组数据表明，疾病相关信号随物种和口腔位点变化，分类丰度不能代替功能活性[6]。跨研究宏转录组综合还显示，疾病信号受到队列定义、采样位点、测序深度、标准化、协变量和受试者层面重复的影响[7]。因此，不能把疾病标注分支中恢复的每条序列都称为疾病特异序列。</w:t>
+      </w:r>
+    </w:p>
+    <w:p>
+      <w:pPr>
+        <w:pStyle w:val="Normal"/>
+      </w:pPr>
+      <w:r>
+        <w:t>在这一群落中，牙龈卟啉单胞菌（</w:t>
+      </w:r>
+      <w:r>
+        <w:rPr>
+          <w:i/>
+        </w:rPr>
+        <w:t>Porphyromonas gingivalis</w:t>
+      </w:r>
+      <w:r>
+        <w:t>）是研究最充分的革兰阴性厌氧条件致病菌之一。其重要性并不只来自丰度，还来自通过蛋白水解、免疫调节、群落协作和囊泡载荷输送重塑宿主—微生物相互作用的能力。牙龈蛋白酶可依赖具体背景影响宿主蛋白、补体通路、炎症、组织完整性和营养获取[48]。</w:t>
+      </w:r>
+      <w:r>
+        <w:rPr>
+          <w:i/>
+        </w:rPr>
+        <w:t>P. gingivalis</w:t>
+      </w:r>
+      <w:r>
+        <w:t>外膜囊泡能够浓缩并运输细菌成分，改变其与宿主组织及邻近微生物的相互作用[47]。这些性质使该菌适合作为口腔—系统假设的生物学背景，但不能据此把无法追溯的群落来源肽归属于该菌。</w:t>
+      </w:r>
+    </w:p>
+    <w:p>
+      <w:pPr>
+        <w:pStyle w:val="Normal"/>
+      </w:pPr>
+      <w:r>
+        <w:t>必须区分微生物种层面的假设与群落肽假设。检出</w:t>
+      </w:r>
+      <w:r>
+        <w:rPr>
+          <w:i/>
+        </w:rPr>
+        <w:t>P. gingivalis</w:t>
+      </w:r>
+      <w:r>
+        <w:t xml:space="preserve"> DNA、抗原、牙龈蛋白酶相关信号或囊泡物质，并不意味着某条短肽已经表达、分泌、在血液中稳定、跨越血脑屏障（BBB）或在神经组织中发挥作用。反过来，无法归属于</w:t>
+      </w:r>
+      <w:r>
+        <w:rPr>
+          <w:i/>
+        </w:rPr>
+        <w:t>P. gingivalis</w:t>
+      </w:r>
+      <w:r>
+        <w:t>的宏基因组来源肽也可能来自其他口腔分类单元或组装伪影。因此，本文把口腔宏基因组视为群落序列空间，而把</w:t>
+      </w:r>
+      <w:r>
+        <w:rPr>
+          <w:i/>
+        </w:rPr>
+        <w:t>P. gingivalis</w:t>
+      </w:r>
+      <w:r>
+        <w:t>作为机制背景而非预设分类标签。</w:t>
       </w:r>
     </w:p>
     <w:p>
@@ -181,23 +159,56 @@
         <w:keepNext/>
       </w:pPr>
       <w:r>
-        <w:t>1.3 牙周炎相关口腔生态需要受试者层面的来源信息</w:t>
-      </w:r>
-    </w:p>
-    <w:p>
-      <w:pPr>
-        <w:pStyle w:val="Normal"/>
-      </w:pPr>
-      <w:r>
-        <w:t>牙周炎伴随口腔微生物群的生态和功能重塑。配对宏基因组/宏转录组研究发现了与牙周炎相关的位点和物种特异性微生物活动 [6]。跨研究宏转录组综合分析进一步说明，疾病比较必须有受试者层面的映射、标准化、协变量和错误发现率控制 [7]。HOMD和eHOMD提供整理后的口腔及呼吸消化道序列/分类资源 [8] [9]，口腔宏蛋白质组数据则提供依赖具体背景的肽检出 [10] [11]。当代口腔宏蛋白质组流程还强调宿主去除、微生物富集、肽与蛋白层面错误控制、分类归属以及公共原始数据保存 [12]。</w:t>
-      </w:r>
-    </w:p>
-    <w:p>
-      <w:pPr>
-        <w:pStyle w:val="Normal"/>
-      </w:pPr>
-      <w:r>
-        <w:t>主要记录将若干异质性资源用于精确匹配过滤。其中一个资源混合了牙周炎、龋齿和健康唾液样本 [10]；另一个研究肺癌背景下的口腔宏蛋白质组 [11]；HOMD/eHOMD是序列资源而非表达库 [8] [9]。在缺少逐行链路时，这些资源可支持“匹配序列存在”或“曾在特定背景中被观察到”，但不能证明同一肽在当前队列中表达、在牙周炎中富集，或来自某一特定分类单元。因此本文使用“牙周炎队列分支”，而不使用“牙周炎特异肽”。</w:t>
+        <w:t>1.3 人体、实验和遗传证据具有不同因果权重</w:t>
+      </w:r>
+    </w:p>
+    <w:p>
+      <w:pPr>
+        <w:pStyle w:val="Normal"/>
+      </w:pPr>
+      <w:r>
+        <w:t>牙周炎—AD文献包含回答不同问题的多类证据。观察性综述和荟萃分析通常报告牙周病与认知障碍相关，但效应估计随牙周定义、痴呆判定、随访时间、人群年龄结构和校正策略而变化[35]。临床综合同样发现反复出现的关联，同时强调异质性以及回顾性设计难以确定方向性[36]。聚焦口腔细菌的综述扩展了候选机制，也显示微生物检出、抗体反应、口腔疾病状态和痴呆结局经常来自不同人群[37]。较新的证据评价仍把牙周炎视为潜在风险标志，同时要求更强的纵向和干预设计[38]。</w:t>
+      </w:r>
+    </w:p>
+    <w:p>
+      <w:pPr>
+        <w:pStyle w:val="Normal"/>
+      </w:pPr>
+      <w:r>
+        <w:t>纵向观察提供时间信息，但仍易受混杂和反向因果影响。一项AD队列研究观察到牙周炎与后续认知下降及促炎状态相关[39]。公共数据和文本挖掘分析也提出了共享分子信号[40]。这类研究可用于优选通路，却不能判断牙周暴露是否导致神经退行性改变、早期认知受损是否改变口腔健康，或二者是否共同受年龄、吸烟、糖尿病、药物、虚弱、社会经济条件和医疗可及性影响。</w:t>
+      </w:r>
+    </w:p>
+    <w:p>
+      <w:pPr>
+        <w:pStyle w:val="Normal"/>
+      </w:pPr>
+      <w:r>
+        <w:t>遗传工具研究为单向正面叙事提供了重要制衡。两样本孟德尔随机化分析没有建立牙周病遗传风险对AD的因果效应[41]。更广泛的孟德尔随机化综合同样说明，牙周炎的系统性影响并未在不同结局和工具选择中得到一致支持[42]。这些结果不能排除所有后天炎症或微生物路径，因为遗传易感性与随时间变化的暴露并不相同；但它们削弱了“仅凭流行病学关联即可证明因果”的说法。</w:t>
+      </w:r>
+    </w:p>
+    <w:p>
+      <w:pPr>
+        <w:pStyle w:val="Normal"/>
+      </w:pPr>
+      <w:r>
+        <w:t>机制实验在受控条件下回答更窄的问题。AD相关死后样本中曾报告</w:t>
+      </w:r>
+      <w:r>
+        <w:rPr>
+          <w:i/>
+        </w:rPr>
+        <w:t>P. gingivalis</w:t>
+      </w:r>
+      <w:r>
+        <w:t>物质和牙龈蛋白酶相关信号[44]，更早的组织研究也考察了AD脑材料中该菌的存在[45]。野生型小鼠反复口腔暴露可产生脑炎症、神经退行性变化和Aβ相关改变[46]。感染神经元体系中也观察到持续牙龈蛋白酶活性和AD样细胞表型[49]。囊泡研究则为浓缩微生物载荷及宿主信号提供一种合理载体[50]。这些研究的优势是机制分辨率，局限是可迁移性：剂量、暴露途径、模型生物、细胞体系、疾病阶段和终点差异使其不能直接外推至自然发生的人体肽暴露。</w:t>
+      </w:r>
+    </w:p>
+    <w:p>
+      <w:pPr>
+        <w:pStyle w:val="Normal"/>
+      </w:pPr>
+      <w:r>
+        <w:t>综合而言，现有文献支持提出研究问题，却没有建立确定通路。人体关联说明问题具有相关性，实验模型证明部分过程具有可能性，而阴性或不确定的因果分析约束解释。可辩护研究应先识别分子实体、追溯来源、证明暴露，再检验预先指定的功能。本研究仅处理这一证据序列中的前端计算步骤。</w:t>
       </w:r>
     </w:p>
     <w:p>
@@ -206,23 +217,31 @@
         <w:keepNext/>
       </w:pPr>
       <w:r>
-        <w:t>1.4 串联肽预测模型是分流工具，不是正交确认</w:t>
-      </w:r>
-    </w:p>
-    <w:p>
-      <w:pPr>
-        <w:pStyle w:val="Normal"/>
-      </w:pPr>
-      <w:r>
-        <w:t>UniDL4BioPep提供用于二分类肽活性任务的通用深度学习架构 [13]。BBB肽预测既说明模型的价值，也暴露其脆弱性：阳性训练集有限，类别高度不平衡，不同架构的灵敏度—特异度权衡和外部表现均可变化 [14] [15]。NTxPred2估计神经毒性肽标签 [16]；mebipred估计金属结合潜力 [17]；AnOxPePred估计与抗氧化肽相关的螯合和自由基清除特征 [18]。每个模型都可缩小清单，但不同模型重复利用相关序列描述符，训练域、终点和校准亦不同，因此模型一致不能视为独立生物学重复。</w:t>
-      </w:r>
-    </w:p>
-    <w:p>
-      <w:pPr>
-        <w:pStyle w:val="Normal"/>
-      </w:pPr>
-      <w:r>
-        <w:t>更强的肽发现范式应从计算优选进入合成和功能测试。微生物组来源肽类抗生素研究提供了有益先例：预测候选只有在化学合成和实验测定之后才成为生物学发现 [19]。因此，本研究把BBB、神经毒性、金属结合、CHEL和FRS输出视为操作性标签。“BBB高分”不等于实测脑暴露，“神经毒性阳性”不等于细胞毒性，CHEL高/FRS低也不能证明促氧化化学作用。</w:t>
+        <w:t>1.4 从牙周生态位到脑组织的候选路径</w:t>
+      </w:r>
+    </w:p>
+    <w:p>
+      <w:pPr>
+        <w:pStyle w:val="Normal"/>
+      </w:pPr>
+      <w:r>
+        <w:t>牙周菌群失调可能通过多条非互斥路径与神经退行性过程连接。第一条是间接路径：慢性牙周炎症可改变循环细胞因子、急性期反应、内皮激活或免疫细胞状态，从而在不需要活菌进入脑组织的情况下影响神经血管和胶质功能[43]。第二条涉及组织炎症或日常机械扰动期间细菌细胞或可溶性产物的间歇播散。第三条涉及外膜囊泡，其可保护并浓缩脂质、蛋白质、核酸和其他细菌载荷[47]。第四条涉及特定酶或分子片段，包括可能修饰宿主底物的牙龈蛋白酶相关产物[48]。这些路径在人类中的相对贡献仍不确定。</w:t>
+      </w:r>
+    </w:p>
+    <w:p>
+      <w:pPr>
+        <w:pStyle w:val="Normal"/>
+      </w:pPr>
+      <w:r>
+        <w:t>每条路径要求不同证据。炎症路径需要暴露—反应和中介证据；播散路径需要口腔与系统区室中匹配的分子身份；囊泡路径需要载荷表征、生物分布和屏障转运数据；直接肽路径还需要证明smORF被翻译、肽能够耐受加工与蛋白水解，并以足够浓度到达相关组织。BBB预测不能满足这些要求，因为通透性还取决于肽构象、电荷、转运机制、血清结合、降解、外排和实验背景。</w:t>
+      </w:r>
+    </w:p>
+    <w:p>
+      <w:pPr>
+        <w:pStyle w:val="Normal"/>
+      </w:pPr>
+      <w:r>
+        <w:t>微生物编码的小蛋白和小肽在这一框架中仍研究不足。短分子原则上可以是配体、酶调节剂、膜活性物质、免疫信号、金属结合分子或无活性的降解产物。因此，假设空间很广，但广泛合理性不是特定序列的证据。尚未解决的分子空白是：是否存在可追溯的口腔微生物肽，在相关生态背景中表达、离开口腔并产生可重复的神经或血管效应。计算优选只有在缩小候选空间的同时保留这些连续证据要求时才有价值。</w:t>
       </w:r>
     </w:p>
     <w:p>
@@ -231,23 +250,39 @@
         <w:keepNext/>
       </w:pPr>
       <w:r>
-        <w:t>1.5 AChE/PAS生物学可支持对接问题，但不能验证对接结论</w:t>
-      </w:r>
-    </w:p>
-    <w:p>
-      <w:pPr>
-        <w:pStyle w:val="Normal"/>
-      </w:pPr>
-      <w:r>
-        <w:t>阿尔茨海默病（AD）以淀粉样β（Aβ）斑块、tau病理、突触功能障碍和进行性认知下降为特征 [20] [21]。胆碱能系统仍具临床相关性，因为乙酰胆碱酯酶抑制剂是成熟的对症治疗 [22]。AChE还与Aβ存在非催化关系：经典实验显示AChE可加速Aβ纤维装配，并提示活性峡谷入口处的外周阴离子位点（PAS）参与其中 [23]。AChE特定结构基序可促进Aβ纤维形成 [24]，PAS定向配体可抑制AChE诱导的Aβ聚集 [25]。AChE复合物晶体结构描绘了催化位点与外周位点之间的芳香性峡谷 [26] [27]。</w:t>
-      </w:r>
-    </w:p>
-    <w:p>
-      <w:pPr>
-        <w:pStyle w:val="Normal"/>
-      </w:pPr>
-      <w:r>
-        <w:t>分子模拟研究提供了进一步背景，但不直接支持本研究候选。一项AChE–Aβ轨迹研究描述了PAS邻近表面的动态停留 [28]，加速模拟也探讨了AChE在Aβ结合中的作用 [29]。这些研究可支持“候选肽能否被放置在AChE峡谷附近”的问题，却不能证明任何口腔候选结合AChE、改变催化、影响Aβ聚集或到达脑组织。因此，本研究将对接随访报告为来源受限的外部排序，而非靶标验证。</w:t>
+        <w:t>1.5 微生物组smORF是合理但技术困难的发现空间</w:t>
+      </w:r>
+    </w:p>
+    <w:p>
+      <w:pPr>
+        <w:pStyle w:val="Normal"/>
+      </w:pPr>
+      <w:r>
+        <w:t>smORF长期存在系统性漏注释，因为短编码区难以与随机开放阅读框区分，可提供的系统发育信号有限，而且常低于面向常规基因的识别阈值。对人类相关微生物组的大规模分析仍识别出数千个保守小基因家族，其中许多缺少已知结构域[1]。专用注释方法通过整合谱模型、编码特征、保守性和其他证据，而不是套用常规蛋白长度阈值，提高发现能力[2]。高分辨率多组学则可把预测与转录和蛋白质组观察相连接，从而提高候选可信度[3]。</w:t>
+      </w:r>
+    </w:p>
+    <w:p>
+      <w:pPr>
+        <w:pStyle w:val="Normal"/>
+      </w:pPr>
+      <w:r>
+        <w:t>但证据阶梯依然陡峭。预测smORF不一定被转录；转录本不一定被翻译；肽谱匹配不一定唯一或归属正确；被检出的肽也不一定稳定或具有功能。短ORF生物学综述强调正交验证和谨慎命名[4]。蛋白质基因组研究同样表明，翻译证据必须结合组织、阅读框、错误发现和功能背景解释[5]。在宏基因组中，组装碎片、同源序列、菌株变异和六框翻译会进一步产生数百万短候选。</w:t>
+      </w:r>
+    </w:p>
+    <w:p>
+      <w:pPr>
+        <w:pStyle w:val="Normal"/>
+      </w:pPr>
+      <w:r>
+        <w:t>口腔序列与宏蛋白质组资源提供互补但不等价的证据。HOMD和eHOMD整理口腔及呼吸消化道分类和基因组信息[8]。唾液宏蛋白质组可在自身样本和错误发现框架内支持肽检出[10]。肺癌口腔宏蛋白质组则提供另一种背景特异性观察空间[11]。当代唾液宏蛋白质组流程强调宿主去除、微生物富集、肽和蛋白层面错误控制、分类歧义及公共原始数据保存[12]。与任一资源精确匹配可支持序列存在或曾被观察，但不能单独建立当前疾病标注分支中的表达。</w:t>
+      </w:r>
+    </w:p>
+    <w:p>
+      <w:pPr>
+        <w:pStyle w:val="Normal"/>
+      </w:pPr>
+      <w:r>
+        <w:t>因此，样本层面来源链不可缺少。疾病比较需要把序列连接到contig、组装或bin、标本、参与者、口腔位点、临床分组和处理批次。缺少这条链时，候选计数只是计算记账单位，不是独立生物学重复。当前记录保留汇总分支标签和计数，但缺少估计流行度、富集、分类来源和参与者间不确定性所需的逐行映射。因此，本文使用“牙周炎标注分支”，而不是“牙周炎特异肽组”。</w:t>
       </w:r>
     </w:p>
     <w:p>
@@ -256,23 +291,39 @@
         <w:keepNext/>
       </w:pPr>
       <w:r>
-        <w:t>1.6 金属稳态失衡与短神经活性肽构成可检验的假设</w:t>
-      </w:r>
-    </w:p>
-    <w:p>
-      <w:pPr>
-        <w:pStyle w:val="Normal"/>
-      </w:pPr>
-      <w:r>
-        <w:t>铜、铁、锌稳态失衡长期被用于讨论AD中的聚集、氧化还原化学和神经元损伤 [30]。元素组学视角强调金属失衡与淀粉样生物学、脂质过氧化、铁死亡过程和治疗探索之间的交叉 [31]。但疾病相关肽假设需要的不只是金属结合预测，还需要可识别的分子、可重复的配位化学、金属选择性、可测量的氧化还原结果、相关组织暴露和表型。</w:t>
-      </w:r>
-    </w:p>
-    <w:p>
-      <w:pPr>
-        <w:pStyle w:val="Normal"/>
-      </w:pPr>
-      <w:r>
-        <w:t>宿主来源短肽表明这一组合可以实验检验。Tau片段可配位Cu(II)，并以序列和金属依赖方式改变Aβ聚集 [32]。tau26–44片段尤其适合作为概念比较，因为结构和细胞研究将短而动态的肽与神经毒性、膜效应联系起来 [33]。细菌淀粉样蛋白暴露也可改变模型系统的聚集表型，例如curli与α-突触核蛋白的研究 [34]。这些先例不能把活性转移给当前12条序列，只是界定了判定候选无活性、结合金属但无害或产生金属依赖生物效应所需的实验。</w:t>
+        <w:t>1.6 深度学习引导的优选是分流而非验证</w:t>
+      </w:r>
+    </w:p>
+    <w:p>
+      <w:pPr>
+        <w:pStyle w:val="Normal"/>
+      </w:pPr>
+      <w:r>
+        <w:t>smORF搜索空间的规模促使研究使用序列模型，但模型输出继承训练数据的假设和适用域限制。UniDL4BioPep以预训练ESM-2生成上下文嵌入，再通过任务特异性卷积神经网络完成肽活性分类[13]。蛋白质语言模型能够捕获难以人工编码的序列规律，但输出分数仍是模型特异值；除非在可比较的序列和任务域中完成校准，否则不能把它解释为生物学概率。</w:t>
+      </w:r>
+    </w:p>
+    <w:p>
+      <w:pPr>
+        <w:pStyle w:val="Normal"/>
+      </w:pPr>
+      <w:r>
+        <w:t>BBB肽预测可说明这一局限。Augur整合工程化描述符、特征选择、类别平衡和随机森林分类器，并非深度学习模型[14]。B3BPFN则代表不同的模型家族和数据集构建方式[15]。阳性集合定义、去冗余、阴性采样、序列长度、类别平衡和验证设计差异都会实质影响表观性能。极短、富亮氨酸、带正电或组成异常的微生物组肽可能位于模型评估分布之外。因此，“BBB高分”只定义优选阈值，不等于实测转运。</w:t>
+      </w:r>
+    </w:p>
+    <w:p>
+      <w:pPr>
+        <w:pStyle w:val="Normal"/>
+      </w:pPr>
+      <w:r>
+        <w:t>下游工具同样具有异质性。NTxPred2肽模式在神经毒性肽序列上微调ESM2-t30蛋白质语言模型[16]。Mebipred使用工程化序列描述符和两级人工神经网络框架，估计一般及离子相关金属结合潜力[17]。AnOxPePred使用一维卷积和多任务输出预测自由基清除与螯合相关性质[18]。这些工具的串联一致不是正交重复，因为模型重复使用序列组成，训练终点不同，还可能沿漏斗传播相关偏倚。</w:t>
+      </w:r>
+    </w:p>
+    <w:p>
+      <w:pPr>
+        <w:pStyle w:val="Normal"/>
+      </w:pPr>
+      <w:r>
+        <w:t>恰当解释是计算分流。“神经毒性阳性”不是神经元毒性，“金属结合阳性”不是实测解离常数或配位几何，CHEL和FRS输出也不是氧化还原化学。微生物组肽挖掘的有力先例表明，计算候选只有经过合成和受控功能实验后才成为生物学发现[19]。对于纯计算研究，科学贡献应是透明缩小候选空间、准确描述模型、提示适用域风险，并可重复记录仍未检验的内容。</w:t>
       </w:r>
     </w:p>
     <w:p>
@@ -281,23 +332,39 @@
         <w:keepNext/>
       </w:pPr>
       <w:r>
-        <w:t>1.7 牙周炎–AD证据要求克制的因果表述</w:t>
-      </w:r>
-    </w:p>
-    <w:p>
-      <w:pPr>
-        <w:pStyle w:val="Normal"/>
-      </w:pPr>
-      <w:r>
-        <w:t>观察性综合分析报告牙周病与认知障碍之间存在关联，但估计值随疾病定义、严重程度、人群和设计变化 [35] [36] [37] [38]。纵向研究在AD队列中观察到牙周炎与认知下降相关 [39]，文本挖掘和公共数据分析也提出了共享信号 [40]。这些结果可能受到混杂、反向因果、口腔护理变化、共病和选择偏倚影响。近期孟德尔随机化研究及其综合未能有力支持牙周病对AD存在显著遗传因果效应 [41] [42]。最新入门综述亦将牙周–AD机制界定为具有合理性但尚未充分建立 [43]。</w:t>
-      </w:r>
-    </w:p>
-    <w:p>
-      <w:pPr>
-        <w:pStyle w:val="Normal"/>
-      </w:pPr>
-      <w:r>
-        <w:t>涉及牙龈卟啉单胞菌的机制研究提供重要但有限的背景。AD相关组织和模型中有牙龈蛋白酶及细菌物质的报道 [44] [45] [46]；外膜囊泡和牙龈蛋白酶生物化学也提供了宿主相互作用的可能通路 [47] [48] [49] [50]。然而，这些研究针对特定微生物、毒力因子或实验暴露，不能将当前候选归属给该菌，也不能验证微肽介导通路。口腔宏基因组代表微生物群落，而非单一物种肽组。</w:t>
+        <w:t>1.7 AChE、金属稳态、对接与分子动力学构成结构假设</w:t>
+      </w:r>
+    </w:p>
+    <w:p>
+      <w:pPr>
+        <w:pStyle w:val="Normal"/>
+      </w:pPr>
+      <w:r>
+        <w:t>AChE提供一个具有生物学依据但要求严格的结构随访方向。除水解乙酰胆碱外，AChE可加速Aβ纤维装配[23]。AChE特定基序被认为可促进Aβ纤维形成[24]，PAS定向配体则可在生化体系中抑制AChE诱导的Aβ聚集[25]。结构研究描绘了连接催化区域与外周位点的芳香性峡谷[26]。PDB 4EY6所代表的人AChE结构为配体导向问题提供实验确定的受体框架[27]。这些发现支持提出“候选肽能否稳定占据AChE某一区域”，但不能建立结合、抑制或Aβ效应。</w:t>
+      </w:r>
+    </w:p>
+    <w:p>
+      <w:pPr>
+        <w:pStyle w:val="Normal"/>
+      </w:pPr>
+      <w:r>
+        <w:t>柔性7–9残基肽的对接尤其不确定，因为肽质子化、端基、初始构象、受体柔性、搜索空间位置、评分随机性和对接后精修均可改变排序。AutoDock Vina适合初筛，但其分数不是实验亲和力或结合自由能[51]。后续Vina实现扩展了方法和接口，却没有消除完整制备及执行记录的必要性[52]。FlexPepDock等肽特异精修方法体现了透明初筛后可采用的更高分辨率标准[53]。</w:t>
+      </w:r>
+    </w:p>
+    <w:p>
+      <w:pPr>
+        <w:pStyle w:val="Normal"/>
+      </w:pPr>
+      <w:r>
+        <w:t>分子动力学（MD）可以在规定力场和溶剂模型下检验制备复合物是否停留于某一构象区域，但不能挽救无法追溯或制备不充分的对接构象。已发表AChE–Aβ模拟显示肽的停留位置和接触可随时间改变[28]，加速模拟也说明可以探索AChE表面的替代相互作用[29]。对当前候选而言，有意义的MD需要版本化起始坐标、拓扑和质子化决策、独立种子轨迹、收敛性评价及预先指定分析。在这些要素和完整轨迹可用之前，MD只能作为方案，不能作为结果。</w:t>
+      </w:r>
+    </w:p>
+    <w:p>
+      <w:pPr>
+        <w:pStyle w:val="Normal"/>
+      </w:pPr>
+      <w:r>
+        <w:t>金属生物学构成第二个结构假设。铜、铁和锌稳态失衡与Aβ聚集、氧化还原化学、脂质过氧化和神经元损伤相交[30]。更广义的元素组学视角把这些相互作用置于网络而非单金属机制中[31]。含组氨酸和半胱氨酸的肽可能具有配位基团，但组成不能决定亲和力、选择性、化学计量、几何、氧化态或氧化还原结果。Tau片段实验显示Cu(II)配位可改变肽结构和Aβ聚集[32]；tau26–44进一步说明如何通过专门实验把短动态肽连接到膜和细胞表型[33]。细菌淀粉样蛋白暴露也可改变模型系统中的聚集表型[34]。这些研究提供可检验比较对象，而不是可转移的活性。</w:t>
       </w:r>
     </w:p>
     <w:p>
@@ -306,23 +373,40 @@
         <w:keepNext/>
       </w:pPr>
       <w:r>
-        <w:t>1.8 研究目标与贡献</w:t>
-      </w:r>
-    </w:p>
-    <w:p>
-      <w:pPr>
-        <w:pStyle w:val="Normal"/>
-      </w:pPr>
-      <w:r>
-        <w:t>本研究有两个相互衔接的目标。第一，重建并审计汇总筛选记录：健康和牙周炎分支中，有多少候选通过证据过滤、BBB评分、NTxPred2、mebipred及CHEL/FRS阈值；哪些转换无法独立审计？第二，评估其中哪些新增信息可被负责任地使用：12条序列、可独立重算的组成，以及针对AChE PDB 4EY6的外部报告AutoDock Vina汇总 [27] [51] [52]。</w:t>
-      </w:r>
-    </w:p>
-    <w:p>
-      <w:pPr>
-        <w:pStyle w:val="Normal"/>
-      </w:pPr>
-      <w:r>
-        <w:t>本文贡献不是新预测器、复现的对接流程或经验证的疾病机制，而是一份显著扩展、保留来源边界的原创研究记录，明确区分主要来源筛选结果、外部序列/分数汇总、独立重算描述符和未来验证。FlexPepDock等柔性肽对接方法提示了结构随访可达到的标准 [53]，但原始输入和可重复执行是前提。</w:t>
+        <w:t>1.8 知识空白与研究目标</w:t>
+      </w:r>
+    </w:p>
+    <w:p>
+      <w:pPr>
+        <w:pStyle w:val="Normal"/>
+      </w:pPr>
+      <w:r>
+        <w:t>现有文献汇聚出一个边界清楚的空白：牙周炎与AD之间存在异质性观察关联，</w:t>
+      </w:r>
+      <w:r>
+        <w:rPr>
+          <w:i/>
+        </w:rPr>
+        <w:t>P. gingivalis</w:t>
+      </w:r>
+      <w:r>
+        <w:t>提供物种特异的机制合理性，口腔微生物组又编码大量未充分表征的小肽。然而，目前缺少的是一条可追溯分子链，把确定的微生物smORF依次连接到翻译、宿主暴露、BBB通过、靶标占据和疾病相关表型。任何单一计算分数都不能跨越这些层次。</w:t>
+      </w:r>
+    </w:p>
+    <w:p>
+      <w:pPr>
+        <w:pStyle w:val="Normal"/>
+      </w:pPr>
+      <w:r>
+        <w:t>因此，本研究处理一个更早且更窄的问题：能否把口腔smORF汇总记录重建为可审计候选漏斗，并在不把不完整来源转化为生物学确定性的前提下整合单独报告的AChE对接汇总？第一项目标是重算所有报告比例、检查分支算术和适用性约束，并按文献架构描述每个预测模型。第二项目标是审计12条序列的唯一性和组成，同时把外部AChE分数排序保留为来源报告。第三项目标是登记可重复的下游MD方案，同时暂不纳入未完成轨迹输出。</w:t>
+      </w:r>
+    </w:p>
+    <w:p>
+      <w:pPr>
+        <w:pStyle w:val="Normal"/>
+      </w:pPr>
+      <w:r>
+        <w:t>本文贡献是一套保留来源边界的计算假设集合，而不是新预测器、临床队列分析、独立复现的对接研究、MD结果或经验证的AD机制。这一定位既保留深度学习引导优选的价值，也明确下一步证据要求。</w:t>
       </w:r>
     </w:p>
     <w:p>
@@ -348,7 +432,7 @@
         <w:pStyle w:val="Normal"/>
       </w:pPr>
       <w:r>
-        <w:t>本研究为汇总层面计算重建，并附带跨仓库的二级随访。写作前将证据划分为三层：</w:t>
+        <w:t>本研究为纯计算、汇总层面重建，并包含跨仓库结构随访。本稿未实施湿实验、参与者招募、标本采集、新组学处理、对接重跑或已完成的分子动力学分析。写作前将证据划分为四层：</w:t>
       </w:r>
     </w:p>
     <w:p>
@@ -489,22 +573,97 @@
           <w:sz w:val="18"/>
           <w:szCs w:val="18"/>
         </w:rPr>
-        <w:t>C层——背景与未来工作：</w:t>
-      </w:r>
-      <w:r>
-        <w:rPr>
-          <w:sz w:val="18"/>
-          <w:szCs w:val="18"/>
-        </w:rPr>
-        <w:t xml:space="preserve"> 用于提出AChE/PAS、金属、口腔微生物组和验证问题的同行评议文献。文献不用于补造缺失结果。</w:t>
-      </w:r>
-    </w:p>
-    <w:p>
-      <w:pPr>
-        <w:pStyle w:val="Normal"/>
-      </w:pPr>
-      <w:r>
-        <w:t>A层始终是筛选漏斗的唯一权威来源；B层不追溯填补主要来源的逐行链路；C层仅提供解释边界。</w:t>
+        <w:t>C层——前瞻性MD方案：</w:t>
+      </w:r>
+      <w:r>
+        <w:rPr>
+          <w:sz w:val="18"/>
+          <w:szCs w:val="18"/>
+        </w:rPr>
+        <w:t xml:space="preserve"> 来自</w:t>
+      </w:r>
+      <w:r>
+        <w:rPr>
+          <w:rFonts w:ascii="Consolas" w:hAnsi="Consolas" w:eastAsia="等线"/>
+          <w:shd w:val="clear" w:color="auto" w:fill="F2F4F7"/>
+          <w:sz w:val="18"/>
+          <w:szCs w:val="18"/>
+        </w:rPr>
+        <w:t>shaohuawen03-cyber/asd</w:t>
+      </w:r>
+      <w:r>
+        <w:rPr>
+          <w:sz w:val="18"/>
+          <w:szCs w:val="18"/>
+        </w:rPr>
+        <w:t>提交</w:t>
+      </w:r>
+      <w:r>
+        <w:rPr>
+          <w:rFonts w:ascii="Consolas" w:hAnsi="Consolas" w:eastAsia="等线"/>
+          <w:shd w:val="clear" w:color="auto" w:fill="F2F4F7"/>
+          <w:sz w:val="18"/>
+          <w:szCs w:val="18"/>
+        </w:rPr>
+        <w:t>f11cd3751e8fce53dbf1a335ef1d8fa777751ef5</w:t>
+      </w:r>
+      <w:r>
+        <w:rPr>
+          <w:sz w:val="18"/>
+          <w:szCs w:val="18"/>
+        </w:rPr>
+        <w:t>的版本化GROMACS脚本和100 ns MDP文件。该层只定义后续计算，不提供可接纳结果。</w:t>
+      </w:r>
+    </w:p>
+    <w:p>
+      <w:pPr>
+        <w:pStyle w:val="Reference"/>
+        <w:ind w:left="360" w:hanging="360"/>
+      </w:pPr>
+      <w:r>
+        <w:rPr>
+          <w:sz w:val="18"/>
+          <w:szCs w:val="18"/>
+        </w:rPr>
+        <w:t xml:space="preserve">4. </w:t>
+      </w:r>
+      <w:r>
+        <w:rPr>
+          <w:b/>
+          <w:sz w:val="18"/>
+          <w:szCs w:val="18"/>
+        </w:rPr>
+        <w:t>D层——文献背景：</w:t>
+      </w:r>
+      <w:r>
+        <w:rPr>
+          <w:sz w:val="18"/>
+          <w:szCs w:val="18"/>
+        </w:rPr>
+        <w:t xml:space="preserve"> 用于综合AD、牙周炎、</w:t>
+      </w:r>
+      <w:r>
+        <w:rPr>
+          <w:i/>
+          <w:sz w:val="18"/>
+          <w:szCs w:val="18"/>
+        </w:rPr>
+        <w:t>P. gingivalis</w:t>
+      </w:r>
+      <w:r>
+        <w:rPr>
+          <w:sz w:val="18"/>
+          <w:szCs w:val="18"/>
+        </w:rPr>
+        <w:t>、AChE/PAS、金属、口腔微生物组和验证问题的同行评议证据。文献不用于补造缺失结果。</w:t>
+      </w:r>
+    </w:p>
+    <w:p>
+      <w:pPr>
+        <w:pStyle w:val="Normal"/>
+      </w:pPr>
+      <w:r>
+        <w:t>A层始终是筛选漏斗的唯一权威来源；B层不追溯填补主要来源的逐行链路；C层仅限前瞻性方法；D层仅提供解释边界。</w:t>
       </w:r>
     </w:p>
     <w:p>
@@ -521,15 +680,15 @@
         <w:pStyle w:val="Normal"/>
       </w:pPr>
       <w:r>
-        <w:t>主要记录列出PRJNA678453和PRJEB65451。登录号与论文核查表明，PRJNA678453是配对口腔宏基因组/宏转录组的原始队列，共22名参与者，包括11名口腔健康对照和11名牙周炎患者；共生成66份标本，包括22份龈下菌斑、22份舌刮取物和22份刺激性唾液[6]。PRJEB65451并非独立队列，而是由PRJNA678453衍生、使用metaSPAdes v3.15.3组装并由EBI-EMG/MGnify代理的第三方注释宏基因组组装项目。ENA项目页面目前列出118项序列组装分析；这些记录不被解释为参与者、临床标本或宏基因组组装基因组。另一项缺乏依据的队列和组装汇总未予保留。</w:t>
-      </w:r>
-    </w:p>
-    <w:p>
-      <w:pPr>
-        <w:pStyle w:val="Normal"/>
-      </w:pPr>
-      <w:r>
-        <w:t>本次重建未招募新参与者、未收集标本，也未重新分析原始组学或临床数据。主要材料中缺少候选核苷酸/氨基酸行、基因组坐标、受试者/样本映射、登录号—分组对应表、分类信息、肽谱匹配、模型输出、运行日志、数据库快照和原始管线。因此，经核验的队列构成仅用于说明来源，不作为候选层面推断的分母。</w:t>
+        <w:t>主要记录列出PRJNA678453和PRJEB65451。登录号与论文核查表明，PRJNA678453是配对口腔宏基因组/宏转录组的来源项目[6]。PRJEB65451并非独立临床队列，而是由PRJNA678453衍生、使用metaSPAdes v3.15.3组装并由EBI-EMG/MGnify代理的第三方注释宏基因组组装项目。本完整稿不报告参与者、标本、组装分析或宏基因组组装基因组总数，因为来源包不含能够一致审计这些单位的映射和bin层面清单。</w:t>
+      </w:r>
+    </w:p>
+    <w:p>
+      <w:pPr>
+        <w:pStyle w:val="Normal"/>
+      </w:pPr>
+      <w:r>
+        <w:t>本次重建未招募新参与者、未收集标本，也未重新分析原始组学或临床数据。主要材料中缺少候选核苷酸/氨基酸行、基因组坐标、受试者/样本映射、登录号—分组对应表、MAG-bin清单、bin质量表、分类信息、肽谱匹配、模型输出、运行日志、数据库快照和原始管线。因此，登录号仅用于限定数据来源，不作为候选层面分母，也不构成对分组标签的独立确认。</w:t>
       </w:r>
     </w:p>
     <w:p>
@@ -679,35 +838,95 @@
     </w:p>
     <w:p>
       <w:pPr>
-        <w:pStyle w:val="Normal"/>
-      </w:pPr>
-      <w:r>
-        <w:t>外部记录还描述了未完成的分子动力学尝试。由于不存在坐标、拓扑、参数、日志、能量、检查点或轨迹，该尝试被排除在本研究结果之外，且不表述为已复现工作。</w:t>
-      </w:r>
-    </w:p>
-    <w:p>
-      <w:pPr>
         <w:pStyle w:val="Heading3"/>
         <w:keepNext/>
       </w:pPr>
       <w:r>
-        <w:t>2.8 描述性统计与审计规则</w:t>
-      </w:r>
-    </w:p>
-    <w:p>
-      <w:pPr>
-        <w:pStyle w:val="Normal"/>
-      </w:pPr>
-      <w:r>
-        <w:t>计数从A层转录；比例按100×n/N并使用明确分母重算。候选序列是嵌套于样本、基因组和同源序列组的计算记账单位，不是独立生物学重复。在缺少受试者/样本—候选行时，对汇总肽计数进行Fisher或卡方检验将造成伪重复并人为缩小不确定性。因此，本研究不报告健康与牙周炎比较的p值、置信区间、效应量、ROC、功效或多重校正。</w:t>
-      </w:r>
-    </w:p>
-    <w:p>
-      <w:pPr>
-        <w:pStyle w:val="Normal"/>
-      </w:pPr>
-      <w:r>
-        <w:t>标准库脚本检查分支加和、分子≤分母、NTxPred2已评估/未评估分区、下游单调性、8/12阈值敏感性、序列组成和分数排序。这些属于算术与来源审计，不是生物学管线或对接的独立复现。</w:t>
+        <w:t>2.8 前瞻性GROMACS分子动力学方案</w:t>
+      </w:r>
+    </w:p>
+    <w:p>
+      <w:pPr>
+        <w:pStyle w:val="Normal"/>
+      </w:pPr>
+      <w:r>
+        <w:t>下游MD方案登记自</w:t>
+      </w:r>
+      <w:r>
+        <w:rPr>
+          <w:rFonts w:ascii="Consolas" w:hAnsi="Consolas" w:eastAsia="等线"/>
+          <w:shd w:val="clear" w:color="auto" w:fill="F2F4F7"/>
+        </w:rPr>
+        <w:t>shaohuawen03-cyber/asd</w:t>
+      </w:r>
+      <w:r>
+        <w:t>提交</w:t>
+      </w:r>
+      <w:r>
+        <w:rPr>
+          <w:rFonts w:ascii="Consolas" w:hAnsi="Consolas" w:eastAsia="等线"/>
+          <w:shd w:val="clear" w:color="auto" w:fill="F2F4F7"/>
+        </w:rPr>
+        <w:t>f11cd3751e8fce53dbf1a335ef1d8fa777751ef5</w:t>
+      </w:r>
+      <w:r>
+        <w:t>中的</w:t>
+      </w:r>
+      <w:r>
+        <w:rPr>
+          <w:rFonts w:ascii="Consolas" w:hAnsi="Consolas" w:eastAsia="等线"/>
+          <w:shd w:val="clear" w:color="auto" w:fill="F2F4F7"/>
+        </w:rPr>
+        <w:t>gromacs_md/</w:t>
+      </w:r>
+      <w:r>
+        <w:t>目录（https://github.com/shaohuawen03-cyber/asd/tree/arena/019ff90e-asd/gromacs_md）。控制性文件采用可执行的</w:t>
+      </w:r>
+      <w:r>
+        <w:rPr>
+          <w:rFonts w:ascii="Consolas" w:hAnsi="Consolas" w:eastAsia="等线"/>
+          <w:shd w:val="clear" w:color="auto" w:fill="F2F4F7"/>
+        </w:rPr>
+        <w:t>mdp/100ns/*.mdp</w:t>
+      </w:r>
+      <w:r>
+        <w:t>参数集和</w:t>
+      </w:r>
+      <w:r>
+        <w:rPr>
+          <w:rFonts w:ascii="Consolas" w:hAnsi="Consolas" w:eastAsia="等线"/>
+          <w:shd w:val="clear" w:color="auto" w:fill="F2F4F7"/>
+        </w:rPr>
+        <w:t>scripts/run_all.sh</w:t>
+      </w:r>
+      <w:r>
+        <w:t>，而不采用该仓库其他叙述中关于不同生产时长的表述。计划体系包括游离人AChE，以及标记为ALLLHRC、FLLHTTR和YLSLLQR的AChE复合物。审计时，仓库输入目录中不存在所需复合物PDB，因此该方案按前瞻性方法报告，不表述为已执行分析。</w:t>
+      </w:r>
+    </w:p>
+    <w:p>
+      <w:pPr>
+        <w:pStyle w:val="Normal"/>
+      </w:pPr>
+      <w:r>
+        <w:t>配置流程以GROMACS运行，默认力场为</w:t>
+      </w:r>
+      <w:r>
+        <w:rPr>
+          <w:rFonts w:ascii="Consolas" w:hAnsi="Consolas" w:eastAsia="等线"/>
+          <w:shd w:val="clear" w:color="auto" w:fill="F2F4F7"/>
+        </w:rPr>
+        <w:t>amber99sb-ildn</w:t>
+      </w:r>
+      <w:r>
+        <w:t>，采用TIP3P水拓扑、溶质至边界距离1.0 nm的三斜周期盒，以及中和并加入0.15 mol/L NaCl。能量最小化设置为2,000步最速下降，并对重原子施加1,255 kJ mol⁻¹ nm⁻²位置约束。随后在约束下使用velocity-rescale控温，于1.0 ns NVT过程中从10 K升至300 K；继而在300 K、1 bar下进行1.0 ns约束NPT平衡和1.0 ns无约束NPT平衡。前瞻性生产阶段为100 ns，步长2 fs，使用LINCS约束含氢键，实空间截断1.2 nm，范德华相互作用从1.0 nm开始力切换，长程静电采用PME，温度采用velocity-rescale耦合，压力采用Berendsen耦合。计划每20 ps保存坐标，每条轨迹共5,000帧。</w:t>
+      </w:r>
+    </w:p>
+    <w:p>
+      <w:pPr>
+        <w:pStyle w:val="Normal"/>
+      </w:pPr>
+      <w:r>
+        <w:t>预先指定的轨迹输出包括复合物、AChE和肽层面的RMSD/RMSF、回转半径、溶剂可及表面积、径向分布函数、DSSP二级结构、氢键、残基接触和桥连水分析。任何MD结果被接纳前，必须归档起始坐标、末端和质子化状态、拓扑哈希、精确GROMACS版本、随机种子、重复设计、命令、日志、TPR、轨迹、能量、检查点和最终坐标文件。参考仓库中的未完成分析产物不纳入本稿；本文不报告稳定性、收敛性、接触或体系间MD结论。</w:t>
       </w:r>
     </w:p>
     <w:p>
@@ -716,7 +935,32 @@
         <w:keepNext/>
       </w:pPr>
       <w:r>
-        <w:t>2.9 文献与报告完整性</w:t>
+        <w:t>2.9 描述性统计与审计规则</w:t>
+      </w:r>
+    </w:p>
+    <w:p>
+      <w:pPr>
+        <w:pStyle w:val="Normal"/>
+      </w:pPr>
+      <w:r>
+        <w:t>计数从A层转录；比例按100×n/N并使用明确分母重算。候选序列是嵌套于样本、基因组和同源序列组的计算记账单位，不是独立生物学重复。在缺少受试者/样本—候选行时，对汇总肽计数进行Fisher或卡方检验将造成伪重复并人为缩小不确定性。因此，本研究不报告健康与牙周炎比较的p值、置信区间、效应量、ROC、功效或多重校正。</w:t>
+      </w:r>
+    </w:p>
+    <w:p>
+      <w:pPr>
+        <w:pStyle w:val="Normal"/>
+      </w:pPr>
+      <w:r>
+        <w:t>标准库脚本检查分支加和、分子≤分母、NTxPred2已评估/未评估分区、下游单调性、8/12阈值敏感性、序列组成和分数排序。这些属于算术与来源审计，不是生物学管线或对接的独立复现。</w:t>
+      </w:r>
+    </w:p>
+    <w:p>
+      <w:pPr>
+        <w:pStyle w:val="Heading3"/>
+        <w:keepNext/>
+      </w:pPr>
+      <w:r>
+        <w:t>2.10 文献与报告完整性</w:t>
       </w:r>
     </w:p>
     <w:p>
@@ -5543,7 +5787,7 @@
         <w:t>图3.</w:t>
       </w:r>
       <w:r>
-        <w:t xml:space="preserve"> 整合外部来源记录后的证据阶梯。汇总筛选已达到；12条序列和对接分数属于部分可用的来源报告新增信息。原始链路和对接产物、表达、暴露、表型、机制和因果关系仍未解决或未测试。</w:t>
+        <w:t xml:space="preserve"> 整合外部来源记录和前瞻性MD流程后的证据阶梯。汇总筛选已达到；12条序列和对接分数属于部分可用的来源报告信息；MD阶段仅有登记方法，不含可接纳轨迹结果。原始链路和对接产物、表达、暴露、表型、机制和因果关系仍未解决或未测试。</w:t>
       </w:r>
     </w:p>
     <w:p>
@@ -5736,7 +5980,7 @@
         <w:pStyle w:val="Normal"/>
       </w:pPr>
       <w:r>
-        <w:t>对接发布应增加受体登录号和链、缺失残基处理、质子化、端基、电荷、水/辅因子、配体构象、PDBQT、盒中心与大小、exhaustiveness、mode数、energy range、种子、原始日志、所有构象、聚类和相互作用分析代码。外部记录的失败MD叙述在缺少模拟包时无法评估，未纳入本研究结果。只有对接可复现且结构缺口被前瞻处理后，才应启动新的模拟。</w:t>
+        <w:t>对接发布应增加受体登录号和链、缺失残基处理、质子化、端基、电荷、水/辅因子、配体构象、PDBQT、盒中心与大小、exhaustiveness、mode数、energy range、种子、原始日志、所有构象、聚类和相互作用分析代码。现已登记的GROMACS流程记录了100 ns方案，但审计快照不含起始复合物结构和完整模拟包。本稿不使用任何局部轨迹指标。后续MD报告必须版本化最终参数集，前瞻性解决生产期控压以及种子/重复设计，归档全部原始轨迹与日志，并在不根据结果修改流程的前提下实施预先指定分析。</w:t>
       </w:r>
     </w:p>
     <w:p>
@@ -5974,15 +6218,15 @@
         <w:pStyle w:val="Normal"/>
       </w:pPr>
       <w:r>
-        <w:t>优势包括明确分离的证据架构、完整汇总算术、显式分母、拒绝伪重复推断检验、整合具体序列清单、独立序列组成审计、透明对接来源、53条文献的机制背景，以及可复现图件/文档构建。本稿还保留负面边界，而不隐藏材料缺失。</w:t>
-      </w:r>
-    </w:p>
-    <w:p>
-      <w:pPr>
-        <w:pStyle w:val="Normal"/>
-      </w:pPr>
-      <w:r>
-        <w:t>局限仍具有决定性。主要来源缺少逐行数据和代码；外部序列清单无法审计连接到主要来源12行或更严格8条；对接汇总缺少原始产物且未复现；候选分类、翻译、队列表达、BBB转运、毒性、金属化学、AChE结合/功能、Aβ效应和疾病关联均未测量；登录号关系已解决，但候选—样本和登录号—分组映射仍不可得；主要来源PDF被保留，但未独立逐页解析。增加文字或文献不能消除这些局限。</w:t>
+        <w:t>优势包括明确分离的证据架构、完整汇总算术、显式分母、拒绝伪重复推断检验、整合具体序列清单、独立序列组成审计、透明对接来源、前瞻性版本化MD方案、基于证据综合的机制背景，以及可复现SVG和文档构建。本稿还保留负面边界，而不隐藏材料缺失。</w:t>
+      </w:r>
+    </w:p>
+    <w:p>
+      <w:pPr>
+        <w:pStyle w:val="Normal"/>
+      </w:pPr>
+      <w:r>
+        <w:t>局限仍具有决定性。主要来源缺少逐行数据和代码；外部序列清单无法审计连接到主要来源12行或更严格8条；对接汇总缺少原始产物且未复现；MD起始结构和完整原始模拟包不可用，轨迹分析尚未完成，本文不报告MD结果；候选分类、翻译、队列表达、BBB转运、毒性、金属化学、AChE结合/功能、Aβ效应和疾病关联均未测量；登录号关系已解决，但候选—样本、登录号—分组和MAG-bin映射仍不可得。增加文字或文献不能消除这些局限。</w:t>
       </w:r>
     </w:p>
     <w:p>
@@ -6007,7 +6251,7 @@
         <w:pStyle w:val="Normal"/>
       </w:pPr>
       <w:r>
-        <w:t>科学上下一项不可协商的工作是发布或重建逐行筛选和对接产物，继而开展表达、转运、毒理、金属和AChE/Aβ实验。在此之前，不应提出疾病特异性、靶标结合或因果结论。</w:t>
+        <w:t>下一步计算工作是发布或重建逐行筛选和对接产物，并以版本化输入、完整轨迹、日志、重复定义和预先指定分析完成已登记MD流程。其后仍需实验评价表达、转运、毒理、金属化学和AChE/Aβ效应。在此之前，不应提出疾病特异性、靶标结合、动态稳定性或因果结论。</w:t>
       </w:r>
     </w:p>
     <w:p>
@@ -6067,7 +6311,27 @@
         <w:pStyle w:val="Normal"/>
       </w:pPr>
       <w:r>
-        <w:t>主要记录列出PRJNA678453、PRJEB65451、PXD003151、PXD004319、PXD026727及HOMD/eHOMD。PRJNA678453是包含22名参与者和66份标本的来源队列；PRJEB65451是其衍生的EBI-EMG/MGnify TPA组装项目。外部来源记录提供表3的12条序列，但不含稳定ID、受试者/样本映射、谱图、分类、预测器逐行输出、严格子集标签或主要来源链路。PDB 4EY6为公共结构[27]。原始对接输入、运行、日志和构象不可用。</w:t>
+        <w:t>主要记录列出PRJNA678453、PRJEB65451、PXD003151、PXD004319、PXD026727及HOMD/eHOMD。PRJEB65451是与PRJNA678453关联的衍生EBI-EMG/MGnify TPA组装项目；因缺少可重算映射和bin清单，正文不报告队列或MAG总数。外部来源记录提供表3的12条序列，但不含稳定ID、受试者/样本映射、谱图、分类、预测器逐行输出、严格子集标签或主要来源链路。PDB 4EY6为公共结构[27]。原始对接输入、运行、日志和构象不可用。前瞻性MD脚本版本化于</w:t>
+      </w:r>
+      <w:r>
+        <w:rPr>
+          <w:rFonts w:ascii="Consolas" w:hAnsi="Consolas" w:eastAsia="等线"/>
+          <w:shd w:val="clear" w:color="auto" w:fill="F2F4F7"/>
+        </w:rPr>
+        <w:t>shaohuawen03-cyber/asd</w:t>
+      </w:r>
+      <w:r>
+        <w:t>提交</w:t>
+      </w:r>
+      <w:r>
+        <w:rPr>
+          <w:rFonts w:ascii="Consolas" w:hAnsi="Consolas" w:eastAsia="等线"/>
+          <w:shd w:val="clear" w:color="auto" w:fill="F2F4F7"/>
+        </w:rPr>
+        <w:t>f11cd3751e8fce53dbf1a335ef1d8fa777751ef5</w:t>
+      </w:r>
+      <w:r>
+        <w:t>；本次分析无法获得完整起始结构和原始生产轨迹。</w:t>
       </w:r>
     </w:p>
     <w:p>
@@ -6084,7 +6348,7 @@
         <w:pStyle w:val="Normal"/>
       </w:pPr>
       <w:r>
-        <w:t>本仓库含文档提取、汇总算术、序列组成检查、图件、双语组装、DOCX打包和质量审计代码；不含原始smORF发现/预测管线，也不含外部对接的可执行复现。因此，代码可复现报告算术和文档层审计，但不能复现缺少输入和执行产物的分析。</w:t>
+        <w:t>本仓库含文档提取、汇总算术、序列组成检查、可编辑文字SVG图件、DOCX打包和质量审计代码；不含原始smORF发现/预测管线，也不含外部对接的可执行复现。参考MD仓库含前瞻性流程，但缺少接纳结果所需的完整输入和原始轨迹。因此，现有代码可复现报告算术和文档层审计，但不能复现缺少输入和执行产物的分析。</w:t>
       </w:r>
     </w:p>
     <w:p>

--- a/projects/porphyromonas-ad-mechanism-manuscript/manuscript/full/Chinese.docx
+++ b/projects/porphyromonas-ad-mechanism-manuscript/manuscript/full/Chinese.docx
@@ -16,7 +16,7 @@
         <w:pStyle w:val="Normal"/>
       </w:pPr>
       <w:r>
-        <w:t>牙周炎相关口腔菌群失调被认为可能参与阿尔茨海默病（AD）相关神经炎症过程，但连接口腔微生物组与脑组织的具体分子仍不明确。微生物组小开放阅读框（smORF）编码大量未表征肽，适合计算分流，却不能直接支持机制推断。本研究在明确来源边界的前提下，对口腔smORF汇总优选流程进行纯计算重建，并整合单独归档的乙酰胆碱酯酶（AChE）对接汇总。候选库先经序列/蛋白质组证据过滤，再进入深度学习引导的级联流程，包括ESM-2嵌入与任务特异性卷积网络、微调ESM2-t30神经毒性模型、两级神经网络金属结合预测器和多任务抗氧化CNN。证据过滤后，两条来源分支分别保留31,510和33,786条候选。在牙周炎标注分支中，3,518条候选为BBB高分，3,299条处于NTxPred2肽长度适用域，923条为模型阳性；来源记录随后报告111条金属结合阳性候选、15条CHEL优选候选、12条主集合和8条严格子集。外部记录列出12条互不重复的7–9残基序列，其组成可独立复现，并报告−9.60至−8.25 kcal/mol的AChE Vina均值。由于缺少制备结构、配置、原始运行、日志和构象，上述分数只能排序，不能独立复现或解释为亲和力。本研究还依据版本锁定的外部流程登记了前瞻性100 ns GROMACS方案，但排除尚未完成的轨迹分析，不报告任何分子动力学结果。因此，所得清单仅构成透明、可检验的计算假设集合，不证明翻译、脑暴露、神经毒性、金属依赖化学、AChE结合、牙周炎特异肽组或AD机制。</w:t>
+        <w:t>牙周炎相关口腔菌群失调被认为可能是影响阿尔茨海默病（AD）相关神经炎症过程的可干预因素，但连接口腔微生物组与脑组织的具体分子仍未明确。微生物组小开放阅读框（smORF）编码大量尚未表征的肽，可用于计算优选，但在缺少实验依据时不能直接推断机制。本研究对口腔smORF汇总筛选数据和一份独立的乙酰胆碱酯酶（AChE）对接汇总进行纯计算二次分析。候选库先经序列和蛋白质组证据过滤，再依次采用ESM-2嵌入与任务特异性卷积网络、微调ESM2-t30神经毒性模型、两级神经网络金属结合预测器和多任务抗氧化卷积网络进行优选。两个分支经过滤后分别保留31,510条和33,786条候选。在牙周炎标记分支中，3,518条候选达到BBB高分，3,299条处于NTxPred2适用长度范围内，其中923条为模型阳性；后续筛选依次保留111条金属结合阳性候选、15条CHEL优先候选、12条主集合候选和8条严格子集候选。另一张数据表包含12条互不重复的7–9 aa序列，其AChE Vina均值范围为−9.60至−8.25 kcal/mol。序列组成和分数排序可由现有表格复核，但由于缺少制备后结构、配置、逐次运行分数、日志和构象，无法重现对接执行。本文同时给出前瞻性100 ns GROMACS方案，但不报告任何分子动力学结果。因此，该候选清单仅用于提出后续验证假设，不能证明翻译、脑暴露、毒性、金属依赖化学、AChE结合、疾病特异性或AD机制。</w:t>
       </w:r>
     </w:p>
     <w:p>
@@ -30,7 +30,7 @@
         <w:t>关键词：</w:t>
       </w:r>
       <w:r>
-        <w:t xml:space="preserve"> 深度学习；蛋白质语言模型；口腔微生物组；小开放阅读框；微肽；牙周炎；血脑屏障；神经毒性预测；金属结合预测；乙酰胆碱酯酶；分子对接；分子动力学；来源追踪；假设生成</w:t>
+        <w:t xml:space="preserve"> 深度学习；蛋白质语言模型；口腔微生物组；小开放阅读框；微肽；牙周炎；血脑屏障；神经毒性预测；金属结合预测；乙酰胆碱酯酶；分子对接；分子动力学；假设生成</w:t>
       </w:r>
     </w:p>
     <w:p>
@@ -56,7 +56,19 @@
         <w:pStyle w:val="Normal"/>
       </w:pPr>
       <w:r>
-        <w:t>阿尔茨海默病（Alzheimer’s disease，AD）是一种进行性神经退行性疾病，淀粉样蛋白β（Aβ）沉积、tau病理、突触衰竭、胶质细胞激活、血管功能障碍和系统性共病在漫长的临床前及临床连续体中相互作用[20]。淀粉样蛋白假说仍是解释疾病起始事件的重要框架，但单独的淀粉样蛋白负荷不能解释AD在空间、时间和临床表现上的全部异质性[21]。当前观点因而把淀粉样蛋白和tau置于更广泛的网络中，其中包括先天免疫信号、神经元易损性、脂质和金属稳态、脑血管完整性以及随年龄增长而下降的系统韧性。评价外周暴露时，这种系统视角非常重要：某一具有生物学合理性的因素未必是充分病因，但仍必须通过可追溯的分子和时间证据与疾病相关组织连接起来。</w:t>
+        <w:t>阿尔茨海默病（Alzheimer’s disease，AD）是一种进行性神经退行性疾病，淀粉样蛋白β（Aβ）沉积、tau病理、突触衰竭、胶质细胞激活、血管功能障碍和系统性共病在漫长的临床前及临床连续体中相互作用</w:t>
+      </w:r>
+      <w:r>
+        <w:t>[1]</w:t>
+      </w:r>
+      <w:r>
+        <w:t>。淀粉样蛋白假说仍是解释疾病起始事件的重要框架，但单独的淀粉样蛋白负荷不能解释AD在空间、时间和临床表现上的全部异质性</w:t>
+      </w:r>
+      <w:r>
+        <w:t>[2]</w:t>
+      </w:r>
+      <w:r>
+        <w:t>。当前观点因而把淀粉样蛋白和tau置于更广泛的网络中，其中包括先天免疫信号、神经元易损性、脂质和金属稳态、脑血管完整性以及随年龄增长而下降的系统韧性。评价外周暴露时，这种系统视角非常重要：某一具有生物学合理性的因素未必是充分病因，但仍必须通过可追溯的分子和时间证据与疾病相关组织连接起来。</w:t>
       </w:r>
     </w:p>
     <w:p>
@@ -64,7 +76,19 @@
         <w:pStyle w:val="Normal"/>
       </w:pPr>
       <w:r>
-        <w:t>胆碱能系统体现了临床相关性与因果充分性之间的差别。胆碱能功能丧失参与认知症状，乙酰胆碱酯酶（AChE）抑制剂仍是成熟的对症治疗[22]。AChE还与Aβ装配存在非催化相互作用，从而在胆碱能生物学与淀粉样研究之间形成结构联系[23]。但这两点都不意味着每个预测可与AChE相互作用的分子均与AD相关。靶标占据、作用方向、组织暴露、浓度、选择性和下游表型都必须分别建立。这一证据顺序也适用于评价口腔—脑轴中的微生物分子。</w:t>
+        <w:t>胆碱能系统体现了临床相关性与因果充分性之间的差别。胆碱能功能丧失参与认知症状，乙酰胆碱酯酶（AChE）抑制剂仍是成熟的对症治疗</w:t>
+      </w:r>
+      <w:r>
+        <w:t>[3]</w:t>
+      </w:r>
+      <w:r>
+        <w:t>。AChE还与Aβ装配存在非催化相互作用，从而在胆碱能生物学与淀粉样研究之间形成结构联系</w:t>
+      </w:r>
+      <w:r>
+        <w:t>[4]</w:t>
+      </w:r>
+      <w:r>
+        <w:t>。但这两点都不意味着每个预测可与AChE相互作用的分子均与AD相关。靶标占据、作用方向、组织暴露、浓度、选择性和下游表型都必须分别建立。这一证据顺序也适用于评价口腔—脑轴中的微生物分子。</w:t>
       </w:r>
     </w:p>
     <w:p>
@@ -72,7 +96,13 @@
         <w:pStyle w:val="Normal"/>
       </w:pPr>
       <w:r>
-        <w:t>慢性外周炎症状态因而被视为可能调节神经退行性易损性的因素。牙周炎尤其受到关注，因为它同时包含持续黏膜炎症、菌群失调的多微生物生物膜、微生物产物间歇进入循环的可能性，以及显著的年龄和共病梯度[43]。但这些特征也使因果解释变得困难。牙周炎可能增加系统炎症负担，也可能与认知下降共享决定因素，而认知下降又会恶化口腔卫生和牙科服务可及性。因此，严格的分子研究必须区分关联、路径合理性、分子身份和已证实功能，不能把它们视为同一层证据。</w:t>
+        <w:t>慢性外周炎症状态因而被视为可能调节神经退行性易损性的因素。牙周炎尤其受到关注，因为它同时包含持续黏膜炎症、菌群失调的多微生物生物膜、微生物产物间歇进入循环的可能性，以及显著的年龄和共病梯度</w:t>
+      </w:r>
+      <w:r>
+        <w:t>[5]</w:t>
+      </w:r>
+      <w:r>
+        <w:t>。但这些特征也使因果解释变得困难。牙周炎可能增加系统炎症负担，也可能与认知下降共享决定因素，而认知下降又会恶化口腔卫生和牙科服务可及性。因此，严格的分子研究必须区分关联、路径合理性、分子身份和已证实功能，不能把它们视为同一层证据。</w:t>
       </w:r>
     </w:p>
     <w:p>
@@ -89,7 +119,19 @@
         <w:pStyle w:val="Normal"/>
       </w:pPr>
       <w:r>
-        <w:t>牙周炎是牙支持组织的生态性疾病，而不是单一病原体造成的结果。在易感宿主中，群落结构改变、炎症性营养释放和炎症消退受损可以相互强化，形成具有位点特异性转录活动的失调生态。配对口腔宏基因组和宏转录组数据表明，疾病相关信号随物种和口腔位点变化，分类丰度不能代替功能活性[6]。跨研究宏转录组综合还显示，疾病信号受到队列定义、采样位点、测序深度、标准化、协变量和受试者层面重复的影响[7]。因此，不能把疾病标注分支中恢复的每条序列都称为疾病特异序列。</w:t>
+        <w:t>牙周炎是牙支持组织的生态性疾病，而不是单一病原体造成的结果。在易感宿主中，群落结构改变、炎症性营养释放和炎症消退受损可以相互强化，形成具有位点特异性转录活动的失调生态。配对口腔宏基因组和宏转录组数据表明，疾病相关信号随物种和口腔位点变化，分类丰度不能代替功能活性</w:t>
+      </w:r>
+      <w:r>
+        <w:t>[6]</w:t>
+      </w:r>
+      <w:r>
+        <w:t>。跨研究宏转录组综合还显示，疾病信号受到队列定义、采样位点、测序深度、标准化、协变量和受试者层面重复的影响</w:t>
+      </w:r>
+      <w:r>
+        <w:t>[7]</w:t>
+      </w:r>
+      <w:r>
+        <w:t>。因此，不能把疾病标注分支中恢复的每条序列都称为疾病特异序列。</w:t>
       </w:r>
     </w:p>
     <w:p>
@@ -106,7 +148,13 @@
         <w:t>Porphyromonas gingivalis</w:t>
       </w:r>
       <w:r>
-        <w:t>）是研究最充分的革兰阴性厌氧条件致病菌之一。其重要性并不只来自丰度，还来自通过蛋白水解、免疫调节、群落协作和囊泡载荷输送重塑宿主—微生物相互作用的能力。牙龈蛋白酶可依赖具体背景影响宿主蛋白、补体通路、炎症、组织完整性和营养获取[48]。</w:t>
+        <w:t>）是研究最充分的革兰阴性厌氧条件致病菌之一。其重要性并不只来自丰度，还来自通过蛋白水解、免疫调节、群落协作和囊泡载荷输送重塑宿主—微生物相互作用的能力。牙龈蛋白酶可依赖具体背景影响宿主蛋白、补体通路、炎症、组织完整性和营养获取</w:t>
+      </w:r>
+      <w:r>
+        <w:t>[8]</w:t>
+      </w:r>
+      <w:r>
+        <w:t>。</w:t>
       </w:r>
       <w:r>
         <w:rPr>
@@ -115,7 +163,13 @@
         <w:t>P. gingivalis</w:t>
       </w:r>
       <w:r>
-        <w:t>外膜囊泡能够浓缩并运输细菌成分，改变其与宿主组织及邻近微生物的相互作用[47]。这些性质使该菌适合作为口腔—系统假设的生物学背景，但不能据此把无法追溯的群落来源肽归属于该菌。</w:t>
+        <w:t>外膜囊泡能够浓缩并运输细菌成分，改变其与宿主组织及邻近微生物的相互作用</w:t>
+      </w:r>
+      <w:r>
+        <w:t>[9]</w:t>
+      </w:r>
+      <w:r>
+        <w:t>。这些性质使该菌适合作为口腔—系统假设的生物学背景，但不能据此把无法追溯的群落来源肽归属于该菌。</w:t>
       </w:r>
     </w:p>
     <w:p>
@@ -167,7 +221,31 @@
         <w:pStyle w:val="Normal"/>
       </w:pPr>
       <w:r>
-        <w:t>牙周炎—AD文献包含回答不同问题的多类证据。观察性综述和荟萃分析通常报告牙周病与认知障碍相关，但效应估计随牙周定义、痴呆判定、随访时间、人群年龄结构和校正策略而变化[35]。临床综合同样发现反复出现的关联，同时强调异质性以及回顾性设计难以确定方向性[36]。聚焦口腔细菌的综述扩展了候选机制，也显示微生物检出、抗体反应、口腔疾病状态和痴呆结局经常来自不同人群[37]。较新的证据评价仍把牙周炎视为潜在风险标志，同时要求更强的纵向和干预设计[38]。</w:t>
+        <w:t>牙周炎—AD文献包含回答不同问题的多类证据。观察性综述和荟萃分析通常报告牙周病与认知障碍相关，但效应估计随牙周定义、痴呆判定、随访时间、人群年龄结构和校正策略而变化</w:t>
+      </w:r>
+      <w:r>
+        <w:t>[10]</w:t>
+      </w:r>
+      <w:r>
+        <w:t>。临床综合同样发现反复出现的关联，同时强调异质性以及回顾性设计难以确定方向性</w:t>
+      </w:r>
+      <w:r>
+        <w:t>[11]</w:t>
+      </w:r>
+      <w:r>
+        <w:t>。聚焦口腔细菌的综述扩展了候选机制，也显示微生物检出、抗体反应、口腔疾病状态和痴呆结局经常来自不同人群</w:t>
+      </w:r>
+      <w:r>
+        <w:t>[12]</w:t>
+      </w:r>
+      <w:r>
+        <w:t>。较新的证据评价仍把牙周炎视为潜在风险标志，同时要求更强的纵向和干预设计</w:t>
+      </w:r>
+      <w:r>
+        <w:t>[13]</w:t>
+      </w:r>
+      <w:r>
+        <w:t>。</w:t>
       </w:r>
     </w:p>
     <w:p>
@@ -175,7 +253,19 @@
         <w:pStyle w:val="Normal"/>
       </w:pPr>
       <w:r>
-        <w:t>纵向观察提供时间信息，但仍易受混杂和反向因果影响。一项AD队列研究观察到牙周炎与后续认知下降及促炎状态相关[39]。公共数据和文本挖掘分析也提出了共享分子信号[40]。这类研究可用于优选通路，却不能判断牙周暴露是否导致神经退行性改变、早期认知受损是否改变口腔健康，或二者是否共同受年龄、吸烟、糖尿病、药物、虚弱、社会经济条件和医疗可及性影响。</w:t>
+        <w:t>纵向观察提供时间信息，但仍易受混杂和反向因果影响。一项AD队列研究观察到牙周炎与后续认知下降及促炎状态相关</w:t>
+      </w:r>
+      <w:r>
+        <w:t>[14]</w:t>
+      </w:r>
+      <w:r>
+        <w:t>。公共数据和文本挖掘分析也提出了共享分子信号</w:t>
+      </w:r>
+      <w:r>
+        <w:t>[15]</w:t>
+      </w:r>
+      <w:r>
+        <w:t>。这类研究可用于优选通路，却不能判断牙周暴露是否导致神经退行性改变、早期认知受损是否改变口腔健康，或二者是否共同受年龄、吸烟、糖尿病、药物、虚弱、社会经济条件和医疗可及性影响。</w:t>
       </w:r>
     </w:p>
     <w:p>
@@ -183,7 +273,19 @@
         <w:pStyle w:val="Normal"/>
       </w:pPr>
       <w:r>
-        <w:t>遗传工具研究为单向正面叙事提供了重要制衡。两样本孟德尔随机化分析没有建立牙周病遗传风险对AD的因果效应[41]。更广泛的孟德尔随机化综合同样说明，牙周炎的系统性影响并未在不同结局和工具选择中得到一致支持[42]。这些结果不能排除所有后天炎症或微生物路径，因为遗传易感性与随时间变化的暴露并不相同；但它们削弱了“仅凭流行病学关联即可证明因果”的说法。</w:t>
+        <w:t>遗传工具研究为单向正面叙事提供了重要制衡。两样本孟德尔随机化分析没有建立牙周病遗传风险对AD的因果效应</w:t>
+      </w:r>
+      <w:r>
+        <w:t>[16]</w:t>
+      </w:r>
+      <w:r>
+        <w:t>。更广泛的孟德尔随机化综合同样说明，牙周炎的系统性影响并未在不同结局和工具选择中得到一致支持</w:t>
+      </w:r>
+      <w:r>
+        <w:t>[17]</w:t>
+      </w:r>
+      <w:r>
+        <w:t>。这些结果不能排除所有后天炎症或微生物路径，因为遗传易感性与随时间变化的暴露并不相同；但它们削弱了“仅凭流行病学关联即可证明因果”的说法。</w:t>
       </w:r>
     </w:p>
     <w:p>
@@ -200,7 +302,37 @@
         <w:t>P. gingivalis</w:t>
       </w:r>
       <w:r>
-        <w:t>物质和牙龈蛋白酶相关信号[44]，更早的组织研究也考察了AD脑材料中该菌的存在[45]。野生型小鼠反复口腔暴露可产生脑炎症、神经退行性变化和Aβ相关改变[46]。感染神经元体系中也观察到持续牙龈蛋白酶活性和AD样细胞表型[49]。囊泡研究则为浓缩微生物载荷及宿主信号提供一种合理载体[50]。这些研究的优势是机制分辨率，局限是可迁移性：剂量、暴露途径、模型生物、细胞体系、疾病阶段和终点差异使其不能直接外推至自然发生的人体肽暴露。</w:t>
+        <w:t>物质和牙龈蛋白酶相关信号</w:t>
+      </w:r>
+      <w:r>
+        <w:t>[18]</w:t>
+      </w:r>
+      <w:r>
+        <w:t>，更早的组织研究也考察了AD脑材料中该菌的存在</w:t>
+      </w:r>
+      <w:r>
+        <w:t>[19]</w:t>
+      </w:r>
+      <w:r>
+        <w:t>。野生型小鼠反复口腔暴露可产生脑炎症、神经退行性变化和Aβ相关改变</w:t>
+      </w:r>
+      <w:r>
+        <w:t>[20]</w:t>
+      </w:r>
+      <w:r>
+        <w:t>。感染神经元体系中也观察到持续牙龈蛋白酶活性和AD样细胞表型</w:t>
+      </w:r>
+      <w:r>
+        <w:t>[21]</w:t>
+      </w:r>
+      <w:r>
+        <w:t>。囊泡研究则为浓缩微生物载荷及宿主信号提供一种合理载体</w:t>
+      </w:r>
+      <w:r>
+        <w:t>[22]</w:t>
+      </w:r>
+      <w:r>
+        <w:t>。这些研究的优势是机制分辨率，局限是可迁移性：剂量、暴露途径、模型生物、细胞体系、疾病阶段和终点差异使其不能直接外推至自然发生的人体肽暴露。</w:t>
       </w:r>
     </w:p>
     <w:p>
@@ -225,7 +357,25 @@
         <w:pStyle w:val="Normal"/>
       </w:pPr>
       <w:r>
-        <w:t>牙周菌群失调可能通过多条非互斥路径与神经退行性过程连接。第一条是间接路径：慢性牙周炎症可改变循环细胞因子、急性期反应、内皮激活或免疫细胞状态，从而在不需要活菌进入脑组织的情况下影响神经血管和胶质功能[43]。第二条涉及组织炎症或日常机械扰动期间细菌细胞或可溶性产物的间歇播散。第三条涉及外膜囊泡，其可保护并浓缩脂质、蛋白质、核酸和其他细菌载荷[47]。第四条涉及特定酶或分子片段，包括可能修饰宿主底物的牙龈蛋白酶相关产物[48]。这些路径在人类中的相对贡献仍不确定。</w:t>
+        <w:t>牙周菌群失调可能通过多条非互斥路径与神经退行性过程连接。第一条是间接路径：慢性牙周炎症可改变循环细胞因子、急性期反应、内皮激活或免疫细胞状态，从而在不需要活菌进入脑组织的情况下影响神经血管和胶质功能</w:t>
+      </w:r>
+      <w:r>
+        <w:t>[5]</w:t>
+      </w:r>
+      <w:r>
+        <w:t>。第二条涉及组织炎症或日常机械扰动期间细菌细胞或可溶性产物的间歇播散。第三条涉及外膜囊泡，其可保护并浓缩脂质、蛋白质、核酸和其他细菌载荷</w:t>
+      </w:r>
+      <w:r>
+        <w:t>[9]</w:t>
+      </w:r>
+      <w:r>
+        <w:t>。第四条涉及特定酶或分子片段，包括可能修饰宿主底物的牙龈蛋白酶相关产物</w:t>
+      </w:r>
+      <w:r>
+        <w:t>[8]</w:t>
+      </w:r>
+      <w:r>
+        <w:t>。这些路径在人类中的相对贡献仍不确定。</w:t>
       </w:r>
     </w:p>
     <w:p>
@@ -258,7 +408,25 @@
         <w:pStyle w:val="Normal"/>
       </w:pPr>
       <w:r>
-        <w:t>smORF长期存在系统性漏注释，因为短编码区难以与随机开放阅读框区分，可提供的系统发育信号有限，而且常低于面向常规基因的识别阈值。对人类相关微生物组的大规模分析仍识别出数千个保守小基因家族，其中许多缺少已知结构域[1]。专用注释方法通过整合谱模型、编码特征、保守性和其他证据，而不是套用常规蛋白长度阈值，提高发现能力[2]。高分辨率多组学则可把预测与转录和蛋白质组观察相连接，从而提高候选可信度[3]。</w:t>
+        <w:t>smORF长期存在系统性漏注释，因为短编码区难以与随机开放阅读框区分，可提供的系统发育信号有限，而且常低于面向常规基因的识别阈值。对人类相关微生物组的大规模分析仍识别出数千个保守小基因家族，其中许多缺少已知结构域</w:t>
+      </w:r>
+      <w:r>
+        <w:t>[23]</w:t>
+      </w:r>
+      <w:r>
+        <w:t>。专用注释方法通过整合谱模型、编码特征、保守性和其他证据，而不是套用常规蛋白长度阈值，提高发现能力</w:t>
+      </w:r>
+      <w:r>
+        <w:t>[24]</w:t>
+      </w:r>
+      <w:r>
+        <w:t>。高分辨率多组学则可把预测与转录和蛋白质组观察相连接，从而提高候选可信度</w:t>
+      </w:r>
+      <w:r>
+        <w:t>[25]</w:t>
+      </w:r>
+      <w:r>
+        <w:t>。</w:t>
       </w:r>
     </w:p>
     <w:p>
@@ -266,7 +434,19 @@
         <w:pStyle w:val="Normal"/>
       </w:pPr>
       <w:r>
-        <w:t>但证据阶梯依然陡峭。预测smORF不一定被转录；转录本不一定被翻译；肽谱匹配不一定唯一或归属正确；被检出的肽也不一定稳定或具有功能。短ORF生物学综述强调正交验证和谨慎命名[4]。蛋白质基因组研究同样表明，翻译证据必须结合组织、阅读框、错误发现和功能背景解释[5]。在宏基因组中，组装碎片、同源序列、菌株变异和六框翻译会进一步产生数百万短候选。</w:t>
+        <w:t>但验证序列依然严格。预测smORF不一定被转录；转录本不一定被翻译；肽谱匹配不一定唯一或归属正确；被检出的肽也不一定稳定或具有功能。短ORF生物学综述强调正交验证和谨慎命名</w:t>
+      </w:r>
+      <w:r>
+        <w:t>[26]</w:t>
+      </w:r>
+      <w:r>
+        <w:t>。蛋白质基因组研究同样表明，翻译证据必须结合组织、阅读框、错误发现和功能背景解释</w:t>
+      </w:r>
+      <w:r>
+        <w:t>[27]</w:t>
+      </w:r>
+      <w:r>
+        <w:t>。在宏基因组中，组装碎片、同源序列、菌株变异和六框翻译会进一步产生数百万短候选。</w:t>
       </w:r>
     </w:p>
     <w:p>
@@ -274,7 +454,31 @@
         <w:pStyle w:val="Normal"/>
       </w:pPr>
       <w:r>
-        <w:t>口腔序列与宏蛋白质组资源提供互补但不等价的证据。HOMD和eHOMD整理口腔及呼吸消化道分类和基因组信息[8]。唾液宏蛋白质组可在自身样本和错误发现框架内支持肽检出[10]。肺癌口腔宏蛋白质组则提供另一种背景特异性观察空间[11]。当代唾液宏蛋白质组流程强调宿主去除、微生物富集、肽和蛋白层面错误控制、分类歧义及公共原始数据保存[12]。与任一资源精确匹配可支持序列存在或曾被观察，但不能单独建立当前疾病标注分支中的表达。</w:t>
+        <w:t>口腔序列与宏蛋白质组资源提供互补但不等价的证据。HOMD和eHOMD整理口腔及呼吸消化道分类和基因组信息</w:t>
+      </w:r>
+      <w:r>
+        <w:t>[28]</w:t>
+      </w:r>
+      <w:r>
+        <w:t>。唾液宏蛋白质组可在自身样本和错误发现框架内支持肽检出</w:t>
+      </w:r>
+      <w:r>
+        <w:t>[29]</w:t>
+      </w:r>
+      <w:r>
+        <w:t>。肺癌口腔宏蛋白质组则提供另一种背景特异性观察空间</w:t>
+      </w:r>
+      <w:r>
+        <w:t>[30]</w:t>
+      </w:r>
+      <w:r>
+        <w:t>。当代唾液宏蛋白质组流程强调宿主去除、微生物富集、肽和蛋白层面错误控制、分类歧义及公共原始数据保存</w:t>
+      </w:r>
+      <w:r>
+        <w:t>[31]</w:t>
+      </w:r>
+      <w:r>
+        <w:t>。与任一资源精确匹配可支持序列存在或曾被观察，但不能单独建立当前疾病标注分支中的表达。</w:t>
       </w:r>
     </w:p>
     <w:p>
@@ -299,7 +503,13 @@
         <w:pStyle w:val="Normal"/>
       </w:pPr>
       <w:r>
-        <w:t>smORF搜索空间的规模促使研究使用序列模型，但模型输出继承训练数据的假设和适用域限制。UniDL4BioPep以预训练ESM-2生成上下文嵌入，再通过任务特异性卷积神经网络完成肽活性分类[13]。蛋白质语言模型能够捕获难以人工编码的序列规律，但输出分数仍是模型特异值；除非在可比较的序列和任务域中完成校准，否则不能把它解释为生物学概率。</w:t>
+        <w:t>smORF搜索空间的规模促使研究使用序列模型，但模型输出继承训练数据的假设和适用域限制。UniDL4BioPep以预训练ESM-2生成上下文嵌入，再通过任务特异性卷积神经网络完成肽活性分类</w:t>
+      </w:r>
+      <w:r>
+        <w:t>[32]</w:t>
+      </w:r>
+      <w:r>
+        <w:t>。蛋白质语言模型能够捕获难以人工编码的序列规律，但输出分数仍是模型特异值；除非在可比较的序列和任务域中完成校准，否则不能把它解释为生物学概率。</w:t>
       </w:r>
     </w:p>
     <w:p>
@@ -307,7 +517,19 @@
         <w:pStyle w:val="Normal"/>
       </w:pPr>
       <w:r>
-        <w:t>BBB肽预测可说明这一局限。Augur整合工程化描述符、特征选择、类别平衡和随机森林分类器，并非深度学习模型[14]。B3BPFN则代表不同的模型家族和数据集构建方式[15]。阳性集合定义、去冗余、阴性采样、序列长度、类别平衡和验证设计差异都会实质影响表观性能。极短、富亮氨酸、带正电或组成异常的微生物组肽可能位于模型评估分布之外。因此，“BBB高分”只定义优选阈值，不等于实测转运。</w:t>
+        <w:t>BBB肽预测可说明这一局限。Augur整合工程化描述符、特征选择、类别平衡和随机森林分类器，并非深度学习模型</w:t>
+      </w:r>
+      <w:r>
+        <w:t>[33]</w:t>
+      </w:r>
+      <w:r>
+        <w:t>。B3BPFN则代表不同的模型家族和数据集构建方式</w:t>
+      </w:r>
+      <w:r>
+        <w:t>[34]</w:t>
+      </w:r>
+      <w:r>
+        <w:t>。阳性集合定义、去冗余、阴性采样、序列长度、类别平衡和验证设计差异都会实质影响表观性能。极短、富亮氨酸、带正电或组成异常的微生物组肽可能位于模型评估分布之外。因此，“BBB高分”只定义优选阈值，不等于实测转运。</w:t>
       </w:r>
     </w:p>
     <w:p>
@@ -315,7 +537,25 @@
         <w:pStyle w:val="Normal"/>
       </w:pPr>
       <w:r>
-        <w:t>下游工具同样具有异质性。NTxPred2肽模式在神经毒性肽序列上微调ESM2-t30蛋白质语言模型[16]。Mebipred使用工程化序列描述符和两级人工神经网络框架，估计一般及离子相关金属结合潜力[17]。AnOxPePred使用一维卷积和多任务输出预测自由基清除与螯合相关性质[18]。这些工具的串联一致不是正交重复，因为模型重复使用序列组成，训练终点不同，还可能沿漏斗传播相关偏倚。</w:t>
+        <w:t>下游工具同样具有异质性。NTxPred2肽模式在神经毒性肽序列上微调ESM2-t30蛋白质语言模型</w:t>
+      </w:r>
+      <w:r>
+        <w:t>[35]</w:t>
+      </w:r>
+      <w:r>
+        <w:t>。Mebipred使用工程化序列描述符和两级人工神经网络框架，估计一般及离子相关金属结合潜力</w:t>
+      </w:r>
+      <w:r>
+        <w:t>[36]</w:t>
+      </w:r>
+      <w:r>
+        <w:t>。AnOxPePred使用一维卷积和多任务输出预测自由基清除与螯合相关性质</w:t>
+      </w:r>
+      <w:r>
+        <w:t>[37]</w:t>
+      </w:r>
+      <w:r>
+        <w:t>。这些工具的串联一致不是正交重复，因为模型重复使用序列组成，训练终点不同，还可能沿漏斗传播相关偏倚。</w:t>
       </w:r>
     </w:p>
     <w:p>
@@ -323,7 +563,13 @@
         <w:pStyle w:val="Normal"/>
       </w:pPr>
       <w:r>
-        <w:t>恰当解释是计算分流。“神经毒性阳性”不是神经元毒性，“金属结合阳性”不是实测解离常数或配位几何，CHEL和FRS输出也不是氧化还原化学。微生物组肽挖掘的有力先例表明，计算候选只有经过合成和受控功能实验后才成为生物学发现[19]。对于纯计算研究，科学贡献应是透明缩小候选空间、准确描述模型、提示适用域风险，并可重复记录仍未检验的内容。</w:t>
+        <w:t>恰当解释是计算分流。“神经毒性阳性”不是神经元毒性，“金属结合阳性”不是实测解离常数或配位几何，CHEL和FRS输出也不是氧化还原化学。微生物组肽挖掘的有力先例表明，计算候选只有经过合成和受控功能实验后才成为生物学发现</w:t>
+      </w:r>
+      <w:r>
+        <w:t>[38]</w:t>
+      </w:r>
+      <w:r>
+        <w:t>。对于纯计算研究，科学贡献应是透明缩小候选空间、准确描述模型、提示适用域风险，并可重复记录仍未检验的内容。</w:t>
       </w:r>
     </w:p>
     <w:p>
@@ -340,7 +586,37 @@
         <w:pStyle w:val="Normal"/>
       </w:pPr>
       <w:r>
-        <w:t>AChE提供一个具有生物学依据但要求严格的结构随访方向。除水解乙酰胆碱外，AChE可加速Aβ纤维装配[23]。AChE特定基序被认为可促进Aβ纤维形成[24]，PAS定向配体则可在生化体系中抑制AChE诱导的Aβ聚集[25]。结构研究描绘了连接催化区域与外周位点的芳香性峡谷[26]。PDB 4EY6所代表的人AChE结构为配体导向问题提供实验确定的受体框架[27]。这些发现支持提出“候选肽能否稳定占据AChE某一区域”，但不能建立结合、抑制或Aβ效应。</w:t>
+        <w:t>AChE提供一个具有生物学依据但要求严格的结构随访方向。除水解乙酰胆碱外，AChE可加速Aβ纤维装配</w:t>
+      </w:r>
+      <w:r>
+        <w:t>[4]</w:t>
+      </w:r>
+      <w:r>
+        <w:t>。AChE特定基序被认为可促进Aβ纤维形成</w:t>
+      </w:r>
+      <w:r>
+        <w:t>[39]</w:t>
+      </w:r>
+      <w:r>
+        <w:t>，PAS定向配体则可在生化体系中抑制AChE诱导的Aβ聚集</w:t>
+      </w:r>
+      <w:r>
+        <w:t>[40]</w:t>
+      </w:r>
+      <w:r>
+        <w:t>。结构研究描绘了连接催化区域与外周位点的芳香性峡谷</w:t>
+      </w:r>
+      <w:r>
+        <w:t>[41]</w:t>
+      </w:r>
+      <w:r>
+        <w:t>。PDB 4EY6所代表的人AChE结构为配体导向问题提供实验确定的受体框架</w:t>
+      </w:r>
+      <w:r>
+        <w:t>[42]</w:t>
+      </w:r>
+      <w:r>
+        <w:t>。这些发现支持提出“候选肽能否稳定占据AChE某一区域”，但不能建立结合、抑制或Aβ效应。</w:t>
       </w:r>
     </w:p>
     <w:p>
@@ -348,7 +624,25 @@
         <w:pStyle w:val="Normal"/>
       </w:pPr>
       <w:r>
-        <w:t>柔性7–9残基肽的对接尤其不确定，因为肽质子化、端基、初始构象、受体柔性、搜索空间位置、评分随机性和对接后精修均可改变排序。AutoDock Vina适合初筛，但其分数不是实验亲和力或结合自由能[51]。后续Vina实现扩展了方法和接口，却没有消除完整制备及执行记录的必要性[52]。FlexPepDock等肽特异精修方法体现了透明初筛后可采用的更高分辨率标准[53]。</w:t>
+        <w:t>柔性7–9残基肽的对接尤其不确定，因为肽质子化、端基、初始构象、受体柔性、搜索空间位置、评分随机性和对接后精修均可改变排序。AutoDock Vina适合初筛，但其分数不是实验亲和力或结合自由能</w:t>
+      </w:r>
+      <w:r>
+        <w:t>[43]</w:t>
+      </w:r>
+      <w:r>
+        <w:t>。后续Vina实现扩展了方法和接口，却没有消除完整制备及执行记录的必要性</w:t>
+      </w:r>
+      <w:r>
+        <w:t>[44]</w:t>
+      </w:r>
+      <w:r>
+        <w:t>。FlexPepDock等肽特异精修方法体现了透明初筛后可采用的更高分辨率标准</w:t>
+      </w:r>
+      <w:r>
+        <w:t>[45]</w:t>
+      </w:r>
+      <w:r>
+        <w:t>。</w:t>
       </w:r>
     </w:p>
     <w:p>
@@ -356,7 +650,19 @@
         <w:pStyle w:val="Normal"/>
       </w:pPr>
       <w:r>
-        <w:t>分子动力学（MD）可以在规定力场和溶剂模型下检验制备复合物是否停留于某一构象区域，但不能挽救无法追溯或制备不充分的对接构象。已发表AChE–Aβ模拟显示肽的停留位置和接触可随时间改变[28]，加速模拟也说明可以探索AChE表面的替代相互作用[29]。对当前候选而言，有意义的MD需要版本化起始坐标、拓扑和质子化决策、独立种子轨迹、收敛性评价及预先指定分析。在这些要素和完整轨迹可用之前，MD只能作为方案，不能作为结果。</w:t>
+        <w:t>分子动力学（MD）可以在规定力场和溶剂模型下检验制备复合物是否停留于某一构象区域，但不能挽救无法追溯或制备不充分的对接构象。已发表AChE–Aβ模拟显示肽的停留位置和接触可随时间改变</w:t>
+      </w:r>
+      <w:r>
+        <w:t>[46]</w:t>
+      </w:r>
+      <w:r>
+        <w:t>，加速模拟也说明可以探索AChE表面的替代相互作用</w:t>
+      </w:r>
+      <w:r>
+        <w:t>[47]</w:t>
+      </w:r>
+      <w:r>
+        <w:t>。对当前候选而言，有意义的MD需要版本化起始坐标、拓扑和质子化决策、独立种子轨迹、收敛性评价及预先指定分析。在这些要素和完整轨迹可用之前，MD只能作为方案，不能作为结果。</w:t>
       </w:r>
     </w:p>
     <w:p>
@@ -364,7 +670,37 @@
         <w:pStyle w:val="Normal"/>
       </w:pPr>
       <w:r>
-        <w:t>金属生物学构成第二个结构假设。铜、铁和锌稳态失衡与Aβ聚集、氧化还原化学、脂质过氧化和神经元损伤相交[30]。更广义的元素组学视角把这些相互作用置于网络而非单金属机制中[31]。含组氨酸和半胱氨酸的肽可能具有配位基团，但组成不能决定亲和力、选择性、化学计量、几何、氧化态或氧化还原结果。Tau片段实验显示Cu(II)配位可改变肽结构和Aβ聚集[32]；tau26–44进一步说明如何通过专门实验把短动态肽连接到膜和细胞表型[33]。细菌淀粉样蛋白暴露也可改变模型系统中的聚集表型[34]。这些研究提供可检验比较对象，而不是可转移的活性。</w:t>
+        <w:t>金属生物学构成第二个结构假设。铜、铁和锌稳态失衡与Aβ聚集、氧化还原化学、脂质过氧化和神经元损伤相交</w:t>
+      </w:r>
+      <w:r>
+        <w:t>[48]</w:t>
+      </w:r>
+      <w:r>
+        <w:t>。更广义的元素组学视角把这些相互作用置于网络而非单金属机制中</w:t>
+      </w:r>
+      <w:r>
+        <w:t>[49]</w:t>
+      </w:r>
+      <w:r>
+        <w:t>。含组氨酸和半胱氨酸的肽可能具有配位基团，但组成不能决定亲和力、选择性、化学计量、几何、氧化态或氧化还原结果。Tau片段实验显示Cu(II)配位可改变肽结构和Aβ聚集</w:t>
+      </w:r>
+      <w:r>
+        <w:t>[50]</w:t>
+      </w:r>
+      <w:r>
+        <w:t>；tau26–44进一步说明如何通过专门实验把短动态肽连接到膜和细胞表型</w:t>
+      </w:r>
+      <w:r>
+        <w:t>[51]</w:t>
+      </w:r>
+      <w:r>
+        <w:t>。细菌淀粉样蛋白暴露也可改变模型系统中的聚集表型</w:t>
+      </w:r>
+      <w:r>
+        <w:t>[52]</w:t>
+      </w:r>
+      <w:r>
+        <w:t>。这些研究提供可检验比较对象，而不是可转移的活性。</w:t>
       </w:r>
     </w:p>
     <w:p>
@@ -381,7 +717,7 @@
         <w:pStyle w:val="Normal"/>
       </w:pPr>
       <w:r>
-        <w:t>现有文献汇聚出一个边界清楚的空白：牙周炎与AD之间存在异质性观察关联，</w:t>
+        <w:t>现有文献共同指向一个边界清楚但尚未解决的问题：牙周炎与AD之间存在异质性观察关联，</w:t>
       </w:r>
       <w:r>
         <w:rPr>
@@ -390,7 +726,7 @@
         <w:t>P. gingivalis</w:t>
       </w:r>
       <w:r>
-        <w:t>提供物种特异的机制合理性，口腔微生物组又编码大量未充分表征的小肽。然而，目前缺少的是一条可追溯分子链，把确定的微生物smORF依次连接到翻译、宿主暴露、BBB通过、靶标占据和疾病相关表型。任何单一计算分数都不能跨越这些层次。</w:t>
+        <w:t>提供菌种层面的机制合理性，而口腔微生物组编码庞大且尚未充分表征的短肽空间。真正缺失的是一条可追溯分子链，即把特定微生物smORF依次连接到翻译、宿主暴露、BBB通过、靶点作用及疾病相关表型。任何单一计算评分都不能跨越这些层次。</w:t>
       </w:r>
     </w:p>
     <w:p>
@@ -398,15 +734,7 @@
         <w:pStyle w:val="Normal"/>
       </w:pPr>
       <w:r>
-        <w:t>因此，本研究处理一个更早且更窄的问题：能否把口腔smORF汇总记录重建为可审计候选漏斗，并在不把不完整来源转化为生物学确定性的前提下整合单独报告的AChE对接汇总？第一项目标是重算所有报告比例、检查分支算术和适用性约束，并按文献架构描述每个预测模型。第二项目标是审计12条序列的唯一性和组成，同时把外部AChE分数排序保留为来源报告。第三项目标是登记可重复的下游MD方案，同时暂不纳入未完成轨迹输出。</w:t>
-      </w:r>
-    </w:p>
-    <w:p>
-      <w:pPr>
-        <w:pStyle w:val="Normal"/>
-      </w:pPr>
-      <w:r>
-        <w:t>本文贡献是一套保留来源边界的计算假设集合，而不是新预测器、临床队列分析、独立复现的对接研究、MD结果或经验证的AD机制。这一定位既保留深度学习引导优选的价值，也明确下一步证据要求。</w:t>
+        <w:t>本研究聚焦更早且更窄的问题：现有口腔smORF汇总数据能否形成逻辑一致的候选优选漏斗，以及另一份AChE对接汇总能否在不把方法信息缺失转化为生物学确定性的前提下得到解释。我们重算比例、检查分支算术和预测器适用范围、表征所提供的12条序列，并把AChE评分顺序作为描述性结果保留；同时仅给出前瞻性MD方案，不纳入未完成的轨迹分析。因此，本研究提供的是计算假设集合，而不是新预测器、临床队列分析、独立重现的对接研究、MD结果或经验证的AD机制。</w:t>
       </w:r>
     </w:p>
     <w:p>
@@ -424,7 +752,7 @@
         <w:keepNext/>
       </w:pPr>
       <w:r>
-        <w:t>2.1 研究设计与证据等级</w:t>
+        <w:t>2.1 研究设计与数据范围</w:t>
       </w:r>
     </w:p>
     <w:p>
@@ -432,238 +760,131 @@
         <w:pStyle w:val="Normal"/>
       </w:pPr>
       <w:r>
-        <w:t>本研究为纯计算、汇总层面重建，并包含跨仓库结构随访。本稿未实施湿实验、参与者招募、标本采集、新组学处理、对接重跑或已完成的分子动力学分析。写作前将证据划分为四层：</w:t>
-      </w:r>
-    </w:p>
-    <w:p>
-      <w:pPr>
-        <w:pStyle w:val="Reference"/>
-        <w:ind w:left="360" w:hanging="360"/>
-      </w:pPr>
-      <w:r>
-        <w:rPr>
-          <w:sz w:val="18"/>
-          <w:szCs w:val="18"/>
-        </w:rPr>
-        <w:t xml:space="preserve">1. </w:t>
-      </w:r>
-      <w:r>
-        <w:rPr>
-          <w:b/>
-          <w:sz w:val="18"/>
-          <w:szCs w:val="18"/>
-        </w:rPr>
-        <w:t>A层——主要来源筛选：</w:t>
-      </w:r>
-      <w:r>
-        <w:rPr>
-          <w:sz w:val="18"/>
-          <w:szCs w:val="18"/>
-        </w:rPr>
-        <w:t xml:space="preserve"> 来自</w:t>
+        <w:t>本研究为纯计算二次分析，使用汇总候选计数、模型汇总结果、一张12条序列表及其AChE对接评分表。本文未开展参与者招募、标本采集、湿实验、新组学处理、预测器再训练、对接重跑或完整MD分析。健康与牙周炎标签仅作为所提供的分支标签保留，不解释为已经核实的候选层面疾病归属。</w:t>
+      </w:r>
+    </w:p>
+    <w:p>
+      <w:pPr>
+        <w:pStyle w:val="Normal"/>
+      </w:pPr>
+      <w:r>
+        <w:t>现有材料不包含完整漏斗的候选核苷酸或氨基酸逐行数据、基因组坐标、受试者/样本映射、登录号与分组对应关系、bin清单、分类学信息、肽谱匹配、完整模型输出、运行日志或原始发现管线。因此，无法估计参与者层面的患病率或富集，不能进行菌种归属，也不能逐行重建最终筛选过程。</w:t>
+      </w:r>
+    </w:p>
+    <w:p>
+      <w:pPr>
+        <w:pStyle w:val="Heading3"/>
+        <w:keepNext/>
+      </w:pPr>
+      <w:r>
+        <w:t>2.2 公共登录号、候选构建与序列证据过滤</w:t>
+      </w:r>
+    </w:p>
+    <w:p>
+      <w:pPr>
+        <w:pStyle w:val="Normal"/>
+      </w:pPr>
+      <w:r>
+        <w:t>汇总分析涉及公共登录号PRJNA678453和PRJEB65451。PRJNA678453是配对口腔宏基因组和宏转录组数据的来源项目</w:t>
+      </w:r>
+      <w:r>
+        <w:t>[6]</w:t>
+      </w:r>
+      <w:r>
+        <w:t>。PRJEB65451并非独立临床队列，而是由PRJNA678453衍生、使用metaSPAdes v3.15.3组装并由EBI-EMG/MGnify代理的第三方注释宏基因组组装项目。由于缺少一致的样本—组装映射和bin层面清单，本文不报告参与者、标本、组装分析或宏基因组组装基因组总数。</w:t>
+      </w:r>
+    </w:p>
+    <w:p>
+      <w:pPr>
+        <w:pStyle w:val="Normal"/>
+      </w:pPr>
+      <w:r>
+        <w:t>所提供分析保留编码4–50 aa肽的smORF，并形成分别含11,269,961条和11,721,988条候选的健康标记库与牙周炎标记库。候选与指定口腔序列和蛋白质组资源进行精确匹配，包括HOMD/eHOMD以及PXD003151、PXD004319和PXD026727数据集，随后去冗余</w:t>
+      </w:r>
+      <w:r>
+        <w:t>[28–31,53]</w:t>
+      </w:r>
+      <w:r>
+        <w:t>，得到31,510条健康标记候选和33,786条牙周炎标记候选。过滤后集合分为短肽分支（5–30 aa：30,557条和32,754条）与长肽分支（31–50 aa：953条和1,032条）。初始规则纳入4 aa候选，但下游分箱从5 aa开始，因此无法确定4 aa序列的去向。跨资源精确匹配被视为序列支持信息，而不是研究队列内表达的证明。</w:t>
+      </w:r>
+    </w:p>
+    <w:p>
+      <w:pPr>
+        <w:pStyle w:val="Heading3"/>
+        <w:keepNext/>
+      </w:pPr>
+      <w:r>
+        <w:t>2.3 深度学习引导的候选优选</w:t>
+      </w:r>
+    </w:p>
+    <w:p>
+      <w:pPr>
+        <w:pStyle w:val="Normal"/>
+      </w:pPr>
+      <w:r>
+        <w:t>第一层功能优选采用UniDL4BioPep。其文献所述架构使用预训练ESM-2模型</w:t>
       </w:r>
       <w:r>
         <w:rPr>
           <w:rFonts w:ascii="Consolas" w:hAnsi="Consolas" w:eastAsia="等线"/>
           <w:shd w:val="clear" w:color="auto" w:fill="F2F4F7"/>
-          <w:sz w:val="18"/>
-          <w:szCs w:val="18"/>
-        </w:rPr>
-        <w:t>材料与方法及结果_机制研究版.docx</w:t>
-      </w:r>
-      <w:r>
-        <w:rPr>
-          <w:sz w:val="18"/>
-          <w:szCs w:val="18"/>
-        </w:rPr>
-        <w:t>的计数、阈值和流程描述；其SHA-256为</w:t>
-      </w:r>
-      <w:r>
-        <w:rPr>
-          <w:rFonts w:ascii="Consolas" w:hAnsi="Consolas" w:eastAsia="等线"/>
-          <w:shd w:val="clear" w:color="auto" w:fill="F2F4F7"/>
-          <w:sz w:val="18"/>
-          <w:szCs w:val="18"/>
-        </w:rPr>
-        <w:t>f4132a02cb9955c808739c3cbf15edd947f6203d577e8586490933a5d2daa4b5</w:t>
-      </w:r>
-      <w:r>
-        <w:rPr>
-          <w:sz w:val="18"/>
-          <w:szCs w:val="18"/>
-        </w:rPr>
+        </w:rPr>
+        <w:t>esm2_t6_8M_UR50D</w:t>
+      </w:r>
+      <w:r>
+        <w:t>，把每条肽编码为320维上下文嵌入，随后输入用于二分类肽活性任务的六层任务特异性卷积神经网络</w:t>
+      </w:r>
+      <w:r>
+        <w:t>[32]</w:t>
+      </w:r>
+      <w:r>
+        <w:t>。所提供分析采用≥0.80阈值，包括BBB任务。由于缺少该极短肽域中的校准信息，本文把输出称为“模型阳性”或“BBB高分”，而不表述为实测转运或已确认活性。已发表BBB预测器采用异质架构和数据集，也限制了性能估计向本研究候选的直接迁移</w:t>
+      </w:r>
+      <w:r>
+        <w:t>[33]</w:t>
+      </w:r>
+      <w:r>
+        <w:t xml:space="preserve"> </w:t>
+      </w:r>
+      <w:r>
+        <w:t>[34]</w:t>
+      </w:r>
+      <w:r>
         <w:t>。</w:t>
       </w:r>
     </w:p>
     <w:p>
       <w:pPr>
-        <w:pStyle w:val="Reference"/>
-        <w:ind w:left="360" w:hanging="360"/>
-      </w:pPr>
-      <w:r>
-        <w:rPr>
-          <w:sz w:val="18"/>
-          <w:szCs w:val="18"/>
-        </w:rPr>
-        <w:t xml:space="preserve">2. </w:t>
-      </w:r>
-      <w:r>
-        <w:rPr>
-          <w:b/>
-          <w:sz w:val="18"/>
-          <w:szCs w:val="18"/>
-        </w:rPr>
-        <w:t>B层——外部来源记录汇总：</w:t>
-      </w:r>
-      <w:r>
-        <w:rPr>
-          <w:sz w:val="18"/>
-          <w:szCs w:val="18"/>
-        </w:rPr>
-        <w:t xml:space="preserve"> 来自单独归档的外部来源仓库提交</w:t>
-      </w:r>
-      <w:r>
-        <w:rPr>
-          <w:rFonts w:ascii="Consolas" w:hAnsi="Consolas" w:eastAsia="等线"/>
-          <w:shd w:val="clear" w:color="auto" w:fill="F2F4F7"/>
-          <w:sz w:val="18"/>
-          <w:szCs w:val="18"/>
-        </w:rPr>
-        <w:t>e28c06db0614512eeb2bca217d2f9a760e804051</w:t>
-      </w:r>
-      <w:r>
-        <w:rPr>
-          <w:sz w:val="18"/>
-          <w:szCs w:val="18"/>
-        </w:rPr>
-        <w:t>的12条序列、组成陈述、对接方法标签和Vina均值±SD。文件哈希和接纳决策记录于</w:t>
-      </w:r>
-      <w:r>
-        <w:rPr>
-          <w:rFonts w:ascii="Consolas" w:hAnsi="Consolas" w:eastAsia="等线"/>
-          <w:shd w:val="clear" w:color="auto" w:fill="F2F4F7"/>
-          <w:sz w:val="18"/>
-          <w:szCs w:val="18"/>
-        </w:rPr>
-        <w:t>evidence/external_v04_integration.md</w:t>
-      </w:r>
-      <w:r>
-        <w:rPr>
-          <w:sz w:val="18"/>
-          <w:szCs w:val="18"/>
-        </w:rPr>
-        <w:t>。</w:t>
-      </w:r>
-    </w:p>
-    <w:p>
-      <w:pPr>
-        <w:pStyle w:val="Reference"/>
-        <w:ind w:left="360" w:hanging="360"/>
-      </w:pPr>
-      <w:r>
-        <w:rPr>
-          <w:sz w:val="18"/>
-          <w:szCs w:val="18"/>
-        </w:rPr>
-        <w:t xml:space="preserve">3. </w:t>
-      </w:r>
-      <w:r>
-        <w:rPr>
-          <w:b/>
-          <w:sz w:val="18"/>
-          <w:szCs w:val="18"/>
-        </w:rPr>
-        <w:t>C层——前瞻性MD方案：</w:t>
-      </w:r>
-      <w:r>
-        <w:rPr>
-          <w:sz w:val="18"/>
-          <w:szCs w:val="18"/>
-        </w:rPr>
-        <w:t xml:space="preserve"> 来自</w:t>
-      </w:r>
-      <w:r>
-        <w:rPr>
-          <w:rFonts w:ascii="Consolas" w:hAnsi="Consolas" w:eastAsia="等线"/>
-          <w:shd w:val="clear" w:color="auto" w:fill="F2F4F7"/>
-          <w:sz w:val="18"/>
-          <w:szCs w:val="18"/>
-        </w:rPr>
-        <w:t>shaohuawen03-cyber/asd</w:t>
-      </w:r>
-      <w:r>
-        <w:rPr>
-          <w:sz w:val="18"/>
-          <w:szCs w:val="18"/>
-        </w:rPr>
-        <w:t>提交</w:t>
-      </w:r>
-      <w:r>
-        <w:rPr>
-          <w:rFonts w:ascii="Consolas" w:hAnsi="Consolas" w:eastAsia="等线"/>
-          <w:shd w:val="clear" w:color="auto" w:fill="F2F4F7"/>
-          <w:sz w:val="18"/>
-          <w:szCs w:val="18"/>
-        </w:rPr>
-        <w:t>f11cd3751e8fce53dbf1a335ef1d8fa777751ef5</w:t>
-      </w:r>
-      <w:r>
-        <w:rPr>
-          <w:sz w:val="18"/>
-          <w:szCs w:val="18"/>
-        </w:rPr>
-        <w:t>的版本化GROMACS脚本和100 ns MDP文件。该层只定义后续计算，不提供可接纳结果。</w:t>
-      </w:r>
-    </w:p>
-    <w:p>
-      <w:pPr>
-        <w:pStyle w:val="Reference"/>
-        <w:ind w:left="360" w:hanging="360"/>
-      </w:pPr>
-      <w:r>
-        <w:rPr>
-          <w:sz w:val="18"/>
-          <w:szCs w:val="18"/>
-        </w:rPr>
-        <w:t xml:space="preserve">4. </w:t>
-      </w:r>
-      <w:r>
-        <w:rPr>
-          <w:b/>
-          <w:sz w:val="18"/>
-          <w:szCs w:val="18"/>
-        </w:rPr>
-        <w:t>D层——文献背景：</w:t>
-      </w:r>
-      <w:r>
-        <w:rPr>
-          <w:sz w:val="18"/>
-          <w:szCs w:val="18"/>
-        </w:rPr>
-        <w:t xml:space="preserve"> 用于综合AD、牙周炎、</w:t>
-      </w:r>
-      <w:r>
-        <w:rPr>
-          <w:i/>
-          <w:sz w:val="18"/>
-          <w:szCs w:val="18"/>
-        </w:rPr>
-        <w:t>P. gingivalis</w:t>
-      </w:r>
-      <w:r>
-        <w:rPr>
-          <w:sz w:val="18"/>
-          <w:szCs w:val="18"/>
-        </w:rPr>
-        <w:t>、AChE/PAS、金属、口腔微生物组和验证问题的同行评议证据。文献不用于补造缺失结果。</w:t>
-      </w:r>
-    </w:p>
-    <w:p>
-      <w:pPr>
         <w:pStyle w:val="Normal"/>
       </w:pPr>
       <w:r>
-        <w:t>A层始终是筛选漏斗的唯一权威来源；B层不追溯填补主要来源的逐行链路；C层仅限前瞻性方法；D层仅提供解释边界。</w:t>
+        <w:t>随后采用NTxPred2的肽模式评价牙周炎标记BBB高分集合。该模型在神经毒性肽序列上微调ESM2-t30蛋白质语言模型</w:t>
+      </w:r>
+      <w:r>
+        <w:t>[35]</w:t>
+      </w:r>
+      <w:r>
+        <w:t>。分析限于文献所述7–50 aa适用范围，较短候选记为超出模型覆盖，而不是阴性。Cu、Fe和Zn相关结合潜力采用mebipred评价。该无比对方法把氨基酸组成、理化描述符和金属结合5-mer频率整合到两级人工神经网络框架中，包括一般金属结合网络及离子特异性分类器</w:t>
+      </w:r>
+      <w:r>
+        <w:t>[36]</w:t>
+      </w:r>
+      <w:r>
+        <w:t>，判定阈值为0.50。</w:t>
+      </w:r>
+    </w:p>
+    <w:p>
+      <w:pPr>
+        <w:pStyle w:val="Normal"/>
+      </w:pPr>
+      <w:r>
+        <w:t>抗氧化相关性质采用多任务深度卷积神经网络AnOxPePred评价。经one-hot编码的序列依次通过一维卷积层、平均池化和256单元全连接层，分别产生自由基清除（FRS）和螯合（CHEL）输出</w:t>
+      </w:r>
+      <w:r>
+        <w:t>[37]</w:t>
+      </w:r>
+      <w:r>
+        <w:t>。分析三个操作性终点：CHEL≥0.25；CHEL≥0.25且FRS&lt;0.50；CHEL≥0.25且FRS&lt;0.45。本研究未重新训练任何模型。由于缺少逐行输出和NTxPred2至mebipred的候选交接表，多模型一致仅解释为串行计算分流，不构成相互独立的生物学确认。</w:t>
       </w:r>
     </w:p>
     <w:p>
@@ -672,7 +893,7 @@
         <w:keepNext/>
       </w:pPr>
       <w:r>
-        <w:t>2.2 队列与登录号来源</w:t>
+        <w:t>2.4 序列表征与对接评分分析</w:t>
       </w:r>
     </w:p>
     <w:p>
@@ -680,7 +901,7 @@
         <w:pStyle w:val="Normal"/>
       </w:pPr>
       <w:r>
-        <w:t>主要记录列出PRJNA678453和PRJEB65451。登录号与论文核查表明，PRJNA678453是配对口腔宏基因组/宏转录组的来源项目[6]。PRJEB65451并非独立临床队列，而是由PRJNA678453衍生、使用metaSPAdes v3.15.3组装并由EBI-EMG/MGnify代理的第三方注释宏基因组组装项目。本完整稿不报告参与者、标本、组装分析或宏基因组组装基因组总数，因为来源包不含能够一致审计这些单位的映射和bin层面清单。</w:t>
+        <w:t>另一张表包含12条被描述为CHEL/FRS主集合的肽序列。因缺少稳定标识符和序列层面的CHEL/FRS值，无法确认这些序列是否对应汇总漏斗终点的12行。我们直接依据序列字符串重算长度，以及组氨酸、半胱氨酸、碱性残基（Arg+Lys）和芳香残基（Phe+Tyr+Trp）数量，并要求序列互不重复且仅由标准氨基酸构成。</w:t>
       </w:r>
     </w:p>
     <w:p>
@@ -688,7 +909,13 @@
         <w:pStyle w:val="Normal"/>
       </w:pPr>
       <w:r>
-        <w:t>本次重建未招募新参与者、未收集标本，也未重新分析原始组学或临床数据。主要材料中缺少候选核苷酸/氨基酸行、基因组坐标、受试者/样本映射、登录号—分组对应表、MAG-bin清单、bin质量表、分类信息、肽谱匹配、模型输出、运行日志、数据库快照和原始管线。因此，登录号仅用于限定数据来源，不作为候选层面分母，也不构成对分组标签的独立确认。</w:t>
+        <w:t>现有对接汇总称，12条肽使用AutoDock Vina 1.2.5对接人AChE结构PDB 4EY6，搜索盒为以外周阴离子位点为中心的40×40×40 Å³区域</w:t>
+      </w:r>
+      <w:r>
+        <w:t>[42–44]</w:t>
+      </w:r>
+      <w:r>
+        <w:t>。本研究转录均值和标准差并检查数值范围及排序，仅进行描述性分析。由于缺少制备后的受体和配体结构、PDBQT文件、精确盒中心、质子化和电荷设置、配置、exhaustiveness、运行次数、随机种子、原始分数、日志、构象及相互作用表，本研究未重跑对接。Vina数值仅视为筛选评分，不解释为结合亲和力或自由能。在缺少逐次运行信息时，标准差也无法对应已知的重复单位。</w:t>
       </w:r>
     </w:p>
     <w:p>
@@ -697,7 +924,7 @@
         <w:keepNext/>
       </w:pPr>
       <w:r>
-        <w:t>2.3 主要来源smORF构建与证据过滤</w:t>
+        <w:t>2.5 前瞻性分子动力学方案</w:t>
       </w:r>
     </w:p>
     <w:p>
@@ -705,7 +932,19 @@
         <w:pStyle w:val="Normal"/>
       </w:pPr>
       <w:r>
-        <w:t>据主要记录，研究采用样本特异性映射构建健康和牙周炎smORF库，并保留4–50 aa翻译序列。原始库分别含11,269,961和11,721,988条smORF。随后将候选与指定口腔序列/蛋白质组资源精确匹配并去冗余，获得31,510条健康和33,786条牙周炎分支候选。</w:t>
+        <w:t>前瞻性100 ns MD方案用于游离人AChE以及标记为ALLLHRC、FLLHTTR和YLSLLQR的AChE复合物。计划采用GROMACS</w:t>
+      </w:r>
+      <w:r>
+        <w:t>[54]</w:t>
+      </w:r>
+      <w:r>
+        <w:t>、Amber99SB-ILDN力场</w:t>
+      </w:r>
+      <w:r>
+        <w:t>[55]</w:t>
+      </w:r>
+      <w:r>
+        <w:t>、TIP3P水模型、溶质至盒边界1.0 nm的三斜周期盒，并在中和后加入0.15 mol/L NaCl。能量最小化设定为2,000步最速下降，并对重原子施加1,255 kJ mol⁻¹ nm⁻²位置约束。平衡过程包括1.0 ns约束NVT升温（10至300 K）、1.0 ns约束NPT平衡，以及300 K、1 bar条件下1.0 ns无约束NPT平衡。</w:t>
       </w:r>
     </w:p>
     <w:p>
@@ -713,7 +952,7 @@
         <w:pStyle w:val="Normal"/>
       </w:pPr>
       <w:r>
-        <w:t>过滤集合分为短肽分支（5–30 aa：健康30,557，牙周炎32,754）和长肽分支（31–50 aa：健康953，牙周炎1,032）。初始规则包含4 aa候选，但后续分箱从5 aa开始；4 aa序列去向未被记录。资源匹配被视为过滤证据，而不是当前队列表达或疾病特异性证据。</w:t>
+        <w:t>前瞻性生产阶段为100 ns，步长2 fs；含氢键采用LINCS约束，实空间截断为1.2 nm，范德华相互作用在1.0 nm后采用力切换，静电作用采用粒子网格Ewald法，温度耦合采用velocity-rescale方法，压力耦合采用Berendsen方法。坐标每20 ps保存一次，即每条轨迹计划得到5,000帧。预设分析包括复合物、AChE和肽层面的RMSD与RMSF、回转半径、溶剂可及表面积、径向分布函数、DSSP二级结构、氢键、残基接触及桥连水。报告任何MD结果前，必须具备完整起始坐标、末端与质子化状态、拓扑、随机种子、重复设计、运行日志、轨迹、检查点、能量和最终坐标。由于这些材料尚不完整，本节仅报告前瞻性方案，不给出稳定性、收敛性、接触或体系间比较结论。</w:t>
       </w:r>
     </w:p>
     <w:p>
@@ -722,7 +961,7 @@
         <w:keepNext/>
       </w:pPr>
       <w:r>
-        <w:t>2.4 深度学习序列表征与BBB高分定义</w:t>
+        <w:t>2.6 统计分析</w:t>
       </w:r>
     </w:p>
     <w:p>
@@ -730,17 +969,16 @@
         <w:pStyle w:val="Normal"/>
       </w:pPr>
       <w:r>
-        <w:t>UniDL4BioPep作为第一层功能优选模型。其文献架构使用预训练ESM-2模型</w:t>
-      </w:r>
-      <w:r>
-        <w:rPr>
-          <w:rFonts w:ascii="Consolas" w:hAnsi="Consolas" w:eastAsia="等线"/>
-          <w:shd w:val="clear" w:color="auto" w:fill="F2F4F7"/>
-        </w:rPr>
-        <w:t>esm2_t6_8M_UR50D</w:t>
-      </w:r>
-      <w:r>
-        <w:t>，将每条肽编码为320维上下文嵌入，再输入针对各肽活性任务训练的六层卷积神经网络进行二分类[13]。来源流程采用输出≥0.80作为操作性高分阈值，包括BBB任务。由于缺少精确服务器构建版本、任务特异校准、模型哈希及其在极短肽序列域中的外部验证，本文将输出称为“模型阳性”或“BBB高分”，而不称为实测转运或确认活性。BBB模型文献仅用于说明适用域和校准局限[14] [15]。健康和牙周炎计数仅作描述性分支汇总，不实施候选计数组间检验。</w:t>
+        <w:t>所有分析均为描述性分析。比例按100×n/N并使用各转换阶段的明确分母计算。候选序列是嵌套于样本、组装、基因组和同源序列组的计算单位，而不是独立生物学重复。在缺少受试者或样本—候选逐行数据时，对汇总肽计数进行Fisher或χ²检验会造成伪重复。因此，本研究不计算健康与牙周炎比较的p值、置信区间、效应量、ROC、功效或多重校正。分支求和、分子≤分母约束、已评估/未评估分区、下游单调性、8/12阈值敏感性、序列组成和评分排序均采用确定性方式核对。</w:t>
+      </w:r>
+    </w:p>
+    <w:p>
+      <w:pPr>
+        <w:pStyle w:val="Heading2"/>
+        <w:keepNext/>
+      </w:pPr>
+      <w:r>
+        <w:t>3. 结果</w:t>
       </w:r>
     </w:p>
     <w:p>
@@ -749,7 +987,7 @@
         <w:keepNext/>
       </w:pPr>
       <w:r>
-        <w:t>2.5 深度学习引导的下游优选</w:t>
+        <w:t>3.1 序列证据过滤使两个smORF库均缩减99.7%以上</w:t>
       </w:r>
     </w:p>
     <w:p>
@@ -757,269 +995,32 @@
         <w:pStyle w:val="Normal"/>
       </w:pPr>
       <w:r>
-        <w:t>随后使用NTxPred2肽模式评估牙周炎BBB高分集合。该模式采用迁移学习，在神经毒性肽序列上微调ESM2-t30蛋白质语言模型[16]。分析限于其规定的7–50 aa输入范围；更短候选被定义为模型覆盖范围之外，而不是阴性。</w:t>
-      </w:r>
-    </w:p>
-    <w:p>
-      <w:pPr>
-        <w:pStyle w:val="Normal"/>
-      </w:pPr>
-      <w:r>
-        <w:t>其后使用mebipred评估Cu、Fe和Zn相关结合潜力。该无需比对的方法把氨基酸组成、理化描述符和金属结合5-mer频率整合至两级人工神经网络框架，依次通过一般金属结合网络和离子特异性神经分类器[17]。来源流程采用0.50判定阈值。</w:t>
-      </w:r>
-    </w:p>
-    <w:p>
-      <w:pPr>
-        <w:pStyle w:val="Normal"/>
-      </w:pPr>
-      <w:r>
-        <w:t>抗氧化相关性质由多任务深度卷积神经网络AnOxPePred评估。经one-hot编码的肽序列依次通过一维卷积层、平均池化和含256个单元的全连接层，最终分别输出自由基清除（FRS）和螯合（CHEL）分数[18]。保留三个操作性终点：CHEL≥0.25；CHEL≥0.25且FRS&lt;0.50（主集合）；CHEL≥0.25且FRS&lt;0.45（更严格子集）。</w:t>
-      </w:r>
-    </w:p>
-    <w:p>
-      <w:pPr>
-        <w:pStyle w:val="Normal"/>
-      </w:pPr>
-      <w:r>
-        <w:t>本次重建未重新训练任何模型。主要材料不含精确服务器快照、提交输入、模型哈希、随机种子、逐行输出或NTxPred2至mebipred的逐行交接。因此，来源报告的111条被保留为下游结果，但111/923不被解释为经审计转换率。模型间一致仅代表串行计算优选，不构成相互独立的生物学确认。</w:t>
-      </w:r>
-    </w:p>
-    <w:p>
-      <w:pPr>
-        <w:pStyle w:val="Heading3"/>
-        <w:keepNext/>
-      </w:pPr>
-      <w:r>
-        <w:t>2.6 外部12条序列及组成审计</w:t>
-      </w:r>
-    </w:p>
-    <w:p>
-      <w:pPr>
-        <w:pStyle w:val="Normal"/>
-      </w:pPr>
-      <w:r>
-        <w:t>外部来源稿将12条序列列为CHEL/FRS主集合。由于缺少稳定ID、CHEL/FRS逐行数据和映射文件，无法独立检查其与主要来源12行的对应。采用Python标准库脚本（</w:t>
-      </w:r>
-      <w:r>
-        <w:rPr>
-          <w:rFonts w:ascii="Consolas" w:hAnsi="Consolas" w:eastAsia="等线"/>
-          <w:shd w:val="clear" w:color="auto" w:fill="F2F4F7"/>
-        </w:rPr>
-        <w:t>scripts/audit_external_docking_summary.py</w:t>
-      </w:r>
-      <w:r>
-        <w:t>）重算每条序列的长度、组氨酸数、半胱氨酸数、碱性残基数（Arg+Lys）和芳香残基数（Phe+Tyr+Trp）。审计要求12条标准氨基酸序列互不重复、长度为7–9 aa，并与外部组成汇总一致。</w:t>
-      </w:r>
-    </w:p>
-    <w:p>
-      <w:pPr>
-        <w:pStyle w:val="Heading3"/>
-        <w:keepNext/>
-      </w:pPr>
-      <w:r>
-        <w:t>2.7 外部对接汇总</w:t>
-      </w:r>
-    </w:p>
-    <w:p>
-      <w:pPr>
-        <w:pStyle w:val="Normal"/>
-      </w:pPr>
-      <w:r>
-        <w:t>外部来源记录称，使用AutoDock Vina 1.2.5将12条肽对接到人AChE PDB 4EY6，并设置40×40×40 Å³的PAS中心盒 [27,51,52]；其提供均值±SD和PAS/峡谷定位叙述。本研究转录12组均值和SD，核验排序及范围并生成描述性图。</w:t>
-      </w:r>
-    </w:p>
-    <w:p>
-      <w:pPr>
-        <w:pStyle w:val="Normal"/>
-      </w:pPr>
-      <w:r>
-        <w:t>本研究未重跑对接。经审核的仓库不含受体或配体制备文件、PDBQT输入、精确盒中心、质子化/电荷设置、配置、exhaustiveness、运行数、种子、原始分数、命令、软件环境、日志、构象或相互作用表。因此，所有数值均标为“来源报告”。在缺失运行定义前，SD没有可解释的实验或计算分母。Vina分数未换算为结合亲和力或自由能 [51,52]。导入的PDF作为来源产物保留；修订后的SVG/PNG在图中直接写明报告边界。</w:t>
-      </w:r>
-    </w:p>
-    <w:p>
-      <w:pPr>
-        <w:pStyle w:val="Heading3"/>
-        <w:keepNext/>
-      </w:pPr>
-      <w:r>
-        <w:t>2.8 前瞻性GROMACS分子动力学方案</w:t>
-      </w:r>
-    </w:p>
-    <w:p>
-      <w:pPr>
-        <w:pStyle w:val="Normal"/>
-      </w:pPr>
-      <w:r>
-        <w:t>下游MD方案登记自</w:t>
-      </w:r>
-      <w:r>
-        <w:rPr>
-          <w:rFonts w:ascii="Consolas" w:hAnsi="Consolas" w:eastAsia="等线"/>
-          <w:shd w:val="clear" w:color="auto" w:fill="F2F4F7"/>
-        </w:rPr>
-        <w:t>shaohuawen03-cyber/asd</w:t>
-      </w:r>
-      <w:r>
-        <w:t>提交</w:t>
-      </w:r>
-      <w:r>
-        <w:rPr>
-          <w:rFonts w:ascii="Consolas" w:hAnsi="Consolas" w:eastAsia="等线"/>
-          <w:shd w:val="clear" w:color="auto" w:fill="F2F4F7"/>
-        </w:rPr>
-        <w:t>f11cd3751e8fce53dbf1a335ef1d8fa777751ef5</w:t>
-      </w:r>
-      <w:r>
-        <w:t>中的</w:t>
-      </w:r>
-      <w:r>
-        <w:rPr>
-          <w:rFonts w:ascii="Consolas" w:hAnsi="Consolas" w:eastAsia="等线"/>
-          <w:shd w:val="clear" w:color="auto" w:fill="F2F4F7"/>
-        </w:rPr>
-        <w:t>gromacs_md/</w:t>
-      </w:r>
-      <w:r>
-        <w:t>目录（https://github.com/shaohuawen03-cyber/asd/tree/arena/019ff90e-asd/gromacs_md）。控制性文件采用可执行的</w:t>
-      </w:r>
-      <w:r>
-        <w:rPr>
-          <w:rFonts w:ascii="Consolas" w:hAnsi="Consolas" w:eastAsia="等线"/>
-          <w:shd w:val="clear" w:color="auto" w:fill="F2F4F7"/>
-        </w:rPr>
-        <w:t>mdp/100ns/*.mdp</w:t>
-      </w:r>
-      <w:r>
-        <w:t>参数集和</w:t>
-      </w:r>
-      <w:r>
-        <w:rPr>
-          <w:rFonts w:ascii="Consolas" w:hAnsi="Consolas" w:eastAsia="等线"/>
-          <w:shd w:val="clear" w:color="auto" w:fill="F2F4F7"/>
-        </w:rPr>
-        <w:t>scripts/run_all.sh</w:t>
-      </w:r>
-      <w:r>
-        <w:t>，而不采用该仓库其他叙述中关于不同生产时长的表述。计划体系包括游离人AChE，以及标记为ALLLHRC、FLLHTTR和YLSLLQR的AChE复合物。审计时，仓库输入目录中不存在所需复合物PDB，因此该方案按前瞻性方法报告，不表述为已执行分析。</w:t>
-      </w:r>
-    </w:p>
-    <w:p>
-      <w:pPr>
-        <w:pStyle w:val="Normal"/>
-      </w:pPr>
-      <w:r>
-        <w:t>配置流程以GROMACS运行，默认力场为</w:t>
-      </w:r>
-      <w:r>
-        <w:rPr>
-          <w:rFonts w:ascii="Consolas" w:hAnsi="Consolas" w:eastAsia="等线"/>
-          <w:shd w:val="clear" w:color="auto" w:fill="F2F4F7"/>
-        </w:rPr>
-        <w:t>amber99sb-ildn</w:t>
-      </w:r>
-      <w:r>
-        <w:t>，采用TIP3P水拓扑、溶质至边界距离1.0 nm的三斜周期盒，以及中和并加入0.15 mol/L NaCl。能量最小化设置为2,000步最速下降，并对重原子施加1,255 kJ mol⁻¹ nm⁻²位置约束。随后在约束下使用velocity-rescale控温，于1.0 ns NVT过程中从10 K升至300 K；继而在300 K、1 bar下进行1.0 ns约束NPT平衡和1.0 ns无约束NPT平衡。前瞻性生产阶段为100 ns，步长2 fs，使用LINCS约束含氢键，实空间截断1.2 nm，范德华相互作用从1.0 nm开始力切换，长程静电采用PME，温度采用velocity-rescale耦合，压力采用Berendsen耦合。计划每20 ps保存坐标，每条轨迹共5,000帧。</w:t>
-      </w:r>
-    </w:p>
-    <w:p>
-      <w:pPr>
-        <w:pStyle w:val="Normal"/>
-      </w:pPr>
-      <w:r>
-        <w:t>预先指定的轨迹输出包括复合物、AChE和肽层面的RMSD/RMSF、回转半径、溶剂可及表面积、径向分布函数、DSSP二级结构、氢键、残基接触和桥连水分析。任何MD结果被接纳前，必须归档起始坐标、末端和质子化状态、拓扑哈希、精确GROMACS版本、随机种子、重复设计、命令、日志、TPR、轨迹、能量、检查点和最终坐标文件。参考仓库中的未完成分析产物不纳入本稿；本文不报告稳定性、收敛性、接触或体系间MD结论。</w:t>
-      </w:r>
-    </w:p>
-    <w:p>
-      <w:pPr>
-        <w:pStyle w:val="Heading3"/>
-        <w:keepNext/>
-      </w:pPr>
-      <w:r>
-        <w:t>2.9 描述性统计与审计规则</w:t>
-      </w:r>
-    </w:p>
-    <w:p>
-      <w:pPr>
-        <w:pStyle w:val="Normal"/>
-      </w:pPr>
-      <w:r>
-        <w:t>计数从A层转录；比例按100×n/N并使用明确分母重算。候选序列是嵌套于样本、基因组和同源序列组的计算记账单位，不是独立生物学重复。在缺少受试者/样本—候选行时，对汇总肽计数进行Fisher或卡方检验将造成伪重复并人为缩小不确定性。因此，本研究不报告健康与牙周炎比较的p值、置信区间、效应量、ROC、功效或多重校正。</w:t>
-      </w:r>
-    </w:p>
-    <w:p>
-      <w:pPr>
-        <w:pStyle w:val="Normal"/>
-      </w:pPr>
-      <w:r>
-        <w:t>标准库脚本检查分支加和、分子≤分母、NTxPred2已评估/未评估分区、下游单调性、8/12阈值敏感性、序列组成和分数排序。这些属于算术与来源审计，不是生物学管线或对接的独立复现。</w:t>
-      </w:r>
-    </w:p>
-    <w:p>
-      <w:pPr>
-        <w:pStyle w:val="Heading3"/>
-        <w:keepNext/>
-      </w:pPr>
-      <w:r>
-        <w:t>2.10 文献与报告完整性</w:t>
-      </w:r>
-    </w:p>
-    <w:p>
-      <w:pPr>
-        <w:pStyle w:val="Normal"/>
-      </w:pPr>
-      <w:r>
-        <w:t>外部文献库未被整库导入。本研究删除重复项、仅对应更正说明的错误标识符、与既往排除文件相关的材料以及未被修订论证使用的参考文献。最终53条文献在英文、中文、核验记录和BibTeX之间进行DOI清单一致性检查。整理后的DOI清单作为本研究的参考文献控制记录予以保留。</w:t>
-      </w:r>
-    </w:p>
-    <w:p>
-      <w:pPr>
-        <w:pStyle w:val="Heading2"/>
-        <w:keepNext/>
-      </w:pPr>
-      <w:r>
-        <w:t>3. 结果</w:t>
-      </w:r>
-    </w:p>
-    <w:p>
-      <w:pPr>
-        <w:pStyle w:val="Heading3"/>
-        <w:keepNext/>
-      </w:pPr>
-      <w:r>
-        <w:t>3.1 证据过滤使两个原始smORF库均缩减99.7%以上</w:t>
-      </w:r>
-    </w:p>
-    <w:p>
-      <w:pPr>
-        <w:pStyle w:val="Normal"/>
-      </w:pPr>
-      <w:r>
-        <w:t>健康和牙周炎分支分别以11,269,961和11,721,988条smORF起始。证据过滤和去冗余后保留31,510条健康候选（0.2796%）和33,786条牙周炎分支候选（0.2882%）。短肽和长肽分支之和与每个过滤后总数完全一致。这些比例描述计算保留，不代表参与者患病率或疾病富集。</w:t>
-      </w:r>
-    </w:p>
-    <w:p>
-      <w:pPr>
-        <w:pStyle w:val="Normal"/>
+        <w:t>健康标记分支和牙周炎标记分支分别始于11,269,961条和11,721,988条smORF。经序列证据过滤和去冗余后，分别保留31,510条（0.2796%）和33,786条（0.2882%）候选（表1）。短肽与长肽分支之和均等于相应过滤后总数。这些比例描述计算保留率，不代表参与者患病率或疾病富集。</w:t>
+      </w:r>
+    </w:p>
+    <w:p>
+      <w:pPr>
+        <w:pStyle w:val="Caption"/>
       </w:pPr>
       <w:r>
         <w:rPr>
           <w:b/>
         </w:rPr>
-        <w:t>表1. 汇总候选库与BBB高分输出</w:t>
+        <w:t>表1. 汇总候选库及BBB高分输出。</w:t>
       </w:r>
     </w:p>
     <w:tbl>
       <w:tblPr>
-        <w:tblStyle w:val="TableGrid"/>
+        <w:tblStyle w:val="ThreeLineTable"/>
         <w:tblW w:w="5000" w:type="pct"/>
         <w:tblLayout w:type="fixed"/>
         <w:tblBorders>
-          <w:top w:val="single" w:sz="4" w:space="0" w:color="9AA6B2"/>
-          <w:left w:val="single" w:sz="4" w:space="0" w:color="9AA6B2"/>
-          <w:bottom w:val="single" w:sz="4" w:space="0" w:color="9AA6B2"/>
-          <w:right w:val="single" w:sz="4" w:space="0" w:color="9AA6B2"/>
-          <w:insideH w:val="single" w:sz="4" w:space="0" w:color="9AA6B2"/>
-          <w:insideV w:val="single" w:sz="4" w:space="0" w:color="9AA6B2"/>
+          <w:top w:val="single" w:sz="12" w:space="0" w:color="000000"/>
+          <w:left w:val="nil"/>
+          <w:bottom w:val="single" w:sz="12" w:space="0" w:color="000000"/>
+          <w:right w:val="nil"/>
+          <w:insideH w:val="nil"/>
+          <w:insideV w:val="nil"/>
         </w:tblBorders>
         <w:tblCellMar>
           <w:top w:w="70" w:type="dxa"/>
@@ -1044,7 +1045,9 @@
         <w:tc>
           <w:tcPr>
             <w:tcW w:w="1337" w:type="dxa"/>
-            <w:shd w:val="clear" w:color="auto" w:fill="DCE6F1"/>
+            <w:tcBorders>
+              <w:bottom w:val="single" w:sz="8" w:space="0" w:color="000000"/>
+            </w:tcBorders>
             <w:vAlign w:val="center"/>
           </w:tcPr>
           <w:p>
@@ -1064,7 +1067,9 @@
         <w:tc>
           <w:tcPr>
             <w:tcW w:w="1337" w:type="dxa"/>
-            <w:shd w:val="clear" w:color="auto" w:fill="DCE6F1"/>
+            <w:tcBorders>
+              <w:bottom w:val="single" w:sz="8" w:space="0" w:color="000000"/>
+            </w:tcBorders>
             <w:vAlign w:val="center"/>
           </w:tcPr>
           <w:p>
@@ -1084,7 +1089,9 @@
         <w:tc>
           <w:tcPr>
             <w:tcW w:w="1337" w:type="dxa"/>
-            <w:shd w:val="clear" w:color="auto" w:fill="DCE6F1"/>
+            <w:tcBorders>
+              <w:bottom w:val="single" w:sz="8" w:space="0" w:color="000000"/>
+            </w:tcBorders>
             <w:vAlign w:val="center"/>
           </w:tcPr>
           <w:p>
@@ -1104,7 +1111,9 @@
         <w:tc>
           <w:tcPr>
             <w:tcW w:w="1337" w:type="dxa"/>
-            <w:shd w:val="clear" w:color="auto" w:fill="DCE6F1"/>
+            <w:tcBorders>
+              <w:bottom w:val="single" w:sz="8" w:space="0" w:color="000000"/>
+            </w:tcBorders>
             <w:vAlign w:val="center"/>
           </w:tcPr>
           <w:p>
@@ -1124,7 +1133,9 @@
         <w:tc>
           <w:tcPr>
             <w:tcW w:w="1337" w:type="dxa"/>
-            <w:shd w:val="clear" w:color="auto" w:fill="DCE6F1"/>
+            <w:tcBorders>
+              <w:bottom w:val="single" w:sz="8" w:space="0" w:color="000000"/>
+            </w:tcBorders>
             <w:vAlign w:val="center"/>
           </w:tcPr>
           <w:p>
@@ -1144,7 +1155,9 @@
         <w:tc>
           <w:tcPr>
             <w:tcW w:w="1337" w:type="dxa"/>
-            <w:shd w:val="clear" w:color="auto" w:fill="DCE6F1"/>
+            <w:tcBorders>
+              <w:bottom w:val="single" w:sz="8" w:space="0" w:color="000000"/>
+            </w:tcBorders>
             <w:vAlign w:val="center"/>
           </w:tcPr>
           <w:p>
@@ -1164,7 +1177,9 @@
         <w:tc>
           <w:tcPr>
             <w:tcW w:w="1337" w:type="dxa"/>
-            <w:shd w:val="clear" w:color="auto" w:fill="DCE6F1"/>
+            <w:tcBorders>
+              <w:bottom w:val="single" w:sz="8" w:space="0" w:color="000000"/>
+            </w:tcBorders>
             <w:vAlign w:val="center"/>
           </w:tcPr>
           <w:p>
@@ -1198,7 +1213,7 @@
                 <w:sz w:val="17"/>
                 <w:szCs w:val="17"/>
               </w:rPr>
-              <w:t>健康</w:t>
+              <w:t>健康标记</w:t>
             </w:r>
           </w:p>
         </w:tc>
@@ -1333,7 +1348,7 @@
                 <w:sz w:val="17"/>
                 <w:szCs w:val="17"/>
               </w:rPr>
-              <w:t>牙周炎队列</w:t>
+              <w:t>牙周炎标记</w:t>
             </w:r>
           </w:p>
         </w:tc>
@@ -1460,11 +1475,27 @@
     </w:p>
     <w:p>
       <w:pPr>
+        <w:pStyle w:val="Normal"/>
+      </w:pPr>
+      <w:r>
+        <w:t>两个分支的短肽BBB高分率分别为10.99%和10.52%，长肽分支分别为4.20%和6.98%。牙周炎标记分支包含3,446条短肽和72条长肽BBB高分输出，总计3,518条，其中97.95%属于短肽分支。所提供的短肽长度汇总包括5–7 aa 547条、8–15 aa 2,893条和16–30 aa 6条，另有72条长肽为31–50 aa。由于缺少逐行身份，无法分析重叠、分类学归属和参与者分布。</w:t>
+      </w:r>
+    </w:p>
+    <w:p>
+      <w:pPr>
+        <w:pStyle w:val="Normal"/>
+      </w:pPr>
+      <w:r>
+        <w:t>广义抗菌输出几乎完全为阳性：健康标记短肽中30,537/30,557条（99.93%）、牙周炎标记短肽中32,721/32,754条（99.90%）超过共同0.80阈值。这种饱和现象不太可能反映具有实验活性的口腔抗菌肽比例，更可能提示序列域偏移、校准不足或该标签不适合采用共同阈值。</w:t>
+      </w:r>
+    </w:p>
+    <w:p>
+      <w:pPr>
         <w:pStyle w:val="Heading3"/>
         <w:keepNext/>
       </w:pPr>
       <w:r>
-        <w:t>3.2 BBB高分率随长度分支呈描述性差异</w:t>
+        <w:t>3.2 串行模型筛选形成12条和8条候选终点</w:t>
       </w:r>
     </w:p>
     <w:p>
@@ -1472,74 +1503,32 @@
         <w:pStyle w:val="Normal"/>
       </w:pPr>
       <w:r>
-        <w:t>健康与牙周炎的短肽BBB高分率分别为10.99%和10.52%，长肽分支分别为4.20%和6.98%。牙周炎分支有3,446条短肽和72条长肽BBB高分，总计3,518条。短肽占3,446/3,518（97.95%），长肽占72/3,518（2.05%）。由于候选层面的独立性未被建立，未对上述并列比例进行推断检验。</w:t>
-      </w:r>
-    </w:p>
-    <w:p>
-      <w:pPr>
-        <w:pStyle w:val="Normal"/>
-      </w:pPr>
-      <w:r>
-        <w:t>主要记录的短肽长度汇总包括5–7 aa 547条、8–15 aa 2,893条和16–30 aa 6条；另有72条长肽为31–50 aa。因此牙周炎BBB高分集合以短序列为主，但缺少逐行身份，无法分析重叠、分类归属和参与者分布。</w:t>
-      </w:r>
-    </w:p>
-    <w:p>
-      <w:pPr>
-        <w:pStyle w:val="Heading3"/>
-        <w:keepNext/>
-      </w:pPr>
-      <w:r>
-        <w:t>3.3 多活性输出出现饱和警示</w:t>
-      </w:r>
-    </w:p>
-    <w:p>
-      <w:pPr>
-        <w:pStyle w:val="Normal"/>
-      </w:pPr>
-      <w:r>
-        <w:t>完整UniDL4BioPep类别汇总保留在补充材料中。一个分布对解释尤其重要：健康短肽中30,537/30,557（99.93%）、牙周炎短肽中32,721/32,754（99.90%）被广义抗菌标签判为阳性。在统一0.80阈值下接近普遍阳性，不能视为实验活性口腔抗生素的合理估计。这提示序列域偏移、任务校准局限或标签特异阈值问题，也反对将跨模型一致性视作独立验证。</w:t>
-      </w:r>
-    </w:p>
-    <w:p>
-      <w:pPr>
-        <w:pStyle w:val="Heading3"/>
-        <w:keepNext/>
-      </w:pPr>
-      <w:r>
-        <w:t>3.4 牙周炎分支从3,518条BBB高分候选缩至来源报告的12/8个终点</w:t>
-      </w:r>
-    </w:p>
-    <w:p>
-      <w:pPr>
-        <w:pStyle w:val="Normal"/>
-      </w:pPr>
-      <w:r>
-        <w:t>NTxPred2评估3,299/3,518条候选（93.77%）；219/3,518（6.23%）低于声明模型范围，属于未评估。已评估候选中，923/3,299（27.98%）被预测为阳性。主要记录随后报告111条mebipred阳性候选，其中15/111（13.51%）满足CHEL≥0.25，12/111（10.81%）进一步满足FRS&lt;0.50，8/111（7.21%）满足FRS&lt;0.45。收紧FRS阈值后保留主集合的8/12（66.67%）。</w:t>
-      </w:r>
-    </w:p>
-    <w:p>
-      <w:pPr>
-        <w:pStyle w:val="Normal"/>
+        <w:t>NTxPred2评价了3,299/3,518条牙周炎标记BBB高分候选（93.77%），另有219/3,518条（6.23%）低于模型适用长度。在已评估候选中，923/3,299条（27.98%）为模型阳性。后续汇总计数依次为111条mebipred阳性、15条CHEL≥0.25、12条CHEL≥0.25且FRS&lt;0.50，以及8条CHEL≥0.25且FRS&lt;0.45（表2）。收紧FRS阈值后保留主集合的8/12（66.67%）。由于缺少逐行交接数据，不能把111/923解释为已验证转换率。</w:t>
+      </w:r>
+    </w:p>
+    <w:p>
+      <w:pPr>
+        <w:pStyle w:val="Caption"/>
       </w:pPr>
       <w:r>
         <w:rPr>
           <w:b/>
         </w:rPr>
-        <w:t>表2. 牙周炎分支汇总优选记录</w:t>
+        <w:t>表2. 牙周炎标记分支的汇总优选结果。</w:t>
       </w:r>
     </w:p>
     <w:tbl>
       <w:tblPr>
-        <w:tblStyle w:val="TableGrid"/>
+        <w:tblStyle w:val="ThreeLineTable"/>
         <w:tblW w:w="5000" w:type="pct"/>
         <w:tblLayout w:type="fixed"/>
         <w:tblBorders>
-          <w:top w:val="single" w:sz="4" w:space="0" w:color="9AA6B2"/>
-          <w:left w:val="single" w:sz="4" w:space="0" w:color="9AA6B2"/>
-          <w:bottom w:val="single" w:sz="4" w:space="0" w:color="9AA6B2"/>
-          <w:right w:val="single" w:sz="4" w:space="0" w:color="9AA6B2"/>
-          <w:insideH w:val="single" w:sz="4" w:space="0" w:color="9AA6B2"/>
-          <w:insideV w:val="single" w:sz="4" w:space="0" w:color="9AA6B2"/>
+          <w:top w:val="single" w:sz="12" w:space="0" w:color="000000"/>
+          <w:left w:val="nil"/>
+          <w:bottom w:val="single" w:sz="12" w:space="0" w:color="000000"/>
+          <w:right w:val="nil"/>
+          <w:insideH w:val="nil"/>
+          <w:insideV w:val="nil"/>
         </w:tblBorders>
         <w:tblCellMar>
           <w:top w:w="70" w:type="dxa"/>
@@ -1561,7 +1550,9 @@
         <w:tc>
           <w:tcPr>
             <w:tcW w:w="2340" w:type="dxa"/>
-            <w:shd w:val="clear" w:color="auto" w:fill="DCE6F1"/>
+            <w:tcBorders>
+              <w:bottom w:val="single" w:sz="8" w:space="0" w:color="000000"/>
+            </w:tcBorders>
             <w:vAlign w:val="center"/>
           </w:tcPr>
           <w:p>
@@ -1581,7 +1572,9 @@
         <w:tc>
           <w:tcPr>
             <w:tcW w:w="2340" w:type="dxa"/>
-            <w:shd w:val="clear" w:color="auto" w:fill="DCE6F1"/>
+            <w:tcBorders>
+              <w:bottom w:val="single" w:sz="8" w:space="0" w:color="000000"/>
+            </w:tcBorders>
             <w:vAlign w:val="center"/>
           </w:tcPr>
           <w:p>
@@ -1601,7 +1594,9 @@
         <w:tc>
           <w:tcPr>
             <w:tcW w:w="2340" w:type="dxa"/>
-            <w:shd w:val="clear" w:color="auto" w:fill="DCE6F1"/>
+            <w:tcBorders>
+              <w:bottom w:val="single" w:sz="8" w:space="0" w:color="000000"/>
+            </w:tcBorders>
             <w:vAlign w:val="center"/>
           </w:tcPr>
           <w:p>
@@ -1621,20 +1616,22 @@
         <w:tc>
           <w:tcPr>
             <w:tcW w:w="2340" w:type="dxa"/>
-            <w:shd w:val="clear" w:color="auto" w:fill="DCE6F1"/>
-            <w:vAlign w:val="center"/>
-          </w:tcPr>
-          <w:p>
-            <w:pPr>
-              <w:pStyle w:val="TableText"/>
-              <w:spacing w:before="0" w:after="0" w:line="220" w:lineRule="auto"/>
-            </w:pPr>
-            <w:r>
-              <w:rPr>
-                <w:sz w:val="17"/>
-                <w:szCs w:val="17"/>
-              </w:rPr>
-              <w:t>可审计分母/状态</w:t>
+            <w:tcBorders>
+              <w:bottom w:val="single" w:sz="8" w:space="0" w:color="000000"/>
+            </w:tcBorders>
+            <w:vAlign w:val="center"/>
+          </w:tcPr>
+          <w:p>
+            <w:pPr>
+              <w:pStyle w:val="TableText"/>
+              <w:spacing w:before="0" w:after="0" w:line="220" w:lineRule="auto"/>
+            </w:pPr>
+            <w:r>
+              <w:rPr>
+                <w:sz w:val="17"/>
+                <w:szCs w:val="17"/>
+              </w:rPr>
+              <w:t>分母或限制</w:t>
             </w:r>
           </w:p>
         </w:tc>
@@ -1908,7 +1905,7 @@
                 <w:sz w:val="17"/>
                 <w:szCs w:val="17"/>
               </w:rPr>
-              <w:t>声明范围7–50 aa</w:t>
+              <w:t>规定范围7–50 aa</w:t>
             </w:r>
           </w:p>
         </w:tc>
@@ -1986,7 +1983,7 @@
                 <w:sz w:val="17"/>
                 <w:szCs w:val="17"/>
               </w:rPr>
-              <w:t>低于声明范围</w:t>
+              <w:t>低于规定范围</w:t>
             </w:r>
           </w:p>
         </w:tc>
@@ -2064,7 +2061,7 @@
                 <w:sz w:val="17"/>
                 <w:szCs w:val="17"/>
               </w:rPr>
-              <w:t>来源模型标签</w:t>
+              <w:t>模型阳性标签</w:t>
             </w:r>
           </w:p>
         </w:tc>
@@ -2142,7 +2139,7 @@
                 <w:sz w:val="17"/>
                 <w:szCs w:val="17"/>
               </w:rPr>
-              <w:t>mebipred输出≥0.50</w:t>
+              <w:t>Mebipred输出≥0.50</w:t>
             </w:r>
           </w:p>
         </w:tc>
@@ -2180,7 +2177,7 @@
                 <w:sz w:val="17"/>
                 <w:szCs w:val="17"/>
               </w:rPr>
-              <w:t>来源报告下游计数；逐行交接缺失</w:t>
+              <w:t>缺少逐行交接</w:t>
             </w:r>
           </w:p>
         </w:tc>
@@ -2201,7 +2198,7 @@
                 <w:sz w:val="17"/>
                 <w:szCs w:val="17"/>
               </w:rPr>
-              <w:t>CHEL优选</w:t>
+              <w:t>CHEL优先</w:t>
             </w:r>
           </w:p>
         </w:tc>
@@ -2258,7 +2255,7 @@
                 <w:sz w:val="17"/>
                 <w:szCs w:val="17"/>
               </w:rPr>
-              <w:t>111条报告金属阳性候选</w:t>
+              <w:t>111条金属阳性候选</w:t>
             </w:r>
           </w:p>
         </w:tc>
@@ -2336,7 +2333,7 @@
                 <w:sz w:val="17"/>
                 <w:szCs w:val="17"/>
               </w:rPr>
-              <w:t>111条报告金属阳性候选</w:t>
+              <w:t>111条金属阳性候选</w:t>
             </w:r>
           </w:p>
         </w:tc>
@@ -2357,7 +2354,7 @@
                 <w:sz w:val="17"/>
                 <w:szCs w:val="17"/>
               </w:rPr>
-              <w:t>更严格子集</w:t>
+              <w:t>严格子集</w:t>
             </w:r>
           </w:p>
         </w:tc>
@@ -2414,7 +2411,7 @@
                 <w:sz w:val="17"/>
                 <w:szCs w:val="17"/>
               </w:rPr>
-              <w:t>111条报告金属阳性候选；成员未知</w:t>
+              <w:t>序列成员未知</w:t>
             </w:r>
           </w:p>
         </w:tc>
@@ -2427,69 +2424,11 @@
     </w:p>
     <w:p>
       <w:pPr>
-        <w:pStyle w:val="Figure"/>
-        <w:jc w:val="center"/>
-        <w:keepNext/>
-      </w:pPr>
-      <w:r>
-        <w:drawing>
-          <wp:inline distT="0" distB="0" distL="0" distR="0">
-            <wp:extent cx="6150000" cy="5261666"/>
-            <wp:effectExtent l="0" t="0" r="0" b="0"/>
-            <wp:docPr id="1" name="Figure 1" descr="图1. 保留证据边界的汇总优选漏斗"/>
-            <wp:cNvGraphicFramePr>
-              <a:graphicFrameLocks noChangeAspect="1"/>
-            </wp:cNvGraphicFramePr>
-            <a:graphic>
-              <a:graphicData uri="http://schemas.openxmlformats.org/drawingml/2006/picture">
-                <pic:pic>
-                  <pic:nvPicPr>
-                    <pic:cNvPr id="0" name="prioritization_funnel.png"/>
-                    <pic:cNvPicPr/>
-                  </pic:nvPicPr>
-                  <pic:blipFill>
-                    <a:blip r:embed="rId10"/>
-                    <a:stretch>
-                      <a:fillRect/>
-                    </a:stretch>
-                  </pic:blipFill>
-                  <pic:spPr>
-                    <a:xfrm>
-                      <a:off x="0" y="0"/>
-                      <a:ext cx="6150000" cy="5261666"/>
-                    </a:xfrm>
-                    <a:prstGeom prst="rect">
-                      <a:avLst/>
-                    </a:prstGeom>
-                  </pic:spPr>
-                </pic:pic>
-              </a:graphicData>
-            </a:graphic>
-          </wp:inline>
-        </w:drawing>
-      </w:r>
-    </w:p>
-    <w:p>
-      <w:pPr>
-        <w:pStyle w:val="Normal"/>
-      </w:pPr>
-      <w:r>
-        <w:rPr>
-          <w:b/>
-        </w:rPr>
-        <w:t>图1.</w:t>
-      </w:r>
-      <w:r>
-        <w:t xml:space="preserve"> 汇总筛选漏斗。实线转换可由算术重建。因缺少逐行链路，NTxPred2至mebipred转换保持虚线。主要来源缺少候选身份；外部来源记录提供12条序列，但未提供其逐行筛选链路。</w:t>
-      </w:r>
-    </w:p>
-    <w:p>
-      <w:pPr>
         <w:pStyle w:val="Heading3"/>
         <w:keepNext/>
       </w:pPr>
       <w:r>
-        <w:t>3.5 外部序列清单可进行组成审计</w:t>
+        <w:t>3.3 12条所提供序列具有可区分的组成特征</w:t>
       </w:r>
     </w:p>
     <w:p>
@@ -2497,32 +2436,32 @@
         <w:pStyle w:val="Normal"/>
       </w:pPr>
       <w:r>
-        <w:t>外部来源记录列出12条互不重复的序列，均由标准氨基酸组成，长度7–9个残基（表3）。11条含组氨酸，6条含半胱氨酸，每条都至少含一个Arg/Lys。这些组成陈述可直接由字符串复现，有助于合成和假设设计，但不能验证金属结合、BBB转运、毒性、分类归属或其与主要来源12行的对应。</w:t>
-      </w:r>
-    </w:p>
-    <w:p>
-      <w:pPr>
-        <w:pStyle w:val="Normal"/>
+        <w:t>另一张序列表包含12条互不重复、仅由标准氨基酸组成的肽，长度为7–9个残基（表3）。其中11条含组氨酸，6条含半胱氨酸，每条均至少含一个Arg或Lys。这些特征可用于合成规划和假设设计，但不能证明金属结合、BBB转运、毒性、分类学归属，也不能证明其对应汇总终点的12行。由于缺少序列层面FRS标签，严格8/12子集的身份仍未知。</w:t>
+      </w:r>
+    </w:p>
+    <w:p>
+      <w:pPr>
+        <w:pStyle w:val="Caption"/>
       </w:pPr>
       <w:r>
         <w:rPr>
           <w:b/>
         </w:rPr>
-        <w:t>表3. 外部报告12条序列及独立重算组成</w:t>
+        <w:t>表3. 12条序列及重算组成。</w:t>
       </w:r>
     </w:p>
     <w:tbl>
       <w:tblPr>
-        <w:tblStyle w:val="TableGrid"/>
+        <w:tblStyle w:val="ThreeLineTable"/>
         <w:tblW w:w="5000" w:type="pct"/>
         <w:tblLayout w:type="fixed"/>
         <w:tblBorders>
-          <w:top w:val="single" w:sz="4" w:space="0" w:color="9AA6B2"/>
-          <w:left w:val="single" w:sz="4" w:space="0" w:color="9AA6B2"/>
-          <w:bottom w:val="single" w:sz="4" w:space="0" w:color="9AA6B2"/>
-          <w:right w:val="single" w:sz="4" w:space="0" w:color="9AA6B2"/>
-          <w:insideH w:val="single" w:sz="4" w:space="0" w:color="9AA6B2"/>
-          <w:insideV w:val="single" w:sz="4" w:space="0" w:color="9AA6B2"/>
+          <w:top w:val="single" w:sz="12" w:space="0" w:color="000000"/>
+          <w:left w:val="nil"/>
+          <w:bottom w:val="single" w:sz="12" w:space="0" w:color="000000"/>
+          <w:right w:val="nil"/>
+          <w:insideH w:val="nil"/>
+          <w:insideV w:val="nil"/>
         </w:tblBorders>
         <w:tblCellMar>
           <w:top w:w="70" w:type="dxa"/>
@@ -2547,27 +2486,31 @@
         <w:tc>
           <w:tcPr>
             <w:tcW w:w="1337" w:type="dxa"/>
-            <w:shd w:val="clear" w:color="auto" w:fill="DCE6F1"/>
-            <w:vAlign w:val="center"/>
-          </w:tcPr>
-          <w:p>
-            <w:pPr>
-              <w:pStyle w:val="TableText"/>
-              <w:spacing w:before="0" w:after="0" w:line="220" w:lineRule="auto"/>
-            </w:pPr>
-            <w:r>
-              <w:rPr>
-                <w:sz w:val="17"/>
-                <w:szCs w:val="17"/>
-              </w:rPr>
-              <w:t>按报告Vina均值排序</w:t>
-            </w:r>
-          </w:p>
-        </w:tc>
-        <w:tc>
-          <w:tcPr>
-            <w:tcW w:w="1337" w:type="dxa"/>
-            <w:shd w:val="clear" w:color="auto" w:fill="DCE6F1"/>
+            <w:tcBorders>
+              <w:bottom w:val="single" w:sz="8" w:space="0" w:color="000000"/>
+            </w:tcBorders>
+            <w:vAlign w:val="center"/>
+          </w:tcPr>
+          <w:p>
+            <w:pPr>
+              <w:pStyle w:val="TableText"/>
+              <w:spacing w:before="0" w:after="0" w:line="220" w:lineRule="auto"/>
+            </w:pPr>
+            <w:r>
+              <w:rPr>
+                <w:sz w:val="17"/>
+                <w:szCs w:val="17"/>
+              </w:rPr>
+              <w:t>Vina均值排序</w:t>
+            </w:r>
+          </w:p>
+        </w:tc>
+        <w:tc>
+          <w:tcPr>
+            <w:tcW w:w="1337" w:type="dxa"/>
+            <w:tcBorders>
+              <w:bottom w:val="single" w:sz="8" w:space="0" w:color="000000"/>
+            </w:tcBorders>
             <w:vAlign w:val="center"/>
           </w:tcPr>
           <w:p>
@@ -2587,7 +2530,9 @@
         <w:tc>
           <w:tcPr>
             <w:tcW w:w="1337" w:type="dxa"/>
-            <w:shd w:val="clear" w:color="auto" w:fill="DCE6F1"/>
+            <w:tcBorders>
+              <w:bottom w:val="single" w:sz="8" w:space="0" w:color="000000"/>
+            </w:tcBorders>
             <w:vAlign w:val="center"/>
           </w:tcPr>
           <w:p>
@@ -2607,7 +2552,9 @@
         <w:tc>
           <w:tcPr>
             <w:tcW w:w="1337" w:type="dxa"/>
-            <w:shd w:val="clear" w:color="auto" w:fill="DCE6F1"/>
+            <w:tcBorders>
+              <w:bottom w:val="single" w:sz="8" w:space="0" w:color="000000"/>
+            </w:tcBorders>
             <w:vAlign w:val="center"/>
           </w:tcPr>
           <w:p>
@@ -2627,7 +2574,9 @@
         <w:tc>
           <w:tcPr>
             <w:tcW w:w="1337" w:type="dxa"/>
-            <w:shd w:val="clear" w:color="auto" w:fill="DCE6F1"/>
+            <w:tcBorders>
+              <w:bottom w:val="single" w:sz="8" w:space="0" w:color="000000"/>
+            </w:tcBorders>
             <w:vAlign w:val="center"/>
           </w:tcPr>
           <w:p>
@@ -2647,7 +2596,9 @@
         <w:tc>
           <w:tcPr>
             <w:tcW w:w="1337" w:type="dxa"/>
-            <w:shd w:val="clear" w:color="auto" w:fill="DCE6F1"/>
+            <w:tcBorders>
+              <w:bottom w:val="single" w:sz="8" w:space="0" w:color="000000"/>
+            </w:tcBorders>
             <w:vAlign w:val="center"/>
           </w:tcPr>
           <w:p>
@@ -2667,7 +2618,9 @@
         <w:tc>
           <w:tcPr>
             <w:tcW w:w="1337" w:type="dxa"/>
-            <w:shd w:val="clear" w:color="auto" w:fill="DCE6F1"/>
+            <w:tcBorders>
+              <w:bottom w:val="single" w:sz="8" w:space="0" w:color="000000"/>
+            </w:tcBorders>
             <w:vAlign w:val="center"/>
           </w:tcPr>
           <w:p>
@@ -4313,19 +4266,11 @@
     </w:p>
     <w:p>
       <w:pPr>
-        <w:pStyle w:val="Normal"/>
-      </w:pPr>
-      <w:r>
-        <w:t>更严格8/12子集的成员仍未知，因为两个证据层均未提供序列层面的FRS标签。</w:t>
-      </w:r>
-    </w:p>
-    <w:p>
-      <w:pPr>
         <w:pStyle w:val="Heading3"/>
         <w:keepNext/>
       </w:pPr>
       <w:r>
-        <w:t>3.6 来源报告Vina汇总可对12条序列排序，但不构成对接复现</w:t>
+        <w:t>3.4 现有Vina汇总仅提供描述性排序</w:t>
       </w:r>
     </w:p>
     <w:p>
@@ -4333,32 +4278,32 @@
         <w:pStyle w:val="Normal"/>
       </w:pPr>
       <w:r>
-        <w:t>外部记录提供的Vina均值为−9.60至−8.25 kcal/mol，SD为0.04至0.12（表4，图2）。排序、唯一性和数值范围均通过确定性检查。前三条报告均值依次为FLLHTTR −9.60、YLSLLQR −9.49和ALLLHRC −9.29 kcal/mol；末两条为HLPLLHRCC −8.35和HVLLLRQCA −8.25 kcal/mol。</w:t>
-      </w:r>
-    </w:p>
-    <w:p>
-      <w:pPr>
-        <w:pStyle w:val="Normal"/>
+        <w:t>对接表中的Vina均值范围为−9.60至−8.25 kcal/mol，标准差范围为0.04至0.12（表4）。FLLHTTR、YLSLLQR和ALLLHRC的均值最低，HLPLLHRCC和HVLLLRQCA的均值最高。约1.35 kcal/mol的范围仅描述该评分表。缺少制备输入、运行定义、构象和相互作用文件时，无法评价残基接触、靶位点偏好、亲和力或功能活性。</w:t>
+      </w:r>
+    </w:p>
+    <w:p>
+      <w:pPr>
+        <w:pStyle w:val="Caption"/>
       </w:pPr>
       <w:r>
         <w:rPr>
           <w:b/>
         </w:rPr>
-        <w:t>表4. 针对人AChE PDB 4EY6的来源报告AutoDock Vina汇总</w:t>
+        <w:t>表4. 人AChE PDB 4EY6的现有AutoDock Vina汇总。</w:t>
       </w:r>
     </w:p>
     <w:tbl>
       <w:tblPr>
-        <w:tblStyle w:val="TableGrid"/>
+        <w:tblStyle w:val="ThreeLineTable"/>
         <w:tblW w:w="5000" w:type="pct"/>
         <w:tblLayout w:type="fixed"/>
         <w:tblBorders>
-          <w:top w:val="single" w:sz="4" w:space="0" w:color="9AA6B2"/>
-          <w:left w:val="single" w:sz="4" w:space="0" w:color="9AA6B2"/>
-          <w:bottom w:val="single" w:sz="4" w:space="0" w:color="9AA6B2"/>
-          <w:right w:val="single" w:sz="4" w:space="0" w:color="9AA6B2"/>
-          <w:insideH w:val="single" w:sz="4" w:space="0" w:color="9AA6B2"/>
-          <w:insideV w:val="single" w:sz="4" w:space="0" w:color="9AA6B2"/>
+          <w:top w:val="single" w:sz="12" w:space="0" w:color="000000"/>
+          <w:left w:val="nil"/>
+          <w:bottom w:val="single" w:sz="12" w:space="0" w:color="000000"/>
+          <w:right w:val="nil"/>
+          <w:insideH w:val="nil"/>
+          <w:insideV w:val="nil"/>
         </w:tblBorders>
         <w:tblCellMar>
           <w:top w:w="70" w:type="dxa"/>
@@ -4368,11 +4313,10 @@
         </w:tblCellMar>
       </w:tblPr>
       <w:tblGrid>
-        <w:gridCol w:w="1872"/>
-        <w:gridCol w:w="1872"/>
-        <w:gridCol w:w="1872"/>
-        <w:gridCol w:w="1872"/>
-        <w:gridCol w:w="1872"/>
+        <w:gridCol w:w="2340"/>
+        <w:gridCol w:w="2340"/>
+        <w:gridCol w:w="2340"/>
+        <w:gridCol w:w="2340"/>
       </w:tblGrid>
       <w:tr>
         <w:trPr>
@@ -4380,8 +4324,10 @@
         </w:trPr>
         <w:tc>
           <w:tcPr>
-            <w:tcW w:w="1872" w:type="dxa"/>
-            <w:shd w:val="clear" w:color="auto" w:fill="DCE6F1"/>
+            <w:tcW w:w="2340" w:type="dxa"/>
+            <w:tcBorders>
+              <w:bottom w:val="single" w:sz="8" w:space="0" w:color="000000"/>
+            </w:tcBorders>
             <w:vAlign w:val="center"/>
           </w:tcPr>
           <w:p>
@@ -4400,8 +4346,10 @@
         </w:tc>
         <w:tc>
           <w:tcPr>
-            <w:tcW w:w="1872" w:type="dxa"/>
-            <w:shd w:val="clear" w:color="auto" w:fill="DCE6F1"/>
+            <w:tcW w:w="2340" w:type="dxa"/>
+            <w:tcBorders>
+              <w:bottom w:val="single" w:sz="8" w:space="0" w:color="000000"/>
+            </w:tcBorders>
             <w:vAlign w:val="center"/>
           </w:tcPr>
           <w:p>
@@ -4420,61 +4368,45 @@
         </w:tc>
         <w:tc>
           <w:tcPr>
-            <w:tcW w:w="1872" w:type="dxa"/>
-            <w:shd w:val="clear" w:color="auto" w:fill="DCE6F1"/>
-            <w:vAlign w:val="center"/>
-          </w:tcPr>
-          <w:p>
-            <w:pPr>
-              <w:pStyle w:val="TableText"/>
-              <w:spacing w:before="0" w:after="0" w:line="220" w:lineRule="auto"/>
-            </w:pPr>
-            <w:r>
-              <w:rPr>
-                <w:sz w:val="17"/>
-                <w:szCs w:val="17"/>
-              </w:rPr>
-              <w:t>报告均值（kcal/mol）</w:t>
-            </w:r>
-          </w:p>
-        </w:tc>
-        <w:tc>
-          <w:tcPr>
-            <w:tcW w:w="1872" w:type="dxa"/>
-            <w:shd w:val="clear" w:color="auto" w:fill="DCE6F1"/>
-            <w:vAlign w:val="center"/>
-          </w:tcPr>
-          <w:p>
-            <w:pPr>
-              <w:pStyle w:val="TableText"/>
-              <w:spacing w:before="0" w:after="0" w:line="220" w:lineRule="auto"/>
-            </w:pPr>
-            <w:r>
-              <w:rPr>
-                <w:sz w:val="17"/>
-                <w:szCs w:val="17"/>
-              </w:rPr>
-              <w:t>报告SD</w:t>
-            </w:r>
-          </w:p>
-        </w:tc>
-        <w:tc>
-          <w:tcPr>
-            <w:tcW w:w="1872" w:type="dxa"/>
-            <w:shd w:val="clear" w:color="auto" w:fill="DCE6F1"/>
-            <w:vAlign w:val="center"/>
-          </w:tcPr>
-          <w:p>
-            <w:pPr>
-              <w:pStyle w:val="TableText"/>
-              <w:spacing w:before="0" w:after="0" w:line="220" w:lineRule="auto"/>
-            </w:pPr>
-            <w:r>
-              <w:rPr>
-                <w:sz w:val="17"/>
-                <w:szCs w:val="17"/>
-              </w:rPr>
-              <w:t>当前证据状态</w:t>
+            <w:tcW w:w="2340" w:type="dxa"/>
+            <w:tcBorders>
+              <w:bottom w:val="single" w:sz="8" w:space="0" w:color="000000"/>
+            </w:tcBorders>
+            <w:vAlign w:val="center"/>
+          </w:tcPr>
+          <w:p>
+            <w:pPr>
+              <w:pStyle w:val="TableText"/>
+              <w:spacing w:before="0" w:after="0" w:line="220" w:lineRule="auto"/>
+            </w:pPr>
+            <w:r>
+              <w:rPr>
+                <w:sz w:val="17"/>
+                <w:szCs w:val="17"/>
+              </w:rPr>
+              <w:t>平均评分（kcal/mol）</w:t>
+            </w:r>
+          </w:p>
+        </w:tc>
+        <w:tc>
+          <w:tcPr>
+            <w:tcW w:w="2340" w:type="dxa"/>
+            <w:tcBorders>
+              <w:bottom w:val="single" w:sz="8" w:space="0" w:color="000000"/>
+            </w:tcBorders>
+            <w:vAlign w:val="center"/>
+          </w:tcPr>
+          <w:p>
+            <w:pPr>
+              <w:pStyle w:val="TableText"/>
+              <w:spacing w:before="0" w:after="0" w:line="220" w:lineRule="auto"/>
+            </w:pPr>
+            <w:r>
+              <w:rPr>
+                <w:sz w:val="17"/>
+                <w:szCs w:val="17"/>
+              </w:rPr>
+              <w:t>SD</w:t>
             </w:r>
           </w:p>
         </w:tc>
@@ -4482,7 +4414,7 @@
       <w:tr>
         <w:tc>
           <w:tcPr>
-            <w:tcW w:w="1872" w:type="dxa"/>
+            <w:tcW w:w="2340" w:type="dxa"/>
             <w:vAlign w:val="center"/>
           </w:tcPr>
           <w:p>
@@ -4501,7 +4433,7 @@
         </w:tc>
         <w:tc>
           <w:tcPr>
-            <w:tcW w:w="1872" w:type="dxa"/>
+            <w:tcW w:w="2340" w:type="dxa"/>
             <w:vAlign w:val="center"/>
           </w:tcPr>
           <w:p>
@@ -4520,7 +4452,7 @@
         </w:tc>
         <w:tc>
           <w:tcPr>
-            <w:tcW w:w="1872" w:type="dxa"/>
+            <w:tcW w:w="2340" w:type="dxa"/>
             <w:vAlign w:val="center"/>
           </w:tcPr>
           <w:p>
@@ -4539,7 +4471,7 @@
         </w:tc>
         <w:tc>
           <w:tcPr>
-            <w:tcW w:w="1872" w:type="dxa"/>
+            <w:tcW w:w="2340" w:type="dxa"/>
             <w:vAlign w:val="center"/>
           </w:tcPr>
           <w:p>
@@ -4553,25 +4485,6 @@
                 <w:szCs w:val="17"/>
               </w:rPr>
               <w:t>0.08</w:t>
-            </w:r>
-          </w:p>
-        </w:tc>
-        <w:tc>
-          <w:tcPr>
-            <w:tcW w:w="1872" w:type="dxa"/>
-            <w:vAlign w:val="center"/>
-          </w:tcPr>
-          <w:p>
-            <w:pPr>
-              <w:pStyle w:val="TableText"/>
-              <w:spacing w:before="0" w:after="0" w:line="220" w:lineRule="auto"/>
-            </w:pPr>
-            <w:r>
-              <w:rPr>
-                <w:sz w:val="17"/>
-                <w:szCs w:val="17"/>
-              </w:rPr>
-              <w:t>已转录汇总；原始运行/构象缺失</w:t>
             </w:r>
           </w:p>
         </w:tc>
@@ -4579,7 +4492,7 @@
       <w:tr>
         <w:tc>
           <w:tcPr>
-            <w:tcW w:w="1872" w:type="dxa"/>
+            <w:tcW w:w="2340" w:type="dxa"/>
             <w:vAlign w:val="center"/>
           </w:tcPr>
           <w:p>
@@ -4598,7 +4511,7 @@
         </w:tc>
         <w:tc>
           <w:tcPr>
-            <w:tcW w:w="1872" w:type="dxa"/>
+            <w:tcW w:w="2340" w:type="dxa"/>
             <w:vAlign w:val="center"/>
           </w:tcPr>
           <w:p>
@@ -4617,7 +4530,7 @@
         </w:tc>
         <w:tc>
           <w:tcPr>
-            <w:tcW w:w="1872" w:type="dxa"/>
+            <w:tcW w:w="2340" w:type="dxa"/>
             <w:vAlign w:val="center"/>
           </w:tcPr>
           <w:p>
@@ -4636,7 +4549,7 @@
         </w:tc>
         <w:tc>
           <w:tcPr>
-            <w:tcW w:w="1872" w:type="dxa"/>
+            <w:tcW w:w="2340" w:type="dxa"/>
             <w:vAlign w:val="center"/>
           </w:tcPr>
           <w:p>
@@ -4650,25 +4563,6 @@
                 <w:szCs w:val="17"/>
               </w:rPr>
               <w:t>0.05</w:t>
-            </w:r>
-          </w:p>
-        </w:tc>
-        <w:tc>
-          <w:tcPr>
-            <w:tcW w:w="1872" w:type="dxa"/>
-            <w:vAlign w:val="center"/>
-          </w:tcPr>
-          <w:p>
-            <w:pPr>
-              <w:pStyle w:val="TableText"/>
-              <w:spacing w:before="0" w:after="0" w:line="220" w:lineRule="auto"/>
-            </w:pPr>
-            <w:r>
-              <w:rPr>
-                <w:sz w:val="17"/>
-                <w:szCs w:val="17"/>
-              </w:rPr>
-              <w:t>同上</w:t>
             </w:r>
           </w:p>
         </w:tc>
@@ -4676,7 +4570,7 @@
       <w:tr>
         <w:tc>
           <w:tcPr>
-            <w:tcW w:w="1872" w:type="dxa"/>
+            <w:tcW w:w="2340" w:type="dxa"/>
             <w:vAlign w:val="center"/>
           </w:tcPr>
           <w:p>
@@ -4695,7 +4589,7 @@
         </w:tc>
         <w:tc>
           <w:tcPr>
-            <w:tcW w:w="1872" w:type="dxa"/>
+            <w:tcW w:w="2340" w:type="dxa"/>
             <w:vAlign w:val="center"/>
           </w:tcPr>
           <w:p>
@@ -4714,7 +4608,7 @@
         </w:tc>
         <w:tc>
           <w:tcPr>
-            <w:tcW w:w="1872" w:type="dxa"/>
+            <w:tcW w:w="2340" w:type="dxa"/>
             <w:vAlign w:val="center"/>
           </w:tcPr>
           <w:p>
@@ -4733,7 +4627,7 @@
         </w:tc>
         <w:tc>
           <w:tcPr>
-            <w:tcW w:w="1872" w:type="dxa"/>
+            <w:tcW w:w="2340" w:type="dxa"/>
             <w:vAlign w:val="center"/>
           </w:tcPr>
           <w:p>
@@ -4747,25 +4641,6 @@
                 <w:szCs w:val="17"/>
               </w:rPr>
               <w:t>0.11</w:t>
-            </w:r>
-          </w:p>
-        </w:tc>
-        <w:tc>
-          <w:tcPr>
-            <w:tcW w:w="1872" w:type="dxa"/>
-            <w:vAlign w:val="center"/>
-          </w:tcPr>
-          <w:p>
-            <w:pPr>
-              <w:pStyle w:val="TableText"/>
-              <w:spacing w:before="0" w:after="0" w:line="220" w:lineRule="auto"/>
-            </w:pPr>
-            <w:r>
-              <w:rPr>
-                <w:sz w:val="17"/>
-                <w:szCs w:val="17"/>
-              </w:rPr>
-              <w:t>同上</w:t>
             </w:r>
           </w:p>
         </w:tc>
@@ -4773,7 +4648,7 @@
       <w:tr>
         <w:tc>
           <w:tcPr>
-            <w:tcW w:w="1872" w:type="dxa"/>
+            <w:tcW w:w="2340" w:type="dxa"/>
             <w:vAlign w:val="center"/>
           </w:tcPr>
           <w:p>
@@ -4792,7 +4667,7 @@
         </w:tc>
         <w:tc>
           <w:tcPr>
-            <w:tcW w:w="1872" w:type="dxa"/>
+            <w:tcW w:w="2340" w:type="dxa"/>
             <w:vAlign w:val="center"/>
           </w:tcPr>
           <w:p>
@@ -4811,7 +4686,7 @@
         </w:tc>
         <w:tc>
           <w:tcPr>
-            <w:tcW w:w="1872" w:type="dxa"/>
+            <w:tcW w:w="2340" w:type="dxa"/>
             <w:vAlign w:val="center"/>
           </w:tcPr>
           <w:p>
@@ -4830,7 +4705,7 @@
         </w:tc>
         <w:tc>
           <w:tcPr>
-            <w:tcW w:w="1872" w:type="dxa"/>
+            <w:tcW w:w="2340" w:type="dxa"/>
             <w:vAlign w:val="center"/>
           </w:tcPr>
           <w:p>
@@ -4844,25 +4719,6 @@
                 <w:szCs w:val="17"/>
               </w:rPr>
               <w:t>0.09</w:t>
-            </w:r>
-          </w:p>
-        </w:tc>
-        <w:tc>
-          <w:tcPr>
-            <w:tcW w:w="1872" w:type="dxa"/>
-            <w:vAlign w:val="center"/>
-          </w:tcPr>
-          <w:p>
-            <w:pPr>
-              <w:pStyle w:val="TableText"/>
-              <w:spacing w:before="0" w:after="0" w:line="220" w:lineRule="auto"/>
-            </w:pPr>
-            <w:r>
-              <w:rPr>
-                <w:sz w:val="17"/>
-                <w:szCs w:val="17"/>
-              </w:rPr>
-              <w:t>同上</w:t>
             </w:r>
           </w:p>
         </w:tc>
@@ -4870,7 +4726,7 @@
       <w:tr>
         <w:tc>
           <w:tcPr>
-            <w:tcW w:w="1872" w:type="dxa"/>
+            <w:tcW w:w="2340" w:type="dxa"/>
             <w:vAlign w:val="center"/>
           </w:tcPr>
           <w:p>
@@ -4889,7 +4745,7 @@
         </w:tc>
         <w:tc>
           <w:tcPr>
-            <w:tcW w:w="1872" w:type="dxa"/>
+            <w:tcW w:w="2340" w:type="dxa"/>
             <w:vAlign w:val="center"/>
           </w:tcPr>
           <w:p>
@@ -4908,7 +4764,7 @@
         </w:tc>
         <w:tc>
           <w:tcPr>
-            <w:tcW w:w="1872" w:type="dxa"/>
+            <w:tcW w:w="2340" w:type="dxa"/>
             <w:vAlign w:val="center"/>
           </w:tcPr>
           <w:p>
@@ -4927,7 +4783,7 @@
         </w:tc>
         <w:tc>
           <w:tcPr>
-            <w:tcW w:w="1872" w:type="dxa"/>
+            <w:tcW w:w="2340" w:type="dxa"/>
             <w:vAlign w:val="center"/>
           </w:tcPr>
           <w:p>
@@ -4941,25 +4797,6 @@
                 <w:szCs w:val="17"/>
               </w:rPr>
               <w:t>0.07</w:t>
-            </w:r>
-          </w:p>
-        </w:tc>
-        <w:tc>
-          <w:tcPr>
-            <w:tcW w:w="1872" w:type="dxa"/>
-            <w:vAlign w:val="center"/>
-          </w:tcPr>
-          <w:p>
-            <w:pPr>
-              <w:pStyle w:val="TableText"/>
-              <w:spacing w:before="0" w:after="0" w:line="220" w:lineRule="auto"/>
-            </w:pPr>
-            <w:r>
-              <w:rPr>
-                <w:sz w:val="17"/>
-                <w:szCs w:val="17"/>
-              </w:rPr>
-              <w:t>同上</w:t>
             </w:r>
           </w:p>
         </w:tc>
@@ -4967,7 +4804,7 @@
       <w:tr>
         <w:tc>
           <w:tcPr>
-            <w:tcW w:w="1872" w:type="dxa"/>
+            <w:tcW w:w="2340" w:type="dxa"/>
             <w:vAlign w:val="center"/>
           </w:tcPr>
           <w:p>
@@ -4986,7 +4823,7 @@
         </w:tc>
         <w:tc>
           <w:tcPr>
-            <w:tcW w:w="1872" w:type="dxa"/>
+            <w:tcW w:w="2340" w:type="dxa"/>
             <w:vAlign w:val="center"/>
           </w:tcPr>
           <w:p>
@@ -5005,7 +4842,7 @@
         </w:tc>
         <w:tc>
           <w:tcPr>
-            <w:tcW w:w="1872" w:type="dxa"/>
+            <w:tcW w:w="2340" w:type="dxa"/>
             <w:vAlign w:val="center"/>
           </w:tcPr>
           <w:p>
@@ -5024,7 +4861,7 @@
         </w:tc>
         <w:tc>
           <w:tcPr>
-            <w:tcW w:w="1872" w:type="dxa"/>
+            <w:tcW w:w="2340" w:type="dxa"/>
             <w:vAlign w:val="center"/>
           </w:tcPr>
           <w:p>
@@ -5038,25 +4875,6 @@
                 <w:szCs w:val="17"/>
               </w:rPr>
               <w:t>0.06</w:t>
-            </w:r>
-          </w:p>
-        </w:tc>
-        <w:tc>
-          <w:tcPr>
-            <w:tcW w:w="1872" w:type="dxa"/>
-            <w:vAlign w:val="center"/>
-          </w:tcPr>
-          <w:p>
-            <w:pPr>
-              <w:pStyle w:val="TableText"/>
-              <w:spacing w:before="0" w:after="0" w:line="220" w:lineRule="auto"/>
-            </w:pPr>
-            <w:r>
-              <w:rPr>
-                <w:sz w:val="17"/>
-                <w:szCs w:val="17"/>
-              </w:rPr>
-              <w:t>同上</w:t>
             </w:r>
           </w:p>
         </w:tc>
@@ -5064,7 +4882,7 @@
       <w:tr>
         <w:tc>
           <w:tcPr>
-            <w:tcW w:w="1872" w:type="dxa"/>
+            <w:tcW w:w="2340" w:type="dxa"/>
             <w:vAlign w:val="center"/>
           </w:tcPr>
           <w:p>
@@ -5083,7 +4901,7 @@
         </w:tc>
         <w:tc>
           <w:tcPr>
-            <w:tcW w:w="1872" w:type="dxa"/>
+            <w:tcW w:w="2340" w:type="dxa"/>
             <w:vAlign w:val="center"/>
           </w:tcPr>
           <w:p>
@@ -5102,7 +4920,7 @@
         </w:tc>
         <w:tc>
           <w:tcPr>
-            <w:tcW w:w="1872" w:type="dxa"/>
+            <w:tcW w:w="2340" w:type="dxa"/>
             <w:vAlign w:val="center"/>
           </w:tcPr>
           <w:p>
@@ -5121,7 +4939,7 @@
         </w:tc>
         <w:tc>
           <w:tcPr>
-            <w:tcW w:w="1872" w:type="dxa"/>
+            <w:tcW w:w="2340" w:type="dxa"/>
             <w:vAlign w:val="center"/>
           </w:tcPr>
           <w:p>
@@ -5135,25 +4953,6 @@
                 <w:szCs w:val="17"/>
               </w:rPr>
               <w:t>0.10</w:t>
-            </w:r>
-          </w:p>
-        </w:tc>
-        <w:tc>
-          <w:tcPr>
-            <w:tcW w:w="1872" w:type="dxa"/>
-            <w:vAlign w:val="center"/>
-          </w:tcPr>
-          <w:p>
-            <w:pPr>
-              <w:pStyle w:val="TableText"/>
-              <w:spacing w:before="0" w:after="0" w:line="220" w:lineRule="auto"/>
-            </w:pPr>
-            <w:r>
-              <w:rPr>
-                <w:sz w:val="17"/>
-                <w:szCs w:val="17"/>
-              </w:rPr>
-              <w:t>同上</w:t>
             </w:r>
           </w:p>
         </w:tc>
@@ -5161,7 +4960,7 @@
       <w:tr>
         <w:tc>
           <w:tcPr>
-            <w:tcW w:w="1872" w:type="dxa"/>
+            <w:tcW w:w="2340" w:type="dxa"/>
             <w:vAlign w:val="center"/>
           </w:tcPr>
           <w:p>
@@ -5180,7 +4979,7 @@
         </w:tc>
         <w:tc>
           <w:tcPr>
-            <w:tcW w:w="1872" w:type="dxa"/>
+            <w:tcW w:w="2340" w:type="dxa"/>
             <w:vAlign w:val="center"/>
           </w:tcPr>
           <w:p>
@@ -5199,7 +4998,7 @@
         </w:tc>
         <w:tc>
           <w:tcPr>
-            <w:tcW w:w="1872" w:type="dxa"/>
+            <w:tcW w:w="2340" w:type="dxa"/>
             <w:vAlign w:val="center"/>
           </w:tcPr>
           <w:p>
@@ -5218,7 +5017,7 @@
         </w:tc>
         <w:tc>
           <w:tcPr>
-            <w:tcW w:w="1872" w:type="dxa"/>
+            <w:tcW w:w="2340" w:type="dxa"/>
             <w:vAlign w:val="center"/>
           </w:tcPr>
           <w:p>
@@ -5232,25 +5031,6 @@
                 <w:szCs w:val="17"/>
               </w:rPr>
               <w:t>0.04</w:t>
-            </w:r>
-          </w:p>
-        </w:tc>
-        <w:tc>
-          <w:tcPr>
-            <w:tcW w:w="1872" w:type="dxa"/>
-            <w:vAlign w:val="center"/>
-          </w:tcPr>
-          <w:p>
-            <w:pPr>
-              <w:pStyle w:val="TableText"/>
-              <w:spacing w:before="0" w:after="0" w:line="220" w:lineRule="auto"/>
-            </w:pPr>
-            <w:r>
-              <w:rPr>
-                <w:sz w:val="17"/>
-                <w:szCs w:val="17"/>
-              </w:rPr>
-              <w:t>同上</w:t>
             </w:r>
           </w:p>
         </w:tc>
@@ -5258,7 +5038,7 @@
       <w:tr>
         <w:tc>
           <w:tcPr>
-            <w:tcW w:w="1872" w:type="dxa"/>
+            <w:tcW w:w="2340" w:type="dxa"/>
             <w:vAlign w:val="center"/>
           </w:tcPr>
           <w:p>
@@ -5277,7 +5057,7 @@
         </w:tc>
         <w:tc>
           <w:tcPr>
-            <w:tcW w:w="1872" w:type="dxa"/>
+            <w:tcW w:w="2340" w:type="dxa"/>
             <w:vAlign w:val="center"/>
           </w:tcPr>
           <w:p>
@@ -5296,7 +5076,7 @@
         </w:tc>
         <w:tc>
           <w:tcPr>
-            <w:tcW w:w="1872" w:type="dxa"/>
+            <w:tcW w:w="2340" w:type="dxa"/>
             <w:vAlign w:val="center"/>
           </w:tcPr>
           <w:p>
@@ -5315,7 +5095,7 @@
         </w:tc>
         <w:tc>
           <w:tcPr>
-            <w:tcW w:w="1872" w:type="dxa"/>
+            <w:tcW w:w="2340" w:type="dxa"/>
             <w:vAlign w:val="center"/>
           </w:tcPr>
           <w:p>
@@ -5329,25 +5109,6 @@
                 <w:szCs w:val="17"/>
               </w:rPr>
               <w:t>0.08</w:t>
-            </w:r>
-          </w:p>
-        </w:tc>
-        <w:tc>
-          <w:tcPr>
-            <w:tcW w:w="1872" w:type="dxa"/>
-            <w:vAlign w:val="center"/>
-          </w:tcPr>
-          <w:p>
-            <w:pPr>
-              <w:pStyle w:val="TableText"/>
-              <w:spacing w:before="0" w:after="0" w:line="220" w:lineRule="auto"/>
-            </w:pPr>
-            <w:r>
-              <w:rPr>
-                <w:sz w:val="17"/>
-                <w:szCs w:val="17"/>
-              </w:rPr>
-              <w:t>同上</w:t>
             </w:r>
           </w:p>
         </w:tc>
@@ -5355,7 +5116,7 @@
       <w:tr>
         <w:tc>
           <w:tcPr>
-            <w:tcW w:w="1872" w:type="dxa"/>
+            <w:tcW w:w="2340" w:type="dxa"/>
             <w:vAlign w:val="center"/>
           </w:tcPr>
           <w:p>
@@ -5374,7 +5135,7 @@
         </w:tc>
         <w:tc>
           <w:tcPr>
-            <w:tcW w:w="1872" w:type="dxa"/>
+            <w:tcW w:w="2340" w:type="dxa"/>
             <w:vAlign w:val="center"/>
           </w:tcPr>
           <w:p>
@@ -5393,7 +5154,7 @@
         </w:tc>
         <w:tc>
           <w:tcPr>
-            <w:tcW w:w="1872" w:type="dxa"/>
+            <w:tcW w:w="2340" w:type="dxa"/>
             <w:vAlign w:val="center"/>
           </w:tcPr>
           <w:p>
@@ -5412,7 +5173,7 @@
         </w:tc>
         <w:tc>
           <w:tcPr>
-            <w:tcW w:w="1872" w:type="dxa"/>
+            <w:tcW w:w="2340" w:type="dxa"/>
             <w:vAlign w:val="center"/>
           </w:tcPr>
           <w:p>
@@ -5426,25 +5187,6 @@
                 <w:szCs w:val="17"/>
               </w:rPr>
               <w:t>0.05</w:t>
-            </w:r>
-          </w:p>
-        </w:tc>
-        <w:tc>
-          <w:tcPr>
-            <w:tcW w:w="1872" w:type="dxa"/>
-            <w:vAlign w:val="center"/>
-          </w:tcPr>
-          <w:p>
-            <w:pPr>
-              <w:pStyle w:val="TableText"/>
-              <w:spacing w:before="0" w:after="0" w:line="220" w:lineRule="auto"/>
-            </w:pPr>
-            <w:r>
-              <w:rPr>
-                <w:sz w:val="17"/>
-                <w:szCs w:val="17"/>
-              </w:rPr>
-              <w:t>同上</w:t>
             </w:r>
           </w:p>
         </w:tc>
@@ -5452,7 +5194,7 @@
       <w:tr>
         <w:tc>
           <w:tcPr>
-            <w:tcW w:w="1872" w:type="dxa"/>
+            <w:tcW w:w="2340" w:type="dxa"/>
             <w:vAlign w:val="center"/>
           </w:tcPr>
           <w:p>
@@ -5471,7 +5213,7 @@
         </w:tc>
         <w:tc>
           <w:tcPr>
-            <w:tcW w:w="1872" w:type="dxa"/>
+            <w:tcW w:w="2340" w:type="dxa"/>
             <w:vAlign w:val="center"/>
           </w:tcPr>
           <w:p>
@@ -5490,7 +5232,7 @@
         </w:tc>
         <w:tc>
           <w:tcPr>
-            <w:tcW w:w="1872" w:type="dxa"/>
+            <w:tcW w:w="2340" w:type="dxa"/>
             <w:vAlign w:val="center"/>
           </w:tcPr>
           <w:p>
@@ -5509,7 +5251,7 @@
         </w:tc>
         <w:tc>
           <w:tcPr>
-            <w:tcW w:w="1872" w:type="dxa"/>
+            <w:tcW w:w="2340" w:type="dxa"/>
             <w:vAlign w:val="center"/>
           </w:tcPr>
           <w:p>
@@ -5523,25 +5265,6 @@
                 <w:szCs w:val="17"/>
               </w:rPr>
               <w:t>0.12</w:t>
-            </w:r>
-          </w:p>
-        </w:tc>
-        <w:tc>
-          <w:tcPr>
-            <w:tcW w:w="1872" w:type="dxa"/>
-            <w:vAlign w:val="center"/>
-          </w:tcPr>
-          <w:p>
-            <w:pPr>
-              <w:pStyle w:val="TableText"/>
-              <w:spacing w:before="0" w:after="0" w:line="220" w:lineRule="auto"/>
-            </w:pPr>
-            <w:r>
-              <w:rPr>
-                <w:sz w:val="17"/>
-                <w:szCs w:val="17"/>
-              </w:rPr>
-              <w:t>同上</w:t>
             </w:r>
           </w:p>
         </w:tc>
@@ -5549,7 +5272,7 @@
       <w:tr>
         <w:tc>
           <w:tcPr>
-            <w:tcW w:w="1872" w:type="dxa"/>
+            <w:tcW w:w="2340" w:type="dxa"/>
             <w:vAlign w:val="center"/>
           </w:tcPr>
           <w:p>
@@ -5568,7 +5291,7 @@
         </w:tc>
         <w:tc>
           <w:tcPr>
-            <w:tcW w:w="1872" w:type="dxa"/>
+            <w:tcW w:w="2340" w:type="dxa"/>
             <w:vAlign w:val="center"/>
           </w:tcPr>
           <w:p>
@@ -5587,7 +5310,7 @@
         </w:tc>
         <w:tc>
           <w:tcPr>
-            <w:tcW w:w="1872" w:type="dxa"/>
+            <w:tcW w:w="2340" w:type="dxa"/>
             <w:vAlign w:val="center"/>
           </w:tcPr>
           <w:p>
@@ -5606,7 +5329,7 @@
         </w:tc>
         <w:tc>
           <w:tcPr>
-            <w:tcW w:w="1872" w:type="dxa"/>
+            <w:tcW w:w="2340" w:type="dxa"/>
             <w:vAlign w:val="center"/>
           </w:tcPr>
           <w:p>
@@ -5620,25 +5343,6 @@
                 <w:szCs w:val="17"/>
               </w:rPr>
               <w:t>0.09</w:t>
-            </w:r>
-          </w:p>
-        </w:tc>
-        <w:tc>
-          <w:tcPr>
-            <w:tcW w:w="1872" w:type="dxa"/>
-            <w:vAlign w:val="center"/>
-          </w:tcPr>
-          <w:p>
-            <w:pPr>
-              <w:pStyle w:val="TableText"/>
-              <w:spacing w:before="0" w:after="0" w:line="220" w:lineRule="auto"/>
-            </w:pPr>
-            <w:r>
-              <w:rPr>
-                <w:sz w:val="17"/>
-                <w:szCs w:val="17"/>
-              </w:rPr>
-              <w:t>同上</w:t>
             </w:r>
           </w:p>
         </w:tc>
@@ -5651,68 +5355,11 @@
     </w:p>
     <w:p>
       <w:pPr>
-        <w:pStyle w:val="Figure"/>
-        <w:jc w:val="center"/>
+        <w:pStyle w:val="Heading2"/>
         <w:keepNext/>
       </w:pPr>
       <w:r>
-        <w:drawing>
-          <wp:inline distT="0" distB="0" distL="0" distR="0">
-            <wp:extent cx="6150000" cy="3613125"/>
-            <wp:effectExtent l="0" t="0" r="0" b="0"/>
-            <wp:docPr id="2" name="Figure 2" descr="图2. 来源报告PAS中心对接分数汇总"/>
-            <wp:cNvGraphicFramePr>
-              <a:graphicFrameLocks noChangeAspect="1"/>
-            </wp:cNvGraphicFramePr>
-            <a:graphic>
-              <a:graphicData uri="http://schemas.openxmlformats.org/drawingml/2006/picture">
-                <pic:pic>
-                  <pic:nvPicPr>
-                    <pic:cNvPr id="0" name="fig5_docking_scores.png"/>
-                    <pic:cNvPicPr/>
-                  </pic:nvPicPr>
-                  <pic:blipFill>
-                    <a:blip r:embed="rId11"/>
-                    <a:stretch>
-                      <a:fillRect/>
-                    </a:stretch>
-                  </pic:blipFill>
-                  <pic:spPr>
-                    <a:xfrm>
-                      <a:off x="0" y="0"/>
-                      <a:ext cx="6150000" cy="3613125"/>
-                    </a:xfrm>
-                    <a:prstGeom prst="rect">
-                      <a:avLst/>
-                    </a:prstGeom>
-                  </pic:spPr>
-                </pic:pic>
-              </a:graphicData>
-            </a:graphic>
-          </wp:inline>
-        </w:drawing>
-      </w:r>
-    </w:p>
-    <w:p>
-      <w:pPr>
-        <w:pStyle w:val="Normal"/>
-      </w:pPr>
-      <w:r>
-        <w:rPr>
-          <w:b/>
-        </w:rPr>
-        <w:t>图2.</w:t>
-      </w:r>
-      <w:r>
-        <w:t xml:space="preserve"> 针对PDB 4EY6的来源报告Vina均值±SD描述性可视化。数值转录自外部来源记录，未被独立复现。缺失运行定义使SD无法对应已知数量的独立重复；Vina分数不是结合自由能 [51,52]。</w:t>
-      </w:r>
-    </w:p>
-    <w:p>
-      <w:pPr>
-        <w:pStyle w:val="Normal"/>
-      </w:pPr>
-      <w:r>
-        <w:t>外部叙述还描述了PAS/峡谷接触，但不存在构象或相互作用文件，因此残基层面的接触陈述未被提升为经审计观察。可辩护的结构结果仅限来源不完整的集合内报告排序。</w:t>
+        <w:t>4. 讨论</w:t>
       </w:r>
     </w:p>
     <w:p>
@@ -5721,7 +5368,7 @@
         <w:keepNext/>
       </w:pPr>
       <w:r>
-        <w:t>3.7 证据阶梯仅部分前移</w:t>
+        <w:t>4.1 主要发现</w:t>
       </w:r>
     </w:p>
     <w:p>
@@ -5729,51 +5376,24 @@
         <w:pStyle w:val="Normal"/>
       </w:pPr>
       <w:r>
-        <w:t>外部序列清单解决了“没有可合成分子”的实际问题，但未解决链路问题：没有稳定标识将每条序列连接到受试者、组装、证据匹配、预测器行、CHEL/FRS行或更严格子集。对接汇总同样不能替代可复现对接产物。翻译/表达、BBB转运、细胞毒性、金属依赖化学和疾病相关性仍未被检验。</w:t>
-      </w:r>
-    </w:p>
-    <w:p>
-      <w:pPr>
-        <w:pStyle w:val="Figure"/>
-        <w:jc w:val="center"/>
+        <w:t>本次纯计算分析把庞大的口腔smORF搜索空间缩减为两个边界明确的后续对象：一个12条候选的汇总终点及其8条严格计数，以及一份包含12条明确7–9 aa序列和描述性AChE对接评分的独立清单。汇总算术、预测器适用范围、序列组成和评分排序均可核对，但无法建立漏斗与明确肽清单之间的序列层面对应关系。因此，本研究的主要价值是优选候选并明确后续验证所需信息，而不是证明肽介导的AD机制。</w:t>
+      </w:r>
+    </w:p>
+    <w:p>
+      <w:pPr>
+        <w:pStyle w:val="Normal"/>
+      </w:pPr>
+      <w:r>
+        <w:t>筛选级联不能解释为独立证据的累积。ESM序列表征、序列组成特征和任务特异性训练集可能产生相关误差。短肽分支近乎普遍的抗菌阳性突出显示了这一问题。高于阈值的评分可用于排序，但不能证明BBB转运、神经毒性、金属结合、抗氧化活性或生物暴露。</w:t>
+      </w:r>
+    </w:p>
+    <w:p>
+      <w:pPr>
+        <w:pStyle w:val="Heading3"/>
         <w:keepNext/>
       </w:pPr>
       <w:r>
-        <w:drawing>
-          <wp:inline distT="0" distB="0" distL="0" distR="0">
-            <wp:extent cx="6150000" cy="3348333"/>
-            <wp:effectExtent l="0" t="0" r="0" b="0"/>
-            <wp:docPr id="3" name="Figure 3" descr="图3. 证据阶梯"/>
-            <wp:cNvGraphicFramePr>
-              <a:graphicFrameLocks noChangeAspect="1"/>
-            </wp:cNvGraphicFramePr>
-            <a:graphic>
-              <a:graphicData uri="http://schemas.openxmlformats.org/drawingml/2006/picture">
-                <pic:pic>
-                  <pic:nvPicPr>
-                    <pic:cNvPr id="0" name="evidence_ladder.png"/>
-                    <pic:cNvPicPr/>
-                  </pic:nvPicPr>
-                  <pic:blipFill>
-                    <a:blip r:embed="rId12"/>
-                    <a:stretch>
-                      <a:fillRect/>
-                    </a:stretch>
-                  </pic:blipFill>
-                  <pic:spPr>
-                    <a:xfrm>
-                      <a:off x="0" y="0"/>
-                      <a:ext cx="6150000" cy="3348333"/>
-                    </a:xfrm>
-                    <a:prstGeom prst="rect">
-                      <a:avLst/>
-                    </a:prstGeom>
-                  </pic:spPr>
-                </pic:pic>
-              </a:graphicData>
-            </a:graphic>
-          </wp:inline>
-        </w:drawing>
+        <w:t>4.2 与当前smORF和肽发现标准的关系</w:t>
       </w:r>
     </w:p>
     <w:p>
@@ -5781,13 +5401,192 @@
         <w:pStyle w:val="Normal"/>
       </w:pPr>
       <w:r>
-        <w:rPr>
-          <w:b/>
-        </w:rPr>
-        <w:t>图3.</w:t>
-      </w:r>
-      <w:r>
-        <w:t xml:space="preserve"> 整合外部来源记录和前瞻性MD流程后的证据阶梯。汇总筛选已达到；12条序列和对接分数属于部分可用的来源报告信息；MD阶段仅有登记方法，不含可接纳轨迹结果。原始链路和对接产物、表达、暴露、表型、机制和因果关系仍未解决或未测试。</w:t>
+        <w:t>当前smORF发现越来越重视编码证据、转录组学、核糖体关联、靶向蛋白质组学、保守性及功能实验的组合</w:t>
+      </w:r>
+      <w:r>
+        <w:t>[23–27]</w:t>
+      </w:r>
+      <w:r>
+        <w:t>。本研究的精确匹配过滤可缩小序列空间，并可能支持某条肽或相关序列曾被观察，但跨异质口腔资源的匹配不能证明其在所提供疾病标记分支中表达。对短肽而言，分类学模糊尤其突出，因为同一短序列可能映射到多个菌种、同源序列或翻译框。</w:t>
+      </w:r>
+    </w:p>
+    <w:p>
+      <w:pPr>
+        <w:pStyle w:val="Normal"/>
+      </w:pPr>
+      <w:r>
+        <w:t>合理的后续研究需要建立候选层面矩阵，把每条序列连接到基因组坐标、组装、样本、临床标签、分类学归属、肽谱证据、预测器评分、适用性标记和最终集合。缺少这一结构时，两个起始库相近的汇总保留率不能解释为富集或缺失，也不能把牙周炎标签转移到单条肽。</w:t>
+      </w:r>
+    </w:p>
+    <w:p>
+      <w:pPr>
+        <w:pStyle w:val="Heading3"/>
+        <w:keepNext/>
+      </w:pPr>
+      <w:r>
+        <w:t>4.3 AChE对接假设的解释</w:t>
+      </w:r>
+    </w:p>
+    <w:p>
+      <w:pPr>
+        <w:pStyle w:val="Normal"/>
+      </w:pPr>
+      <w:r>
+        <w:t>AChE外周区域与Aβ组装相关，并可受到配体调节，因此可作为生成结构假设的合理靶点</w:t>
+      </w:r>
+      <w:r>
+        <w:t>[4,39–42]</w:t>
+      </w:r>
+      <w:r>
+        <w:t>。AutoDock Vina可提供高效的初步评分</w:t>
+      </w:r>
+      <w:r>
+        <w:t>[43–44]</w:t>
+      </w:r>
+      <w:r>
+        <w:t>，但7–9 aa柔性肽是困难的对接配体。质子化、末端状态、初始构象、受体柔性、搜索盒位置、exhaustiveness及随机采样均可能改变排序。因此，现有均值仅定义了一个待独立重现的清单，不能作为结合证据。</w:t>
+      </w:r>
+    </w:p>
+    <w:p>
+      <w:pPr>
+        <w:pStyle w:val="Normal"/>
+      </w:pPr>
+      <w:r>
+        <w:t>在未知重复单位时，所列标准差无法得到明确解释。单一靶点和单一方案的评分不能证明选择性、外周位点偏好、催化抑制、Aβ调节或细胞活性。独立重现应使用公开的制备结构、精确参数、多种肽构象和随机种子、全部原始评分与构象，并采用适合肽的柔性精修。FlexPepDock或同类方法可检验排序经柔性精修后是否稳定</w:t>
+      </w:r>
+      <w:r>
+        <w:t>[45]</w:t>
+      </w:r>
+      <w:r>
+        <w:t>。MD只能从记录完整且经过检查的起始复合物开始，不能补救不确定的对接构象。</w:t>
+      </w:r>
+    </w:p>
+    <w:p>
+      <w:pPr>
+        <w:pStyle w:val="Heading3"/>
+        <w:keepNext/>
+      </w:pPr>
+      <w:r>
+        <w:t>4.4 金属结合与神经毒性假设</w:t>
+      </w:r>
+    </w:p>
+    <w:p>
+      <w:pPr>
+        <w:pStyle w:val="Normal"/>
+      </w:pPr>
+      <w:r>
+        <w:t>高比例组氨酸和半胱氨酸提供潜在配位基团，但组成和mebipred评分不能确定金属亲和力、选择性、化学计量、几何结构、氧化态或氧化还原后果。金属—肽体系研究表明，这些性质需要直接结构和生物物理测量</w:t>
+      </w:r>
+      <w:r>
+        <w:t>[48–51]</w:t>
+      </w:r>
+      <w:r>
+        <w:t>。同样，NTxPred2阳性是序列分类结果，而不是神经元损伤证据。</w:t>
+      </w:r>
+    </w:p>
+    <w:p>
+      <w:pPr>
+        <w:pStyle w:val="Normal"/>
+      </w:pPr>
+      <w:r>
+        <w:t>最低限度的验证应采用互补光谱和热力学方法定量Cu(II)、Fe(II/III)及Zn(II)相互作用，并检测金属依赖的活性氧和脂质过氧化。对照应包括仅肽、仅金属、打乱序列、组成匹配及明确阳性和阴性条件。毒理学研究应在神经元和非神经元细胞中采用浓度—反应设计，并设置膜完整性和非特异性聚集对照。预测结果只能决定实验顺序，不能预先决定实验解释。</w:t>
+      </w:r>
+    </w:p>
+    <w:p>
+      <w:pPr>
+        <w:pStyle w:val="Heading3"/>
+        <w:keepNext/>
+      </w:pPr>
+      <w:r>
+        <w:t>4.5 牙周炎与AD仍是生成假设的研究背景</w:t>
+      </w:r>
+    </w:p>
+    <w:p>
+      <w:pPr>
+        <w:pStyle w:val="Normal"/>
+      </w:pPr>
+      <w:r>
+        <w:t>观察性和纵向研究支持继续考察牙周炎—AD关系，但异质性、混杂、反向因果和阴性遗传因果分析限制了解释</w:t>
+      </w:r>
+      <w:r>
+        <w:t>[5,10–17]</w:t>
+      </w:r>
+      <w:r>
+        <w:t>。</w:t>
+      </w:r>
+      <w:r>
+        <w:rPr>
+          <w:i/>
+        </w:rPr>
+        <w:t>P. gingivalis</w:t>
+      </w:r>
+      <w:r>
+        <w:t>相关研究支持牙龈蛋白酶、炎症、感染或囊泡相关路径的合理性</w:t>
+      </w:r>
+      <w:r>
+        <w:t>[8–9,18–22]</w:t>
+      </w:r>
+      <w:r>
+        <w:t>。这些发现均不能把12条肽归属于</w:t>
+      </w:r>
+      <w:r>
+        <w:rPr>
+          <w:i/>
+        </w:rPr>
+        <w:t>P. gingivalis</w:t>
+      </w:r>
+      <w:r>
+        <w:t>，也不能证明其存在于口腔以外。</w:t>
+      </w:r>
+    </w:p>
+    <w:p>
+      <w:pPr>
+        <w:pStyle w:val="Normal"/>
+      </w:pPr>
+      <w:r>
+        <w:t>因此，当前结果不能证明候选具有牙周炎特异性、来源于</w:t>
+      </w:r>
+      <w:r>
+        <w:rPr>
+          <w:i/>
+        </w:rPr>
+        <w:t>P. gingivalis</w:t>
+      </w:r>
+      <w:r>
+        <w:t>、在相关口腔群落中被翻译、存在于血液或脑组织，或与AD存在因果关系。建立这条链需要序列—组装—样本映射、队列匹配的表达证据、系统暴露测量、BBB转运实验、靶点作用测定和疾病相关表型。</w:t>
+      </w:r>
+    </w:p>
+    <w:p>
+      <w:pPr>
+        <w:pStyle w:val="Heading3"/>
+        <w:keepNext/>
+      </w:pPr>
+      <w:r>
+        <w:t>4.6 统计解释、验证顺序与局限</w:t>
+      </w:r>
+    </w:p>
+    <w:p>
+      <w:pPr>
+        <w:pStyle w:val="Normal"/>
+      </w:pPr>
+      <w:r>
+        <w:t>候选计数不能替代参与者层面的独立观察。数百万smORF可能在同一样本、组装、基因组或同源序列家族内相关。有效的健康—牙周炎比较需要参与者或样本层面的特征矩阵、预设结局、一致分母、同源性处理，以及考虑聚类和相关协变量的模型。因此，对现有汇总数据而言，描述性比例是可支持的最高分析强度。</w:t>
+      </w:r>
+    </w:p>
+    <w:p>
+      <w:pPr>
+        <w:pStyle w:val="Normal"/>
+      </w:pPr>
+      <w:r>
+        <w:t>验证应按顺序推进。首先，把12条明确序列连接到12条候选终点及8条严格子集，并使用固定模型版本重新生成全部预测器输出。其次，采用队列匹配的宏转录组、条件允许时的核糖体图谱以及具有肽层面错误发现率控制的靶向蛋白质组学检验翻译和表达。再次，对合成肽开展身份、纯度、溶解性、聚集及血清/蛋白酶稳定性测试。只有通过前序步骤的候选才应进入BBB转运、细胞毒性、金属化学、AChE/BChE活性、直接结合和Aβ测定。仅当分子身份、暴露、可重复生化活性及生物学重复表型均得到确认后，才适合进入复杂疾病模型。</w:t>
+      </w:r>
+    </w:p>
+    <w:p>
+      <w:pPr>
+        <w:pStyle w:val="Normal"/>
+      </w:pPr>
+      <w:r>
+        <w:t>本研究的主要局限包括：缺少漏斗逐行数据，汇总终点与明确肽清单之间的关系未解决，缺少原始对接输入和构象，MD起始结构与轨迹不完整，以及完全缺少实验测量。候选分类学归属、翻译、队列表达、BBB转运、毒性、金属化学、AChE结合或功能、Aβ效应和疾病关联均未测量。这些限制决定了本研究属于计算优选，而不是机制验证。</w:t>
       </w:r>
     </w:p>
     <w:p>
@@ -5796,208 +5595,33 @@
         <w:keepNext/>
       </w:pPr>
       <w:r>
-        <w:t>4. 讨论</w:t>
-      </w:r>
-    </w:p>
-    <w:p>
-      <w:pPr>
-        <w:pStyle w:val="Heading3"/>
+        <w:t>5. 结论</w:t>
+      </w:r>
+    </w:p>
+    <w:p>
+      <w:pPr>
+        <w:pStyle w:val="Normal"/>
+      </w:pPr>
+      <w:r>
+        <w:t>汇总计算数据支持一条透明的候选优选漏斗，终点为12条主集合和8条严格子集计数。另一张表提供12条明确的7–9 aa肽及AChE Vina评分排序，但无法根据现有材料重建其与漏斗的序列层面连接，也无法重现对接执行。前瞻性MD过程仅作为方法报告，不包含轨迹结果。因此，该候选清单适合用于独立计算重现和分阶段实验检验，但不能证明肽表达、</w:t>
+      </w:r>
+      <w:r>
+        <w:rPr>
+          <w:i/>
+        </w:rPr>
+        <w:t>P. gingivalis</w:t>
+      </w:r>
+      <w:r>
+        <w:t>来源、BBB通过、神经毒性、金属依赖活性、AChE结合、AD相关性或因果关系。</w:t>
+      </w:r>
+    </w:p>
+    <w:p>
+      <w:pPr>
+        <w:pStyle w:val="Heading2"/>
         <w:keepNext/>
       </w:pPr>
       <w:r>
-        <w:t>4.1 扩展重建的主要贡献</w:t>
-      </w:r>
-    </w:p>
-    <w:p>
-      <w:pPr>
-        <w:pStyle w:val="Normal"/>
-      </w:pPr>
-      <w:r>
-        <w:t>本次重建具有足够的科学深度，可同时呈现生物学理由与证据瓶颈。主要筛选记录描述了剧烈收缩：牙周炎分支超过1,170万条smORF变为33,786条证据过滤候选、3,518条BBB高分输出、3,299条已评估序列中的923条NTxPred2阳性，最终形成来源报告的12条和8条CHEL/FRS终点计数。外部来源记录整合增加了12条明确的7–9 aa序列及其AChE对接报告排序，使匿名终点计数转化为具体、可合成的假设集合。</w:t>
-      </w:r>
-    </w:p>
-    <w:p>
-      <w:pPr>
-        <w:pStyle w:val="Normal"/>
-      </w:pPr>
-      <w:r>
-        <w:t>但扩展不能支持更强因果语言。12条序列尚不能逐行追溯至主要漏斗，对接也不能从现有项目复现。因此，核心进展是</w:t>
-      </w:r>
-      <w:r>
-        <w:rPr>
-          <w:b/>
-        </w:rPr>
-        <w:t>保留来源边界的可操作性</w:t>
-      </w:r>
-      <w:r>
-        <w:t>：研究者能看到应合成哪些序列、应尝试复现哪一外部排序、缺少哪些信息以及哪些陈述仍被禁止。</w:t>
-      </w:r>
-    </w:p>
-    <w:p>
-      <w:pPr>
-        <w:pStyle w:val="Heading3"/>
-        <w:keepNext/>
-      </w:pPr>
-      <w:r>
-        <w:t>4.2 与当前smORF和肽发现标准的比较</w:t>
-      </w:r>
-    </w:p>
-    <w:p>
-      <w:pPr>
-        <w:pStyle w:val="Normal"/>
-      </w:pPr>
-      <w:r>
-        <w:t>当前smORF研究把预测与翻译或蛋白质组证据结合 [1–5]；当代口腔宏蛋白质组采用明确错误控制、分类和谱图保存 [10–12]；有说服力的肽挖掘研究会合成候选并测量功能 [19]。本研究记录与上述标准有三项差距：第一，无法在序列/谱图层面检查证据匹配；第二，缺少参与者和样本映射；第三，两个来源均未提供带锁定版本和数据库的可执行筛选流程。</w:t>
-      </w:r>
-    </w:p>
-    <w:p>
-      <w:pPr>
-        <w:pStyle w:val="Normal"/>
-      </w:pPr>
-      <w:r>
-        <w:t>外部12条序列仍具有实用价值。确认来源后，可开展精确重复搜索、分类归属、模型适用域评估、合成可行性审查和预测器直接重跑。该集合还呈现短、阳离子、富亮氨酸且组氨酸/半胱氨酸富集的组成模式。这可能反映预期金属结合筛选，也可能反映序列域偏倚、膜活性基序或相关预测器特征。赋予生物学意义之前，需要组成匹配的诱饵序列和替代预测器。</w:t>
-      </w:r>
-    </w:p>
-    <w:p>
-      <w:pPr>
-        <w:pStyle w:val="Heading3"/>
-        <w:keepNext/>
-      </w:pPr>
-      <w:r>
-        <w:t>4.3 AChE/PAS对接随访的解释</w:t>
-      </w:r>
-    </w:p>
-    <w:p>
-      <w:pPr>
-        <w:pStyle w:val="Normal"/>
-      </w:pPr>
-      <w:r>
-        <w:t>AChE PAS是AD导向假设的合理靶点，因为AChE可加速Aβ装配，PAS定向配体可调节该过程 [23–29]。PDB 4EY6提供具药理学配体的人AChE结构 [27]。因此，来源报告的PAS中心Vina筛选可作为初步结构分流 [51,52]。外部分数范围显示，在所选评分流程下12条均被保留，极端均值相差约1.35 kcal/mol。</w:t>
-      </w:r>
-    </w:p>
-    <w:p>
-      <w:pPr>
-        <w:pStyle w:val="Normal"/>
-      </w:pPr>
-      <w:r>
-        <w:t>但多项因素阻止将该范围视为结合证据。7–9 aa柔性肽具有大量构象；受体刚性、质子化、端基、肽初始构象、盒位置、exhaustiveness和评分随机性均可改变排序。外部项目没有提供这些细节或任何构象。未说明SD代表模式、种子、重复制备还是其他单位，故不能解释。单一靶标/流程的分数不能证明选择性、PAS相对于其他位点的偏好、催化抑制、Aβ调节或细胞内活性。可复现随访应保存受体和配体制备文件、精确命令、种子、所有分数与构象，以及容器/环境。随后可采用FlexPepDock等柔性精修或肽特异流程检验排序稳定性 [53]。</w:t>
-      </w:r>
-    </w:p>
-    <w:p>
-      <w:pPr>
-        <w:pStyle w:val="Heading3"/>
-        <w:keepNext/>
-      </w:pPr>
-      <w:r>
-        <w:t>4.4 金属结合与短神经活性肽假设</w:t>
-      </w:r>
-    </w:p>
-    <w:p>
-      <w:pPr>
-        <w:pStyle w:val="Normal"/>
-      </w:pPr>
-      <w:r>
-        <w:t>11条含组氨酸、6条含半胱氨酸，为配位提供了可能基团，但组成或mebipred不能给出结合常数、化学计量、选择性、氧化态、几何或氧化还原行为。Tau片段研究展示了测量路径：Cu(II)配位可与结构变化及Aβ聚集效应联系 [32]，tau26–44则提供短神经活性肽的细胞和生物物理证据 [33]。Curli实验显示细菌淀粉样暴露可改变模型生物中的聚集表型 [34]。这些是实验模板，而不是类比证明。</w:t>
-      </w:r>
-    </w:p>
-    <w:p>
-      <w:pPr>
-        <w:pStyle w:val="Normal"/>
-      </w:pPr>
-      <w:r>
-        <w:t>最低限度的金属验证应以光谱和量热比较Cu(II)、Fe(II/III)和Zn(II)，估计化学计量和亲和力，并在肽单独、金属单独、打乱序列、组成匹配以及阳性/阴性对照下测量金属依赖ROS和脂质过氧化。效应需在独立合成批次中重复并呈浓度依赖。“促氧化”标签应要求在明确定义的金属条件下氧化增加，而不是仅依赖CHEL高/FRS低预测。</w:t>
-      </w:r>
-    </w:p>
-    <w:p>
-      <w:pPr>
-        <w:pStyle w:val="Heading3"/>
-        <w:keepNext/>
-      </w:pPr>
-      <w:r>
-        <w:t>4.5 牙周炎–AD解释仍属于假设生成</w:t>
-      </w:r>
-    </w:p>
-    <w:p>
-      <w:pPr>
-        <w:pStyle w:val="Normal"/>
-      </w:pPr>
-      <w:r>
-        <w:t>流行病学记录可提供动机，但不能证明该通路 [35–43]。牙周炎可能与年龄、吸烟、糖尿病、社会经济状况、口腔护理、药物、虚弱和认知下降导致的反向因果相关。近期遗传因果分析是对强机制叙事的重要制衡 [41,42]。特定牙龈卟啉单胞菌研究支持牙龈蛋白酶、炎症、囊泡或感染路径的合理性 [44–50]，但不能转移给未归属的群落序列。</w:t>
-      </w:r>
-    </w:p>
-    <w:p>
-      <w:pPr>
-        <w:pStyle w:val="Normal"/>
-      </w:pPr>
-      <w:r>
-        <w:t>因此，本研究不声称12条肽是牙周炎特异、牙龈卟啉单胞菌来源、存在于血液或脑，或与AD存在因果关系。唯一队列相关陈述是：主要流程通过标注为牙周炎的分支对它们进行优选。分类归属和队列流行度需要序列—组装—样本映射及合适的受试者层面统计。</w:t>
-      </w:r>
-    </w:p>
-    <w:p>
-      <w:pPr>
-        <w:pStyle w:val="Heading3"/>
-        <w:keepNext/>
-      </w:pPr>
-      <w:r>
-        <w:t>4.6 为什么汇总候选计数不支持推断性组间检验</w:t>
-      </w:r>
-    </w:p>
-    <w:p>
-      <w:pPr>
-        <w:pStyle w:val="Normal"/>
-      </w:pPr>
-      <w:r>
-        <w:t>外部来源记录草稿使用了肽层面的2×2检验，本研究未保留。来自同一参与者的数百万smORF、跨参与者同源序列、同一组装的候选以及重复精确匹配彼此相关。把每条序列当作独立单位会夸大有效样本量，并可能为微小差异生成很小的p值。适当单位应是参与者或样本，并在处理聚类、重复序列、测序深度、口腔位点和协变量后汇总或建模候选结果。</w:t>
-      </w:r>
-    </w:p>
-    <w:p>
-      <w:pPr>
-        <w:pStyle w:val="Normal"/>
-      </w:pPr>
-      <w:r>
-        <w:t>有效的健康—牙周炎比较需要参与者×候选或参与者×特征矩阵、预先指定终点、一致分母、重复/同源处理，以及在参与者层面运行的混合模型或置换模型。目前不存在这些行，因此描述性比例是可辩护分析的上限。</w:t>
-      </w:r>
-    </w:p>
-    <w:p>
-      <w:pPr>
-        <w:pStyle w:val="Heading3"/>
-        <w:keepNext/>
-      </w:pPr>
-      <w:r>
-        <w:t>4.7 可重复性优先事项</w:t>
-      </w:r>
-    </w:p>
-    <w:p>
-      <w:pPr>
-        <w:pStyle w:val="Normal"/>
-      </w:pPr>
-      <w:r>
-        <w:t>最高优先级是重建统一的候选层面表格，包含：序列；稳定ID；基因组坐标；组装；参与者/样本；分组；分类；序列/蛋白质组证据及谱图层面统计；每个预测器的版本、分数、阈值决策和适用性标记；CHEL/FRS值；主集合/严格集合成员；以及与每个对接配体的链接。筛选流程应包含数据库快照、精确命令、锁定环境和校验和。</w:t>
-      </w:r>
-    </w:p>
-    <w:p>
-      <w:pPr>
-        <w:pStyle w:val="Normal"/>
-      </w:pPr>
-      <w:r>
-        <w:t>对接发布应增加受体登录号和链、缺失残基处理、质子化、端基、电荷、水/辅因子、配体构象、PDBQT、盒中心与大小、exhaustiveness、mode数、energy range、种子、原始日志、所有构象、聚类和相互作用分析代码。现已登记的GROMACS流程记录了100 ns方案，但审计快照不含起始复合物结构和完整模拟包。本稿不使用任何局部轨迹指标。后续MD报告必须版本化最终参数集，前瞻性解决生产期控压以及种子/重复设计，归档全部原始轨迹与日志，并在不根据结果修改流程的前提下实施预先指定分析。</w:t>
-      </w:r>
-    </w:p>
-    <w:p>
-      <w:pPr>
-        <w:pStyle w:val="Heading3"/>
-        <w:keepNext/>
-      </w:pPr>
-      <w:r>
-        <w:t>4.8 实验验证路线与停止规则</w:t>
-      </w:r>
-    </w:p>
-    <w:p>
-      <w:pPr>
-        <w:pStyle w:val="Normal"/>
-      </w:pPr>
-      <w:r>
-        <w:t>分阶段计划可降低成本，并防止下游叙事弥补上游不确定性：</w:t>
+        <w:t>参考文献</w:t>
       </w:r>
     </w:p>
     <w:p>
@@ -6010,22 +5634,22 @@
           <w:sz w:val="18"/>
           <w:szCs w:val="18"/>
         </w:rPr>
-        <w:t xml:space="preserve">1. </w:t>
-      </w:r>
-      <w:r>
-        <w:rPr>
-          <w:b/>
-          <w:sz w:val="18"/>
-          <w:szCs w:val="18"/>
-        </w:rPr>
-        <w:t>链路与计算复现：</w:t>
-      </w:r>
-      <w:r>
-        <w:rPr>
-          <w:sz w:val="18"/>
-          <w:szCs w:val="18"/>
-        </w:rPr>
-        <w:t xml:space="preserve"> 核实12行，恢复8/12子集，重跑预测器和对接，并测试替代肽构象/流程。</w:t>
+        <w:t xml:space="preserve">1. Scheltens P, De Strooper B, Kivipelto M, et al. Alzheimer’s disease. </w:t>
+      </w:r>
+      <w:r>
+        <w:rPr>
+          <w:i/>
+          <w:sz w:val="18"/>
+          <w:szCs w:val="18"/>
+        </w:rPr>
+        <w:t>Lancet</w:t>
+      </w:r>
+      <w:r>
+        <w:rPr>
+          <w:sz w:val="18"/>
+          <w:szCs w:val="18"/>
+        </w:rPr>
+        <w:t>. 2021;397(10284):1577–1590. doi:10.1016/S0140-6736(20)32205-4.</w:t>
       </w:r>
     </w:p>
     <w:p>
@@ -6038,22 +5662,22 @@
           <w:sz w:val="18"/>
           <w:szCs w:val="18"/>
         </w:rPr>
-        <w:t xml:space="preserve">2. </w:t>
-      </w:r>
-      <w:r>
-        <w:rPr>
-          <w:b/>
-          <w:sz w:val="18"/>
-          <w:szCs w:val="18"/>
-        </w:rPr>
-        <w:t>翻译/表达：</w:t>
-      </w:r>
-      <w:r>
-        <w:rPr>
-          <w:sz w:val="18"/>
-          <w:szCs w:val="18"/>
-        </w:rPr>
-        <w:t xml:space="preserve"> 采用队列匹配宏转录组、可行时核糖体测序，或具有肽层面错误发现率控制和分类唯一性的靶向宏蛋白质组。</w:t>
+        <w:t xml:space="preserve">2. Selkoe DJ, Hardy J. The amyloid hypothesis of Alzheimer’s disease at 25 years. </w:t>
+      </w:r>
+      <w:r>
+        <w:rPr>
+          <w:i/>
+          <w:sz w:val="18"/>
+          <w:szCs w:val="18"/>
+        </w:rPr>
+        <w:t>EMBO Mol Med</w:t>
+      </w:r>
+      <w:r>
+        <w:rPr>
+          <w:sz w:val="18"/>
+          <w:szCs w:val="18"/>
+        </w:rPr>
+        <w:t>. 2016;8(6):595–608. doi:10.15252/emmm.201606210.</w:t>
       </w:r>
     </w:p>
     <w:p>
@@ -6066,22 +5690,22 @@
           <w:sz w:val="18"/>
           <w:szCs w:val="18"/>
         </w:rPr>
-        <w:t xml:space="preserve">3. </w:t>
-      </w:r>
-      <w:r>
-        <w:rPr>
-          <w:b/>
-          <w:sz w:val="18"/>
-          <w:szCs w:val="18"/>
-        </w:rPr>
-        <w:t>化学身份与稳定性：</w:t>
-      </w:r>
-      <w:r>
-        <w:rPr>
-          <w:sz w:val="18"/>
-          <w:szCs w:val="18"/>
-        </w:rPr>
-        <w:t xml:space="preserve"> 合成肽并确认纯度/质量；测量血清/蛋白酶稳定性、溶解度、聚集和非特异膜破坏。</w:t>
+        <w:t xml:space="preserve">3. Hampel H, Mesulam MM, Cuello AC, et al. The cholinergic system in the pathophysiology and treatment of Alzheimer’s disease. </w:t>
+      </w:r>
+      <w:r>
+        <w:rPr>
+          <w:i/>
+          <w:sz w:val="18"/>
+          <w:szCs w:val="18"/>
+        </w:rPr>
+        <w:t>Brain</w:t>
+      </w:r>
+      <w:r>
+        <w:rPr>
+          <w:sz w:val="18"/>
+          <w:szCs w:val="18"/>
+        </w:rPr>
+        <w:t>. 2018;141(7):1917–1933. doi:10.1093/brain/awy132.</w:t>
       </w:r>
     </w:p>
     <w:p>
@@ -6094,22 +5718,22 @@
           <w:sz w:val="18"/>
           <w:szCs w:val="18"/>
         </w:rPr>
-        <w:t xml:space="preserve">4. </w:t>
-      </w:r>
-      <w:r>
-        <w:rPr>
-          <w:b/>
-          <w:sz w:val="18"/>
-          <w:szCs w:val="18"/>
-        </w:rPr>
-        <w:t>BBB与毒理：</w:t>
-      </w:r>
-      <w:r>
-        <w:rPr>
-          <w:sz w:val="18"/>
-          <w:szCs w:val="18"/>
-        </w:rPr>
-        <w:t xml:space="preserve"> 使用通透/转运模型，再实施神经元与非神经元存活、膜完整性及剂量—反应测定；分别评估预测BBB和NTx标签。</w:t>
+        <w:t xml:space="preserve">4. Inestrosa NC, Alvarez A, Pérez CA, et al. Acetylcholinesterase accelerates assembly of amyloid-β-peptides into Alzheimer’s fibrils. </w:t>
+      </w:r>
+      <w:r>
+        <w:rPr>
+          <w:i/>
+          <w:sz w:val="18"/>
+          <w:szCs w:val="18"/>
+        </w:rPr>
+        <w:t>Neuron</w:t>
+      </w:r>
+      <w:r>
+        <w:rPr>
+          <w:sz w:val="18"/>
+          <w:szCs w:val="18"/>
+        </w:rPr>
+        <w:t>. 1996;16(4):881–891. doi:10.1016/s0896-6273(00)80108-7.</w:t>
       </w:r>
     </w:p>
     <w:p>
@@ -6122,22 +5746,22 @@
           <w:sz w:val="18"/>
           <w:szCs w:val="18"/>
         </w:rPr>
-        <w:t xml:space="preserve">5. </w:t>
-      </w:r>
-      <w:r>
-        <w:rPr>
-          <w:b/>
-          <w:sz w:val="18"/>
-          <w:szCs w:val="18"/>
-        </w:rPr>
-        <w:t>金属化学：</w:t>
-      </w:r>
-      <w:r>
-        <w:rPr>
-          <w:sz w:val="18"/>
-          <w:szCs w:val="18"/>
-        </w:rPr>
-        <w:t xml:space="preserve"> 定量Cu/Fe/Zn结合，并在受控化学计量和氧化态下测量金属依赖ROS/脂质过氧化。</w:t>
+        <w:t xml:space="preserve">5. Chalmers JC, Hernandez-Kapila YL. The role of the oral microbiome, host response, and periodontal disease treatment in Alzheimer’s disease: a primer. </w:t>
+      </w:r>
+      <w:r>
+        <w:rPr>
+          <w:i/>
+          <w:sz w:val="18"/>
+          <w:szCs w:val="18"/>
+        </w:rPr>
+        <w:t>Periodontol 2000</w:t>
+      </w:r>
+      <w:r>
+        <w:rPr>
+          <w:sz w:val="18"/>
+          <w:szCs w:val="18"/>
+        </w:rPr>
+        <w:t>. 2025;98(1):220–227. doi:10.1111/prd.12631.</w:t>
       </w:r>
     </w:p>
     <w:p>
@@ -6150,22 +5774,22 @@
           <w:sz w:val="18"/>
           <w:szCs w:val="18"/>
         </w:rPr>
-        <w:t xml:space="preserve">6. </w:t>
-      </w:r>
-      <w:r>
-        <w:rPr>
-          <w:b/>
-          <w:sz w:val="18"/>
-          <w:szCs w:val="18"/>
-        </w:rPr>
-        <w:t>AChE/Aβ测试：</w:t>
-      </w:r>
-      <w:r>
-        <w:rPr>
-          <w:sz w:val="18"/>
-          <w:szCs w:val="18"/>
-        </w:rPr>
-        <w:t xml:space="preserve"> 测量AChE/BChE活性、必要时直接结合，以及肽单独和金属条件下Aβ聚集。对接只能指导实验，不能替代实验。</w:t>
+        <w:t xml:space="preserve">6. Belstrøm D, Constancias F, Drautz-Moses DI, et al. Periodontitis associates with species-specific gene expression of the oral microbiota. </w:t>
+      </w:r>
+      <w:r>
+        <w:rPr>
+          <w:i/>
+          <w:sz w:val="18"/>
+          <w:szCs w:val="18"/>
+        </w:rPr>
+        <w:t>npj Biofilms Microbiomes</w:t>
+      </w:r>
+      <w:r>
+        <w:rPr>
+          <w:sz w:val="18"/>
+          <w:szCs w:val="18"/>
+        </w:rPr>
+        <w:t>. 2021;7:76. doi:10.1038/s41522-021-00247-y.</w:t>
       </w:r>
     </w:p>
     <w:p>
@@ -6178,254 +5802,22 @@
           <w:sz w:val="18"/>
           <w:szCs w:val="18"/>
         </w:rPr>
-        <w:t xml:space="preserve">7. </w:t>
-      </w:r>
-      <w:r>
-        <w:rPr>
-          <w:b/>
-          <w:sz w:val="18"/>
-          <w:szCs w:val="18"/>
-        </w:rPr>
-        <w:t>疾病相关性：</w:t>
-      </w:r>
-      <w:r>
-        <w:rPr>
-          <w:sz w:val="18"/>
-          <w:szCs w:val="18"/>
-        </w:rPr>
-        <w:t xml:space="preserve"> 只有身份、暴露、可重复生化活性和生物学重复表型均得到验证的候选，才能进入复杂疾病模型。</w:t>
-      </w:r>
-    </w:p>
-    <w:p>
-      <w:pPr>
-        <w:pStyle w:val="Normal"/>
-      </w:pPr>
-      <w:r>
-        <w:t>停止规则不可缺少。无法追溯的序列不应进入机制解释；缺少表达证据的肽可保留为合成假设，但不能作为队列生物标志物；无论对接分数如何，未通过可复现金属依赖或毒理学实验的肽均不应被描述为神经毒机制。</w:t>
-      </w:r>
-    </w:p>
-    <w:p>
-      <w:pPr>
-        <w:pStyle w:val="Heading3"/>
-        <w:keepNext/>
-      </w:pPr>
-      <w:r>
-        <w:t>4.9 优势与局限</w:t>
-      </w:r>
-    </w:p>
-    <w:p>
-      <w:pPr>
-        <w:pStyle w:val="Normal"/>
-      </w:pPr>
-      <w:r>
-        <w:t>优势包括明确分离的证据架构、完整汇总算术、显式分母、拒绝伪重复推断检验、整合具体序列清单、独立序列组成审计、透明对接来源、前瞻性版本化MD方案、基于证据综合的机制背景，以及可复现SVG和文档构建。本稿还保留负面边界，而不隐藏材料缺失。</w:t>
-      </w:r>
-    </w:p>
-    <w:p>
-      <w:pPr>
-        <w:pStyle w:val="Normal"/>
-      </w:pPr>
-      <w:r>
-        <w:t>局限仍具有决定性。主要来源缺少逐行数据和代码；外部序列清单无法审计连接到主要来源12行或更严格8条；对接汇总缺少原始产物且未复现；MD起始结构和完整原始模拟包不可用，轨迹分析尚未完成，本文不报告MD结果；候选分类、翻译、队列表达、BBB转运、毒性、金属化学、AChE结合/功能、Aβ效应和疾病关联均未测量；登录号关系已解决，但候选—样本、登录号—分组和MAG-bin映射仍不可得。增加文字或文献不能消除这些局限。</w:t>
-      </w:r>
-    </w:p>
-    <w:p>
-      <w:pPr>
-        <w:pStyle w:val="Heading2"/>
-        <w:keepNext/>
-      </w:pPr>
-      <w:r>
-        <w:t>5. 结论</w:t>
-      </w:r>
-    </w:p>
-    <w:p>
-      <w:pPr>
-        <w:pStyle w:val="Normal"/>
-      </w:pPr>
-      <w:r>
-        <w:t>保留来源边界的重建可在不夸大的前提下提高汇总研究的科学用途。主要记录支持一条可审计算术漏斗，终点为12条主集合和8条严格集合计数。单独归档的外部来源记录增加了12条明确的7–9 aa序列及其AChE Vina报告排序；序列组成和分数排序可复现，但筛选链路与对接执行不可复现。因此，当前结果是一套扩展、可操作的假设包，而不是经验证的肽机制。</w:t>
-      </w:r>
-    </w:p>
-    <w:p>
-      <w:pPr>
-        <w:pStyle w:val="Normal"/>
-      </w:pPr>
-      <w:r>
-        <w:t>下一步计算工作是发布或重建逐行筛选和对接产物，并以版本化输入、完整轨迹、日志、重复定义和预先指定分析完成已登记MD流程。其后仍需实验评价表达、转运、毒理、金属化学和AChE/Aβ效应。在此之前，不应提出疾病特异性、靶标结合、动态稳定性或因果结论。</w:t>
-      </w:r>
-    </w:p>
-    <w:p>
-      <w:pPr>
-        <w:pStyle w:val="Heading2"/>
-        <w:keepNext/>
-      </w:pPr>
-      <w:r>
-        <w:t>声明</w:t>
-      </w:r>
-    </w:p>
-    <w:p>
-      <w:pPr>
-        <w:pStyle w:val="Heading3"/>
-        <w:keepNext/>
-      </w:pPr>
-      <w:r>
-        <w:t>伦理批准与参与同意</w:t>
-      </w:r>
-    </w:p>
-    <w:p>
-      <w:pPr>
-        <w:pStyle w:val="Normal"/>
-      </w:pPr>
-      <w:r>
-        <w:t>现有材料描述公共数据衍生序列的汇总二次计算分析，不含可识别参与者信息。本次重建未进行新招募、干预或标本采集。因此，本文不报告新的人类参与者活动，也不指定伦理批准编号。</w:t>
-      </w:r>
-    </w:p>
-    <w:p>
-      <w:pPr>
-        <w:pStyle w:val="Heading3"/>
-        <w:keepNext/>
-      </w:pPr>
-      <w:r>
-        <w:t>出版同意</w:t>
-      </w:r>
-    </w:p>
-    <w:p>
-      <w:pPr>
-        <w:pStyle w:val="Normal"/>
-      </w:pPr>
-      <w:r>
-        <w:t>不适用；本文不含可识别个体材料。</w:t>
-      </w:r>
-    </w:p>
-    <w:p>
-      <w:pPr>
-        <w:pStyle w:val="Heading3"/>
-        <w:keepNext/>
-      </w:pPr>
-      <w:r>
-        <w:t>数据可用性</w:t>
-      </w:r>
-    </w:p>
-    <w:p>
-      <w:pPr>
-        <w:pStyle w:val="Normal"/>
-      </w:pPr>
-      <w:r>
-        <w:t>主要记录列出PRJNA678453、PRJEB65451、PXD003151、PXD004319、PXD026727及HOMD/eHOMD。PRJEB65451是与PRJNA678453关联的衍生EBI-EMG/MGnify TPA组装项目；因缺少可重算映射和bin清单，正文不报告队列或MAG总数。外部来源记录提供表3的12条序列，但不含稳定ID、受试者/样本映射、谱图、分类、预测器逐行输出、严格子集标签或主要来源链路。PDB 4EY6为公共结构[27]。原始对接输入、运行、日志和构象不可用。前瞻性MD脚本版本化于</w:t>
-      </w:r>
-      <w:r>
-        <w:rPr>
-          <w:rFonts w:ascii="Consolas" w:hAnsi="Consolas" w:eastAsia="等线"/>
-          <w:shd w:val="clear" w:color="auto" w:fill="F2F4F7"/>
-        </w:rPr>
-        <w:t>shaohuawen03-cyber/asd</w:t>
-      </w:r>
-      <w:r>
-        <w:t>提交</w:t>
-      </w:r>
-      <w:r>
-        <w:rPr>
-          <w:rFonts w:ascii="Consolas" w:hAnsi="Consolas" w:eastAsia="等线"/>
-          <w:shd w:val="clear" w:color="auto" w:fill="F2F4F7"/>
-        </w:rPr>
-        <w:t>f11cd3751e8fce53dbf1a335ef1d8fa777751ef5</w:t>
-      </w:r>
-      <w:r>
-        <w:t>；本次分析无法获得完整起始结构和原始生产轨迹。</w:t>
-      </w:r>
-    </w:p>
-    <w:p>
-      <w:pPr>
-        <w:pStyle w:val="Heading3"/>
-        <w:keepNext/>
-      </w:pPr>
-      <w:r>
-        <w:t>代码可用性</w:t>
-      </w:r>
-    </w:p>
-    <w:p>
-      <w:pPr>
-        <w:pStyle w:val="Normal"/>
-      </w:pPr>
-      <w:r>
-        <w:t>本仓库含文档提取、汇总算术、序列组成检查、可编辑文字SVG图件、DOCX打包和质量审计代码；不含原始smORF发现/预测管线，也不含外部对接的可执行复现。参考MD仓库含前瞻性流程，但缺少接纳结果所需的完整输入和原始轨迹。因此，现有代码可复现报告算术和文档层审计，但不能复现缺少输入和执行产物的分析。</w:t>
-      </w:r>
-    </w:p>
-    <w:p>
-      <w:pPr>
-        <w:pStyle w:val="Heading3"/>
-        <w:keepNext/>
-      </w:pPr>
-      <w:r>
-        <w:t>经费</w:t>
-      </w:r>
-    </w:p>
-    <w:p>
-      <w:pPr>
-        <w:pStyle w:val="Normal"/>
-      </w:pPr>
-      <w:r>
-        <w:t>来源材料中无可用经费信息。</w:t>
-      </w:r>
-    </w:p>
-    <w:p>
-      <w:pPr>
-        <w:pStyle w:val="Heading3"/>
-        <w:keepNext/>
-      </w:pPr>
-      <w:r>
-        <w:t>利益冲突</w:t>
-      </w:r>
-    </w:p>
-    <w:p>
-      <w:pPr>
-        <w:pStyle w:val="Normal"/>
-      </w:pPr>
-      <w:r>
-        <w:t>来源材料中无可用利益冲突声明。</w:t>
-      </w:r>
-    </w:p>
-    <w:p>
-      <w:pPr>
-        <w:pStyle w:val="Heading3"/>
-        <w:keepNext/>
-      </w:pPr>
-      <w:r>
-        <w:t>作者贡献</w:t>
-      </w:r>
-    </w:p>
-    <w:p>
-      <w:pPr>
-        <w:pStyle w:val="Normal"/>
-      </w:pPr>
-      <w:r>
-        <w:t>来源材料中无可用作者身份和CRediT贡献信息；作者资格不从文件来源推断。</w:t>
-      </w:r>
-    </w:p>
-    <w:p>
-      <w:pPr>
-        <w:pStyle w:val="Heading3"/>
-        <w:keepNext/>
-      </w:pPr>
-      <w:r>
-        <w:t>生成式人工智能使用</w:t>
-      </w:r>
-    </w:p>
-    <w:p>
-      <w:pPr>
-        <w:pStyle w:val="Normal"/>
-      </w:pPr>
-      <w:r>
-        <w:t>生成式AI助手用于来源组织、双语起草、确定性检查、图件脚本和语言编辑；未生成新生物学观察，也未独立复现缺失的筛选/对接分析。科学主张被限定于有引文支持的文献和可审计来源记录。</w:t>
-      </w:r>
-    </w:p>
-    <w:p>
-      <w:pPr>
-        <w:pStyle w:val="Heading2"/>
-        <w:keepNext/>
-      </w:pPr>
-      <w:r>
-        <w:t>参考文献</w:t>
+        <w:t xml:space="preserve">7. Ovsepian A, Kardaras FS, Skoulakis A, Hatzigeorgiou AG. Microbial signatures in human periodontal disease: a metatranscriptome meta-analysis. </w:t>
+      </w:r>
+      <w:r>
+        <w:rPr>
+          <w:i/>
+          <w:sz w:val="18"/>
+          <w:szCs w:val="18"/>
+        </w:rPr>
+        <w:t>Front Microbiol</w:t>
+      </w:r>
+      <w:r>
+        <w:rPr>
+          <w:sz w:val="18"/>
+          <w:szCs w:val="18"/>
+        </w:rPr>
+        <w:t>. 2024;15:1383404. doi:10.3389/fmicb.2024.1383404.</w:t>
       </w:r>
     </w:p>
     <w:p>
@@ -6438,7 +5830,7 @@
           <w:sz w:val="18"/>
           <w:szCs w:val="18"/>
         </w:rPr>
-        <w:t xml:space="preserve">1. Sberro H, Fremin BJ, Zlitni S, et al. Large-scale analyses of human microbiomes reveal thousands of small, novel genes. </w:t>
+        <w:t xml:space="preserve">8. Guo Y, Nguyen KA, Potempa J. Dichotomy of gingipains action as virulence factors. </w:t>
       </w:r>
       <w:r>
         <w:rPr>
@@ -6446,14 +5838,14 @@
           <w:sz w:val="18"/>
           <w:szCs w:val="18"/>
         </w:rPr>
-        <w:t>Cell</w:t>
-      </w:r>
-      <w:r>
-        <w:rPr>
-          <w:sz w:val="18"/>
-          <w:szCs w:val="18"/>
-        </w:rPr>
-        <w:t>. 2019;178(5):1245–1259.e14. doi:10.1016/j.cell.2019.07.016.</w:t>
+        <w:t>Periodontol 2000</w:t>
+      </w:r>
+      <w:r>
+        <w:rPr>
+          <w:sz w:val="18"/>
+          <w:szCs w:val="18"/>
+        </w:rPr>
+        <w:t>. 2010;54(1):15–44. doi:10.1111/j.1600-0757.2010.00377.x.</w:t>
       </w:r>
     </w:p>
     <w:p>
@@ -6466,7 +5858,7 @@
           <w:sz w:val="18"/>
           <w:szCs w:val="18"/>
         </w:rPr>
-        <w:t xml:space="preserve">2. Durrant MG, Bhatt AS. Automated prediction and annotation of small open reading frames in microbial genomes. </w:t>
+        <w:t xml:space="preserve">9. Ho MH, Chen CH, Goodwin JS, et al. Functional advantages of </w:t>
       </w:r>
       <w:r>
         <w:rPr>
@@ -6474,14 +5866,29 @@
           <w:sz w:val="18"/>
           <w:szCs w:val="18"/>
         </w:rPr>
-        <w:t>Cell Host Microbe</w:t>
-      </w:r>
-      <w:r>
-        <w:rPr>
-          <w:sz w:val="18"/>
-          <w:szCs w:val="18"/>
-        </w:rPr>
-        <w:t>. 2021;29(1):121–131.e4. doi:10.1016/j.chom.2020.11.002.</w:t>
+        <w:t>Porphyromonas gingivalis</w:t>
+      </w:r>
+      <w:r>
+        <w:rPr>
+          <w:sz w:val="18"/>
+          <w:szCs w:val="18"/>
+        </w:rPr>
+        <w:t xml:space="preserve"> vesicles. </w:t>
+      </w:r>
+      <w:r>
+        <w:rPr>
+          <w:i/>
+          <w:sz w:val="18"/>
+          <w:szCs w:val="18"/>
+        </w:rPr>
+        <w:t>PLoS One</w:t>
+      </w:r>
+      <w:r>
+        <w:rPr>
+          <w:sz w:val="18"/>
+          <w:szCs w:val="18"/>
+        </w:rPr>
+        <w:t>. 2015;10(4):e0123448. doi:10.1371/journal.pone.0123448.</w:t>
       </w:r>
     </w:p>
     <w:p>
@@ -6494,7 +5901,7 @@
           <w:sz w:val="18"/>
           <w:szCs w:val="18"/>
         </w:rPr>
-        <w:t xml:space="preserve">3. Davin ME, Ortís Sunyer J, Delgado LF, et al. High-resolution multi-omics enhances prediction and detection of smORF-encoded proteins in the human gut microbiome. </w:t>
+        <w:t xml:space="preserve">10. Larvin H, Gao C, Kang J, et al. The impact of study factors in the association of periodontal disease and cognitive disorders. </w:t>
       </w:r>
       <w:r>
         <w:rPr>
@@ -6502,14 +5909,14 @@
           <w:sz w:val="18"/>
           <w:szCs w:val="18"/>
         </w:rPr>
-        <w:t>Nat Commun</w:t>
-      </w:r>
-      <w:r>
-        <w:rPr>
-          <w:sz w:val="18"/>
-          <w:szCs w:val="18"/>
-        </w:rPr>
-        <w:t>. 2026. doi:10.1038/s41467-026-72762-5.</w:t>
+        <w:t>Age Ageing</w:t>
+      </w:r>
+      <w:r>
+        <w:rPr>
+          <w:sz w:val="18"/>
+          <w:szCs w:val="18"/>
+        </w:rPr>
+        <w:t>. 2023;52(2):afad015. doi:10.1093/ageing/afad015.</w:t>
       </w:r>
     </w:p>
     <w:p>
@@ -6522,7 +5929,7 @@
           <w:sz w:val="18"/>
           <w:szCs w:val="18"/>
         </w:rPr>
-        <w:t xml:space="preserve">4. Couso JP, Patra P. Short ORFs: finding gems in hidden places. </w:t>
+        <w:t xml:space="preserve">11. Kaliamoorthy S, Nagarajan M, Sethuraman V, et al. Association of Alzheimer’s disease and periodontitis. </w:t>
       </w:r>
       <w:r>
         <w:rPr>
@@ -6530,14 +5937,14 @@
           <w:sz w:val="18"/>
           <w:szCs w:val="18"/>
         </w:rPr>
-        <w:t>Curr Opin Genet Dev</w:t>
-      </w:r>
-      <w:r>
-        <w:rPr>
-          <w:sz w:val="18"/>
-          <w:szCs w:val="18"/>
-        </w:rPr>
-        <w:t>. 2017;45:14–21. doi:10.1016/j.gde.2017.04.002.</w:t>
+        <w:t>Med Pharm Rep</w:t>
+      </w:r>
+      <w:r>
+        <w:rPr>
+          <w:sz w:val="18"/>
+          <w:szCs w:val="18"/>
+        </w:rPr>
+        <w:t>. 2022;95(2):144–151. doi:10.15386/mpr-2278.</w:t>
       </w:r>
     </w:p>
     <w:p>
@@ -6550,7 +5957,7 @@
           <w:sz w:val="18"/>
           <w:szCs w:val="18"/>
         </w:rPr>
-        <w:t xml:space="preserve">5. van Heesch S, Wit F, Botter J, et al. The translational landscape of the human heart. </w:t>
+        <w:t xml:space="preserve">12. Liu S, Dashper SG, Zhao R. Association between oral bacteria and Alzheimer’s disease. </w:t>
       </w:r>
       <w:r>
         <w:rPr>
@@ -6558,14 +5965,14 @@
           <w:sz w:val="18"/>
           <w:szCs w:val="18"/>
         </w:rPr>
-        <w:t>Cell</w:t>
-      </w:r>
-      <w:r>
-        <w:rPr>
-          <w:sz w:val="18"/>
-          <w:szCs w:val="18"/>
-        </w:rPr>
-        <w:t>. 2019;178(1):236–251.e24. doi:10.1016/j.cell.2019.05.010.</w:t>
+        <w:t>J Alzheimers Dis</w:t>
+      </w:r>
+      <w:r>
+        <w:rPr>
+          <w:sz w:val="18"/>
+          <w:szCs w:val="18"/>
+        </w:rPr>
+        <w:t>. 2023;91(1):129–150. doi:10.3233/JAD-220627.</w:t>
       </w:r>
     </w:p>
     <w:p>
@@ -6578,7 +5985,7 @@
           <w:sz w:val="18"/>
           <w:szCs w:val="18"/>
         </w:rPr>
-        <w:t xml:space="preserve">6. Belstrøm D, Constancias F, Drautz-Moses DI, et al. Periodontitis associates with species-specific gene expression of the oral microbiota. </w:t>
+        <w:t xml:space="preserve">13. Kim J, Han DH. Periodontitis as a risk factor for dementia. </w:t>
       </w:r>
       <w:r>
         <w:rPr>
@@ -6586,14 +5993,14 @@
           <w:sz w:val="18"/>
           <w:szCs w:val="18"/>
         </w:rPr>
-        <w:t>npj Biofilms Microbiomes</w:t>
-      </w:r>
-      <w:r>
-        <w:rPr>
-          <w:sz w:val="18"/>
-          <w:szCs w:val="18"/>
-        </w:rPr>
-        <w:t>. 2021;7:76. doi:10.1038/s41522-021-00247-y.</w:t>
+        <w:t>J Evid Based Dent Pract</w:t>
+      </w:r>
+      <w:r>
+        <w:rPr>
+          <w:sz w:val="18"/>
+          <w:szCs w:val="18"/>
+        </w:rPr>
+        <w:t>. 2025;25:102094. doi:10.1016/j.jebdp.2025.102094.</w:t>
       </w:r>
     </w:p>
     <w:p>
@@ -6606,7 +6013,7 @@
           <w:sz w:val="18"/>
           <w:szCs w:val="18"/>
         </w:rPr>
-        <w:t xml:space="preserve">7. Ovsepian A, Kardaras FS, Skoulakis A, Hatzigeorgiou AG. Microbial signatures in human periodontal disease: a metatranscriptome meta-analysis. </w:t>
+        <w:t xml:space="preserve">14. Ide M, Harris M, Stevens A, et al. Periodontitis and cognitive decline in Alzheimer’s disease. </w:t>
       </w:r>
       <w:r>
         <w:rPr>
@@ -6614,14 +6021,14 @@
           <w:sz w:val="18"/>
           <w:szCs w:val="18"/>
         </w:rPr>
-        <w:t>Front Microbiol</w:t>
-      </w:r>
-      <w:r>
-        <w:rPr>
-          <w:sz w:val="18"/>
-          <w:szCs w:val="18"/>
-        </w:rPr>
-        <w:t>. 2024;15:1383404. doi:10.3389/fmicb.2024.1383404.</w:t>
+        <w:t>PLoS One</w:t>
+      </w:r>
+      <w:r>
+        <w:rPr>
+          <w:sz w:val="18"/>
+          <w:szCs w:val="18"/>
+        </w:rPr>
+        <w:t>. 2016;11(3):e0151081. doi:10.1371/journal.pone.0151081.</w:t>
       </w:r>
     </w:p>
     <w:p>
@@ -6634,7 +6041,7 @@
           <w:sz w:val="18"/>
           <w:szCs w:val="18"/>
         </w:rPr>
-        <w:t xml:space="preserve">8. Chen T, Yu WH, Izard J, et al. The Human Oral Microbiome Database: a web accessible resource for investigating oral microbe taxonomic and genomic information. </w:t>
+        <w:t xml:space="preserve">15. Jiang Z, Shi Y, Zhao W, et al. Association between chronic periodontitis and the risk of Alzheimer’s disease. </w:t>
       </w:r>
       <w:r>
         <w:rPr>
@@ -6642,14 +6049,14 @@
           <w:sz w:val="18"/>
           <w:szCs w:val="18"/>
         </w:rPr>
-        <w:t>Database (Oxford)</w:t>
-      </w:r>
-      <w:r>
-        <w:rPr>
-          <w:sz w:val="18"/>
-          <w:szCs w:val="18"/>
-        </w:rPr>
-        <w:t>. 2010;2010:baq013. doi:10.1093/database/baq013.</w:t>
+        <w:t>BMC Oral Health</w:t>
+      </w:r>
+      <w:r>
+        <w:rPr>
+          <w:sz w:val="18"/>
+          <w:szCs w:val="18"/>
+        </w:rPr>
+        <w:t>. 2021;21:466. doi:10.1186/s12903-021-01827-2.</w:t>
       </w:r>
     </w:p>
     <w:p>
@@ -6662,7 +6069,7 @@
           <w:sz w:val="18"/>
           <w:szCs w:val="18"/>
         </w:rPr>
-        <w:t xml:space="preserve">9. Escapa IF, Chen T, Huang Y, et al. New insights into human nostril microbiome from the expanded Human Oral Microbiome Database. </w:t>
+        <w:t xml:space="preserve">16. Hu C, Li H, Huang L, et al. Periodontal disease and risk of Alzheimer’s disease: a two-sample Mendelian randomization. </w:t>
       </w:r>
       <w:r>
         <w:rPr>
@@ -6670,14 +6077,14 @@
           <w:sz w:val="18"/>
           <w:szCs w:val="18"/>
         </w:rPr>
-        <w:t>mSystems</w:t>
-      </w:r>
-      <w:r>
-        <w:rPr>
-          <w:sz w:val="18"/>
-          <w:szCs w:val="18"/>
-        </w:rPr>
-        <w:t>. 2018;3(6):e00187-18. doi:10.1128/mSystems.00187-18.</w:t>
+        <w:t>Brain Behav</w:t>
+      </w:r>
+      <w:r>
+        <w:rPr>
+          <w:sz w:val="18"/>
+          <w:szCs w:val="18"/>
+        </w:rPr>
+        <w:t>. 2024;14(4):e3486. doi:10.1002/brb3.3486.</w:t>
       </w:r>
     </w:p>
     <w:p>
@@ -6690,7 +6097,7 @@
           <w:sz w:val="18"/>
           <w:szCs w:val="18"/>
         </w:rPr>
-        <w:t xml:space="preserve">10. Belstrøm D, Jersie-Christensen RR, Lyon D, et al. Metaproteomics of saliva identifies human protein markers specific for individuals with periodontitis and dental caries compared to orally healthy controls. </w:t>
+        <w:t xml:space="preserve">17. Zhao Y, Zhang C, Chang X, et al. Causal association between periodontitis and systemic diseases: a systematic review and meta-analysis of Mendelian randomization studies. </w:t>
       </w:r>
       <w:r>
         <w:rPr>
@@ -6698,14 +6105,14 @@
           <w:sz w:val="18"/>
           <w:szCs w:val="18"/>
         </w:rPr>
-        <w:t>PeerJ</w:t>
-      </w:r>
-      <w:r>
-        <w:rPr>
-          <w:sz w:val="18"/>
-          <w:szCs w:val="18"/>
-        </w:rPr>
-        <w:t>. 2016;4:e2433. doi:10.7717/peerj.2433.</w:t>
+        <w:t>BMC Oral Health</w:t>
+      </w:r>
+      <w:r>
+        <w:rPr>
+          <w:sz w:val="18"/>
+          <w:szCs w:val="18"/>
+        </w:rPr>
+        <w:t>. 2026;26:383. doi:10.1186/s12903-026-07725-9.</w:t>
       </w:r>
     </w:p>
     <w:p>
@@ -6718,7 +6125,7 @@
           <w:sz w:val="18"/>
           <w:szCs w:val="18"/>
         </w:rPr>
-        <w:t xml:space="preserve">11. Jiang X, Zhang Y, Wang H, et al. In-depth metaproteomics analysis of oral microbiome for lung cancer. </w:t>
+        <w:t xml:space="preserve">18. Dominy SS, Lynch C, Ermini F, et al. </w:t>
       </w:r>
       <w:r>
         <w:rPr>
@@ -6726,14 +6133,29 @@
           <w:sz w:val="18"/>
           <w:szCs w:val="18"/>
         </w:rPr>
-        <w:t>Research</w:t>
-      </w:r>
-      <w:r>
-        <w:rPr>
-          <w:sz w:val="18"/>
-          <w:szCs w:val="18"/>
-        </w:rPr>
-        <w:t>. 2022;2022:9781578. doi:10.34133/2022/9781578.</w:t>
+        <w:t>Porphyromonas gingivalis</w:t>
+      </w:r>
+      <w:r>
+        <w:rPr>
+          <w:sz w:val="18"/>
+          <w:szCs w:val="18"/>
+        </w:rPr>
+        <w:t xml:space="preserve"> in Alzheimer’s disease brains. </w:t>
+      </w:r>
+      <w:r>
+        <w:rPr>
+          <w:i/>
+          <w:sz w:val="18"/>
+          <w:szCs w:val="18"/>
+        </w:rPr>
+        <w:t>Sci Adv</w:t>
+      </w:r>
+      <w:r>
+        <w:rPr>
+          <w:sz w:val="18"/>
+          <w:szCs w:val="18"/>
+        </w:rPr>
+        <w:t>. 2019;5(1):eaau3333. doi:10.1126/sciadv.aau3333.</w:t>
       </w:r>
     </w:p>
     <w:p>
@@ -6746,7 +6168,7 @@
           <w:sz w:val="18"/>
           <w:szCs w:val="18"/>
         </w:rPr>
-        <w:t xml:space="preserve">12. Yuan J, Sun B, Li M, et al. OSaMPle workflow for salivary metaproteomics analysis reveals dysbiosis in inflammatory bowel disease patients. </w:t>
+        <w:t xml:space="preserve">19. Poole S, Singhrao SK, Kesavalu L, et al. Determining the presence of </w:t>
       </w:r>
       <w:r>
         <w:rPr>
@@ -6754,14 +6176,29 @@
           <w:sz w:val="18"/>
           <w:szCs w:val="18"/>
         </w:rPr>
-        <w:t>npj Biofilms Microbiomes</w:t>
-      </w:r>
-      <w:r>
-        <w:rPr>
-          <w:sz w:val="18"/>
-          <w:szCs w:val="18"/>
-        </w:rPr>
-        <w:t>. 2025;11:63. doi:10.1038/s41522-025-00692-z.</w:t>
+        <w:t>Porphyromonas gingivalis</w:t>
+      </w:r>
+      <w:r>
+        <w:rPr>
+          <w:sz w:val="18"/>
+          <w:szCs w:val="18"/>
+        </w:rPr>
+        <w:t xml:space="preserve"> in Alzheimer’s disease brain. </w:t>
+      </w:r>
+      <w:r>
+        <w:rPr>
+          <w:i/>
+          <w:sz w:val="18"/>
+          <w:szCs w:val="18"/>
+        </w:rPr>
+        <w:t>J Alzheimers Dis</w:t>
+      </w:r>
+      <w:r>
+        <w:rPr>
+          <w:sz w:val="18"/>
+          <w:szCs w:val="18"/>
+        </w:rPr>
+        <w:t>. 2013;33(3):665–678. doi:10.3233/JAD-2012-121149.</w:t>
       </w:r>
     </w:p>
     <w:p>
@@ -6774,7 +6211,7 @@
           <w:sz w:val="18"/>
           <w:szCs w:val="18"/>
         </w:rPr>
-        <w:t xml:space="preserve">13. Du Z, Ding X, Xu Y, Li Y. UniDL4BioPep: a universal deep learning architecture for binary classification in peptide bioactivity. </w:t>
+        <w:t xml:space="preserve">20. Ilievski V, Zuchowska PK, Green SJ, et al. Chronic oral application of a periodontal pathogen results in brain inflammation, neurodegeneration and amyloid beta production in wild type mice. </w:t>
       </w:r>
       <w:r>
         <w:rPr>
@@ -6782,14 +6219,14 @@
           <w:sz w:val="18"/>
           <w:szCs w:val="18"/>
         </w:rPr>
-        <w:t>Brief Bioinform</w:t>
-      </w:r>
-      <w:r>
-        <w:rPr>
-          <w:sz w:val="18"/>
-          <w:szCs w:val="18"/>
-        </w:rPr>
-        <w:t>. 2023;24(3):bbad135. doi:10.1093/bib/bbad135.</w:t>
+        <w:t>PLoS One</w:t>
+      </w:r>
+      <w:r>
+        <w:rPr>
+          <w:sz w:val="18"/>
+          <w:szCs w:val="18"/>
+        </w:rPr>
+        <w:t>. 2018;13(10):e0204941. doi:10.1371/journal.pone.0204941.</w:t>
       </w:r>
     </w:p>
     <w:p>
@@ -6802,7 +6239,7 @@
           <w:sz w:val="18"/>
           <w:szCs w:val="18"/>
         </w:rPr>
-        <w:t xml:space="preserve">14. Gu ZF, Hao YD, Wang TY, et al. Prediction of blood-brain barrier penetrating peptides based on data augmentation with Augur. </w:t>
+        <w:t xml:space="preserve">21. Haditsch U, Roth T, Rodriguez L, et al. Alzheimer’s disease-like neurodegeneration in </w:t>
       </w:r>
       <w:r>
         <w:rPr>
@@ -6810,14 +6247,29 @@
           <w:sz w:val="18"/>
           <w:szCs w:val="18"/>
         </w:rPr>
-        <w:t>BMC Biol</w:t>
-      </w:r>
-      <w:r>
-        <w:rPr>
-          <w:sz w:val="18"/>
-          <w:szCs w:val="18"/>
-        </w:rPr>
-        <w:t>. 2024;22:86. doi:10.1186/s12915-024-01883-4.</w:t>
+        <w:t>Porphyromonas gingivalis</w:t>
+      </w:r>
+      <w:r>
+        <w:rPr>
+          <w:sz w:val="18"/>
+          <w:szCs w:val="18"/>
+        </w:rPr>
+        <w:t xml:space="preserve"> infected neurons with persistent expression of active gingipains. </w:t>
+      </w:r>
+      <w:r>
+        <w:rPr>
+          <w:i/>
+          <w:sz w:val="18"/>
+          <w:szCs w:val="18"/>
+        </w:rPr>
+        <w:t>J Alzheimers Dis</w:t>
+      </w:r>
+      <w:r>
+        <w:rPr>
+          <w:sz w:val="18"/>
+          <w:szCs w:val="18"/>
+        </w:rPr>
+        <w:t>. 2020;75(4):1361–1376. doi:10.3233/JAD-200393.</w:t>
       </w:r>
     </w:p>
     <w:p>
@@ -6830,7 +6282,7 @@
           <w:sz w:val="18"/>
           <w:szCs w:val="18"/>
         </w:rPr>
-        <w:t xml:space="preserve">15. Liu X, Zhao Z, Guan J, et al. Prediction of blood-brain barrier-penetrating peptides using B3BPFN. </w:t>
+        <w:t xml:space="preserve">22. Nara PL, Sindelar D, Penn MS, et al. </w:t>
       </w:r>
       <w:r>
         <w:rPr>
@@ -6838,14 +6290,29 @@
           <w:sz w:val="18"/>
           <w:szCs w:val="18"/>
         </w:rPr>
-        <w:t>Front Mol Biosci</w:t>
-      </w:r>
-      <w:r>
-        <w:rPr>
-          <w:sz w:val="18"/>
-          <w:szCs w:val="18"/>
-        </w:rPr>
-        <w:t>. 2026;13:1858506. doi:10.3389/fmolb.2026.1858506.</w:t>
+        <w:t>Porphyromonas gingivalis</w:t>
+      </w:r>
+      <w:r>
+        <w:rPr>
+          <w:sz w:val="18"/>
+          <w:szCs w:val="18"/>
+        </w:rPr>
+        <w:t xml:space="preserve"> outer membrane vesicles as the major driver of and explanation for neuropathogenesis. </w:t>
+      </w:r>
+      <w:r>
+        <w:rPr>
+          <w:i/>
+          <w:sz w:val="18"/>
+          <w:szCs w:val="18"/>
+        </w:rPr>
+        <w:t>J Alzheimers Dis</w:t>
+      </w:r>
+      <w:r>
+        <w:rPr>
+          <w:sz w:val="18"/>
+          <w:szCs w:val="18"/>
+        </w:rPr>
+        <w:t>. 2021;82(4):1417–1450. doi:10.3233/JAD-210448.</w:t>
       </w:r>
     </w:p>
     <w:p>
@@ -6858,7 +6325,7 @@
           <w:sz w:val="18"/>
           <w:szCs w:val="18"/>
         </w:rPr>
-        <w:t xml:space="preserve">16. Rathore AS, Jain S, Choudhury S, Raghava GPS. A large language model for predicting neurotoxic peptides and neurotoxins. </w:t>
+        <w:t xml:space="preserve">23. Sberro H, Fremin BJ, Zlitni S, et al. Large-scale analyses of human microbiomes reveal thousands of small, novel genes. </w:t>
       </w:r>
       <w:r>
         <w:rPr>
@@ -6866,14 +6333,14 @@
           <w:sz w:val="18"/>
           <w:szCs w:val="18"/>
         </w:rPr>
-        <w:t>Protein Sci</w:t>
-      </w:r>
-      <w:r>
-        <w:rPr>
-          <w:sz w:val="18"/>
-          <w:szCs w:val="18"/>
-        </w:rPr>
-        <w:t>. 2025;34(8):e70200. doi:10.1002/pro.70200.</w:t>
+        <w:t>Cell</w:t>
+      </w:r>
+      <w:r>
+        <w:rPr>
+          <w:sz w:val="18"/>
+          <w:szCs w:val="18"/>
+        </w:rPr>
+        <w:t>. 2019;178(5):1245–1259.e14. doi:10.1016/j.cell.2019.07.016.</w:t>
       </w:r>
     </w:p>
     <w:p>
@@ -6886,7 +6353,7 @@
           <w:sz w:val="18"/>
           <w:szCs w:val="18"/>
         </w:rPr>
-        <w:t xml:space="preserve">17. Aptekmann AA, Buongiorno J, Giovannelli D, et al. mebipred: identifying metal-binding potential in protein sequence. </w:t>
+        <w:t xml:space="preserve">24. Durrant MG, Bhatt AS. Automated prediction and annotation of small open reading frames in microbial genomes. </w:t>
       </w:r>
       <w:r>
         <w:rPr>
@@ -6894,14 +6361,14 @@
           <w:sz w:val="18"/>
           <w:szCs w:val="18"/>
         </w:rPr>
-        <w:t>Bioinformatics</w:t>
-      </w:r>
-      <w:r>
-        <w:rPr>
-          <w:sz w:val="18"/>
-          <w:szCs w:val="18"/>
-        </w:rPr>
-        <w:t>. 2022;38(14):3532–3540. doi:10.1093/bioinformatics/btac358.</w:t>
+        <w:t>Cell Host Microbe</w:t>
+      </w:r>
+      <w:r>
+        <w:rPr>
+          <w:sz w:val="18"/>
+          <w:szCs w:val="18"/>
+        </w:rPr>
+        <w:t>. 2021;29(1):121–131.e4. doi:10.1016/j.chom.2020.11.002.</w:t>
       </w:r>
     </w:p>
     <w:p>
@@ -6914,7 +6381,7 @@
           <w:sz w:val="18"/>
           <w:szCs w:val="18"/>
         </w:rPr>
-        <w:t xml:space="preserve">18. Olsen TH, Yesiltas B, Marin FI, et al. AnOxPePred: using deep learning for the prediction of antioxidative properties of peptides. </w:t>
+        <w:t xml:space="preserve">25. Davin ME, Ortís Sunyer J, Delgado LF, et al. High-resolution multi-omics enhances prediction and detection of smORF-encoded proteins in the human gut microbiome. </w:t>
       </w:r>
       <w:r>
         <w:rPr>
@@ -6922,14 +6389,14 @@
           <w:sz w:val="18"/>
           <w:szCs w:val="18"/>
         </w:rPr>
-        <w:t>Sci Rep</w:t>
-      </w:r>
-      <w:r>
-        <w:rPr>
-          <w:sz w:val="18"/>
-          <w:szCs w:val="18"/>
-        </w:rPr>
-        <w:t>. 2020;10:21471. doi:10.1038/s41598-020-78319-w.</w:t>
+        <w:t>Nat Commun</w:t>
+      </w:r>
+      <w:r>
+        <w:rPr>
+          <w:sz w:val="18"/>
+          <w:szCs w:val="18"/>
+        </w:rPr>
+        <w:t>. 2026. doi:10.1038/s41467-026-72762-5.</w:t>
       </w:r>
     </w:p>
     <w:p>
@@ -6942,7 +6409,7 @@
           <w:sz w:val="18"/>
           <w:szCs w:val="18"/>
         </w:rPr>
-        <w:t xml:space="preserve">19. Torres MDT, Brooks EF, Cesaro A, et al. Mining human microbiomes reveals an untapped source of peptide antibiotics. </w:t>
+        <w:t xml:space="preserve">26. Couso JP, Patra P. Short ORFs: finding gems in hidden places. </w:t>
       </w:r>
       <w:r>
         <w:rPr>
@@ -6950,14 +6417,14 @@
           <w:sz w:val="18"/>
           <w:szCs w:val="18"/>
         </w:rPr>
-        <w:t>Cell</w:t>
-      </w:r>
-      <w:r>
-        <w:rPr>
-          <w:sz w:val="18"/>
-          <w:szCs w:val="18"/>
-        </w:rPr>
-        <w:t>. 2024;187(19):5453–5467.e15. doi:10.1016/j.cell.2024.07.027.</w:t>
+        <w:t>Curr Opin Genet Dev</w:t>
+      </w:r>
+      <w:r>
+        <w:rPr>
+          <w:sz w:val="18"/>
+          <w:szCs w:val="18"/>
+        </w:rPr>
+        <w:t>. 2017;45:14–21. doi:10.1016/j.gde.2017.04.002.</w:t>
       </w:r>
     </w:p>
     <w:p>
@@ -6970,7 +6437,7 @@
           <w:sz w:val="18"/>
           <w:szCs w:val="18"/>
         </w:rPr>
-        <w:t xml:space="preserve">20. Scheltens P, De Strooper B, Kivipelto M, et al. Alzheimer’s disease. </w:t>
+        <w:t xml:space="preserve">27. van Heesch S, Wit F, Botter J, et al. The translational landscape of the human heart. </w:t>
       </w:r>
       <w:r>
         <w:rPr>
@@ -6978,14 +6445,14 @@
           <w:sz w:val="18"/>
           <w:szCs w:val="18"/>
         </w:rPr>
-        <w:t>Lancet</w:t>
-      </w:r>
-      <w:r>
-        <w:rPr>
-          <w:sz w:val="18"/>
-          <w:szCs w:val="18"/>
-        </w:rPr>
-        <w:t>. 2021;397(10284):1577–1590. doi:10.1016/S0140-6736(20)32205-4.</w:t>
+        <w:t>Cell</w:t>
+      </w:r>
+      <w:r>
+        <w:rPr>
+          <w:sz w:val="18"/>
+          <w:szCs w:val="18"/>
+        </w:rPr>
+        <w:t>. 2019;178(1):236–251.e24. doi:10.1016/j.cell.2019.05.010.</w:t>
       </w:r>
     </w:p>
     <w:p>
@@ -6998,7 +6465,7 @@
           <w:sz w:val="18"/>
           <w:szCs w:val="18"/>
         </w:rPr>
-        <w:t xml:space="preserve">21. Selkoe DJ, Hardy J. The amyloid hypothesis of Alzheimer’s disease at 25 years. </w:t>
+        <w:t xml:space="preserve">28. Chen T, Yu WH, Izard J, et al. The Human Oral Microbiome Database: a web accessible resource for investigating oral microbe taxonomic and genomic information. </w:t>
       </w:r>
       <w:r>
         <w:rPr>
@@ -7006,14 +6473,14 @@
           <w:sz w:val="18"/>
           <w:szCs w:val="18"/>
         </w:rPr>
-        <w:t>EMBO Mol Med</w:t>
-      </w:r>
-      <w:r>
-        <w:rPr>
-          <w:sz w:val="18"/>
-          <w:szCs w:val="18"/>
-        </w:rPr>
-        <w:t>. 2016;8(6):595–608. doi:10.15252/emmm.201606210.</w:t>
+        <w:t>Database (Oxford)</w:t>
+      </w:r>
+      <w:r>
+        <w:rPr>
+          <w:sz w:val="18"/>
+          <w:szCs w:val="18"/>
+        </w:rPr>
+        <w:t>. 2010;2010:baq013. doi:10.1093/database/baq013.</w:t>
       </w:r>
     </w:p>
     <w:p>
@@ -7026,7 +6493,7 @@
           <w:sz w:val="18"/>
           <w:szCs w:val="18"/>
         </w:rPr>
-        <w:t xml:space="preserve">22. Hampel H, Mesulam MM, Cuello AC, et al. The cholinergic system in the pathophysiology and treatment of Alzheimer’s disease. </w:t>
+        <w:t xml:space="preserve">29. Belstrøm D, Jersie-Christensen RR, Lyon D, et al. Metaproteomics of saliva identifies human protein markers specific for individuals with periodontitis and dental caries compared to orally healthy controls. </w:t>
       </w:r>
       <w:r>
         <w:rPr>
@@ -7034,14 +6501,14 @@
           <w:sz w:val="18"/>
           <w:szCs w:val="18"/>
         </w:rPr>
-        <w:t>Brain</w:t>
-      </w:r>
-      <w:r>
-        <w:rPr>
-          <w:sz w:val="18"/>
-          <w:szCs w:val="18"/>
-        </w:rPr>
-        <w:t>. 2018;141(7):1917–1933. doi:10.1093/brain/awy132.</w:t>
+        <w:t>PeerJ</w:t>
+      </w:r>
+      <w:r>
+        <w:rPr>
+          <w:sz w:val="18"/>
+          <w:szCs w:val="18"/>
+        </w:rPr>
+        <w:t>. 2016;4:e2433. doi:10.7717/peerj.2433.</w:t>
       </w:r>
     </w:p>
     <w:p>
@@ -7054,7 +6521,7 @@
           <w:sz w:val="18"/>
           <w:szCs w:val="18"/>
         </w:rPr>
-        <w:t xml:space="preserve">23. Inestrosa NC, Alvarez A, Pérez CA, et al. Acetylcholinesterase accelerates assembly of amyloid-β-peptides into Alzheimer’s fibrils. </w:t>
+        <w:t xml:space="preserve">30. Jiang X, Zhang Y, Wang H, et al. In-depth metaproteomics analysis of oral microbiome for lung cancer. </w:t>
       </w:r>
       <w:r>
         <w:rPr>
@@ -7062,14 +6529,14 @@
           <w:sz w:val="18"/>
           <w:szCs w:val="18"/>
         </w:rPr>
-        <w:t>Neuron</w:t>
-      </w:r>
-      <w:r>
-        <w:rPr>
-          <w:sz w:val="18"/>
-          <w:szCs w:val="18"/>
-        </w:rPr>
-        <w:t>. 1996;16(4):881–891. doi:10.1016/s0896-6273(00)80108-7.</w:t>
+        <w:t>Research</w:t>
+      </w:r>
+      <w:r>
+        <w:rPr>
+          <w:sz w:val="18"/>
+          <w:szCs w:val="18"/>
+        </w:rPr>
+        <w:t>. 2022;2022:9781578. doi:10.34133/2022/9781578.</w:t>
       </w:r>
     </w:p>
     <w:p>
@@ -7082,7 +6549,7 @@
           <w:sz w:val="18"/>
           <w:szCs w:val="18"/>
         </w:rPr>
-        <w:t xml:space="preserve">24. De Ferrari GV, Canales MA, Shin I, et al. A structural motif of acetylcholinesterase that promotes amyloid β-peptide fibril formation. </w:t>
+        <w:t xml:space="preserve">31. Yuan J, Sun B, Li M, et al. OSaMPle workflow for salivary metaproteomics analysis reveals dysbiosis in inflammatory bowel disease patients. </w:t>
       </w:r>
       <w:r>
         <w:rPr>
@@ -7090,14 +6557,14 @@
           <w:sz w:val="18"/>
           <w:szCs w:val="18"/>
         </w:rPr>
-        <w:t>Biochemistry</w:t>
-      </w:r>
-      <w:r>
-        <w:rPr>
-          <w:sz w:val="18"/>
-          <w:szCs w:val="18"/>
-        </w:rPr>
-        <w:t>. 2001;40(35):10447–10457. doi:10.1021/bi0101392.</w:t>
+        <w:t>npj Biofilms Microbiomes</w:t>
+      </w:r>
+      <w:r>
+        <w:rPr>
+          <w:sz w:val="18"/>
+          <w:szCs w:val="18"/>
+        </w:rPr>
+        <w:t>. 2025;11:63. doi:10.1038/s41522-025-00692-z.</w:t>
       </w:r>
     </w:p>
     <w:p>
@@ -7110,7 +6577,7 @@
           <w:sz w:val="18"/>
           <w:szCs w:val="18"/>
         </w:rPr>
-        <w:t xml:space="preserve">25. Bartolini M, Bertucci C, Cavrini V, Andrisano V. β-Amyloid aggregation induced by human acetylcholinesterase: inhibition studies. </w:t>
+        <w:t xml:space="preserve">32. Du Z, Ding X, Xu Y, Li Y. UniDL4BioPep: a universal deep learning architecture for binary classification in peptide bioactivity. </w:t>
       </w:r>
       <w:r>
         <w:rPr>
@@ -7118,14 +6585,14 @@
           <w:sz w:val="18"/>
           <w:szCs w:val="18"/>
         </w:rPr>
-        <w:t>Biochem Pharmacol</w:t>
-      </w:r>
-      <w:r>
-        <w:rPr>
-          <w:sz w:val="18"/>
-          <w:szCs w:val="18"/>
-        </w:rPr>
-        <w:t>. 2003;65(3):407–416. doi:10.1016/s0006-2952(02)01514-9.</w:t>
+        <w:t>Brief Bioinform</w:t>
+      </w:r>
+      <w:r>
+        <w:rPr>
+          <w:sz w:val="18"/>
+          <w:szCs w:val="18"/>
+        </w:rPr>
+        <w:t>. 2023;24(3):bbad135. doi:10.1093/bib/bbad135.</w:t>
       </w:r>
     </w:p>
     <w:p>
@@ -7138,7 +6605,7 @@
           <w:sz w:val="18"/>
           <w:szCs w:val="18"/>
         </w:rPr>
-        <w:t xml:space="preserve">26. Kryger G, Silman I, Sussman JL. Structure of acetylcholinesterase complexed with E2020 (Aricept). </w:t>
+        <w:t xml:space="preserve">33. Gu ZF, Hao YD, Wang TY, et al. Prediction of blood-brain barrier penetrating peptides based on data augmentation with Augur. </w:t>
       </w:r>
       <w:r>
         <w:rPr>
@@ -7146,14 +6613,14 @@
           <w:sz w:val="18"/>
           <w:szCs w:val="18"/>
         </w:rPr>
-        <w:t>Structure</w:t>
-      </w:r>
-      <w:r>
-        <w:rPr>
-          <w:sz w:val="18"/>
-          <w:szCs w:val="18"/>
-        </w:rPr>
-        <w:t>. 1999;7(3):297–307. doi:10.1016/s0969-2126(99)80040-9.</w:t>
+        <w:t>BMC Biol</w:t>
+      </w:r>
+      <w:r>
+        <w:rPr>
+          <w:sz w:val="18"/>
+          <w:szCs w:val="18"/>
+        </w:rPr>
+        <w:t>. 2024;22:86. doi:10.1186/s12915-024-01883-4.</w:t>
       </w:r>
     </w:p>
     <w:p>
@@ -7166,7 +6633,7 @@
           <w:sz w:val="18"/>
           <w:szCs w:val="18"/>
         </w:rPr>
-        <w:t xml:space="preserve">27. Cheung J, Rudolph MJ, Burshteyn F, et al. Structures of human acetylcholinesterase in complex with pharmacologically important ligands. </w:t>
+        <w:t xml:space="preserve">34. Liu X, Zhao Z, Guan J, et al. Prediction of blood-brain barrier-penetrating peptides using B3BPFN. </w:t>
       </w:r>
       <w:r>
         <w:rPr>
@@ -7174,14 +6641,14 @@
           <w:sz w:val="18"/>
           <w:szCs w:val="18"/>
         </w:rPr>
-        <w:t>J Med Chem</w:t>
-      </w:r>
-      <w:r>
-        <w:rPr>
-          <w:sz w:val="18"/>
-          <w:szCs w:val="18"/>
-        </w:rPr>
-        <w:t>. 2012;55(23):10282–10286. doi:10.1021/jm300871x.</w:t>
+        <w:t>Front Mol Biosci</w:t>
+      </w:r>
+      <w:r>
+        <w:rPr>
+          <w:sz w:val="18"/>
+          <w:szCs w:val="18"/>
+        </w:rPr>
+        <w:t>. 2026;13:1858506. doi:10.3389/fmolb.2026.1858506.</w:t>
       </w:r>
     </w:p>
     <w:p>
@@ -7194,7 +6661,7 @@
           <w:sz w:val="18"/>
           <w:szCs w:val="18"/>
         </w:rPr>
-        <w:t xml:space="preserve">28. Atanasova M, Dimitrov I, Ivanov S. Molecular dynamics simulations of acetylcholinesterase–beta-amyloid peptide complex. </w:t>
+        <w:t xml:space="preserve">35. Rathore AS, Jain S, Choudhury S, Raghava GPS. A large language model for predicting neurotoxic peptides and neurotoxins. </w:t>
       </w:r>
       <w:r>
         <w:rPr>
@@ -7202,14 +6669,14 @@
           <w:sz w:val="18"/>
           <w:szCs w:val="18"/>
         </w:rPr>
-        <w:t>Cybern Inf Technol</w:t>
-      </w:r>
-      <w:r>
-        <w:rPr>
-          <w:sz w:val="18"/>
-          <w:szCs w:val="18"/>
-        </w:rPr>
-        <w:t>. 2020;20(6):140–154. doi:10.2478/cait-2020-0068.</w:t>
+        <w:t>Protein Sci</w:t>
+      </w:r>
+      <w:r>
+        <w:rPr>
+          <w:sz w:val="18"/>
+          <w:szCs w:val="18"/>
+        </w:rPr>
+        <w:t>. 2025;34(8):e70200. doi:10.1002/pro.70200.</w:t>
       </w:r>
     </w:p>
     <w:p>
@@ -7222,7 +6689,7 @@
           <w:sz w:val="18"/>
           <w:szCs w:val="18"/>
         </w:rPr>
-        <w:t xml:space="preserve">29. Lushchekina SV, Kots ED, Novichkova DA, et al. Role of acetylcholinesterase in β-amyloid aggregation studied by accelerated molecular dynamics. </w:t>
+        <w:t xml:space="preserve">36. Aptekmann AA, Buongiorno J, Giovannelli D, et al. mebipred: identifying metal-binding potential in protein sequence. </w:t>
       </w:r>
       <w:r>
         <w:rPr>
@@ -7230,14 +6697,14 @@
           <w:sz w:val="18"/>
           <w:szCs w:val="18"/>
         </w:rPr>
-        <w:t>BioNanoScience</w:t>
-      </w:r>
-      <w:r>
-        <w:rPr>
-          <w:sz w:val="18"/>
-          <w:szCs w:val="18"/>
-        </w:rPr>
-        <w:t>. 2017;7:396–402. doi:10.1007/s12668-016-0375-x.</w:t>
+        <w:t>Bioinformatics</w:t>
+      </w:r>
+      <w:r>
+        <w:rPr>
+          <w:sz w:val="18"/>
+          <w:szCs w:val="18"/>
+        </w:rPr>
+        <w:t>. 2022;38(14):3532–3540. doi:10.1093/bioinformatics/btac358.</w:t>
       </w:r>
     </w:p>
     <w:p>
@@ -7250,7 +6717,7 @@
           <w:sz w:val="18"/>
           <w:szCs w:val="18"/>
         </w:rPr>
-        <w:t xml:space="preserve">30. Bush AI. The metal theory of Alzheimer’s disease. </w:t>
+        <w:t xml:space="preserve">37. Olsen TH, Yesiltas B, Marin FI, et al. AnOxPePred: using deep learning for the prediction of antioxidative properties of peptides. </w:t>
       </w:r>
       <w:r>
         <w:rPr>
@@ -7258,14 +6725,14 @@
           <w:sz w:val="18"/>
           <w:szCs w:val="18"/>
         </w:rPr>
-        <w:t>J Alzheimers Dis</w:t>
-      </w:r>
-      <w:r>
-        <w:rPr>
-          <w:sz w:val="18"/>
-          <w:szCs w:val="18"/>
-        </w:rPr>
-        <w:t>. 2013;33 Suppl 1:S277–S281. doi:10.3233/JAD-2012-129011.</w:t>
+        <w:t>Sci Rep</w:t>
+      </w:r>
+      <w:r>
+        <w:rPr>
+          <w:sz w:val="18"/>
+          <w:szCs w:val="18"/>
+        </w:rPr>
+        <w:t>. 2020;10:21471. doi:10.1038/s41598-020-78319-w.</w:t>
       </w:r>
     </w:p>
     <w:p>
@@ -7278,7 +6745,7 @@
           <w:sz w:val="18"/>
           <w:szCs w:val="18"/>
         </w:rPr>
-        <w:t xml:space="preserve">31. Lei P, Ayton S, Bush AI. The essential elements of Alzheimer’s disease. </w:t>
+        <w:t xml:space="preserve">38. Torres MDT, Brooks EF, Cesaro A, et al. Mining human microbiomes reveals an untapped source of peptide antibiotics. </w:t>
       </w:r>
       <w:r>
         <w:rPr>
@@ -7286,14 +6753,14 @@
           <w:sz w:val="18"/>
           <w:szCs w:val="18"/>
         </w:rPr>
-        <w:t>J Biol Chem</w:t>
-      </w:r>
-      <w:r>
-        <w:rPr>
-          <w:sz w:val="18"/>
-          <w:szCs w:val="18"/>
-        </w:rPr>
-        <w:t>. 2021;296:100105. doi:10.1074/jbc.REV120.008207.</w:t>
+        <w:t>Cell</w:t>
+      </w:r>
+      <w:r>
+        <w:rPr>
+          <w:sz w:val="18"/>
+          <w:szCs w:val="18"/>
+        </w:rPr>
+        <w:t>. 2024;187(19):5453–5467.e15. doi:10.1016/j.cell.2024.07.027.</w:t>
       </w:r>
     </w:p>
     <w:p>
@@ -7306,7 +6773,7 @@
           <w:sz w:val="18"/>
           <w:szCs w:val="18"/>
         </w:rPr>
-        <w:t xml:space="preserve">32. Di Natale G, Bellia F, Sciacca MFM, et al. Tau-peptide fragments and their copper(II) complexes: effects on amyloid-β aggregation. </w:t>
+        <w:t xml:space="preserve">39. De Ferrari GV, Canales MA, Shin I, et al. A structural motif of acetylcholinesterase that promotes amyloid β-peptide fibril formation. </w:t>
       </w:r>
       <w:r>
         <w:rPr>
@@ -7314,14 +6781,14 @@
           <w:sz w:val="18"/>
           <w:szCs w:val="18"/>
         </w:rPr>
-        <w:t>Inorg Chim Acta</w:t>
-      </w:r>
-      <w:r>
-        <w:rPr>
-          <w:sz w:val="18"/>
-          <w:szCs w:val="18"/>
-        </w:rPr>
-        <w:t>. 2018;472:82–92. doi:10.1016/j.ica.2017.09.061.</w:t>
+        <w:t>Biochemistry</w:t>
+      </w:r>
+      <w:r>
+        <w:rPr>
+          <w:sz w:val="18"/>
+          <w:szCs w:val="18"/>
+        </w:rPr>
+        <w:t>. 2001;40(35):10447–10457. doi:10.1021/bi0101392.</w:t>
       </w:r>
     </w:p>
     <w:p>
@@ -7334,7 +6801,7 @@
           <w:sz w:val="18"/>
           <w:szCs w:val="18"/>
         </w:rPr>
-        <w:t xml:space="preserve">33. Perini G, Ciasca G, Minelli E, et al. Dynamic structural determinants underlie the neurotoxicity of the N-terminal tau 26–44 peptide. </w:t>
+        <w:t xml:space="preserve">40. Bartolini M, Bertucci C, Cavrini V, Andrisano V. β-Amyloid aggregation induced by human acetylcholinesterase: inhibition studies. </w:t>
       </w:r>
       <w:r>
         <w:rPr>
@@ -7342,14 +6809,14 @@
           <w:sz w:val="18"/>
           <w:szCs w:val="18"/>
         </w:rPr>
-        <w:t>Int J Biol Macromol</w:t>
-      </w:r>
-      <w:r>
-        <w:rPr>
-          <w:sz w:val="18"/>
-          <w:szCs w:val="18"/>
-        </w:rPr>
-        <w:t>. 2019;141:278–289. doi:10.1016/j.ijbiomac.2019.08.220.</w:t>
+        <w:t>Biochem Pharmacol</w:t>
+      </w:r>
+      <w:r>
+        <w:rPr>
+          <w:sz w:val="18"/>
+          <w:szCs w:val="18"/>
+        </w:rPr>
+        <w:t>. 2003;65(3):407–416. doi:10.1016/s0006-2952(02)01514-9.</w:t>
       </w:r>
     </w:p>
     <w:p>
@@ -7362,7 +6829,7 @@
           <w:sz w:val="18"/>
           <w:szCs w:val="18"/>
         </w:rPr>
-        <w:t xml:space="preserve">34. Chen SG, Stribinskis V, Rane MJ, et al. Exposure to the functional bacterial amyloid protein curli enhances alpha-synuclein aggregation. </w:t>
+        <w:t xml:space="preserve">41. Kryger G, Silman I, Sussman JL. Structure of acetylcholinesterase complexed with E2020 (Aricept). </w:t>
       </w:r>
       <w:r>
         <w:rPr>
@@ -7370,14 +6837,14 @@
           <w:sz w:val="18"/>
           <w:szCs w:val="18"/>
         </w:rPr>
-        <w:t>Sci Rep</w:t>
-      </w:r>
-      <w:r>
-        <w:rPr>
-          <w:sz w:val="18"/>
-          <w:szCs w:val="18"/>
-        </w:rPr>
-        <w:t>. 2016;6:34477. doi:10.1038/srep34477.</w:t>
+        <w:t>Structure</w:t>
+      </w:r>
+      <w:r>
+        <w:rPr>
+          <w:sz w:val="18"/>
+          <w:szCs w:val="18"/>
+        </w:rPr>
+        <w:t>. 1999;7(3):297–307. doi:10.1016/s0969-2126(99)80040-9.</w:t>
       </w:r>
     </w:p>
     <w:p>
@@ -7390,7 +6857,7 @@
           <w:sz w:val="18"/>
           <w:szCs w:val="18"/>
         </w:rPr>
-        <w:t xml:space="preserve">35. Larvin H, Gao C, Kang J, et al. The impact of study factors in the association of periodontal disease and cognitive disorders. </w:t>
+        <w:t xml:space="preserve">42. Cheung J, Rudolph MJ, Burshteyn F, et al. Structures of human acetylcholinesterase in complex with pharmacologically important ligands. </w:t>
       </w:r>
       <w:r>
         <w:rPr>
@@ -7398,14 +6865,14 @@
           <w:sz w:val="18"/>
           <w:szCs w:val="18"/>
         </w:rPr>
-        <w:t>Age Ageing</w:t>
-      </w:r>
-      <w:r>
-        <w:rPr>
-          <w:sz w:val="18"/>
-          <w:szCs w:val="18"/>
-        </w:rPr>
-        <w:t>. 2023;52(2):afad015. doi:10.1093/ageing/afad015.</w:t>
+        <w:t>J Med Chem</w:t>
+      </w:r>
+      <w:r>
+        <w:rPr>
+          <w:sz w:val="18"/>
+          <w:szCs w:val="18"/>
+        </w:rPr>
+        <w:t>. 2012;55(23):10282–10286. doi:10.1021/jm300871x.</w:t>
       </w:r>
     </w:p>
     <w:p>
@@ -7418,7 +6885,7 @@
           <w:sz w:val="18"/>
           <w:szCs w:val="18"/>
         </w:rPr>
-        <w:t xml:space="preserve">36. Kaliamoorthy S, Nagarajan M, Sethuraman V, et al. Association of Alzheimer’s disease and periodontitis. </w:t>
+        <w:t xml:space="preserve">43. Trott O, Olson AJ. AutoDock Vina: improving the speed and accuracy of docking with a new scoring function. </w:t>
       </w:r>
       <w:r>
         <w:rPr>
@@ -7426,14 +6893,14 @@
           <w:sz w:val="18"/>
           <w:szCs w:val="18"/>
         </w:rPr>
-        <w:t>Med Pharm Rep</w:t>
-      </w:r>
-      <w:r>
-        <w:rPr>
-          <w:sz w:val="18"/>
-          <w:szCs w:val="18"/>
-        </w:rPr>
-        <w:t>. 2022;95(2):144–151. doi:10.15386/mpr-2278.</w:t>
+        <w:t>J Comput Chem</w:t>
+      </w:r>
+      <w:r>
+        <w:rPr>
+          <w:sz w:val="18"/>
+          <w:szCs w:val="18"/>
+        </w:rPr>
+        <w:t>. 2010;31(2):455–461. doi:10.1002/jcc.21334.</w:t>
       </w:r>
     </w:p>
     <w:p>
@@ -7446,7 +6913,7 @@
           <w:sz w:val="18"/>
           <w:szCs w:val="18"/>
         </w:rPr>
-        <w:t xml:space="preserve">37. Liu S, Dashper SG, Zhao R. Association between oral bacteria and Alzheimer’s disease. </w:t>
+        <w:t xml:space="preserve">44. Eberhardt J, Santos-Martins D, Tillack AF, Forli S. AutoDock Vina 1.2.0: new docking methods, expanded force field, and Python bindings. </w:t>
       </w:r>
       <w:r>
         <w:rPr>
@@ -7454,14 +6921,14 @@
           <w:sz w:val="18"/>
           <w:szCs w:val="18"/>
         </w:rPr>
-        <w:t>J Alzheimers Dis</w:t>
-      </w:r>
-      <w:r>
-        <w:rPr>
-          <w:sz w:val="18"/>
-          <w:szCs w:val="18"/>
-        </w:rPr>
-        <w:t>. 2023;91(1):129–150. doi:10.3233/JAD-220627.</w:t>
+        <w:t>J Chem Inf Model</w:t>
+      </w:r>
+      <w:r>
+        <w:rPr>
+          <w:sz w:val="18"/>
+          <w:szCs w:val="18"/>
+        </w:rPr>
+        <w:t>. 2021;61(8):3891–3898. doi:10.1021/acs.jcim.1c00203.</w:t>
       </w:r>
     </w:p>
     <w:p>
@@ -7474,7 +6941,7 @@
           <w:sz w:val="18"/>
           <w:szCs w:val="18"/>
         </w:rPr>
-        <w:t xml:space="preserve">38. Kim J, Han DH. Periodontitis as a risk factor for dementia. </w:t>
+        <w:t xml:space="preserve">45. London N, Raveh B, Cohen E, et al. Rosetta FlexPepDock web server—high resolution modeling of peptide–protein interactions. </w:t>
       </w:r>
       <w:r>
         <w:rPr>
@@ -7482,14 +6949,14 @@
           <w:sz w:val="18"/>
           <w:szCs w:val="18"/>
         </w:rPr>
-        <w:t>J Evid Based Dent Pract</w:t>
-      </w:r>
-      <w:r>
-        <w:rPr>
-          <w:sz w:val="18"/>
-          <w:szCs w:val="18"/>
-        </w:rPr>
-        <w:t>. 2025;25:102094. doi:10.1016/j.jebdp.2025.102094.</w:t>
+        <w:t>Nucleic Acids Res</w:t>
+      </w:r>
+      <w:r>
+        <w:rPr>
+          <w:sz w:val="18"/>
+          <w:szCs w:val="18"/>
+        </w:rPr>
+        <w:t>. 2011;39:W249–W253. doi:10.1093/nar/gkr326.</w:t>
       </w:r>
     </w:p>
     <w:p>
@@ -7502,7 +6969,7 @@
           <w:sz w:val="18"/>
           <w:szCs w:val="18"/>
         </w:rPr>
-        <w:t xml:space="preserve">39. Ide M, Harris M, Stevens A, et al. Periodontitis and cognitive decline in Alzheimer’s disease. </w:t>
+        <w:t xml:space="preserve">46. Atanasova M, Dimitrov I, Ivanov S. Molecular dynamics simulations of acetylcholinesterase–beta-amyloid peptide complex. </w:t>
       </w:r>
       <w:r>
         <w:rPr>
@@ -7510,14 +6977,14 @@
           <w:sz w:val="18"/>
           <w:szCs w:val="18"/>
         </w:rPr>
-        <w:t>PLoS One</w:t>
-      </w:r>
-      <w:r>
-        <w:rPr>
-          <w:sz w:val="18"/>
-          <w:szCs w:val="18"/>
-        </w:rPr>
-        <w:t>. 2016;11(3):e0151081. doi:10.1371/journal.pone.0151081.</w:t>
+        <w:t>Cybern Inf Technol</w:t>
+      </w:r>
+      <w:r>
+        <w:rPr>
+          <w:sz w:val="18"/>
+          <w:szCs w:val="18"/>
+        </w:rPr>
+        <w:t>. 2020;20(6):140–154. doi:10.2478/cait-2020-0068.</w:t>
       </w:r>
     </w:p>
     <w:p>
@@ -7530,7 +6997,7 @@
           <w:sz w:val="18"/>
           <w:szCs w:val="18"/>
         </w:rPr>
-        <w:t xml:space="preserve">40. Jiang Z, Shi Y, Zhao W, et al. Association between chronic periodontitis and the risk of Alzheimer’s disease. </w:t>
+        <w:t xml:space="preserve">47. Lushchekina SV, Kots ED, Novichkova DA, et al. Role of acetylcholinesterase in β-amyloid aggregation studied by accelerated molecular dynamics. </w:t>
       </w:r>
       <w:r>
         <w:rPr>
@@ -7538,14 +7005,14 @@
           <w:sz w:val="18"/>
           <w:szCs w:val="18"/>
         </w:rPr>
-        <w:t>BMC Oral Health</w:t>
-      </w:r>
-      <w:r>
-        <w:rPr>
-          <w:sz w:val="18"/>
-          <w:szCs w:val="18"/>
-        </w:rPr>
-        <w:t>. 2021;21:466. doi:10.1186/s12903-021-01827-2.</w:t>
+        <w:t>BioNanoScience</w:t>
+      </w:r>
+      <w:r>
+        <w:rPr>
+          <w:sz w:val="18"/>
+          <w:szCs w:val="18"/>
+        </w:rPr>
+        <w:t>. 2017;7:396–402. doi:10.1007/s12668-016-0375-x.</w:t>
       </w:r>
     </w:p>
     <w:p>
@@ -7558,7 +7025,7 @@
           <w:sz w:val="18"/>
           <w:szCs w:val="18"/>
         </w:rPr>
-        <w:t xml:space="preserve">41. Hu C, Li H, Huang L, et al. Periodontal disease and risk of Alzheimer’s disease: a two-sample Mendelian randomization. </w:t>
+        <w:t xml:space="preserve">48. Bush AI. The metal theory of Alzheimer’s disease. </w:t>
       </w:r>
       <w:r>
         <w:rPr>
@@ -7566,14 +7033,14 @@
           <w:sz w:val="18"/>
           <w:szCs w:val="18"/>
         </w:rPr>
-        <w:t>Brain Behav</w:t>
-      </w:r>
-      <w:r>
-        <w:rPr>
-          <w:sz w:val="18"/>
-          <w:szCs w:val="18"/>
-        </w:rPr>
-        <w:t>. 2024;14(4):e3486. doi:10.1002/brb3.3486.</w:t>
+        <w:t>J Alzheimers Dis</w:t>
+      </w:r>
+      <w:r>
+        <w:rPr>
+          <w:sz w:val="18"/>
+          <w:szCs w:val="18"/>
+        </w:rPr>
+        <w:t>. 2013;33 Suppl 1:S277–S281. doi:10.3233/JAD-2012-129011.</w:t>
       </w:r>
     </w:p>
     <w:p>
@@ -7586,7 +7053,7 @@
           <w:sz w:val="18"/>
           <w:szCs w:val="18"/>
         </w:rPr>
-        <w:t xml:space="preserve">42. Zhao Y, Zhang C, Chang X, et al. Causal association between periodontitis and systemic diseases: a systematic review and meta-analysis of Mendelian randomization studies. </w:t>
+        <w:t xml:space="preserve">49. Lei P, Ayton S, Bush AI. The essential elements of Alzheimer’s disease. </w:t>
       </w:r>
       <w:r>
         <w:rPr>
@@ -7594,14 +7061,14 @@
           <w:sz w:val="18"/>
           <w:szCs w:val="18"/>
         </w:rPr>
-        <w:t>BMC Oral Health</w:t>
-      </w:r>
-      <w:r>
-        <w:rPr>
-          <w:sz w:val="18"/>
-          <w:szCs w:val="18"/>
-        </w:rPr>
-        <w:t>. 2026;26:383. doi:10.1186/s12903-026-07725-9.</w:t>
+        <w:t>J Biol Chem</w:t>
+      </w:r>
+      <w:r>
+        <w:rPr>
+          <w:sz w:val="18"/>
+          <w:szCs w:val="18"/>
+        </w:rPr>
+        <w:t>. 2021;296:100105. doi:10.1074/jbc.REV120.008207.</w:t>
       </w:r>
     </w:p>
     <w:p>
@@ -7614,7 +7081,7 @@
           <w:sz w:val="18"/>
           <w:szCs w:val="18"/>
         </w:rPr>
-        <w:t xml:space="preserve">43. Chalmers JC, Hernandez-Kapila YL. The role of the oral microbiome, host response, and periodontal disease treatment in Alzheimer’s disease: a primer. </w:t>
+        <w:t xml:space="preserve">50. Di Natale G, Bellia F, Sciacca MFM, et al. Tau-peptide fragments and their copper(II) complexes: effects on amyloid-β aggregation. </w:t>
       </w:r>
       <w:r>
         <w:rPr>
@@ -7622,14 +7089,14 @@
           <w:sz w:val="18"/>
           <w:szCs w:val="18"/>
         </w:rPr>
-        <w:t>Periodontol 2000</w:t>
-      </w:r>
-      <w:r>
-        <w:rPr>
-          <w:sz w:val="18"/>
-          <w:szCs w:val="18"/>
-        </w:rPr>
-        <w:t>. 2025;98(1):220–227. doi:10.1111/prd.12631.</w:t>
+        <w:t>Inorg Chim Acta</w:t>
+      </w:r>
+      <w:r>
+        <w:rPr>
+          <w:sz w:val="18"/>
+          <w:szCs w:val="18"/>
+        </w:rPr>
+        <w:t>. 2018;472:82–92. doi:10.1016/j.ica.2017.09.061.</w:t>
       </w:r>
     </w:p>
     <w:p>
@@ -7642,7 +7109,7 @@
           <w:sz w:val="18"/>
           <w:szCs w:val="18"/>
         </w:rPr>
-        <w:t xml:space="preserve">44. Dominy SS, Lynch C, Ermini F, et al. </w:t>
+        <w:t xml:space="preserve">51. Perini G, Ciasca G, Minelli E, et al. Dynamic structural determinants underlie the neurotoxicity of the N-terminal tau 26–44 peptide. </w:t>
       </w:r>
       <w:r>
         <w:rPr>
@@ -7650,29 +7117,14 @@
           <w:sz w:val="18"/>
           <w:szCs w:val="18"/>
         </w:rPr>
-        <w:t>Porphyromonas gingivalis</w:t>
-      </w:r>
-      <w:r>
-        <w:rPr>
-          <w:sz w:val="18"/>
-          <w:szCs w:val="18"/>
-        </w:rPr>
-        <w:t xml:space="preserve"> in Alzheimer’s disease brains. </w:t>
-      </w:r>
-      <w:r>
-        <w:rPr>
-          <w:i/>
-          <w:sz w:val="18"/>
-          <w:szCs w:val="18"/>
-        </w:rPr>
-        <w:t>Sci Adv</w:t>
-      </w:r>
-      <w:r>
-        <w:rPr>
-          <w:sz w:val="18"/>
-          <w:szCs w:val="18"/>
-        </w:rPr>
-        <w:t>. 2019;5(1):eaau3333. doi:10.1126/sciadv.aau3333.</w:t>
+        <w:t>Int J Biol Macromol</w:t>
+      </w:r>
+      <w:r>
+        <w:rPr>
+          <w:sz w:val="18"/>
+          <w:szCs w:val="18"/>
+        </w:rPr>
+        <w:t>. 2019;141:278–289. doi:10.1016/j.ijbiomac.2019.08.220.</w:t>
       </w:r>
     </w:p>
     <w:p>
@@ -7685,7 +7137,7 @@
           <w:sz w:val="18"/>
           <w:szCs w:val="18"/>
         </w:rPr>
-        <w:t xml:space="preserve">45. Poole S, Singhrao SK, Kesavalu L, et al. Determining the presence of </w:t>
+        <w:t xml:space="preserve">52. Chen SG, Stribinskis V, Rane MJ, et al. Exposure to the functional bacterial amyloid protein curli enhances alpha-synuclein aggregation. </w:t>
       </w:r>
       <w:r>
         <w:rPr>
@@ -7693,29 +7145,14 @@
           <w:sz w:val="18"/>
           <w:szCs w:val="18"/>
         </w:rPr>
-        <w:t>Porphyromonas gingivalis</w:t>
-      </w:r>
-      <w:r>
-        <w:rPr>
-          <w:sz w:val="18"/>
-          <w:szCs w:val="18"/>
-        </w:rPr>
-        <w:t xml:space="preserve"> in Alzheimer’s disease brain. </w:t>
-      </w:r>
-      <w:r>
-        <w:rPr>
-          <w:i/>
-          <w:sz w:val="18"/>
-          <w:szCs w:val="18"/>
-        </w:rPr>
-        <w:t>J Alzheimers Dis</w:t>
-      </w:r>
-      <w:r>
-        <w:rPr>
-          <w:sz w:val="18"/>
-          <w:szCs w:val="18"/>
-        </w:rPr>
-        <w:t>. 2013;33(3):665–678. doi:10.3233/JAD-2012-121149.</w:t>
+        <w:t>Sci Rep</w:t>
+      </w:r>
+      <w:r>
+        <w:rPr>
+          <w:sz w:val="18"/>
+          <w:szCs w:val="18"/>
+        </w:rPr>
+        <w:t>. 2016;6:34477. doi:10.1038/srep34477.</w:t>
       </w:r>
     </w:p>
     <w:p>
@@ -7728,7 +7165,7 @@
           <w:sz w:val="18"/>
           <w:szCs w:val="18"/>
         </w:rPr>
-        <w:t xml:space="preserve">46. Ilievski V, Zuchowska PK, Green SJ, et al. Chronic oral application of a periodontal pathogen results in brain inflammation, neurodegeneration and amyloid beta production in wild type mice. </w:t>
+        <w:t xml:space="preserve">53. Escapa IF, Chen T, Huang Y, et al. New insights into human nostril microbiome from the expanded Human Oral Microbiome Database. </w:t>
       </w:r>
       <w:r>
         <w:rPr>
@@ -7736,14 +7173,14 @@
           <w:sz w:val="18"/>
           <w:szCs w:val="18"/>
         </w:rPr>
-        <w:t>PLoS One</w:t>
-      </w:r>
-      <w:r>
-        <w:rPr>
-          <w:sz w:val="18"/>
-          <w:szCs w:val="18"/>
-        </w:rPr>
-        <w:t>. 2018;13(10):e0204941. doi:10.1371/journal.pone.0204941.</w:t>
+        <w:t>mSystems</w:t>
+      </w:r>
+      <w:r>
+        <w:rPr>
+          <w:sz w:val="18"/>
+          <w:szCs w:val="18"/>
+        </w:rPr>
+        <w:t>. 2018;3(6):e00187-18. doi:10.1128/mSystems.00187-18.</w:t>
       </w:r>
     </w:p>
     <w:p>
@@ -7756,7 +7193,7 @@
           <w:sz w:val="18"/>
           <w:szCs w:val="18"/>
         </w:rPr>
-        <w:t xml:space="preserve">47. Ho MH, Chen CH, Goodwin JS, et al. Functional advantages of </w:t>
+        <w:t xml:space="preserve">54. Abraham MJ, Murtola T, Schulz R, et al. GROMACS: high performance molecular simulations through multi-level parallelism from laptops to supercomputers. </w:t>
       </w:r>
       <w:r>
         <w:rPr>
@@ -7764,29 +7201,14 @@
           <w:sz w:val="18"/>
           <w:szCs w:val="18"/>
         </w:rPr>
-        <w:t>Porphyromonas gingivalis</w:t>
-      </w:r>
-      <w:r>
-        <w:rPr>
-          <w:sz w:val="18"/>
-          <w:szCs w:val="18"/>
-        </w:rPr>
-        <w:t xml:space="preserve"> vesicles. </w:t>
-      </w:r>
-      <w:r>
-        <w:rPr>
-          <w:i/>
-          <w:sz w:val="18"/>
-          <w:szCs w:val="18"/>
-        </w:rPr>
-        <w:t>PLoS One</w:t>
-      </w:r>
-      <w:r>
-        <w:rPr>
-          <w:sz w:val="18"/>
-          <w:szCs w:val="18"/>
-        </w:rPr>
-        <w:t>. 2015;10(4):e0123448. doi:10.1371/journal.pone.0123448.</w:t>
+        <w:t>SoftwareX</w:t>
+      </w:r>
+      <w:r>
+        <w:rPr>
+          <w:sz w:val="18"/>
+          <w:szCs w:val="18"/>
+        </w:rPr>
+        <w:t>. 2015;1–2:19–25. doi:10.1016/j.softx.2015.06.001.</w:t>
       </w:r>
     </w:p>
     <w:p>
@@ -7799,7 +7221,7 @@
           <w:sz w:val="18"/>
           <w:szCs w:val="18"/>
         </w:rPr>
-        <w:t xml:space="preserve">48. Guo Y, Nguyen KA, Potempa J. Dichotomy of gingipains action as virulence factors. </w:t>
+        <w:t xml:space="preserve">55. Lindorff-Larsen K, Piana S, Palmo K, et al. Improved side-chain torsion potentials for the Amber ff99SB protein force field. </w:t>
       </w:r>
       <w:r>
         <w:rPr>
@@ -7807,184 +7229,14 @@
           <w:sz w:val="18"/>
           <w:szCs w:val="18"/>
         </w:rPr>
-        <w:t>Periodontol 2000</w:t>
-      </w:r>
-      <w:r>
-        <w:rPr>
-          <w:sz w:val="18"/>
-          <w:szCs w:val="18"/>
-        </w:rPr>
-        <w:t>. 2010;54(1):15–44. doi:10.1111/j.1600-0757.2010.00377.x.</w:t>
-      </w:r>
-    </w:p>
-    <w:p>
-      <w:pPr>
-        <w:pStyle w:val="Reference"/>
-        <w:ind w:left="360" w:hanging="360"/>
-      </w:pPr>
-      <w:r>
-        <w:rPr>
-          <w:sz w:val="18"/>
-          <w:szCs w:val="18"/>
-        </w:rPr>
-        <w:t xml:space="preserve">49. Haditsch U, Roth T, Rodriguez L, et al. Alzheimer’s disease-like neurodegeneration in </w:t>
-      </w:r>
-      <w:r>
-        <w:rPr>
-          <w:i/>
-          <w:sz w:val="18"/>
-          <w:szCs w:val="18"/>
-        </w:rPr>
-        <w:t>Porphyromonas gingivalis</w:t>
-      </w:r>
-      <w:r>
-        <w:rPr>
-          <w:sz w:val="18"/>
-          <w:szCs w:val="18"/>
-        </w:rPr>
-        <w:t xml:space="preserve"> infected neurons with persistent expression of active gingipains. </w:t>
-      </w:r>
-      <w:r>
-        <w:rPr>
-          <w:i/>
-          <w:sz w:val="18"/>
-          <w:szCs w:val="18"/>
-        </w:rPr>
-        <w:t>J Alzheimers Dis</w:t>
-      </w:r>
-      <w:r>
-        <w:rPr>
-          <w:sz w:val="18"/>
-          <w:szCs w:val="18"/>
-        </w:rPr>
-        <w:t>. 2020;75(4):1361–1376. doi:10.3233/JAD-200393.</w:t>
-      </w:r>
-    </w:p>
-    <w:p>
-      <w:pPr>
-        <w:pStyle w:val="Reference"/>
-        <w:ind w:left="360" w:hanging="360"/>
-      </w:pPr>
-      <w:r>
-        <w:rPr>
-          <w:sz w:val="18"/>
-          <w:szCs w:val="18"/>
-        </w:rPr>
-        <w:t xml:space="preserve">50. Nara PL, Sindelar D, Penn MS, et al. </w:t>
-      </w:r>
-      <w:r>
-        <w:rPr>
-          <w:i/>
-          <w:sz w:val="18"/>
-          <w:szCs w:val="18"/>
-        </w:rPr>
-        <w:t>Porphyromonas gingivalis</w:t>
-      </w:r>
-      <w:r>
-        <w:rPr>
-          <w:sz w:val="18"/>
-          <w:szCs w:val="18"/>
-        </w:rPr>
-        <w:t xml:space="preserve"> outer membrane vesicles as the major driver of and explanation for neuropathogenesis. </w:t>
-      </w:r>
-      <w:r>
-        <w:rPr>
-          <w:i/>
-          <w:sz w:val="18"/>
-          <w:szCs w:val="18"/>
-        </w:rPr>
-        <w:t>J Alzheimers Dis</w:t>
-      </w:r>
-      <w:r>
-        <w:rPr>
-          <w:sz w:val="18"/>
-          <w:szCs w:val="18"/>
-        </w:rPr>
-        <w:t>. 2021;82(4):1417–1450. doi:10.3233/JAD-210448.</w:t>
-      </w:r>
-    </w:p>
-    <w:p>
-      <w:pPr>
-        <w:pStyle w:val="Reference"/>
-        <w:ind w:left="360" w:hanging="360"/>
-      </w:pPr>
-      <w:r>
-        <w:rPr>
-          <w:sz w:val="18"/>
-          <w:szCs w:val="18"/>
-        </w:rPr>
-        <w:t xml:space="preserve">51. Trott O, Olson AJ. AutoDock Vina: improving the speed and accuracy of docking with a new scoring function. </w:t>
-      </w:r>
-      <w:r>
-        <w:rPr>
-          <w:i/>
-          <w:sz w:val="18"/>
-          <w:szCs w:val="18"/>
-        </w:rPr>
-        <w:t>J Comput Chem</w:t>
-      </w:r>
-      <w:r>
-        <w:rPr>
-          <w:sz w:val="18"/>
-          <w:szCs w:val="18"/>
-        </w:rPr>
-        <w:t>. 2010;31(2):455–461. doi:10.1002/jcc.21334.</w:t>
-      </w:r>
-    </w:p>
-    <w:p>
-      <w:pPr>
-        <w:pStyle w:val="Reference"/>
-        <w:ind w:left="360" w:hanging="360"/>
-      </w:pPr>
-      <w:r>
-        <w:rPr>
-          <w:sz w:val="18"/>
-          <w:szCs w:val="18"/>
-        </w:rPr>
-        <w:t xml:space="preserve">52. Eberhardt J, Santos-Martins D, Tillack AF, Forli S. AutoDock Vina 1.2.0: new docking methods, expanded force field, and Python bindings. </w:t>
-      </w:r>
-      <w:r>
-        <w:rPr>
-          <w:i/>
-          <w:sz w:val="18"/>
-          <w:szCs w:val="18"/>
-        </w:rPr>
-        <w:t>J Chem Inf Model</w:t>
-      </w:r>
-      <w:r>
-        <w:rPr>
-          <w:sz w:val="18"/>
-          <w:szCs w:val="18"/>
-        </w:rPr>
-        <w:t>. 2021;61(8):3891–3898. doi:10.1021/acs.jcim.1c00203.</w:t>
-      </w:r>
-    </w:p>
-    <w:p>
-      <w:pPr>
-        <w:pStyle w:val="Reference"/>
-        <w:ind w:left="360" w:hanging="360"/>
-      </w:pPr>
-      <w:r>
-        <w:rPr>
-          <w:sz w:val="18"/>
-          <w:szCs w:val="18"/>
-        </w:rPr>
-        <w:t xml:space="preserve">53. London N, Raveh B, Cohen E, et al. Rosetta FlexPepDock web server—high resolution modeling of peptide–protein interactions. </w:t>
-      </w:r>
-      <w:r>
-        <w:rPr>
-          <w:i/>
-          <w:sz w:val="18"/>
-          <w:szCs w:val="18"/>
-        </w:rPr>
-        <w:t>Nucleic Acids Res</w:t>
-      </w:r>
-      <w:r>
-        <w:rPr>
-          <w:sz w:val="18"/>
-          <w:szCs w:val="18"/>
-        </w:rPr>
-        <w:t>. 2011;39:W249–W253. doi:10.1093/nar/gkr326.</w:t>
+        <w:t>Proteins</w:t>
+      </w:r>
+      <w:r>
+        <w:rPr>
+          <w:sz w:val="18"/>
+          <w:szCs w:val="18"/>
+        </w:rPr>
+        <w:t>. 2010;78(8):1950–1958. doi:10.1002/prot.22711.</w:t>
       </w:r>
     </w:p>
     <w:sectPr>
@@ -8175,16 +7427,16 @@
       <w:szCs w:val="17"/>
     </w:rPr>
   </w:style>
-  <w:style w:type="table" w:styleId="TableGrid">
-    <w:name w:val="Table Grid"/>
+  <w:style w:type="table" w:styleId="ThreeLineTable">
+    <w:name w:val="Three-Line Table"/>
     <w:tblPr>
       <w:tblBorders>
-        <w:top w:val="single" w:sz="4" w:color="9AA6B2"/>
-        <w:left w:val="single" w:sz="4" w:color="9AA6B2"/>
-        <w:bottom w:val="single" w:sz="4" w:color="9AA6B2"/>
-        <w:right w:val="single" w:sz="4" w:color="9AA6B2"/>
-        <w:insideH w:val="single" w:sz="4" w:color="9AA6B2"/>
-        <w:insideV w:val="single" w:sz="4" w:color="9AA6B2"/>
+        <w:top w:val="single" w:sz="12" w:color="000000"/>
+        <w:left w:val="nil"/>
+        <w:bottom w:val="single" w:sz="12" w:color="000000"/>
+        <w:right w:val="nil"/>
+        <w:insideH w:val="nil"/>
+        <w:insideV w:val="nil"/>
       </w:tblBorders>
     </w:tblPr>
   </w:style>

--- a/projects/porphyromonas-ad-mechanism-manuscript/manuscript/full/Chinese.docx
+++ b/projects/porphyromonas-ad-mechanism-manuscript/manuscript/full/Chinese.docx
@@ -16,7 +16,78 @@
         <w:pStyle w:val="Normal"/>
       </w:pPr>
       <w:r>
-        <w:t>牙周炎相关口腔菌群失调被认为可能是影响阿尔茨海默病（AD）相关神经炎症过程的可干预因素，但连接口腔微生物组与脑组织的具体分子仍未明确。微生物组小开放阅读框（smORF）编码大量尚未表征的肽，可用于计算优选，但在缺少实验依据时不能直接推断机制。本研究对口腔smORF汇总筛选数据和一份独立的乙酰胆碱酯酶（AChE）对接汇总进行纯计算二次分析。候选库先经序列和蛋白质组证据过滤，再依次采用ESM-2嵌入与任务特异性卷积网络、微调ESM2-t30神经毒性模型、两级神经网络金属结合预测器和多任务抗氧化卷积网络进行优选。两个分支经过滤后分别保留31,510条和33,786条候选。在牙周炎标记分支中，3,518条候选达到BBB高分，3,299条处于NTxPred2适用长度范围内，其中923条为模型阳性；后续筛选依次保留111条金属结合阳性候选、15条CHEL优先候选、12条主集合候选和8条严格子集候选。另一张数据表包含12条互不重复的7–9 aa序列，其AChE Vina均值范围为−9.60至−8.25 kcal/mol。序列组成和分数排序可由现有表格复核，但由于缺少制备后结构、配置、逐次运行分数、日志和构象，无法重现对接执行。本文同时给出前瞻性100 ns GROMACS方案，但不报告任何分子动力学结果。因此，该候选清单仅用于提出后续验证假设，不能证明翻译、脑暴露、毒性、金属依赖化学、AChE结合、疾病特异性或AD机制。</w:t>
+        <w:rPr>
+          <w:b/>
+        </w:rPr>
+        <w:t>背景：</w:t>
+      </w:r>
+      <w:r>
+        <w:t xml:space="preserve"> 牙周炎相关口腔菌群失调可能参与阿尔茨海默病（AD）相关炎症，但连接口腔微生物组与脑组织的具体分子仍未明确。微生物组小开放阅读框（smORF）构成规模庞大且尚未充分表征的候选肽空间，可用于计算优选。</w:t>
+      </w:r>
+    </w:p>
+    <w:p>
+      <w:pPr>
+        <w:pStyle w:val="Normal"/>
+      </w:pPr>
+      <w:r>
+        <w:rPr>
+          <w:b/>
+        </w:rPr>
+        <w:t>目的：</w:t>
+      </w:r>
+      <w:r>
+        <w:t xml:space="preserve"> 重建口腔smORF汇总筛选级联，表征所提供的肽候选清单，并形成可检验的AChE、金属/氧化还原、血脑屏障（BBB）和神经毒性假设。</w:t>
+      </w:r>
+    </w:p>
+    <w:p>
+      <w:pPr>
+        <w:pStyle w:val="Normal"/>
+      </w:pPr>
+      <w:r>
+        <w:rPr>
+          <w:b/>
+        </w:rPr>
+        <w:t>方法：</w:t>
+      </w:r>
+      <w:r>
+        <w:t xml:space="preserve"> 本研究为纯计算二次分析，整合序列/蛋白质组过滤、ESM-2嵌入与任务特异性卷积网络、微调ESM2-t30神经毒性模型、两级神经网络金属结合预测器、多任务抗氧化卷积网络及独立AChE对接汇总。</w:t>
+      </w:r>
+    </w:p>
+    <w:p>
+      <w:pPr>
+        <w:pStyle w:val="Normal"/>
+      </w:pPr>
+      <w:r>
+        <w:rPr>
+          <w:b/>
+        </w:rPr>
+        <w:t>结果：</w:t>
+      </w:r>
+      <w:r>
+        <w:t xml:space="preserve"> 两个分支经过滤后分别保留31,510条和33,786条候选。牙周炎标记分支中3,518条候选达到BBB高分；3,299条处于NTxPred2适用长度范围内，其中923条为模型阳性；后续筛选依次保留111、15、12和8条候选。另一张数据表包含12条互不重复的7–9 aa序列，其AChE Vina均值范围为−9.60至−8.25 kcal/mol。序列组成和评分排序可以复核，但根据现有材料仍无法重建序列层面的漏斗对应关系和对接执行。</w:t>
+      </w:r>
+    </w:p>
+    <w:p>
+      <w:pPr>
+        <w:pStyle w:val="Normal"/>
+      </w:pPr>
+      <w:r>
+        <w:rPr>
+          <w:b/>
+        </w:rPr>
+        <w:t>结论：</w:t>
+      </w:r>
+      <w:r>
+        <w:t xml:space="preserve"> 本研究形成了边界明确的候选清单，可供独立计算和实验验证，但不能据此证明肽表达、脑暴露、</w:t>
+      </w:r>
+      <w:r>
+        <w:rPr>
+          <w:i/>
+        </w:rPr>
+        <w:t>Porphyromonas gingivalis</w:t>
+      </w:r>
+      <w:r>
+        <w:t>来源、AChE结合或AD机制。预设的100 ns GROMACS扩展将在分析和质量控制完成后补充轨迹稳定性与接触结果。</w:t>
       </w:r>
     </w:p>
     <w:p>
@@ -30,7 +101,7 @@
         <w:t>关键词：</w:t>
       </w:r>
       <w:r>
-        <w:t xml:space="preserve"> 深度学习；蛋白质语言模型；口腔微生物组；小开放阅读框；微肽；牙周炎；血脑屏障；神经毒性预测；金属结合预测；乙酰胆碱酯酶；分子对接；分子动力学；假设生成</w:t>
+        <w:t xml:space="preserve"> 阿尔茨海默病；牙龈卟啉单胞菌；牙周炎；口腔微生物组；smORF；深度学习；乙酰胆碱酯酶；分子动力学</w:t>
       </w:r>
     </w:p>
     <w:p>
@@ -39,7 +110,7 @@
         <w:keepNext/>
       </w:pPr>
       <w:r>
-        <w:t>1. 引言</w:t>
+        <w:t>引言</w:t>
       </w:r>
     </w:p>
     <w:p>
@@ -48,7 +119,7 @@
         <w:keepNext/>
       </w:pPr>
       <w:r>
-        <w:t>1.1 阿尔茨海默病是多层次生物学问题</w:t>
+        <w:t>阿尔茨海默病是多层次生物学问题</w:t>
       </w:r>
     </w:p>
     <w:p>
@@ -111,7 +182,7 @@
         <w:keepNext/>
       </w:pPr>
       <w:r>
-        <w:t>1.2 牙周菌群失调与牙龈卟啉单胞菌</w:t>
+        <w:t>牙周菌群失调与牙龈卟啉单胞菌</w:t>
       </w:r>
     </w:p>
     <w:p>
@@ -213,7 +284,7 @@
         <w:keepNext/>
       </w:pPr>
       <w:r>
-        <w:t>1.3 人体、实验和遗传证据具有不同因果权重</w:t>
+        <w:t>人体、实验和遗传证据具有不同因果权重</w:t>
       </w:r>
     </w:p>
     <w:p>
@@ -349,7 +420,7 @@
         <w:keepNext/>
       </w:pPr>
       <w:r>
-        <w:t>1.4 从牙周生态位到脑组织的候选路径</w:t>
+        <w:t>从牙周生态位到脑组织的候选路径</w:t>
       </w:r>
     </w:p>
     <w:p>
@@ -400,7 +471,7 @@
         <w:keepNext/>
       </w:pPr>
       <w:r>
-        <w:t>1.5 微生物组smORF是合理但技术困难的发现空间</w:t>
+        <w:t>微生物组smORF是合理但技术困难的发现空间</w:t>
       </w:r>
     </w:p>
     <w:p>
@@ -495,7 +566,7 @@
         <w:keepNext/>
       </w:pPr>
       <w:r>
-        <w:t>1.6 深度学习引导的优选是分流而非验证</w:t>
+        <w:t>深度学习引导的优选是分流而非验证</w:t>
       </w:r>
     </w:p>
     <w:p>
@@ -578,7 +649,7 @@
         <w:keepNext/>
       </w:pPr>
       <w:r>
-        <w:t>1.7 AChE、金属稳态、对接与分子动力学构成结构假设</w:t>
+        <w:t>AChE、金属稳态、对接与分子动力学构成结构假设</w:t>
       </w:r>
     </w:p>
     <w:p>
@@ -662,7 +733,7 @@
         <w:t>[47]</w:t>
       </w:r>
       <w:r>
-        <w:t>。对当前候选而言，有意义的MD需要版本化起始坐标、拓扑和质子化决策、独立种子轨迹、收敛性评价及预先指定分析。在这些要素和完整轨迹可用之前，MD只能作为方案，不能作为结果。</w:t>
+        <w:t>。对当前候选而言，有意义的MD需要版本化起始坐标、拓扑和质子化决策、独立种子轨迹、收敛性评价及预先指定分析。正在开展的MD扩展将在预设轨迹分析和质量控制完成后评价驻留行为、构象稳定性及接触持续性。</w:t>
       </w:r>
     </w:p>
     <w:p>
@@ -709,7 +780,7 @@
         <w:keepNext/>
       </w:pPr>
       <w:r>
-        <w:t>1.8 知识空白与研究目标</w:t>
+        <w:t>知识空白与研究目标</w:t>
       </w:r>
     </w:p>
     <w:p>
@@ -734,7 +805,7 @@
         <w:pStyle w:val="Normal"/>
       </w:pPr>
       <w:r>
-        <w:t>本研究聚焦更早且更窄的问题：现有口腔smORF汇总数据能否形成逻辑一致的候选优选漏斗，以及另一份AChE对接汇总能否在不把方法信息缺失转化为生物学确定性的前提下得到解释。我们重算比例、检查分支算术和预测器适用范围、表征所提供的12条序列，并把AChE评分顺序作为描述性结果保留；同时仅给出前瞻性MD方案，不纳入未完成的轨迹分析。因此，本研究提供的是计算假设集合，而不是新预测器、临床队列分析、独立重现的对接研究、MD结果或经验证的AD机制。</w:t>
+        <w:t>本研究聚焦更早且更窄的问题：现有口腔smORF汇总数据能否形成逻辑一致的候选优选漏斗，以及另一份AChE对接汇总能否在不把方法信息缺失转化为生物学确定性的前提下得到解释。我们重算比例、检查分支算术和预测器适用范围、表征所提供的12条序列，并把AChE评分顺序作为描述性结果保留；同时给出具有预设轨迹输出的前瞻性MD扩展。因此，本研究提供的是计算假设集合，而不是新预测器、临床队列分析、独立重现的对接研究或经验证的AD机制。</w:t>
       </w:r>
     </w:p>
     <w:p>
@@ -743,7 +814,7 @@
         <w:keepNext/>
       </w:pPr>
       <w:r>
-        <w:t>2. 材料与方法</w:t>
+        <w:t>材料与方法</w:t>
       </w:r>
     </w:p>
     <w:p>
@@ -752,7 +823,7 @@
         <w:keepNext/>
       </w:pPr>
       <w:r>
-        <w:t>2.1 研究设计与数据范围</w:t>
+        <w:t>研究设计与数据范围</w:t>
       </w:r>
     </w:p>
     <w:p>
@@ -760,7 +831,7 @@
         <w:pStyle w:val="Normal"/>
       </w:pPr>
       <w:r>
-        <w:t>本研究为纯计算二次分析，使用汇总候选计数、模型汇总结果、一张12条序列表及其AChE对接评分表。本文未开展参与者招募、标本采集、湿实验、新组学处理、预测器再训练、对接重跑或完整MD分析。健康与牙周炎标签仅作为所提供的分支标签保留，不解释为已经核实的候选层面疾病归属。</w:t>
+        <w:t>本研究为纯计算二次分析，使用汇总候选计数、模型汇总结果、一张12条序列表及其AChE对接评分表。本文未开展参与者招募、标本采集、湿实验、新组学处理、预测器再训练或对接重跑；MD轨迹分析作为预设扩展正在进行。健康与牙周炎标签仅作为所提供的分支标签保留，不解释为已经核实的候选层面疾病归属。</w:t>
       </w:r>
     </w:p>
     <w:p>
@@ -777,7 +848,7 @@
         <w:keepNext/>
       </w:pPr>
       <w:r>
-        <w:t>2.2 公共登录号、候选构建与序列证据过滤</w:t>
+        <w:t>公共登录号、候选构建与序列证据过滤</w:t>
       </w:r>
     </w:p>
     <w:p>
@@ -814,7 +885,7 @@
         <w:keepNext/>
       </w:pPr>
       <w:r>
-        <w:t>2.3 深度学习引导的候选优选</w:t>
+        <w:t>深度学习引导的候选优选</w:t>
       </w:r>
     </w:p>
     <w:p>
@@ -893,7 +964,7 @@
         <w:keepNext/>
       </w:pPr>
       <w:r>
-        <w:t>2.4 序列表征与对接评分分析</w:t>
+        <w:t>序列表征与对接评分分析</w:t>
       </w:r>
     </w:p>
     <w:p>
@@ -924,7 +995,7 @@
         <w:keepNext/>
       </w:pPr>
       <w:r>
-        <w:t>2.5 前瞻性分子动力学方案</w:t>
+        <w:t>前瞻性分子动力学方案</w:t>
       </w:r>
     </w:p>
     <w:p>
@@ -952,7 +1023,7 @@
         <w:pStyle w:val="Normal"/>
       </w:pPr>
       <w:r>
-        <w:t>前瞻性生产阶段为100 ns，步长2 fs；含氢键采用LINCS约束，实空间截断为1.2 nm，范德华相互作用在1.0 nm后采用力切换，静电作用采用粒子网格Ewald法，温度耦合采用velocity-rescale方法，压力耦合采用Berendsen方法。坐标每20 ps保存一次，即每条轨迹计划得到5,000帧。预设分析包括复合物、AChE和肽层面的RMSD与RMSF、回转半径、溶剂可及表面积、径向分布函数、DSSP二级结构、氢键、残基接触及桥连水。报告任何MD结果前，必须具备完整起始坐标、末端与质子化状态、拓扑、随机种子、重复设计、运行日志、轨迹、检查点、能量和最终坐标。由于这些材料尚不完整，本节仅报告前瞻性方案，不给出稳定性、收敛性、接触或体系间比较结论。</w:t>
+        <w:t>前瞻性生产阶段为100 ns，步长2 fs；含氢键采用LINCS约束，实空间截断为1.2 nm，范德华相互作用在1.0 nm后采用力切换，静电作用采用粒子网格Ewald法，温度耦合采用velocity-rescale方法，压力耦合采用Berendsen方法。坐标每20 ps保存一次，即每条轨迹计划得到5,000帧。预设分析包括复合物、AChE和肽层面的RMSD与RMSF、回转半径、溶剂可及表面积、径向分布函数、DSSP二级结构、氢键、残基接触及桥连水。完整起始坐标、末端与质子化状态、拓扑、随机种子、重复设计、运行日志、轨迹、检查点、能量和最终坐标是接纳轨迹分析的必要条件。轨迹处理与质量控制正在进行；稳定性、收敛性、接触及体系间比较结果将在预设分析完成后补充。</w:t>
       </w:r>
     </w:p>
     <w:p>
@@ -961,7 +1032,7 @@
         <w:keepNext/>
       </w:pPr>
       <w:r>
-        <w:t>2.6 统计分析</w:t>
+        <w:t>统计分析</w:t>
       </w:r>
     </w:p>
     <w:p>
@@ -978,7 +1049,7 @@
         <w:keepNext/>
       </w:pPr>
       <w:r>
-        <w:t>3. 结果</w:t>
+        <w:t>结果</w:t>
       </w:r>
     </w:p>
     <w:p>
@@ -987,7 +1058,7 @@
         <w:keepNext/>
       </w:pPr>
       <w:r>
-        <w:t>3.1 序列证据过滤使两个smORF库均缩减99.7%以上</w:t>
+        <w:t>序列证据过滤使两个smORF库均缩减99.7%以上</w:t>
       </w:r>
     </w:p>
     <w:p>
@@ -1053,12 +1124,12 @@
           <w:p>
             <w:pPr>
               <w:pStyle w:val="TableText"/>
-              <w:spacing w:before="0" w:after="0" w:line="220" w:lineRule="auto"/>
-            </w:pPr>
-            <w:r>
-              <w:rPr>
-                <w:sz w:val="17"/>
-                <w:szCs w:val="17"/>
+              <w:spacing w:before="0" w:after="0" w:line="240" w:lineRule="auto"/>
+            </w:pPr>
+            <w:r>
+              <w:rPr>
+                <w:sz w:val="20"/>
+                <w:szCs w:val="20"/>
               </w:rPr>
               <w:t>分支</w:t>
             </w:r>
@@ -1075,12 +1146,12 @@
           <w:p>
             <w:pPr>
               <w:pStyle w:val="TableText"/>
-              <w:spacing w:before="0" w:after="0" w:line="220" w:lineRule="auto"/>
-            </w:pPr>
-            <w:r>
-              <w:rPr>
-                <w:sz w:val="17"/>
-                <w:szCs w:val="17"/>
+              <w:spacing w:before="0" w:after="0" w:line="240" w:lineRule="auto"/>
+            </w:pPr>
+            <w:r>
+              <w:rPr>
+                <w:sz w:val="20"/>
+                <w:szCs w:val="20"/>
               </w:rPr>
               <w:t>原始smORF</w:t>
             </w:r>
@@ -1097,12 +1168,12 @@
           <w:p>
             <w:pPr>
               <w:pStyle w:val="TableText"/>
-              <w:spacing w:before="0" w:after="0" w:line="220" w:lineRule="auto"/>
-            </w:pPr>
-            <w:r>
-              <w:rPr>
-                <w:sz w:val="17"/>
-                <w:szCs w:val="17"/>
+              <w:spacing w:before="0" w:after="0" w:line="240" w:lineRule="auto"/>
+            </w:pPr>
+            <w:r>
+              <w:rPr>
+                <w:sz w:val="20"/>
+                <w:szCs w:val="20"/>
               </w:rPr>
               <w:t>证据过滤后</w:t>
             </w:r>
@@ -1119,12 +1190,12 @@
           <w:p>
             <w:pPr>
               <w:pStyle w:val="TableText"/>
-              <w:spacing w:before="0" w:after="0" w:line="220" w:lineRule="auto"/>
-            </w:pPr>
-            <w:r>
-              <w:rPr>
-                <w:sz w:val="17"/>
-                <w:szCs w:val="17"/>
+              <w:spacing w:before="0" w:after="0" w:line="240" w:lineRule="auto"/>
+            </w:pPr>
+            <w:r>
+              <w:rPr>
+                <w:sz w:val="20"/>
+                <w:szCs w:val="20"/>
               </w:rPr>
               <w:t>短肽背景（5–30 aa）</w:t>
             </w:r>
@@ -1141,12 +1212,12 @@
           <w:p>
             <w:pPr>
               <w:pStyle w:val="TableText"/>
-              <w:spacing w:before="0" w:after="0" w:line="220" w:lineRule="auto"/>
-            </w:pPr>
-            <w:r>
-              <w:rPr>
-                <w:sz w:val="17"/>
-                <w:szCs w:val="17"/>
+              <w:spacing w:before="0" w:after="0" w:line="240" w:lineRule="auto"/>
+            </w:pPr>
+            <w:r>
+              <w:rPr>
+                <w:sz w:val="20"/>
+                <w:szCs w:val="20"/>
               </w:rPr>
               <w:t>短肽BBB高分，n（%）</w:t>
             </w:r>
@@ -1163,12 +1234,12 @@
           <w:p>
             <w:pPr>
               <w:pStyle w:val="TableText"/>
-              <w:spacing w:before="0" w:after="0" w:line="220" w:lineRule="auto"/>
-            </w:pPr>
-            <w:r>
-              <w:rPr>
-                <w:sz w:val="17"/>
-                <w:szCs w:val="17"/>
+              <w:spacing w:before="0" w:after="0" w:line="240" w:lineRule="auto"/>
+            </w:pPr>
+            <w:r>
+              <w:rPr>
+                <w:sz w:val="20"/>
+                <w:szCs w:val="20"/>
               </w:rPr>
               <w:t>长肽背景（31–50 aa）</w:t>
             </w:r>
@@ -1185,12 +1256,12 @@
           <w:p>
             <w:pPr>
               <w:pStyle w:val="TableText"/>
-              <w:spacing w:before="0" w:after="0" w:line="220" w:lineRule="auto"/>
-            </w:pPr>
-            <w:r>
-              <w:rPr>
-                <w:sz w:val="17"/>
-                <w:szCs w:val="17"/>
+              <w:spacing w:before="0" w:after="0" w:line="240" w:lineRule="auto"/>
+            </w:pPr>
+            <w:r>
+              <w:rPr>
+                <w:sz w:val="20"/>
+                <w:szCs w:val="20"/>
               </w:rPr>
               <w:t>长肽BBB高分，n（%）</w:t>
             </w:r>
@@ -1206,12 +1277,12 @@
           <w:p>
             <w:pPr>
               <w:pStyle w:val="TableText"/>
-              <w:spacing w:before="0" w:after="0" w:line="220" w:lineRule="auto"/>
-            </w:pPr>
-            <w:r>
-              <w:rPr>
-                <w:sz w:val="17"/>
-                <w:szCs w:val="17"/>
+              <w:spacing w:before="0" w:after="0" w:line="240" w:lineRule="auto"/>
+            </w:pPr>
+            <w:r>
+              <w:rPr>
+                <w:sz w:val="20"/>
+                <w:szCs w:val="20"/>
               </w:rPr>
               <w:t>健康标记</w:t>
             </w:r>
@@ -1225,12 +1296,12 @@
           <w:p>
             <w:pPr>
               <w:pStyle w:val="TableText"/>
-              <w:spacing w:before="0" w:after="0" w:line="220" w:lineRule="auto"/>
-            </w:pPr>
-            <w:r>
-              <w:rPr>
-                <w:sz w:val="17"/>
-                <w:szCs w:val="17"/>
+              <w:spacing w:before="0" w:after="0" w:line="240" w:lineRule="auto"/>
+            </w:pPr>
+            <w:r>
+              <w:rPr>
+                <w:sz w:val="20"/>
+                <w:szCs w:val="20"/>
               </w:rPr>
               <w:t>11,269,961</w:t>
             </w:r>
@@ -1244,12 +1315,12 @@
           <w:p>
             <w:pPr>
               <w:pStyle w:val="TableText"/>
-              <w:spacing w:before="0" w:after="0" w:line="220" w:lineRule="auto"/>
-            </w:pPr>
-            <w:r>
-              <w:rPr>
-                <w:sz w:val="17"/>
-                <w:szCs w:val="17"/>
+              <w:spacing w:before="0" w:after="0" w:line="240" w:lineRule="auto"/>
+            </w:pPr>
+            <w:r>
+              <w:rPr>
+                <w:sz w:val="20"/>
+                <w:szCs w:val="20"/>
               </w:rPr>
               <w:t>31,510</w:t>
             </w:r>
@@ -1263,12 +1334,12 @@
           <w:p>
             <w:pPr>
               <w:pStyle w:val="TableText"/>
-              <w:spacing w:before="0" w:after="0" w:line="220" w:lineRule="auto"/>
-            </w:pPr>
-            <w:r>
-              <w:rPr>
-                <w:sz w:val="17"/>
-                <w:szCs w:val="17"/>
+              <w:spacing w:before="0" w:after="0" w:line="240" w:lineRule="auto"/>
+            </w:pPr>
+            <w:r>
+              <w:rPr>
+                <w:sz w:val="20"/>
+                <w:szCs w:val="20"/>
               </w:rPr>
               <w:t>30,557</w:t>
             </w:r>
@@ -1282,12 +1353,12 @@
           <w:p>
             <w:pPr>
               <w:pStyle w:val="TableText"/>
-              <w:spacing w:before="0" w:after="0" w:line="220" w:lineRule="auto"/>
-            </w:pPr>
-            <w:r>
-              <w:rPr>
-                <w:sz w:val="17"/>
-                <w:szCs w:val="17"/>
+              <w:spacing w:before="0" w:after="0" w:line="240" w:lineRule="auto"/>
+            </w:pPr>
+            <w:r>
+              <w:rPr>
+                <w:sz w:val="20"/>
+                <w:szCs w:val="20"/>
               </w:rPr>
               <w:t>3,359（10.99）</w:t>
             </w:r>
@@ -1301,12 +1372,12 @@
           <w:p>
             <w:pPr>
               <w:pStyle w:val="TableText"/>
-              <w:spacing w:before="0" w:after="0" w:line="220" w:lineRule="auto"/>
-            </w:pPr>
-            <w:r>
-              <w:rPr>
-                <w:sz w:val="17"/>
-                <w:szCs w:val="17"/>
+              <w:spacing w:before="0" w:after="0" w:line="240" w:lineRule="auto"/>
+            </w:pPr>
+            <w:r>
+              <w:rPr>
+                <w:sz w:val="20"/>
+                <w:szCs w:val="20"/>
               </w:rPr>
               <w:t>953</w:t>
             </w:r>
@@ -1320,12 +1391,12 @@
           <w:p>
             <w:pPr>
               <w:pStyle w:val="TableText"/>
-              <w:spacing w:before="0" w:after="0" w:line="220" w:lineRule="auto"/>
-            </w:pPr>
-            <w:r>
-              <w:rPr>
-                <w:sz w:val="17"/>
-                <w:szCs w:val="17"/>
+              <w:spacing w:before="0" w:after="0" w:line="240" w:lineRule="auto"/>
+            </w:pPr>
+            <w:r>
+              <w:rPr>
+                <w:sz w:val="20"/>
+                <w:szCs w:val="20"/>
               </w:rPr>
               <w:t>40（4.20）</w:t>
             </w:r>
@@ -1341,12 +1412,12 @@
           <w:p>
             <w:pPr>
               <w:pStyle w:val="TableText"/>
-              <w:spacing w:before="0" w:after="0" w:line="220" w:lineRule="auto"/>
-            </w:pPr>
-            <w:r>
-              <w:rPr>
-                <w:sz w:val="17"/>
-                <w:szCs w:val="17"/>
+              <w:spacing w:before="0" w:after="0" w:line="240" w:lineRule="auto"/>
+            </w:pPr>
+            <w:r>
+              <w:rPr>
+                <w:sz w:val="20"/>
+                <w:szCs w:val="20"/>
               </w:rPr>
               <w:t>牙周炎标记</w:t>
             </w:r>
@@ -1360,12 +1431,12 @@
           <w:p>
             <w:pPr>
               <w:pStyle w:val="TableText"/>
-              <w:spacing w:before="0" w:after="0" w:line="220" w:lineRule="auto"/>
-            </w:pPr>
-            <w:r>
-              <w:rPr>
-                <w:sz w:val="17"/>
-                <w:szCs w:val="17"/>
+              <w:spacing w:before="0" w:after="0" w:line="240" w:lineRule="auto"/>
+            </w:pPr>
+            <w:r>
+              <w:rPr>
+                <w:sz w:val="20"/>
+                <w:szCs w:val="20"/>
               </w:rPr>
               <w:t>11,721,988</w:t>
             </w:r>
@@ -1379,12 +1450,12 @@
           <w:p>
             <w:pPr>
               <w:pStyle w:val="TableText"/>
-              <w:spacing w:before="0" w:after="0" w:line="220" w:lineRule="auto"/>
-            </w:pPr>
-            <w:r>
-              <w:rPr>
-                <w:sz w:val="17"/>
-                <w:szCs w:val="17"/>
+              <w:spacing w:before="0" w:after="0" w:line="240" w:lineRule="auto"/>
+            </w:pPr>
+            <w:r>
+              <w:rPr>
+                <w:sz w:val="20"/>
+                <w:szCs w:val="20"/>
               </w:rPr>
               <w:t>33,786</w:t>
             </w:r>
@@ -1398,12 +1469,12 @@
           <w:p>
             <w:pPr>
               <w:pStyle w:val="TableText"/>
-              <w:spacing w:before="0" w:after="0" w:line="220" w:lineRule="auto"/>
-            </w:pPr>
-            <w:r>
-              <w:rPr>
-                <w:sz w:val="17"/>
-                <w:szCs w:val="17"/>
+              <w:spacing w:before="0" w:after="0" w:line="240" w:lineRule="auto"/>
+            </w:pPr>
+            <w:r>
+              <w:rPr>
+                <w:sz w:val="20"/>
+                <w:szCs w:val="20"/>
               </w:rPr>
               <w:t>32,754</w:t>
             </w:r>
@@ -1417,12 +1488,12 @@
           <w:p>
             <w:pPr>
               <w:pStyle w:val="TableText"/>
-              <w:spacing w:before="0" w:after="0" w:line="220" w:lineRule="auto"/>
-            </w:pPr>
-            <w:r>
-              <w:rPr>
-                <w:sz w:val="17"/>
-                <w:szCs w:val="17"/>
+              <w:spacing w:before="0" w:after="0" w:line="240" w:lineRule="auto"/>
+            </w:pPr>
+            <w:r>
+              <w:rPr>
+                <w:sz w:val="20"/>
+                <w:szCs w:val="20"/>
               </w:rPr>
               <w:t>3,446（10.52）</w:t>
             </w:r>
@@ -1436,12 +1507,12 @@
           <w:p>
             <w:pPr>
               <w:pStyle w:val="TableText"/>
-              <w:spacing w:before="0" w:after="0" w:line="220" w:lineRule="auto"/>
-            </w:pPr>
-            <w:r>
-              <w:rPr>
-                <w:sz w:val="17"/>
-                <w:szCs w:val="17"/>
+              <w:spacing w:before="0" w:after="0" w:line="240" w:lineRule="auto"/>
+            </w:pPr>
+            <w:r>
+              <w:rPr>
+                <w:sz w:val="20"/>
+                <w:szCs w:val="20"/>
               </w:rPr>
               <w:t>1,032</w:t>
             </w:r>
@@ -1455,12 +1526,12 @@
           <w:p>
             <w:pPr>
               <w:pStyle w:val="TableText"/>
-              <w:spacing w:before="0" w:after="0" w:line="220" w:lineRule="auto"/>
-            </w:pPr>
-            <w:r>
-              <w:rPr>
-                <w:sz w:val="17"/>
-                <w:szCs w:val="17"/>
+              <w:spacing w:before="0" w:after="0" w:line="240" w:lineRule="auto"/>
+            </w:pPr>
+            <w:r>
+              <w:rPr>
+                <w:sz w:val="20"/>
+                <w:szCs w:val="20"/>
               </w:rPr>
               <w:t>72（6.98）</w:t>
             </w:r>
@@ -1495,7 +1566,7 @@
         <w:keepNext/>
       </w:pPr>
       <w:r>
-        <w:t>3.2 串行模型筛选形成12条和8条候选终点</w:t>
+        <w:t>串行模型筛选形成12条和8条候选终点</w:t>
       </w:r>
     </w:p>
     <w:p>
@@ -1558,12 +1629,12 @@
           <w:p>
             <w:pPr>
               <w:pStyle w:val="TableText"/>
-              <w:spacing w:before="0" w:after="0" w:line="220" w:lineRule="auto"/>
-            </w:pPr>
-            <w:r>
-              <w:rPr>
-                <w:sz w:val="17"/>
-                <w:szCs w:val="17"/>
+              <w:spacing w:before="0" w:after="0" w:line="240" w:lineRule="auto"/>
+            </w:pPr>
+            <w:r>
+              <w:rPr>
+                <w:sz w:val="20"/>
+                <w:szCs w:val="20"/>
               </w:rPr>
               <w:t>阶段</w:t>
             </w:r>
@@ -1580,12 +1651,12 @@
           <w:p>
             <w:pPr>
               <w:pStyle w:val="TableText"/>
-              <w:spacing w:before="0" w:after="0" w:line="220" w:lineRule="auto"/>
-            </w:pPr>
-            <w:r>
-              <w:rPr>
-                <w:sz w:val="17"/>
-                <w:szCs w:val="17"/>
+              <w:spacing w:before="0" w:after="0" w:line="240" w:lineRule="auto"/>
+            </w:pPr>
+            <w:r>
+              <w:rPr>
+                <w:sz w:val="20"/>
+                <w:szCs w:val="20"/>
               </w:rPr>
               <w:t>操作规则</w:t>
             </w:r>
@@ -1602,12 +1673,12 @@
           <w:p>
             <w:pPr>
               <w:pStyle w:val="TableText"/>
-              <w:spacing w:before="0" w:after="0" w:line="220" w:lineRule="auto"/>
-            </w:pPr>
-            <w:r>
-              <w:rPr>
-                <w:sz w:val="17"/>
-                <w:szCs w:val="17"/>
+              <w:spacing w:before="0" w:after="0" w:line="240" w:lineRule="auto"/>
+            </w:pPr>
+            <w:r>
+              <w:rPr>
+                <w:sz w:val="20"/>
+                <w:szCs w:val="20"/>
               </w:rPr>
               <w:t>n</w:t>
             </w:r>
@@ -1624,12 +1695,12 @@
           <w:p>
             <w:pPr>
               <w:pStyle w:val="TableText"/>
-              <w:spacing w:before="0" w:after="0" w:line="220" w:lineRule="auto"/>
-            </w:pPr>
-            <w:r>
-              <w:rPr>
-                <w:sz w:val="17"/>
-                <w:szCs w:val="17"/>
+              <w:spacing w:before="0" w:after="0" w:line="240" w:lineRule="auto"/>
+            </w:pPr>
+            <w:r>
+              <w:rPr>
+                <w:sz w:val="20"/>
+                <w:szCs w:val="20"/>
               </w:rPr>
               <w:t>分母或限制</w:t>
             </w:r>
@@ -1645,12 +1716,12 @@
           <w:p>
             <w:pPr>
               <w:pStyle w:val="TableText"/>
-              <w:spacing w:before="0" w:after="0" w:line="220" w:lineRule="auto"/>
-            </w:pPr>
-            <w:r>
-              <w:rPr>
-                <w:sz w:val="17"/>
-                <w:szCs w:val="17"/>
+              <w:spacing w:before="0" w:after="0" w:line="240" w:lineRule="auto"/>
+            </w:pPr>
+            <w:r>
+              <w:rPr>
+                <w:sz w:val="20"/>
+                <w:szCs w:val="20"/>
               </w:rPr>
               <w:t>短肽BBB高分</w:t>
             </w:r>
@@ -1664,12 +1735,12 @@
           <w:p>
             <w:pPr>
               <w:pStyle w:val="TableText"/>
-              <w:spacing w:before="0" w:after="0" w:line="220" w:lineRule="auto"/>
-            </w:pPr>
-            <w:r>
-              <w:rPr>
-                <w:sz w:val="17"/>
-                <w:szCs w:val="17"/>
+              <w:spacing w:before="0" w:after="0" w:line="240" w:lineRule="auto"/>
+            </w:pPr>
+            <w:r>
+              <w:rPr>
+                <w:sz w:val="20"/>
+                <w:szCs w:val="20"/>
               </w:rPr>
               <w:t>UniDL4BioPep BBB输出≥0.80；5–30 aa</w:t>
             </w:r>
@@ -1683,12 +1754,12 @@
           <w:p>
             <w:pPr>
               <w:pStyle w:val="TableText"/>
-              <w:spacing w:before="0" w:after="0" w:line="220" w:lineRule="auto"/>
-            </w:pPr>
-            <w:r>
-              <w:rPr>
-                <w:sz w:val="17"/>
-                <w:szCs w:val="17"/>
+              <w:spacing w:before="0" w:after="0" w:line="240" w:lineRule="auto"/>
+            </w:pPr>
+            <w:r>
+              <w:rPr>
+                <w:sz w:val="20"/>
+                <w:szCs w:val="20"/>
               </w:rPr>
               <w:t>3,446</w:t>
             </w:r>
@@ -1702,12 +1773,12 @@
           <w:p>
             <w:pPr>
               <w:pStyle w:val="TableText"/>
-              <w:spacing w:before="0" w:after="0" w:line="220" w:lineRule="auto"/>
-            </w:pPr>
-            <w:r>
-              <w:rPr>
-                <w:sz w:val="17"/>
-                <w:szCs w:val="17"/>
+              <w:spacing w:before="0" w:after="0" w:line="240" w:lineRule="auto"/>
+            </w:pPr>
+            <w:r>
+              <w:rPr>
+                <w:sz w:val="20"/>
+                <w:szCs w:val="20"/>
               </w:rPr>
               <w:t>32,754条短肽候选</w:t>
             </w:r>
@@ -1723,12 +1794,12 @@
           <w:p>
             <w:pPr>
               <w:pStyle w:val="TableText"/>
-              <w:spacing w:before="0" w:after="0" w:line="220" w:lineRule="auto"/>
-            </w:pPr>
-            <w:r>
-              <w:rPr>
-                <w:sz w:val="17"/>
-                <w:szCs w:val="17"/>
+              <w:spacing w:before="0" w:after="0" w:line="240" w:lineRule="auto"/>
+            </w:pPr>
+            <w:r>
+              <w:rPr>
+                <w:sz w:val="20"/>
+                <w:szCs w:val="20"/>
               </w:rPr>
               <w:t>长肽BBB高分</w:t>
             </w:r>
@@ -1742,12 +1813,12 @@
           <w:p>
             <w:pPr>
               <w:pStyle w:val="TableText"/>
-              <w:spacing w:before="0" w:after="0" w:line="220" w:lineRule="auto"/>
-            </w:pPr>
-            <w:r>
-              <w:rPr>
-                <w:sz w:val="17"/>
-                <w:szCs w:val="17"/>
+              <w:spacing w:before="0" w:after="0" w:line="240" w:lineRule="auto"/>
+            </w:pPr>
+            <w:r>
+              <w:rPr>
+                <w:sz w:val="20"/>
+                <w:szCs w:val="20"/>
               </w:rPr>
               <w:t>UniDL4BioPep BBB输出≥0.80；31–50 aa</w:t>
             </w:r>
@@ -1761,12 +1832,12 @@
           <w:p>
             <w:pPr>
               <w:pStyle w:val="TableText"/>
-              <w:spacing w:before="0" w:after="0" w:line="220" w:lineRule="auto"/>
-            </w:pPr>
-            <w:r>
-              <w:rPr>
-                <w:sz w:val="17"/>
-                <w:szCs w:val="17"/>
+              <w:spacing w:before="0" w:after="0" w:line="240" w:lineRule="auto"/>
+            </w:pPr>
+            <w:r>
+              <w:rPr>
+                <w:sz w:val="20"/>
+                <w:szCs w:val="20"/>
               </w:rPr>
               <w:t>72</w:t>
             </w:r>
@@ -1780,12 +1851,12 @@
           <w:p>
             <w:pPr>
               <w:pStyle w:val="TableText"/>
-              <w:spacing w:before="0" w:after="0" w:line="220" w:lineRule="auto"/>
-            </w:pPr>
-            <w:r>
-              <w:rPr>
-                <w:sz w:val="17"/>
-                <w:szCs w:val="17"/>
+              <w:spacing w:before="0" w:after="0" w:line="240" w:lineRule="auto"/>
+            </w:pPr>
+            <w:r>
+              <w:rPr>
+                <w:sz w:val="20"/>
+                <w:szCs w:val="20"/>
               </w:rPr>
               <w:t>1,032条长肽候选</w:t>
             </w:r>
@@ -1801,12 +1872,12 @@
           <w:p>
             <w:pPr>
               <w:pStyle w:val="TableText"/>
-              <w:spacing w:before="0" w:after="0" w:line="220" w:lineRule="auto"/>
-            </w:pPr>
-            <w:r>
-              <w:rPr>
-                <w:sz w:val="17"/>
-                <w:szCs w:val="17"/>
+              <w:spacing w:before="0" w:after="0" w:line="240" w:lineRule="auto"/>
+            </w:pPr>
+            <w:r>
+              <w:rPr>
+                <w:sz w:val="20"/>
+                <w:szCs w:val="20"/>
               </w:rPr>
               <w:t>BBB高分总计</w:t>
             </w:r>
@@ -1820,12 +1891,12 @@
           <w:p>
             <w:pPr>
               <w:pStyle w:val="TableText"/>
-              <w:spacing w:before="0" w:after="0" w:line="220" w:lineRule="auto"/>
-            </w:pPr>
-            <w:r>
-              <w:rPr>
-                <w:sz w:val="17"/>
-                <w:szCs w:val="17"/>
+              <w:spacing w:before="0" w:after="0" w:line="240" w:lineRule="auto"/>
+            </w:pPr>
+            <w:r>
+              <w:rPr>
+                <w:sz w:val="20"/>
+                <w:szCs w:val="20"/>
               </w:rPr>
               <w:t>短肽+长肽</w:t>
             </w:r>
@@ -1839,12 +1910,12 @@
           <w:p>
             <w:pPr>
               <w:pStyle w:val="TableText"/>
-              <w:spacing w:before="0" w:after="0" w:line="220" w:lineRule="auto"/>
-            </w:pPr>
-            <w:r>
-              <w:rPr>
-                <w:sz w:val="17"/>
-                <w:szCs w:val="17"/>
+              <w:spacing w:before="0" w:after="0" w:line="240" w:lineRule="auto"/>
+            </w:pPr>
+            <w:r>
+              <w:rPr>
+                <w:sz w:val="20"/>
+                <w:szCs w:val="20"/>
               </w:rPr>
               <w:t>3,518</w:t>
             </w:r>
@@ -1858,12 +1929,12 @@
           <w:p>
             <w:pPr>
               <w:pStyle w:val="TableText"/>
-              <w:spacing w:before="0" w:after="0" w:line="220" w:lineRule="auto"/>
-            </w:pPr>
-            <w:r>
-              <w:rPr>
-                <w:sz w:val="17"/>
-                <w:szCs w:val="17"/>
+              <w:spacing w:before="0" w:after="0" w:line="240" w:lineRule="auto"/>
+            </w:pPr>
+            <w:r>
+              <w:rPr>
+                <w:sz w:val="20"/>
+                <w:szCs w:val="20"/>
               </w:rPr>
               <w:t>算术和</w:t>
             </w:r>
@@ -1879,12 +1950,12 @@
           <w:p>
             <w:pPr>
               <w:pStyle w:val="TableText"/>
-              <w:spacing w:before="0" w:after="0" w:line="220" w:lineRule="auto"/>
-            </w:pPr>
-            <w:r>
-              <w:rPr>
-                <w:sz w:val="17"/>
-                <w:szCs w:val="17"/>
+              <w:spacing w:before="0" w:after="0" w:line="240" w:lineRule="auto"/>
+            </w:pPr>
+            <w:r>
+              <w:rPr>
+                <w:sz w:val="20"/>
+                <w:szCs w:val="20"/>
               </w:rPr>
               <w:t>NTxPred2已评估</w:t>
             </w:r>
@@ -1898,12 +1969,12 @@
           <w:p>
             <w:pPr>
               <w:pStyle w:val="TableText"/>
-              <w:spacing w:before="0" w:after="0" w:line="220" w:lineRule="auto"/>
-            </w:pPr>
-            <w:r>
-              <w:rPr>
-                <w:sz w:val="17"/>
-                <w:szCs w:val="17"/>
+              <w:spacing w:before="0" w:after="0" w:line="240" w:lineRule="auto"/>
+            </w:pPr>
+            <w:r>
+              <w:rPr>
+                <w:sz w:val="20"/>
+                <w:szCs w:val="20"/>
               </w:rPr>
               <w:t>规定范围7–50 aa</w:t>
             </w:r>
@@ -1917,12 +1988,12 @@
           <w:p>
             <w:pPr>
               <w:pStyle w:val="TableText"/>
-              <w:spacing w:before="0" w:after="0" w:line="220" w:lineRule="auto"/>
-            </w:pPr>
-            <w:r>
-              <w:rPr>
-                <w:sz w:val="17"/>
-                <w:szCs w:val="17"/>
+              <w:spacing w:before="0" w:after="0" w:line="240" w:lineRule="auto"/>
+            </w:pPr>
+            <w:r>
+              <w:rPr>
+                <w:sz w:val="20"/>
+                <w:szCs w:val="20"/>
               </w:rPr>
               <w:t>3,299</w:t>
             </w:r>
@@ -1936,12 +2007,12 @@
           <w:p>
             <w:pPr>
               <w:pStyle w:val="TableText"/>
-              <w:spacing w:before="0" w:after="0" w:line="220" w:lineRule="auto"/>
-            </w:pPr>
-            <w:r>
-              <w:rPr>
-                <w:sz w:val="17"/>
-                <w:szCs w:val="17"/>
+              <w:spacing w:before="0" w:after="0" w:line="240" w:lineRule="auto"/>
+            </w:pPr>
+            <w:r>
+              <w:rPr>
+                <w:sz w:val="20"/>
+                <w:szCs w:val="20"/>
               </w:rPr>
               <w:t>3,518条BBB高分候选</w:t>
             </w:r>
@@ -1957,12 +2028,12 @@
           <w:p>
             <w:pPr>
               <w:pStyle w:val="TableText"/>
-              <w:spacing w:before="0" w:after="0" w:line="220" w:lineRule="auto"/>
-            </w:pPr>
-            <w:r>
-              <w:rPr>
-                <w:sz w:val="17"/>
-                <w:szCs w:val="17"/>
+              <w:spacing w:before="0" w:after="0" w:line="240" w:lineRule="auto"/>
+            </w:pPr>
+            <w:r>
+              <w:rPr>
+                <w:sz w:val="20"/>
+                <w:szCs w:val="20"/>
               </w:rPr>
               <w:t>NTxPred2未评估</w:t>
             </w:r>
@@ -1976,12 +2047,12 @@
           <w:p>
             <w:pPr>
               <w:pStyle w:val="TableText"/>
-              <w:spacing w:before="0" w:after="0" w:line="220" w:lineRule="auto"/>
-            </w:pPr>
-            <w:r>
-              <w:rPr>
-                <w:sz w:val="17"/>
-                <w:szCs w:val="17"/>
+              <w:spacing w:before="0" w:after="0" w:line="240" w:lineRule="auto"/>
+            </w:pPr>
+            <w:r>
+              <w:rPr>
+                <w:sz w:val="20"/>
+                <w:szCs w:val="20"/>
               </w:rPr>
               <w:t>低于规定范围</w:t>
             </w:r>
@@ -1995,12 +2066,12 @@
           <w:p>
             <w:pPr>
               <w:pStyle w:val="TableText"/>
-              <w:spacing w:before="0" w:after="0" w:line="220" w:lineRule="auto"/>
-            </w:pPr>
-            <w:r>
-              <w:rPr>
-                <w:sz w:val="17"/>
-                <w:szCs w:val="17"/>
+              <w:spacing w:before="0" w:after="0" w:line="240" w:lineRule="auto"/>
+            </w:pPr>
+            <w:r>
+              <w:rPr>
+                <w:sz w:val="20"/>
+                <w:szCs w:val="20"/>
               </w:rPr>
               <w:t>219</w:t>
             </w:r>
@@ -2014,12 +2085,12 @@
           <w:p>
             <w:pPr>
               <w:pStyle w:val="TableText"/>
-              <w:spacing w:before="0" w:after="0" w:line="220" w:lineRule="auto"/>
-            </w:pPr>
-            <w:r>
-              <w:rPr>
-                <w:sz w:val="17"/>
-                <w:szCs w:val="17"/>
+              <w:spacing w:before="0" w:after="0" w:line="240" w:lineRule="auto"/>
+            </w:pPr>
+            <w:r>
+              <w:rPr>
+                <w:sz w:val="20"/>
+                <w:szCs w:val="20"/>
               </w:rPr>
               <w:t>3,518条BBB高分候选</w:t>
             </w:r>
@@ -2035,12 +2106,12 @@
           <w:p>
             <w:pPr>
               <w:pStyle w:val="TableText"/>
-              <w:spacing w:before="0" w:after="0" w:line="220" w:lineRule="auto"/>
-            </w:pPr>
-            <w:r>
-              <w:rPr>
-                <w:sz w:val="17"/>
-                <w:szCs w:val="17"/>
+              <w:spacing w:before="0" w:after="0" w:line="240" w:lineRule="auto"/>
+            </w:pPr>
+            <w:r>
+              <w:rPr>
+                <w:sz w:val="20"/>
+                <w:szCs w:val="20"/>
               </w:rPr>
               <w:t>NTxPred2阳性</w:t>
             </w:r>
@@ -2054,12 +2125,12 @@
           <w:p>
             <w:pPr>
               <w:pStyle w:val="TableText"/>
-              <w:spacing w:before="0" w:after="0" w:line="220" w:lineRule="auto"/>
-            </w:pPr>
-            <w:r>
-              <w:rPr>
-                <w:sz w:val="17"/>
-                <w:szCs w:val="17"/>
+              <w:spacing w:before="0" w:after="0" w:line="240" w:lineRule="auto"/>
+            </w:pPr>
+            <w:r>
+              <w:rPr>
+                <w:sz w:val="20"/>
+                <w:szCs w:val="20"/>
               </w:rPr>
               <w:t>模型阳性标签</w:t>
             </w:r>
@@ -2073,12 +2144,12 @@
           <w:p>
             <w:pPr>
               <w:pStyle w:val="TableText"/>
-              <w:spacing w:before="0" w:after="0" w:line="220" w:lineRule="auto"/>
-            </w:pPr>
-            <w:r>
-              <w:rPr>
-                <w:sz w:val="17"/>
-                <w:szCs w:val="17"/>
+              <w:spacing w:before="0" w:after="0" w:line="240" w:lineRule="auto"/>
+            </w:pPr>
+            <w:r>
+              <w:rPr>
+                <w:sz w:val="20"/>
+                <w:szCs w:val="20"/>
               </w:rPr>
               <w:t>923</w:t>
             </w:r>
@@ -2092,12 +2163,12 @@
           <w:p>
             <w:pPr>
               <w:pStyle w:val="TableText"/>
-              <w:spacing w:before="0" w:after="0" w:line="220" w:lineRule="auto"/>
-            </w:pPr>
-            <w:r>
-              <w:rPr>
-                <w:sz w:val="17"/>
-                <w:szCs w:val="17"/>
+              <w:spacing w:before="0" w:after="0" w:line="240" w:lineRule="auto"/>
+            </w:pPr>
+            <w:r>
+              <w:rPr>
+                <w:sz w:val="20"/>
+                <w:szCs w:val="20"/>
               </w:rPr>
               <w:t>3,299条已评估候选</w:t>
             </w:r>
@@ -2113,12 +2184,12 @@
           <w:p>
             <w:pPr>
               <w:pStyle w:val="TableText"/>
-              <w:spacing w:before="0" w:after="0" w:line="220" w:lineRule="auto"/>
-            </w:pPr>
-            <w:r>
-              <w:rPr>
-                <w:sz w:val="17"/>
-                <w:szCs w:val="17"/>
+              <w:spacing w:before="0" w:after="0" w:line="240" w:lineRule="auto"/>
+            </w:pPr>
+            <w:r>
+              <w:rPr>
+                <w:sz w:val="20"/>
+                <w:szCs w:val="20"/>
               </w:rPr>
               <w:t>金属结合阳性</w:t>
             </w:r>
@@ -2132,12 +2203,12 @@
           <w:p>
             <w:pPr>
               <w:pStyle w:val="TableText"/>
-              <w:spacing w:before="0" w:after="0" w:line="220" w:lineRule="auto"/>
-            </w:pPr>
-            <w:r>
-              <w:rPr>
-                <w:sz w:val="17"/>
-                <w:szCs w:val="17"/>
+              <w:spacing w:before="0" w:after="0" w:line="240" w:lineRule="auto"/>
+            </w:pPr>
+            <w:r>
+              <w:rPr>
+                <w:sz w:val="20"/>
+                <w:szCs w:val="20"/>
               </w:rPr>
               <w:t>Mebipred输出≥0.50</w:t>
             </w:r>
@@ -2151,12 +2222,12 @@
           <w:p>
             <w:pPr>
               <w:pStyle w:val="TableText"/>
-              <w:spacing w:before="0" w:after="0" w:line="220" w:lineRule="auto"/>
-            </w:pPr>
-            <w:r>
-              <w:rPr>
-                <w:sz w:val="17"/>
-                <w:szCs w:val="17"/>
+              <w:spacing w:before="0" w:after="0" w:line="240" w:lineRule="auto"/>
+            </w:pPr>
+            <w:r>
+              <w:rPr>
+                <w:sz w:val="20"/>
+                <w:szCs w:val="20"/>
               </w:rPr>
               <w:t>111</w:t>
             </w:r>
@@ -2170,12 +2241,12 @@
           <w:p>
             <w:pPr>
               <w:pStyle w:val="TableText"/>
-              <w:spacing w:before="0" w:after="0" w:line="220" w:lineRule="auto"/>
-            </w:pPr>
-            <w:r>
-              <w:rPr>
-                <w:sz w:val="17"/>
-                <w:szCs w:val="17"/>
+              <w:spacing w:before="0" w:after="0" w:line="240" w:lineRule="auto"/>
+            </w:pPr>
+            <w:r>
+              <w:rPr>
+                <w:sz w:val="20"/>
+                <w:szCs w:val="20"/>
               </w:rPr>
               <w:t>缺少逐行交接</w:t>
             </w:r>
@@ -2191,12 +2262,12 @@
           <w:p>
             <w:pPr>
               <w:pStyle w:val="TableText"/>
-              <w:spacing w:before="0" w:after="0" w:line="220" w:lineRule="auto"/>
-            </w:pPr>
-            <w:r>
-              <w:rPr>
-                <w:sz w:val="17"/>
-                <w:szCs w:val="17"/>
+              <w:spacing w:before="0" w:after="0" w:line="240" w:lineRule="auto"/>
+            </w:pPr>
+            <w:r>
+              <w:rPr>
+                <w:sz w:val="20"/>
+                <w:szCs w:val="20"/>
               </w:rPr>
               <w:t>CHEL优先</w:t>
             </w:r>
@@ -2210,12 +2281,12 @@
           <w:p>
             <w:pPr>
               <w:pStyle w:val="TableText"/>
-              <w:spacing w:before="0" w:after="0" w:line="220" w:lineRule="auto"/>
-            </w:pPr>
-            <w:r>
-              <w:rPr>
-                <w:sz w:val="17"/>
-                <w:szCs w:val="17"/>
+              <w:spacing w:before="0" w:after="0" w:line="240" w:lineRule="auto"/>
+            </w:pPr>
+            <w:r>
+              <w:rPr>
+                <w:sz w:val="20"/>
+                <w:szCs w:val="20"/>
               </w:rPr>
               <w:t>CHEL≥0.25</w:t>
             </w:r>
@@ -2229,12 +2300,12 @@
           <w:p>
             <w:pPr>
               <w:pStyle w:val="TableText"/>
-              <w:spacing w:before="0" w:after="0" w:line="220" w:lineRule="auto"/>
-            </w:pPr>
-            <w:r>
-              <w:rPr>
-                <w:sz w:val="17"/>
-                <w:szCs w:val="17"/>
+              <w:spacing w:before="0" w:after="0" w:line="240" w:lineRule="auto"/>
+            </w:pPr>
+            <w:r>
+              <w:rPr>
+                <w:sz w:val="20"/>
+                <w:szCs w:val="20"/>
               </w:rPr>
               <w:t>15</w:t>
             </w:r>
@@ -2248,12 +2319,12 @@
           <w:p>
             <w:pPr>
               <w:pStyle w:val="TableText"/>
-              <w:spacing w:before="0" w:after="0" w:line="220" w:lineRule="auto"/>
-            </w:pPr>
-            <w:r>
-              <w:rPr>
-                <w:sz w:val="17"/>
-                <w:szCs w:val="17"/>
+              <w:spacing w:before="0" w:after="0" w:line="240" w:lineRule="auto"/>
+            </w:pPr>
+            <w:r>
+              <w:rPr>
+                <w:sz w:val="20"/>
+                <w:szCs w:val="20"/>
               </w:rPr>
               <w:t>111条金属阳性候选</w:t>
             </w:r>
@@ -2269,12 +2340,12 @@
           <w:p>
             <w:pPr>
               <w:pStyle w:val="TableText"/>
-              <w:spacing w:before="0" w:after="0" w:line="220" w:lineRule="auto"/>
-            </w:pPr>
-            <w:r>
-              <w:rPr>
-                <w:sz w:val="17"/>
-                <w:szCs w:val="17"/>
+              <w:spacing w:before="0" w:after="0" w:line="240" w:lineRule="auto"/>
+            </w:pPr>
+            <w:r>
+              <w:rPr>
+                <w:sz w:val="20"/>
+                <w:szCs w:val="20"/>
               </w:rPr>
               <w:t>主集合</w:t>
             </w:r>
@@ -2288,12 +2359,12 @@
           <w:p>
             <w:pPr>
               <w:pStyle w:val="TableText"/>
-              <w:spacing w:before="0" w:after="0" w:line="220" w:lineRule="auto"/>
-            </w:pPr>
-            <w:r>
-              <w:rPr>
-                <w:sz w:val="17"/>
-                <w:szCs w:val="17"/>
+              <w:spacing w:before="0" w:after="0" w:line="240" w:lineRule="auto"/>
+            </w:pPr>
+            <w:r>
+              <w:rPr>
+                <w:sz w:val="20"/>
+                <w:szCs w:val="20"/>
               </w:rPr>
               <w:t>CHEL≥0.25且FRS&lt;0.50</w:t>
             </w:r>
@@ -2307,12 +2378,12 @@
           <w:p>
             <w:pPr>
               <w:pStyle w:val="TableText"/>
-              <w:spacing w:before="0" w:after="0" w:line="220" w:lineRule="auto"/>
-            </w:pPr>
-            <w:r>
-              <w:rPr>
-                <w:sz w:val="17"/>
-                <w:szCs w:val="17"/>
+              <w:spacing w:before="0" w:after="0" w:line="240" w:lineRule="auto"/>
+            </w:pPr>
+            <w:r>
+              <w:rPr>
+                <w:sz w:val="20"/>
+                <w:szCs w:val="20"/>
               </w:rPr>
               <w:t>12</w:t>
             </w:r>
@@ -2326,12 +2397,12 @@
           <w:p>
             <w:pPr>
               <w:pStyle w:val="TableText"/>
-              <w:spacing w:before="0" w:after="0" w:line="220" w:lineRule="auto"/>
-            </w:pPr>
-            <w:r>
-              <w:rPr>
-                <w:sz w:val="17"/>
-                <w:szCs w:val="17"/>
+              <w:spacing w:before="0" w:after="0" w:line="240" w:lineRule="auto"/>
+            </w:pPr>
+            <w:r>
+              <w:rPr>
+                <w:sz w:val="20"/>
+                <w:szCs w:val="20"/>
               </w:rPr>
               <w:t>111条金属阳性候选</w:t>
             </w:r>
@@ -2347,12 +2418,12 @@
           <w:p>
             <w:pPr>
               <w:pStyle w:val="TableText"/>
-              <w:spacing w:before="0" w:after="0" w:line="220" w:lineRule="auto"/>
-            </w:pPr>
-            <w:r>
-              <w:rPr>
-                <w:sz w:val="17"/>
-                <w:szCs w:val="17"/>
+              <w:spacing w:before="0" w:after="0" w:line="240" w:lineRule="auto"/>
+            </w:pPr>
+            <w:r>
+              <w:rPr>
+                <w:sz w:val="20"/>
+                <w:szCs w:val="20"/>
               </w:rPr>
               <w:t>严格子集</w:t>
             </w:r>
@@ -2366,12 +2437,12 @@
           <w:p>
             <w:pPr>
               <w:pStyle w:val="TableText"/>
-              <w:spacing w:before="0" w:after="0" w:line="220" w:lineRule="auto"/>
-            </w:pPr>
-            <w:r>
-              <w:rPr>
-                <w:sz w:val="17"/>
-                <w:szCs w:val="17"/>
+              <w:spacing w:before="0" w:after="0" w:line="240" w:lineRule="auto"/>
+            </w:pPr>
+            <w:r>
+              <w:rPr>
+                <w:sz w:val="20"/>
+                <w:szCs w:val="20"/>
               </w:rPr>
               <w:t>CHEL≥0.25且FRS&lt;0.45</w:t>
             </w:r>
@@ -2385,12 +2456,12 @@
           <w:p>
             <w:pPr>
               <w:pStyle w:val="TableText"/>
-              <w:spacing w:before="0" w:after="0" w:line="220" w:lineRule="auto"/>
-            </w:pPr>
-            <w:r>
-              <w:rPr>
-                <w:sz w:val="17"/>
-                <w:szCs w:val="17"/>
+              <w:spacing w:before="0" w:after="0" w:line="240" w:lineRule="auto"/>
+            </w:pPr>
+            <w:r>
+              <w:rPr>
+                <w:sz w:val="20"/>
+                <w:szCs w:val="20"/>
               </w:rPr>
               <w:t>8</w:t>
             </w:r>
@@ -2404,12 +2475,12 @@
           <w:p>
             <w:pPr>
               <w:pStyle w:val="TableText"/>
-              <w:spacing w:before="0" w:after="0" w:line="220" w:lineRule="auto"/>
-            </w:pPr>
-            <w:r>
-              <w:rPr>
-                <w:sz w:val="17"/>
-                <w:szCs w:val="17"/>
+              <w:spacing w:before="0" w:after="0" w:line="240" w:lineRule="auto"/>
+            </w:pPr>
+            <w:r>
+              <w:rPr>
+                <w:sz w:val="20"/>
+                <w:szCs w:val="20"/>
               </w:rPr>
               <w:t>序列成员未知</w:t>
             </w:r>
@@ -2428,7 +2499,7 @@
         <w:keepNext/>
       </w:pPr>
       <w:r>
-        <w:t>3.3 12条所提供序列具有可区分的组成特征</w:t>
+        <w:t>12条所提供序列具有可区分的组成特征</w:t>
       </w:r>
     </w:p>
     <w:p>
@@ -2494,12 +2565,12 @@
           <w:p>
             <w:pPr>
               <w:pStyle w:val="TableText"/>
-              <w:spacing w:before="0" w:after="0" w:line="220" w:lineRule="auto"/>
-            </w:pPr>
-            <w:r>
-              <w:rPr>
-                <w:sz w:val="17"/>
-                <w:szCs w:val="17"/>
+              <w:spacing w:before="0" w:after="0" w:line="240" w:lineRule="auto"/>
+            </w:pPr>
+            <w:r>
+              <w:rPr>
+                <w:sz w:val="20"/>
+                <w:szCs w:val="20"/>
               </w:rPr>
               <w:t>Vina均值排序</w:t>
             </w:r>
@@ -2516,12 +2587,12 @@
           <w:p>
             <w:pPr>
               <w:pStyle w:val="TableText"/>
-              <w:spacing w:before="0" w:after="0" w:line="220" w:lineRule="auto"/>
-            </w:pPr>
-            <w:r>
-              <w:rPr>
-                <w:sz w:val="17"/>
-                <w:szCs w:val="17"/>
+              <w:spacing w:before="0" w:after="0" w:line="240" w:lineRule="auto"/>
+            </w:pPr>
+            <w:r>
+              <w:rPr>
+                <w:sz w:val="20"/>
+                <w:szCs w:val="20"/>
               </w:rPr>
               <w:t>序列</w:t>
             </w:r>
@@ -2538,12 +2609,12 @@
           <w:p>
             <w:pPr>
               <w:pStyle w:val="TableText"/>
-              <w:spacing w:before="0" w:after="0" w:line="220" w:lineRule="auto"/>
-            </w:pPr>
-            <w:r>
-              <w:rPr>
-                <w:sz w:val="17"/>
-                <w:szCs w:val="17"/>
+              <w:spacing w:before="0" w:after="0" w:line="240" w:lineRule="auto"/>
+            </w:pPr>
+            <w:r>
+              <w:rPr>
+                <w:sz w:val="20"/>
+                <w:szCs w:val="20"/>
               </w:rPr>
               <w:t>长度</w:t>
             </w:r>
@@ -2560,12 +2631,12 @@
           <w:p>
             <w:pPr>
               <w:pStyle w:val="TableText"/>
-              <w:spacing w:before="0" w:after="0" w:line="220" w:lineRule="auto"/>
-            </w:pPr>
-            <w:r>
-              <w:rPr>
-                <w:sz w:val="17"/>
-                <w:szCs w:val="17"/>
+              <w:spacing w:before="0" w:after="0" w:line="240" w:lineRule="auto"/>
+            </w:pPr>
+            <w:r>
+              <w:rPr>
+                <w:sz w:val="20"/>
+                <w:szCs w:val="20"/>
               </w:rPr>
               <w:t>His</w:t>
             </w:r>
@@ -2582,12 +2653,12 @@
           <w:p>
             <w:pPr>
               <w:pStyle w:val="TableText"/>
-              <w:spacing w:before="0" w:after="0" w:line="220" w:lineRule="auto"/>
-            </w:pPr>
-            <w:r>
-              <w:rPr>
-                <w:sz w:val="17"/>
-                <w:szCs w:val="17"/>
+              <w:spacing w:before="0" w:after="0" w:line="240" w:lineRule="auto"/>
+            </w:pPr>
+            <w:r>
+              <w:rPr>
+                <w:sz w:val="20"/>
+                <w:szCs w:val="20"/>
               </w:rPr>
               <w:t>Cys</w:t>
             </w:r>
@@ -2604,12 +2675,12 @@
           <w:p>
             <w:pPr>
               <w:pStyle w:val="TableText"/>
-              <w:spacing w:before="0" w:after="0" w:line="220" w:lineRule="auto"/>
-            </w:pPr>
-            <w:r>
-              <w:rPr>
-                <w:sz w:val="17"/>
-                <w:szCs w:val="17"/>
+              <w:spacing w:before="0" w:after="0" w:line="240" w:lineRule="auto"/>
+            </w:pPr>
+            <w:r>
+              <w:rPr>
+                <w:sz w:val="20"/>
+                <w:szCs w:val="20"/>
               </w:rPr>
               <w:t>Arg+Lys</w:t>
             </w:r>
@@ -2626,12 +2697,12 @@
           <w:p>
             <w:pPr>
               <w:pStyle w:val="TableText"/>
-              <w:spacing w:before="0" w:after="0" w:line="220" w:lineRule="auto"/>
-            </w:pPr>
-            <w:r>
-              <w:rPr>
-                <w:sz w:val="17"/>
-                <w:szCs w:val="17"/>
+              <w:spacing w:before="0" w:after="0" w:line="240" w:lineRule="auto"/>
+            </w:pPr>
+            <w:r>
+              <w:rPr>
+                <w:sz w:val="20"/>
+                <w:szCs w:val="20"/>
               </w:rPr>
               <w:t>Phe+Tyr+Trp</w:t>
             </w:r>
@@ -2647,12 +2718,12 @@
           <w:p>
             <w:pPr>
               <w:pStyle w:val="TableText"/>
-              <w:spacing w:before="0" w:after="0" w:line="220" w:lineRule="auto"/>
-            </w:pPr>
-            <w:r>
-              <w:rPr>
-                <w:sz w:val="17"/>
-                <w:szCs w:val="17"/>
+              <w:spacing w:before="0" w:after="0" w:line="240" w:lineRule="auto"/>
+            </w:pPr>
+            <w:r>
+              <w:rPr>
+                <w:sz w:val="20"/>
+                <w:szCs w:val="20"/>
               </w:rPr>
               <w:t>1</w:t>
             </w:r>
@@ -2666,12 +2737,12 @@
           <w:p>
             <w:pPr>
               <w:pStyle w:val="TableText"/>
-              <w:spacing w:before="0" w:after="0" w:line="220" w:lineRule="auto"/>
-            </w:pPr>
-            <w:r>
-              <w:rPr>
-                <w:sz w:val="17"/>
-                <w:szCs w:val="17"/>
+              <w:spacing w:before="0" w:after="0" w:line="240" w:lineRule="auto"/>
+            </w:pPr>
+            <w:r>
+              <w:rPr>
+                <w:sz w:val="20"/>
+                <w:szCs w:val="20"/>
               </w:rPr>
               <w:t>FLLHTTR</w:t>
             </w:r>
@@ -2685,12 +2756,12 @@
           <w:p>
             <w:pPr>
               <w:pStyle w:val="TableText"/>
-              <w:spacing w:before="0" w:after="0" w:line="220" w:lineRule="auto"/>
-            </w:pPr>
-            <w:r>
-              <w:rPr>
-                <w:sz w:val="17"/>
-                <w:szCs w:val="17"/>
+              <w:spacing w:before="0" w:after="0" w:line="240" w:lineRule="auto"/>
+            </w:pPr>
+            <w:r>
+              <w:rPr>
+                <w:sz w:val="20"/>
+                <w:szCs w:val="20"/>
               </w:rPr>
               <w:t>7</w:t>
             </w:r>
@@ -2704,12 +2775,12 @@
           <w:p>
             <w:pPr>
               <w:pStyle w:val="TableText"/>
-              <w:spacing w:before="0" w:after="0" w:line="220" w:lineRule="auto"/>
-            </w:pPr>
-            <w:r>
-              <w:rPr>
-                <w:sz w:val="17"/>
-                <w:szCs w:val="17"/>
+              <w:spacing w:before="0" w:after="0" w:line="240" w:lineRule="auto"/>
+            </w:pPr>
+            <w:r>
+              <w:rPr>
+                <w:sz w:val="20"/>
+                <w:szCs w:val="20"/>
               </w:rPr>
               <w:t>1</w:t>
             </w:r>
@@ -2723,12 +2794,12 @@
           <w:p>
             <w:pPr>
               <w:pStyle w:val="TableText"/>
-              <w:spacing w:before="0" w:after="0" w:line="220" w:lineRule="auto"/>
-            </w:pPr>
-            <w:r>
-              <w:rPr>
-                <w:sz w:val="17"/>
-                <w:szCs w:val="17"/>
+              <w:spacing w:before="0" w:after="0" w:line="240" w:lineRule="auto"/>
+            </w:pPr>
+            <w:r>
+              <w:rPr>
+                <w:sz w:val="20"/>
+                <w:szCs w:val="20"/>
               </w:rPr>
               <w:t>0</w:t>
             </w:r>
@@ -2742,12 +2813,12 @@
           <w:p>
             <w:pPr>
               <w:pStyle w:val="TableText"/>
-              <w:spacing w:before="0" w:after="0" w:line="220" w:lineRule="auto"/>
-            </w:pPr>
-            <w:r>
-              <w:rPr>
-                <w:sz w:val="17"/>
-                <w:szCs w:val="17"/>
+              <w:spacing w:before="0" w:after="0" w:line="240" w:lineRule="auto"/>
+            </w:pPr>
+            <w:r>
+              <w:rPr>
+                <w:sz w:val="20"/>
+                <w:szCs w:val="20"/>
               </w:rPr>
               <w:t>1</w:t>
             </w:r>
@@ -2761,12 +2832,12 @@
           <w:p>
             <w:pPr>
               <w:pStyle w:val="TableText"/>
-              <w:spacing w:before="0" w:after="0" w:line="220" w:lineRule="auto"/>
-            </w:pPr>
-            <w:r>
-              <w:rPr>
-                <w:sz w:val="17"/>
-                <w:szCs w:val="17"/>
+              <w:spacing w:before="0" w:after="0" w:line="240" w:lineRule="auto"/>
+            </w:pPr>
+            <w:r>
+              <w:rPr>
+                <w:sz w:val="20"/>
+                <w:szCs w:val="20"/>
               </w:rPr>
               <w:t>1</w:t>
             </w:r>
@@ -2782,12 +2853,12 @@
           <w:p>
             <w:pPr>
               <w:pStyle w:val="TableText"/>
-              <w:spacing w:before="0" w:after="0" w:line="220" w:lineRule="auto"/>
-            </w:pPr>
-            <w:r>
-              <w:rPr>
-                <w:sz w:val="17"/>
-                <w:szCs w:val="17"/>
+              <w:spacing w:before="0" w:after="0" w:line="240" w:lineRule="auto"/>
+            </w:pPr>
+            <w:r>
+              <w:rPr>
+                <w:sz w:val="20"/>
+                <w:szCs w:val="20"/>
               </w:rPr>
               <w:t>2</w:t>
             </w:r>
@@ -2801,12 +2872,12 @@
           <w:p>
             <w:pPr>
               <w:pStyle w:val="TableText"/>
-              <w:spacing w:before="0" w:after="0" w:line="220" w:lineRule="auto"/>
-            </w:pPr>
-            <w:r>
-              <w:rPr>
-                <w:sz w:val="17"/>
-                <w:szCs w:val="17"/>
+              <w:spacing w:before="0" w:after="0" w:line="240" w:lineRule="auto"/>
+            </w:pPr>
+            <w:r>
+              <w:rPr>
+                <w:sz w:val="20"/>
+                <w:szCs w:val="20"/>
               </w:rPr>
               <w:t>YLSLLQR</w:t>
             </w:r>
@@ -2820,12 +2891,12 @@
           <w:p>
             <w:pPr>
               <w:pStyle w:val="TableText"/>
-              <w:spacing w:before="0" w:after="0" w:line="220" w:lineRule="auto"/>
-            </w:pPr>
-            <w:r>
-              <w:rPr>
-                <w:sz w:val="17"/>
-                <w:szCs w:val="17"/>
+              <w:spacing w:before="0" w:after="0" w:line="240" w:lineRule="auto"/>
+            </w:pPr>
+            <w:r>
+              <w:rPr>
+                <w:sz w:val="20"/>
+                <w:szCs w:val="20"/>
               </w:rPr>
               <w:t>7</w:t>
             </w:r>
@@ -2839,12 +2910,12 @@
           <w:p>
             <w:pPr>
               <w:pStyle w:val="TableText"/>
-              <w:spacing w:before="0" w:after="0" w:line="220" w:lineRule="auto"/>
-            </w:pPr>
-            <w:r>
-              <w:rPr>
-                <w:sz w:val="17"/>
-                <w:szCs w:val="17"/>
+              <w:spacing w:before="0" w:after="0" w:line="240" w:lineRule="auto"/>
+            </w:pPr>
+            <w:r>
+              <w:rPr>
+                <w:sz w:val="20"/>
+                <w:szCs w:val="20"/>
               </w:rPr>
               <w:t>0</w:t>
             </w:r>
@@ -2858,12 +2929,12 @@
           <w:p>
             <w:pPr>
               <w:pStyle w:val="TableText"/>
-              <w:spacing w:before="0" w:after="0" w:line="220" w:lineRule="auto"/>
-            </w:pPr>
-            <w:r>
-              <w:rPr>
-                <w:sz w:val="17"/>
-                <w:szCs w:val="17"/>
+              <w:spacing w:before="0" w:after="0" w:line="240" w:lineRule="auto"/>
+            </w:pPr>
+            <w:r>
+              <w:rPr>
+                <w:sz w:val="20"/>
+                <w:szCs w:val="20"/>
               </w:rPr>
               <w:t>0</w:t>
             </w:r>
@@ -2877,12 +2948,12 @@
           <w:p>
             <w:pPr>
               <w:pStyle w:val="TableText"/>
-              <w:spacing w:before="0" w:after="0" w:line="220" w:lineRule="auto"/>
-            </w:pPr>
-            <w:r>
-              <w:rPr>
-                <w:sz w:val="17"/>
-                <w:szCs w:val="17"/>
+              <w:spacing w:before="0" w:after="0" w:line="240" w:lineRule="auto"/>
+            </w:pPr>
+            <w:r>
+              <w:rPr>
+                <w:sz w:val="20"/>
+                <w:szCs w:val="20"/>
               </w:rPr>
               <w:t>1</w:t>
             </w:r>
@@ -2896,12 +2967,12 @@
           <w:p>
             <w:pPr>
               <w:pStyle w:val="TableText"/>
-              <w:spacing w:before="0" w:after="0" w:line="220" w:lineRule="auto"/>
-            </w:pPr>
-            <w:r>
-              <w:rPr>
-                <w:sz w:val="17"/>
-                <w:szCs w:val="17"/>
+              <w:spacing w:before="0" w:after="0" w:line="240" w:lineRule="auto"/>
+            </w:pPr>
+            <w:r>
+              <w:rPr>
+                <w:sz w:val="20"/>
+                <w:szCs w:val="20"/>
               </w:rPr>
               <w:t>1</w:t>
             </w:r>
@@ -2917,12 +2988,12 @@
           <w:p>
             <w:pPr>
               <w:pStyle w:val="TableText"/>
-              <w:spacing w:before="0" w:after="0" w:line="220" w:lineRule="auto"/>
-            </w:pPr>
-            <w:r>
-              <w:rPr>
-                <w:sz w:val="17"/>
-                <w:szCs w:val="17"/>
+              <w:spacing w:before="0" w:after="0" w:line="240" w:lineRule="auto"/>
+            </w:pPr>
+            <w:r>
+              <w:rPr>
+                <w:sz w:val="20"/>
+                <w:szCs w:val="20"/>
               </w:rPr>
               <w:t>3</w:t>
             </w:r>
@@ -2936,12 +3007,12 @@
           <w:p>
             <w:pPr>
               <w:pStyle w:val="TableText"/>
-              <w:spacing w:before="0" w:after="0" w:line="220" w:lineRule="auto"/>
-            </w:pPr>
-            <w:r>
-              <w:rPr>
-                <w:sz w:val="17"/>
-                <w:szCs w:val="17"/>
+              <w:spacing w:before="0" w:after="0" w:line="240" w:lineRule="auto"/>
+            </w:pPr>
+            <w:r>
+              <w:rPr>
+                <w:sz w:val="20"/>
+                <w:szCs w:val="20"/>
               </w:rPr>
               <w:t>ALLLHRC</w:t>
             </w:r>
@@ -2955,12 +3026,12 @@
           <w:p>
             <w:pPr>
               <w:pStyle w:val="TableText"/>
-              <w:spacing w:before="0" w:after="0" w:line="220" w:lineRule="auto"/>
-            </w:pPr>
-            <w:r>
-              <w:rPr>
-                <w:sz w:val="17"/>
-                <w:szCs w:val="17"/>
+              <w:spacing w:before="0" w:after="0" w:line="240" w:lineRule="auto"/>
+            </w:pPr>
+            <w:r>
+              <w:rPr>
+                <w:sz w:val="20"/>
+                <w:szCs w:val="20"/>
               </w:rPr>
               <w:t>7</w:t>
             </w:r>
@@ -2974,12 +3045,12 @@
           <w:p>
             <w:pPr>
               <w:pStyle w:val="TableText"/>
-              <w:spacing w:before="0" w:after="0" w:line="220" w:lineRule="auto"/>
-            </w:pPr>
-            <w:r>
-              <w:rPr>
-                <w:sz w:val="17"/>
-                <w:szCs w:val="17"/>
+              <w:spacing w:before="0" w:after="0" w:line="240" w:lineRule="auto"/>
+            </w:pPr>
+            <w:r>
+              <w:rPr>
+                <w:sz w:val="20"/>
+                <w:szCs w:val="20"/>
               </w:rPr>
               <w:t>1</w:t>
             </w:r>
@@ -2993,12 +3064,12 @@
           <w:p>
             <w:pPr>
               <w:pStyle w:val="TableText"/>
-              <w:spacing w:before="0" w:after="0" w:line="220" w:lineRule="auto"/>
-            </w:pPr>
-            <w:r>
-              <w:rPr>
-                <w:sz w:val="17"/>
-                <w:szCs w:val="17"/>
+              <w:spacing w:before="0" w:after="0" w:line="240" w:lineRule="auto"/>
+            </w:pPr>
+            <w:r>
+              <w:rPr>
+                <w:sz w:val="20"/>
+                <w:szCs w:val="20"/>
               </w:rPr>
               <w:t>1</w:t>
             </w:r>
@@ -3012,12 +3083,12 @@
           <w:p>
             <w:pPr>
               <w:pStyle w:val="TableText"/>
-              <w:spacing w:before="0" w:after="0" w:line="220" w:lineRule="auto"/>
-            </w:pPr>
-            <w:r>
-              <w:rPr>
-                <w:sz w:val="17"/>
-                <w:szCs w:val="17"/>
+              <w:spacing w:before="0" w:after="0" w:line="240" w:lineRule="auto"/>
+            </w:pPr>
+            <w:r>
+              <w:rPr>
+                <w:sz w:val="20"/>
+                <w:szCs w:val="20"/>
               </w:rPr>
               <w:t>1</w:t>
             </w:r>
@@ -3031,12 +3102,12 @@
           <w:p>
             <w:pPr>
               <w:pStyle w:val="TableText"/>
-              <w:spacing w:before="0" w:after="0" w:line="220" w:lineRule="auto"/>
-            </w:pPr>
-            <w:r>
-              <w:rPr>
-                <w:sz w:val="17"/>
-                <w:szCs w:val="17"/>
+              <w:spacing w:before="0" w:after="0" w:line="240" w:lineRule="auto"/>
+            </w:pPr>
+            <w:r>
+              <w:rPr>
+                <w:sz w:val="20"/>
+                <w:szCs w:val="20"/>
               </w:rPr>
               <w:t>0</w:t>
             </w:r>
@@ -3052,12 +3123,12 @@
           <w:p>
             <w:pPr>
               <w:pStyle w:val="TableText"/>
-              <w:spacing w:before="0" w:after="0" w:line="220" w:lineRule="auto"/>
-            </w:pPr>
-            <w:r>
-              <w:rPr>
-                <w:sz w:val="17"/>
-                <w:szCs w:val="17"/>
+              <w:spacing w:before="0" w:after="0" w:line="240" w:lineRule="auto"/>
+            </w:pPr>
+            <w:r>
+              <w:rPr>
+                <w:sz w:val="20"/>
+                <w:szCs w:val="20"/>
               </w:rPr>
               <w:t>4</w:t>
             </w:r>
@@ -3071,12 +3142,12 @@
           <w:p>
             <w:pPr>
               <w:pStyle w:val="TableText"/>
-              <w:spacing w:before="0" w:after="0" w:line="220" w:lineRule="auto"/>
-            </w:pPr>
-            <w:r>
-              <w:rPr>
-                <w:sz w:val="17"/>
-                <w:szCs w:val="17"/>
+              <w:spacing w:before="0" w:after="0" w:line="240" w:lineRule="auto"/>
+            </w:pPr>
+            <w:r>
+              <w:rPr>
+                <w:sz w:val="20"/>
+                <w:szCs w:val="20"/>
               </w:rPr>
               <w:t>FCLHLQLR</w:t>
             </w:r>
@@ -3090,12 +3161,12 @@
           <w:p>
             <w:pPr>
               <w:pStyle w:val="TableText"/>
-              <w:spacing w:before="0" w:after="0" w:line="220" w:lineRule="auto"/>
-            </w:pPr>
-            <w:r>
-              <w:rPr>
-                <w:sz w:val="17"/>
-                <w:szCs w:val="17"/>
+              <w:spacing w:before="0" w:after="0" w:line="240" w:lineRule="auto"/>
+            </w:pPr>
+            <w:r>
+              <w:rPr>
+                <w:sz w:val="20"/>
+                <w:szCs w:val="20"/>
               </w:rPr>
               <w:t>8</w:t>
             </w:r>
@@ -3109,12 +3180,12 @@
           <w:p>
             <w:pPr>
               <w:pStyle w:val="TableText"/>
-              <w:spacing w:before="0" w:after="0" w:line="220" w:lineRule="auto"/>
-            </w:pPr>
-            <w:r>
-              <w:rPr>
-                <w:sz w:val="17"/>
-                <w:szCs w:val="17"/>
+              <w:spacing w:before="0" w:after="0" w:line="240" w:lineRule="auto"/>
+            </w:pPr>
+            <w:r>
+              <w:rPr>
+                <w:sz w:val="20"/>
+                <w:szCs w:val="20"/>
               </w:rPr>
               <w:t>1</w:t>
             </w:r>
@@ -3128,12 +3199,12 @@
           <w:p>
             <w:pPr>
               <w:pStyle w:val="TableText"/>
-              <w:spacing w:before="0" w:after="0" w:line="220" w:lineRule="auto"/>
-            </w:pPr>
-            <w:r>
-              <w:rPr>
-                <w:sz w:val="17"/>
-                <w:szCs w:val="17"/>
+              <w:spacing w:before="0" w:after="0" w:line="240" w:lineRule="auto"/>
+            </w:pPr>
+            <w:r>
+              <w:rPr>
+                <w:sz w:val="20"/>
+                <w:szCs w:val="20"/>
               </w:rPr>
               <w:t>1</w:t>
             </w:r>
@@ -3147,12 +3218,12 @@
           <w:p>
             <w:pPr>
               <w:pStyle w:val="TableText"/>
-              <w:spacing w:before="0" w:after="0" w:line="220" w:lineRule="auto"/>
-            </w:pPr>
-            <w:r>
-              <w:rPr>
-                <w:sz w:val="17"/>
-                <w:szCs w:val="17"/>
+              <w:spacing w:before="0" w:after="0" w:line="240" w:lineRule="auto"/>
+            </w:pPr>
+            <w:r>
+              <w:rPr>
+                <w:sz w:val="20"/>
+                <w:szCs w:val="20"/>
               </w:rPr>
               <w:t>1</w:t>
             </w:r>
@@ -3166,12 +3237,12 @@
           <w:p>
             <w:pPr>
               <w:pStyle w:val="TableText"/>
-              <w:spacing w:before="0" w:after="0" w:line="220" w:lineRule="auto"/>
-            </w:pPr>
-            <w:r>
-              <w:rPr>
-                <w:sz w:val="17"/>
-                <w:szCs w:val="17"/>
+              <w:spacing w:before="0" w:after="0" w:line="240" w:lineRule="auto"/>
+            </w:pPr>
+            <w:r>
+              <w:rPr>
+                <w:sz w:val="20"/>
+                <w:szCs w:val="20"/>
               </w:rPr>
               <w:t>1</w:t>
             </w:r>
@@ -3187,12 +3258,12 @@
           <w:p>
             <w:pPr>
               <w:pStyle w:val="TableText"/>
-              <w:spacing w:before="0" w:after="0" w:line="220" w:lineRule="auto"/>
-            </w:pPr>
-            <w:r>
-              <w:rPr>
-                <w:sz w:val="17"/>
-                <w:szCs w:val="17"/>
+              <w:spacing w:before="0" w:after="0" w:line="240" w:lineRule="auto"/>
+            </w:pPr>
+            <w:r>
+              <w:rPr>
+                <w:sz w:val="20"/>
+                <w:szCs w:val="20"/>
               </w:rPr>
               <w:t>5</w:t>
             </w:r>
@@ -3206,12 +3277,12 @@
           <w:p>
             <w:pPr>
               <w:pStyle w:val="TableText"/>
-              <w:spacing w:before="0" w:after="0" w:line="220" w:lineRule="auto"/>
-            </w:pPr>
-            <w:r>
-              <w:rPr>
-                <w:sz w:val="17"/>
-                <w:szCs w:val="17"/>
+              <w:spacing w:before="0" w:after="0" w:line="240" w:lineRule="auto"/>
+            </w:pPr>
+            <w:r>
+              <w:rPr>
+                <w:sz w:val="20"/>
+                <w:szCs w:val="20"/>
               </w:rPr>
               <w:t>YHHLLCRR</w:t>
             </w:r>
@@ -3225,12 +3296,12 @@
           <w:p>
             <w:pPr>
               <w:pStyle w:val="TableText"/>
-              <w:spacing w:before="0" w:after="0" w:line="220" w:lineRule="auto"/>
-            </w:pPr>
-            <w:r>
-              <w:rPr>
-                <w:sz w:val="17"/>
-                <w:szCs w:val="17"/>
+              <w:spacing w:before="0" w:after="0" w:line="240" w:lineRule="auto"/>
+            </w:pPr>
+            <w:r>
+              <w:rPr>
+                <w:sz w:val="20"/>
+                <w:szCs w:val="20"/>
               </w:rPr>
               <w:t>8</w:t>
             </w:r>
@@ -3244,12 +3315,12 @@
           <w:p>
             <w:pPr>
               <w:pStyle w:val="TableText"/>
-              <w:spacing w:before="0" w:after="0" w:line="220" w:lineRule="auto"/>
-            </w:pPr>
-            <w:r>
-              <w:rPr>
-                <w:sz w:val="17"/>
-                <w:szCs w:val="17"/>
+              <w:spacing w:before="0" w:after="0" w:line="240" w:lineRule="auto"/>
+            </w:pPr>
+            <w:r>
+              <w:rPr>
+                <w:sz w:val="20"/>
+                <w:szCs w:val="20"/>
               </w:rPr>
               <w:t>2</w:t>
             </w:r>
@@ -3263,12 +3334,12 @@
           <w:p>
             <w:pPr>
               <w:pStyle w:val="TableText"/>
-              <w:spacing w:before="0" w:after="0" w:line="220" w:lineRule="auto"/>
-            </w:pPr>
-            <w:r>
-              <w:rPr>
-                <w:sz w:val="17"/>
-                <w:szCs w:val="17"/>
+              <w:spacing w:before="0" w:after="0" w:line="240" w:lineRule="auto"/>
+            </w:pPr>
+            <w:r>
+              <w:rPr>
+                <w:sz w:val="20"/>
+                <w:szCs w:val="20"/>
               </w:rPr>
               <w:t>1</w:t>
             </w:r>
@@ -3282,12 +3353,12 @@
           <w:p>
             <w:pPr>
               <w:pStyle w:val="TableText"/>
-              <w:spacing w:before="0" w:after="0" w:line="220" w:lineRule="auto"/>
-            </w:pPr>
-            <w:r>
-              <w:rPr>
-                <w:sz w:val="17"/>
-                <w:szCs w:val="17"/>
+              <w:spacing w:before="0" w:after="0" w:line="240" w:lineRule="auto"/>
+            </w:pPr>
+            <w:r>
+              <w:rPr>
+                <w:sz w:val="20"/>
+                <w:szCs w:val="20"/>
               </w:rPr>
               <w:t>2</w:t>
             </w:r>
@@ -3301,12 +3372,12 @@
           <w:p>
             <w:pPr>
               <w:pStyle w:val="TableText"/>
-              <w:spacing w:before="0" w:after="0" w:line="220" w:lineRule="auto"/>
-            </w:pPr>
-            <w:r>
-              <w:rPr>
-                <w:sz w:val="17"/>
-                <w:szCs w:val="17"/>
+              <w:spacing w:before="0" w:after="0" w:line="240" w:lineRule="auto"/>
+            </w:pPr>
+            <w:r>
+              <w:rPr>
+                <w:sz w:val="20"/>
+                <w:szCs w:val="20"/>
               </w:rPr>
               <w:t>1</w:t>
             </w:r>
@@ -3322,12 +3393,12 @@
           <w:p>
             <w:pPr>
               <w:pStyle w:val="TableText"/>
-              <w:spacing w:before="0" w:after="0" w:line="220" w:lineRule="auto"/>
-            </w:pPr>
-            <w:r>
-              <w:rPr>
-                <w:sz w:val="17"/>
-                <w:szCs w:val="17"/>
+              <w:spacing w:before="0" w:after="0" w:line="240" w:lineRule="auto"/>
+            </w:pPr>
+            <w:r>
+              <w:rPr>
+                <w:sz w:val="20"/>
+                <w:szCs w:val="20"/>
               </w:rPr>
               <w:t>6</w:t>
             </w:r>
@@ -3341,12 +3412,12 @@
           <w:p>
             <w:pPr>
               <w:pStyle w:val="TableText"/>
-              <w:spacing w:before="0" w:after="0" w:line="220" w:lineRule="auto"/>
-            </w:pPr>
-            <w:r>
-              <w:rPr>
-                <w:sz w:val="17"/>
-                <w:szCs w:val="17"/>
+              <w:spacing w:before="0" w:after="0" w:line="240" w:lineRule="auto"/>
+            </w:pPr>
+            <w:r>
+              <w:rPr>
+                <w:sz w:val="20"/>
+                <w:szCs w:val="20"/>
               </w:rPr>
               <w:t>LLHLPKRTT</w:t>
             </w:r>
@@ -3360,12 +3431,12 @@
           <w:p>
             <w:pPr>
               <w:pStyle w:val="TableText"/>
-              <w:spacing w:before="0" w:after="0" w:line="220" w:lineRule="auto"/>
-            </w:pPr>
-            <w:r>
-              <w:rPr>
-                <w:sz w:val="17"/>
-                <w:szCs w:val="17"/>
+              <w:spacing w:before="0" w:after="0" w:line="240" w:lineRule="auto"/>
+            </w:pPr>
+            <w:r>
+              <w:rPr>
+                <w:sz w:val="20"/>
+                <w:szCs w:val="20"/>
               </w:rPr>
               <w:t>9</w:t>
             </w:r>
@@ -3379,12 +3450,12 @@
           <w:p>
             <w:pPr>
               <w:pStyle w:val="TableText"/>
-              <w:spacing w:before="0" w:after="0" w:line="220" w:lineRule="auto"/>
-            </w:pPr>
-            <w:r>
-              <w:rPr>
-                <w:sz w:val="17"/>
-                <w:szCs w:val="17"/>
+              <w:spacing w:before="0" w:after="0" w:line="240" w:lineRule="auto"/>
+            </w:pPr>
+            <w:r>
+              <w:rPr>
+                <w:sz w:val="20"/>
+                <w:szCs w:val="20"/>
               </w:rPr>
               <w:t>1</w:t>
             </w:r>
@@ -3398,12 +3469,12 @@
           <w:p>
             <w:pPr>
               <w:pStyle w:val="TableText"/>
-              <w:spacing w:before="0" w:after="0" w:line="220" w:lineRule="auto"/>
-            </w:pPr>
-            <w:r>
-              <w:rPr>
-                <w:sz w:val="17"/>
-                <w:szCs w:val="17"/>
+              <w:spacing w:before="0" w:after="0" w:line="240" w:lineRule="auto"/>
+            </w:pPr>
+            <w:r>
+              <w:rPr>
+                <w:sz w:val="20"/>
+                <w:szCs w:val="20"/>
               </w:rPr>
               <w:t>0</w:t>
             </w:r>
@@ -3417,12 +3488,12 @@
           <w:p>
             <w:pPr>
               <w:pStyle w:val="TableText"/>
-              <w:spacing w:before="0" w:after="0" w:line="220" w:lineRule="auto"/>
-            </w:pPr>
-            <w:r>
-              <w:rPr>
-                <w:sz w:val="17"/>
-                <w:szCs w:val="17"/>
+              <w:spacing w:before="0" w:after="0" w:line="240" w:lineRule="auto"/>
+            </w:pPr>
+            <w:r>
+              <w:rPr>
+                <w:sz w:val="20"/>
+                <w:szCs w:val="20"/>
               </w:rPr>
               <w:t>2</w:t>
             </w:r>
@@ -3436,12 +3507,12 @@
           <w:p>
             <w:pPr>
               <w:pStyle w:val="TableText"/>
-              <w:spacing w:before="0" w:after="0" w:line="220" w:lineRule="auto"/>
-            </w:pPr>
-            <w:r>
-              <w:rPr>
-                <w:sz w:val="17"/>
-                <w:szCs w:val="17"/>
+              <w:spacing w:before="0" w:after="0" w:line="240" w:lineRule="auto"/>
+            </w:pPr>
+            <w:r>
+              <w:rPr>
+                <w:sz w:val="20"/>
+                <w:szCs w:val="20"/>
               </w:rPr>
               <w:t>0</w:t>
             </w:r>
@@ -3457,12 +3528,12 @@
           <w:p>
             <w:pPr>
               <w:pStyle w:val="TableText"/>
-              <w:spacing w:before="0" w:after="0" w:line="220" w:lineRule="auto"/>
-            </w:pPr>
-            <w:r>
-              <w:rPr>
-                <w:sz w:val="17"/>
-                <w:szCs w:val="17"/>
+              <w:spacing w:before="0" w:after="0" w:line="240" w:lineRule="auto"/>
+            </w:pPr>
+            <w:r>
+              <w:rPr>
+                <w:sz w:val="20"/>
+                <w:szCs w:val="20"/>
               </w:rPr>
               <w:t>7</w:t>
             </w:r>
@@ -3476,12 +3547,12 @@
           <w:p>
             <w:pPr>
               <w:pStyle w:val="TableText"/>
-              <w:spacing w:before="0" w:after="0" w:line="220" w:lineRule="auto"/>
-            </w:pPr>
-            <w:r>
-              <w:rPr>
-                <w:sz w:val="17"/>
-                <w:szCs w:val="17"/>
+              <w:spacing w:before="0" w:after="0" w:line="240" w:lineRule="auto"/>
+            </w:pPr>
+            <w:r>
+              <w:rPr>
+                <w:sz w:val="20"/>
+                <w:szCs w:val="20"/>
               </w:rPr>
               <w:t>LLHPLRL</w:t>
             </w:r>
@@ -3495,12 +3566,12 @@
           <w:p>
             <w:pPr>
               <w:pStyle w:val="TableText"/>
-              <w:spacing w:before="0" w:after="0" w:line="220" w:lineRule="auto"/>
-            </w:pPr>
-            <w:r>
-              <w:rPr>
-                <w:sz w:val="17"/>
-                <w:szCs w:val="17"/>
+              <w:spacing w:before="0" w:after="0" w:line="240" w:lineRule="auto"/>
+            </w:pPr>
+            <w:r>
+              <w:rPr>
+                <w:sz w:val="20"/>
+                <w:szCs w:val="20"/>
               </w:rPr>
               <w:t>7</w:t>
             </w:r>
@@ -3514,12 +3585,12 @@
           <w:p>
             <w:pPr>
               <w:pStyle w:val="TableText"/>
-              <w:spacing w:before="0" w:after="0" w:line="220" w:lineRule="auto"/>
-            </w:pPr>
-            <w:r>
-              <w:rPr>
-                <w:sz w:val="17"/>
-                <w:szCs w:val="17"/>
+              <w:spacing w:before="0" w:after="0" w:line="240" w:lineRule="auto"/>
+            </w:pPr>
+            <w:r>
+              <w:rPr>
+                <w:sz w:val="20"/>
+                <w:szCs w:val="20"/>
               </w:rPr>
               <w:t>1</w:t>
             </w:r>
@@ -3533,12 +3604,12 @@
           <w:p>
             <w:pPr>
               <w:pStyle w:val="TableText"/>
-              <w:spacing w:before="0" w:after="0" w:line="220" w:lineRule="auto"/>
-            </w:pPr>
-            <w:r>
-              <w:rPr>
-                <w:sz w:val="17"/>
-                <w:szCs w:val="17"/>
+              <w:spacing w:before="0" w:after="0" w:line="240" w:lineRule="auto"/>
+            </w:pPr>
+            <w:r>
+              <w:rPr>
+                <w:sz w:val="20"/>
+                <w:szCs w:val="20"/>
               </w:rPr>
               <w:t>0</w:t>
             </w:r>
@@ -3552,12 +3623,12 @@
           <w:p>
             <w:pPr>
               <w:pStyle w:val="TableText"/>
-              <w:spacing w:before="0" w:after="0" w:line="220" w:lineRule="auto"/>
-            </w:pPr>
-            <w:r>
-              <w:rPr>
-                <w:sz w:val="17"/>
-                <w:szCs w:val="17"/>
+              <w:spacing w:before="0" w:after="0" w:line="240" w:lineRule="auto"/>
+            </w:pPr>
+            <w:r>
+              <w:rPr>
+                <w:sz w:val="20"/>
+                <w:szCs w:val="20"/>
               </w:rPr>
               <w:t>1</w:t>
             </w:r>
@@ -3571,12 +3642,12 @@
           <w:p>
             <w:pPr>
               <w:pStyle w:val="TableText"/>
-              <w:spacing w:before="0" w:after="0" w:line="220" w:lineRule="auto"/>
-            </w:pPr>
-            <w:r>
-              <w:rPr>
-                <w:sz w:val="17"/>
-                <w:szCs w:val="17"/>
+              <w:spacing w:before="0" w:after="0" w:line="240" w:lineRule="auto"/>
+            </w:pPr>
+            <w:r>
+              <w:rPr>
+                <w:sz w:val="20"/>
+                <w:szCs w:val="20"/>
               </w:rPr>
               <w:t>0</w:t>
             </w:r>
@@ -3592,12 +3663,12 @@
           <w:p>
             <w:pPr>
               <w:pStyle w:val="TableText"/>
-              <w:spacing w:before="0" w:after="0" w:line="220" w:lineRule="auto"/>
-            </w:pPr>
-            <w:r>
-              <w:rPr>
-                <w:sz w:val="17"/>
-                <w:szCs w:val="17"/>
+              <w:spacing w:before="0" w:after="0" w:line="240" w:lineRule="auto"/>
+            </w:pPr>
+            <w:r>
+              <w:rPr>
+                <w:sz w:val="20"/>
+                <w:szCs w:val="20"/>
               </w:rPr>
               <w:t>8</w:t>
             </w:r>
@@ -3611,12 +3682,12 @@
           <w:p>
             <w:pPr>
               <w:pStyle w:val="TableText"/>
-              <w:spacing w:before="0" w:after="0" w:line="220" w:lineRule="auto"/>
-            </w:pPr>
-            <w:r>
-              <w:rPr>
-                <w:sz w:val="17"/>
-                <w:szCs w:val="17"/>
+              <w:spacing w:before="0" w:after="0" w:line="240" w:lineRule="auto"/>
+            </w:pPr>
+            <w:r>
+              <w:rPr>
+                <w:sz w:val="20"/>
+                <w:szCs w:val="20"/>
               </w:rPr>
               <w:t>WLLVHLKK</w:t>
             </w:r>
@@ -3630,12 +3701,12 @@
           <w:p>
             <w:pPr>
               <w:pStyle w:val="TableText"/>
-              <w:spacing w:before="0" w:after="0" w:line="220" w:lineRule="auto"/>
-            </w:pPr>
-            <w:r>
-              <w:rPr>
-                <w:sz w:val="17"/>
-                <w:szCs w:val="17"/>
+              <w:spacing w:before="0" w:after="0" w:line="240" w:lineRule="auto"/>
+            </w:pPr>
+            <w:r>
+              <w:rPr>
+                <w:sz w:val="20"/>
+                <w:szCs w:val="20"/>
               </w:rPr>
               <w:t>8</w:t>
             </w:r>
@@ -3649,12 +3720,12 @@
           <w:p>
             <w:pPr>
               <w:pStyle w:val="TableText"/>
-              <w:spacing w:before="0" w:after="0" w:line="220" w:lineRule="auto"/>
-            </w:pPr>
-            <w:r>
-              <w:rPr>
-                <w:sz w:val="17"/>
-                <w:szCs w:val="17"/>
+              <w:spacing w:before="0" w:after="0" w:line="240" w:lineRule="auto"/>
+            </w:pPr>
+            <w:r>
+              <w:rPr>
+                <w:sz w:val="20"/>
+                <w:szCs w:val="20"/>
               </w:rPr>
               <w:t>1</w:t>
             </w:r>
@@ -3668,12 +3739,12 @@
           <w:p>
             <w:pPr>
               <w:pStyle w:val="TableText"/>
-              <w:spacing w:before="0" w:after="0" w:line="220" w:lineRule="auto"/>
-            </w:pPr>
-            <w:r>
-              <w:rPr>
-                <w:sz w:val="17"/>
-                <w:szCs w:val="17"/>
+              <w:spacing w:before="0" w:after="0" w:line="240" w:lineRule="auto"/>
+            </w:pPr>
+            <w:r>
+              <w:rPr>
+                <w:sz w:val="20"/>
+                <w:szCs w:val="20"/>
               </w:rPr>
               <w:t>0</w:t>
             </w:r>
@@ -3687,12 +3758,12 @@
           <w:p>
             <w:pPr>
               <w:pStyle w:val="TableText"/>
-              <w:spacing w:before="0" w:after="0" w:line="220" w:lineRule="auto"/>
-            </w:pPr>
-            <w:r>
-              <w:rPr>
-                <w:sz w:val="17"/>
-                <w:szCs w:val="17"/>
+              <w:spacing w:before="0" w:after="0" w:line="240" w:lineRule="auto"/>
+            </w:pPr>
+            <w:r>
+              <w:rPr>
+                <w:sz w:val="20"/>
+                <w:szCs w:val="20"/>
               </w:rPr>
               <w:t>2</w:t>
             </w:r>
@@ -3706,12 +3777,12 @@
           <w:p>
             <w:pPr>
               <w:pStyle w:val="TableText"/>
-              <w:spacing w:before="0" w:after="0" w:line="220" w:lineRule="auto"/>
-            </w:pPr>
-            <w:r>
-              <w:rPr>
-                <w:sz w:val="17"/>
-                <w:szCs w:val="17"/>
+              <w:spacing w:before="0" w:after="0" w:line="240" w:lineRule="auto"/>
+            </w:pPr>
+            <w:r>
+              <w:rPr>
+                <w:sz w:val="20"/>
+                <w:szCs w:val="20"/>
               </w:rPr>
               <w:t>1</w:t>
             </w:r>
@@ -3727,12 +3798,12 @@
           <w:p>
             <w:pPr>
               <w:pStyle w:val="TableText"/>
-              <w:spacing w:before="0" w:after="0" w:line="220" w:lineRule="auto"/>
-            </w:pPr>
-            <w:r>
-              <w:rPr>
-                <w:sz w:val="17"/>
-                <w:szCs w:val="17"/>
+              <w:spacing w:before="0" w:after="0" w:line="240" w:lineRule="auto"/>
+            </w:pPr>
+            <w:r>
+              <w:rPr>
+                <w:sz w:val="20"/>
+                <w:szCs w:val="20"/>
               </w:rPr>
               <w:t>9</w:t>
             </w:r>
@@ -3746,12 +3817,12 @@
           <w:p>
             <w:pPr>
               <w:pStyle w:val="TableText"/>
-              <w:spacing w:before="0" w:after="0" w:line="220" w:lineRule="auto"/>
-            </w:pPr>
-            <w:r>
-              <w:rPr>
-                <w:sz w:val="17"/>
-                <w:szCs w:val="17"/>
+              <w:spacing w:before="0" w:after="0" w:line="240" w:lineRule="auto"/>
+            </w:pPr>
+            <w:r>
+              <w:rPr>
+                <w:sz w:val="20"/>
+                <w:szCs w:val="20"/>
               </w:rPr>
               <w:t>LLHPLRC</w:t>
             </w:r>
@@ -3765,12 +3836,12 @@
           <w:p>
             <w:pPr>
               <w:pStyle w:val="TableText"/>
-              <w:spacing w:before="0" w:after="0" w:line="220" w:lineRule="auto"/>
-            </w:pPr>
-            <w:r>
-              <w:rPr>
-                <w:sz w:val="17"/>
-                <w:szCs w:val="17"/>
+              <w:spacing w:before="0" w:after="0" w:line="240" w:lineRule="auto"/>
+            </w:pPr>
+            <w:r>
+              <w:rPr>
+                <w:sz w:val="20"/>
+                <w:szCs w:val="20"/>
               </w:rPr>
               <w:t>7</w:t>
             </w:r>
@@ -3784,12 +3855,12 @@
           <w:p>
             <w:pPr>
               <w:pStyle w:val="TableText"/>
-              <w:spacing w:before="0" w:after="0" w:line="220" w:lineRule="auto"/>
-            </w:pPr>
-            <w:r>
-              <w:rPr>
-                <w:sz w:val="17"/>
-                <w:szCs w:val="17"/>
+              <w:spacing w:before="0" w:after="0" w:line="240" w:lineRule="auto"/>
+            </w:pPr>
+            <w:r>
+              <w:rPr>
+                <w:sz w:val="20"/>
+                <w:szCs w:val="20"/>
               </w:rPr>
               <w:t>1</w:t>
             </w:r>
@@ -3803,12 +3874,12 @@
           <w:p>
             <w:pPr>
               <w:pStyle w:val="TableText"/>
-              <w:spacing w:before="0" w:after="0" w:line="220" w:lineRule="auto"/>
-            </w:pPr>
-            <w:r>
-              <w:rPr>
-                <w:sz w:val="17"/>
-                <w:szCs w:val="17"/>
+              <w:spacing w:before="0" w:after="0" w:line="240" w:lineRule="auto"/>
+            </w:pPr>
+            <w:r>
+              <w:rPr>
+                <w:sz w:val="20"/>
+                <w:szCs w:val="20"/>
               </w:rPr>
               <w:t>1</w:t>
             </w:r>
@@ -3822,12 +3893,12 @@
           <w:p>
             <w:pPr>
               <w:pStyle w:val="TableText"/>
-              <w:spacing w:before="0" w:after="0" w:line="220" w:lineRule="auto"/>
-            </w:pPr>
-            <w:r>
-              <w:rPr>
-                <w:sz w:val="17"/>
-                <w:szCs w:val="17"/>
+              <w:spacing w:before="0" w:after="0" w:line="240" w:lineRule="auto"/>
+            </w:pPr>
+            <w:r>
+              <w:rPr>
+                <w:sz w:val="20"/>
+                <w:szCs w:val="20"/>
               </w:rPr>
               <w:t>1</w:t>
             </w:r>
@@ -3841,12 +3912,12 @@
           <w:p>
             <w:pPr>
               <w:pStyle w:val="TableText"/>
-              <w:spacing w:before="0" w:after="0" w:line="220" w:lineRule="auto"/>
-            </w:pPr>
-            <w:r>
-              <w:rPr>
-                <w:sz w:val="17"/>
-                <w:szCs w:val="17"/>
+              <w:spacing w:before="0" w:after="0" w:line="240" w:lineRule="auto"/>
+            </w:pPr>
+            <w:r>
+              <w:rPr>
+                <w:sz w:val="20"/>
+                <w:szCs w:val="20"/>
               </w:rPr>
               <w:t>0</w:t>
             </w:r>
@@ -3862,12 +3933,12 @@
           <w:p>
             <w:pPr>
               <w:pStyle w:val="TableText"/>
-              <w:spacing w:before="0" w:after="0" w:line="220" w:lineRule="auto"/>
-            </w:pPr>
-            <w:r>
-              <w:rPr>
-                <w:sz w:val="17"/>
-                <w:szCs w:val="17"/>
+              <w:spacing w:before="0" w:after="0" w:line="240" w:lineRule="auto"/>
+            </w:pPr>
+            <w:r>
+              <w:rPr>
+                <w:sz w:val="20"/>
+                <w:szCs w:val="20"/>
               </w:rPr>
               <w:t>10</w:t>
             </w:r>
@@ -3881,12 +3952,12 @@
           <w:p>
             <w:pPr>
               <w:pStyle w:val="TableText"/>
-              <w:spacing w:before="0" w:after="0" w:line="220" w:lineRule="auto"/>
-            </w:pPr>
-            <w:r>
-              <w:rPr>
-                <w:sz w:val="17"/>
-                <w:szCs w:val="17"/>
+              <w:spacing w:before="0" w:after="0" w:line="240" w:lineRule="auto"/>
+            </w:pPr>
+            <w:r>
+              <w:rPr>
+                <w:sz w:val="20"/>
+                <w:szCs w:val="20"/>
               </w:rPr>
               <w:t>HLLTLKKHV</w:t>
             </w:r>
@@ -3900,12 +3971,12 @@
           <w:p>
             <w:pPr>
               <w:pStyle w:val="TableText"/>
-              <w:spacing w:before="0" w:after="0" w:line="220" w:lineRule="auto"/>
-            </w:pPr>
-            <w:r>
-              <w:rPr>
-                <w:sz w:val="17"/>
-                <w:szCs w:val="17"/>
+              <w:spacing w:before="0" w:after="0" w:line="240" w:lineRule="auto"/>
+            </w:pPr>
+            <w:r>
+              <w:rPr>
+                <w:sz w:val="20"/>
+                <w:szCs w:val="20"/>
               </w:rPr>
               <w:t>9</w:t>
             </w:r>
@@ -3919,12 +3990,12 @@
           <w:p>
             <w:pPr>
               <w:pStyle w:val="TableText"/>
-              <w:spacing w:before="0" w:after="0" w:line="220" w:lineRule="auto"/>
-            </w:pPr>
-            <w:r>
-              <w:rPr>
-                <w:sz w:val="17"/>
-                <w:szCs w:val="17"/>
+              <w:spacing w:before="0" w:after="0" w:line="240" w:lineRule="auto"/>
+            </w:pPr>
+            <w:r>
+              <w:rPr>
+                <w:sz w:val="20"/>
+                <w:szCs w:val="20"/>
               </w:rPr>
               <w:t>2</w:t>
             </w:r>
@@ -3938,12 +4009,12 @@
           <w:p>
             <w:pPr>
               <w:pStyle w:val="TableText"/>
-              <w:spacing w:before="0" w:after="0" w:line="220" w:lineRule="auto"/>
-            </w:pPr>
-            <w:r>
-              <w:rPr>
-                <w:sz w:val="17"/>
-                <w:szCs w:val="17"/>
+              <w:spacing w:before="0" w:after="0" w:line="240" w:lineRule="auto"/>
+            </w:pPr>
+            <w:r>
+              <w:rPr>
+                <w:sz w:val="20"/>
+                <w:szCs w:val="20"/>
               </w:rPr>
               <w:t>0</w:t>
             </w:r>
@@ -3957,12 +4028,12 @@
           <w:p>
             <w:pPr>
               <w:pStyle w:val="TableText"/>
-              <w:spacing w:before="0" w:after="0" w:line="220" w:lineRule="auto"/>
-            </w:pPr>
-            <w:r>
-              <w:rPr>
-                <w:sz w:val="17"/>
-                <w:szCs w:val="17"/>
+              <w:spacing w:before="0" w:after="0" w:line="240" w:lineRule="auto"/>
+            </w:pPr>
+            <w:r>
+              <w:rPr>
+                <w:sz w:val="20"/>
+                <w:szCs w:val="20"/>
               </w:rPr>
               <w:t>2</w:t>
             </w:r>
@@ -3976,12 +4047,12 @@
           <w:p>
             <w:pPr>
               <w:pStyle w:val="TableText"/>
-              <w:spacing w:before="0" w:after="0" w:line="220" w:lineRule="auto"/>
-            </w:pPr>
-            <w:r>
-              <w:rPr>
-                <w:sz w:val="17"/>
-                <w:szCs w:val="17"/>
+              <w:spacing w:before="0" w:after="0" w:line="240" w:lineRule="auto"/>
+            </w:pPr>
+            <w:r>
+              <w:rPr>
+                <w:sz w:val="20"/>
+                <w:szCs w:val="20"/>
               </w:rPr>
               <w:t>0</w:t>
             </w:r>
@@ -3997,12 +4068,12 @@
           <w:p>
             <w:pPr>
               <w:pStyle w:val="TableText"/>
-              <w:spacing w:before="0" w:after="0" w:line="220" w:lineRule="auto"/>
-            </w:pPr>
-            <w:r>
-              <w:rPr>
-                <w:sz w:val="17"/>
-                <w:szCs w:val="17"/>
+              <w:spacing w:before="0" w:after="0" w:line="240" w:lineRule="auto"/>
+            </w:pPr>
+            <w:r>
+              <w:rPr>
+                <w:sz w:val="20"/>
+                <w:szCs w:val="20"/>
               </w:rPr>
               <w:t>11</w:t>
             </w:r>
@@ -4016,12 +4087,12 @@
           <w:p>
             <w:pPr>
               <w:pStyle w:val="TableText"/>
-              <w:spacing w:before="0" w:after="0" w:line="220" w:lineRule="auto"/>
-            </w:pPr>
-            <w:r>
-              <w:rPr>
-                <w:sz w:val="17"/>
-                <w:szCs w:val="17"/>
+              <w:spacing w:before="0" w:after="0" w:line="240" w:lineRule="auto"/>
+            </w:pPr>
+            <w:r>
+              <w:rPr>
+                <w:sz w:val="20"/>
+                <w:szCs w:val="20"/>
               </w:rPr>
               <w:t>HLPLLHRCC</w:t>
             </w:r>
@@ -4035,12 +4106,12 @@
           <w:p>
             <w:pPr>
               <w:pStyle w:val="TableText"/>
-              <w:spacing w:before="0" w:after="0" w:line="220" w:lineRule="auto"/>
-            </w:pPr>
-            <w:r>
-              <w:rPr>
-                <w:sz w:val="17"/>
-                <w:szCs w:val="17"/>
+              <w:spacing w:before="0" w:after="0" w:line="240" w:lineRule="auto"/>
+            </w:pPr>
+            <w:r>
+              <w:rPr>
+                <w:sz w:val="20"/>
+                <w:szCs w:val="20"/>
               </w:rPr>
               <w:t>9</w:t>
             </w:r>
@@ -4054,12 +4125,12 @@
           <w:p>
             <w:pPr>
               <w:pStyle w:val="TableText"/>
-              <w:spacing w:before="0" w:after="0" w:line="220" w:lineRule="auto"/>
-            </w:pPr>
-            <w:r>
-              <w:rPr>
-                <w:sz w:val="17"/>
-                <w:szCs w:val="17"/>
+              <w:spacing w:before="0" w:after="0" w:line="240" w:lineRule="auto"/>
+            </w:pPr>
+            <w:r>
+              <w:rPr>
+                <w:sz w:val="20"/>
+                <w:szCs w:val="20"/>
               </w:rPr>
               <w:t>1</w:t>
             </w:r>
@@ -4073,12 +4144,12 @@
           <w:p>
             <w:pPr>
               <w:pStyle w:val="TableText"/>
-              <w:spacing w:before="0" w:after="0" w:line="220" w:lineRule="auto"/>
-            </w:pPr>
-            <w:r>
-              <w:rPr>
-                <w:sz w:val="17"/>
-                <w:szCs w:val="17"/>
+              <w:spacing w:before="0" w:after="0" w:line="240" w:lineRule="auto"/>
+            </w:pPr>
+            <w:r>
+              <w:rPr>
+                <w:sz w:val="20"/>
+                <w:szCs w:val="20"/>
               </w:rPr>
               <w:t>2</w:t>
             </w:r>
@@ -4092,12 +4163,12 @@
           <w:p>
             <w:pPr>
               <w:pStyle w:val="TableText"/>
-              <w:spacing w:before="0" w:after="0" w:line="220" w:lineRule="auto"/>
-            </w:pPr>
-            <w:r>
-              <w:rPr>
-                <w:sz w:val="17"/>
-                <w:szCs w:val="17"/>
+              <w:spacing w:before="0" w:after="0" w:line="240" w:lineRule="auto"/>
+            </w:pPr>
+            <w:r>
+              <w:rPr>
+                <w:sz w:val="20"/>
+                <w:szCs w:val="20"/>
               </w:rPr>
               <w:t>1</w:t>
             </w:r>
@@ -4111,12 +4182,12 @@
           <w:p>
             <w:pPr>
               <w:pStyle w:val="TableText"/>
-              <w:spacing w:before="0" w:after="0" w:line="220" w:lineRule="auto"/>
-            </w:pPr>
-            <w:r>
-              <w:rPr>
-                <w:sz w:val="17"/>
-                <w:szCs w:val="17"/>
+              <w:spacing w:before="0" w:after="0" w:line="240" w:lineRule="auto"/>
+            </w:pPr>
+            <w:r>
+              <w:rPr>
+                <w:sz w:val="20"/>
+                <w:szCs w:val="20"/>
               </w:rPr>
               <w:t>0</w:t>
             </w:r>
@@ -4132,12 +4203,12 @@
           <w:p>
             <w:pPr>
               <w:pStyle w:val="TableText"/>
-              <w:spacing w:before="0" w:after="0" w:line="220" w:lineRule="auto"/>
-            </w:pPr>
-            <w:r>
-              <w:rPr>
-                <w:sz w:val="17"/>
-                <w:szCs w:val="17"/>
+              <w:spacing w:before="0" w:after="0" w:line="240" w:lineRule="auto"/>
+            </w:pPr>
+            <w:r>
+              <w:rPr>
+                <w:sz w:val="20"/>
+                <w:szCs w:val="20"/>
               </w:rPr>
               <w:t>12</w:t>
             </w:r>
@@ -4151,12 +4222,12 @@
           <w:p>
             <w:pPr>
               <w:pStyle w:val="TableText"/>
-              <w:spacing w:before="0" w:after="0" w:line="220" w:lineRule="auto"/>
-            </w:pPr>
-            <w:r>
-              <w:rPr>
-                <w:sz w:val="17"/>
-                <w:szCs w:val="17"/>
+              <w:spacing w:before="0" w:after="0" w:line="240" w:lineRule="auto"/>
+            </w:pPr>
+            <w:r>
+              <w:rPr>
+                <w:sz w:val="20"/>
+                <w:szCs w:val="20"/>
               </w:rPr>
               <w:t>HVLLLRQCA</w:t>
             </w:r>
@@ -4170,12 +4241,12 @@
           <w:p>
             <w:pPr>
               <w:pStyle w:val="TableText"/>
-              <w:spacing w:before="0" w:after="0" w:line="220" w:lineRule="auto"/>
-            </w:pPr>
-            <w:r>
-              <w:rPr>
-                <w:sz w:val="17"/>
-                <w:szCs w:val="17"/>
+              <w:spacing w:before="0" w:after="0" w:line="240" w:lineRule="auto"/>
+            </w:pPr>
+            <w:r>
+              <w:rPr>
+                <w:sz w:val="20"/>
+                <w:szCs w:val="20"/>
               </w:rPr>
               <w:t>9</w:t>
             </w:r>
@@ -4189,12 +4260,12 @@
           <w:p>
             <w:pPr>
               <w:pStyle w:val="TableText"/>
-              <w:spacing w:before="0" w:after="0" w:line="220" w:lineRule="auto"/>
-            </w:pPr>
-            <w:r>
-              <w:rPr>
-                <w:sz w:val="17"/>
-                <w:szCs w:val="17"/>
+              <w:spacing w:before="0" w:after="0" w:line="240" w:lineRule="auto"/>
+            </w:pPr>
+            <w:r>
+              <w:rPr>
+                <w:sz w:val="20"/>
+                <w:szCs w:val="20"/>
               </w:rPr>
               <w:t>1</w:t>
             </w:r>
@@ -4208,12 +4279,12 @@
           <w:p>
             <w:pPr>
               <w:pStyle w:val="TableText"/>
-              <w:spacing w:before="0" w:after="0" w:line="220" w:lineRule="auto"/>
-            </w:pPr>
-            <w:r>
-              <w:rPr>
-                <w:sz w:val="17"/>
-                <w:szCs w:val="17"/>
+              <w:spacing w:before="0" w:after="0" w:line="240" w:lineRule="auto"/>
+            </w:pPr>
+            <w:r>
+              <w:rPr>
+                <w:sz w:val="20"/>
+                <w:szCs w:val="20"/>
               </w:rPr>
               <w:t>1</w:t>
             </w:r>
@@ -4227,12 +4298,12 @@
           <w:p>
             <w:pPr>
               <w:pStyle w:val="TableText"/>
-              <w:spacing w:before="0" w:after="0" w:line="220" w:lineRule="auto"/>
-            </w:pPr>
-            <w:r>
-              <w:rPr>
-                <w:sz w:val="17"/>
-                <w:szCs w:val="17"/>
+              <w:spacing w:before="0" w:after="0" w:line="240" w:lineRule="auto"/>
+            </w:pPr>
+            <w:r>
+              <w:rPr>
+                <w:sz w:val="20"/>
+                <w:szCs w:val="20"/>
               </w:rPr>
               <w:t>1</w:t>
             </w:r>
@@ -4246,12 +4317,12 @@
           <w:p>
             <w:pPr>
               <w:pStyle w:val="TableText"/>
-              <w:spacing w:before="0" w:after="0" w:line="220" w:lineRule="auto"/>
-            </w:pPr>
-            <w:r>
-              <w:rPr>
-                <w:sz w:val="17"/>
-                <w:szCs w:val="17"/>
+              <w:spacing w:before="0" w:after="0" w:line="240" w:lineRule="auto"/>
+            </w:pPr>
+            <w:r>
+              <w:rPr>
+                <w:sz w:val="20"/>
+                <w:szCs w:val="20"/>
               </w:rPr>
               <w:t>0</w:t>
             </w:r>
@@ -4270,7 +4341,7 @@
         <w:keepNext/>
       </w:pPr>
       <w:r>
-        <w:t>3.4 现有Vina汇总仅提供描述性排序</w:t>
+        <w:t>现有Vina汇总仅提供描述性排序</w:t>
       </w:r>
     </w:p>
     <w:p>
@@ -4333,12 +4404,12 @@
           <w:p>
             <w:pPr>
               <w:pStyle w:val="TableText"/>
-              <w:spacing w:before="0" w:after="0" w:line="220" w:lineRule="auto"/>
-            </w:pPr>
-            <w:r>
-              <w:rPr>
-                <w:sz w:val="17"/>
-                <w:szCs w:val="17"/>
+              <w:spacing w:before="0" w:after="0" w:line="240" w:lineRule="auto"/>
+            </w:pPr>
+            <w:r>
+              <w:rPr>
+                <w:sz w:val="20"/>
+                <w:szCs w:val="20"/>
               </w:rPr>
               <w:t>排名</w:t>
             </w:r>
@@ -4355,12 +4426,12 @@
           <w:p>
             <w:pPr>
               <w:pStyle w:val="TableText"/>
-              <w:spacing w:before="0" w:after="0" w:line="220" w:lineRule="auto"/>
-            </w:pPr>
-            <w:r>
-              <w:rPr>
-                <w:sz w:val="17"/>
-                <w:szCs w:val="17"/>
+              <w:spacing w:before="0" w:after="0" w:line="240" w:lineRule="auto"/>
+            </w:pPr>
+            <w:r>
+              <w:rPr>
+                <w:sz w:val="20"/>
+                <w:szCs w:val="20"/>
               </w:rPr>
               <w:t>序列</w:t>
             </w:r>
@@ -4377,12 +4448,12 @@
           <w:p>
             <w:pPr>
               <w:pStyle w:val="TableText"/>
-              <w:spacing w:before="0" w:after="0" w:line="220" w:lineRule="auto"/>
-            </w:pPr>
-            <w:r>
-              <w:rPr>
-                <w:sz w:val="17"/>
-                <w:szCs w:val="17"/>
+              <w:spacing w:before="0" w:after="0" w:line="240" w:lineRule="auto"/>
+            </w:pPr>
+            <w:r>
+              <w:rPr>
+                <w:sz w:val="20"/>
+                <w:szCs w:val="20"/>
               </w:rPr>
               <w:t>平均评分（kcal/mol）</w:t>
             </w:r>
@@ -4399,12 +4470,12 @@
           <w:p>
             <w:pPr>
               <w:pStyle w:val="TableText"/>
-              <w:spacing w:before="0" w:after="0" w:line="220" w:lineRule="auto"/>
-            </w:pPr>
-            <w:r>
-              <w:rPr>
-                <w:sz w:val="17"/>
-                <w:szCs w:val="17"/>
+              <w:spacing w:before="0" w:after="0" w:line="240" w:lineRule="auto"/>
+            </w:pPr>
+            <w:r>
+              <w:rPr>
+                <w:sz w:val="20"/>
+                <w:szCs w:val="20"/>
               </w:rPr>
               <w:t>SD</w:t>
             </w:r>
@@ -4420,12 +4491,12 @@
           <w:p>
             <w:pPr>
               <w:pStyle w:val="TableText"/>
-              <w:spacing w:before="0" w:after="0" w:line="220" w:lineRule="auto"/>
-            </w:pPr>
-            <w:r>
-              <w:rPr>
-                <w:sz w:val="17"/>
-                <w:szCs w:val="17"/>
+              <w:spacing w:before="0" w:after="0" w:line="240" w:lineRule="auto"/>
+            </w:pPr>
+            <w:r>
+              <w:rPr>
+                <w:sz w:val="20"/>
+                <w:szCs w:val="20"/>
               </w:rPr>
               <w:t>1</w:t>
             </w:r>
@@ -4439,12 +4510,12 @@
           <w:p>
             <w:pPr>
               <w:pStyle w:val="TableText"/>
-              <w:spacing w:before="0" w:after="0" w:line="220" w:lineRule="auto"/>
-            </w:pPr>
-            <w:r>
-              <w:rPr>
-                <w:sz w:val="17"/>
-                <w:szCs w:val="17"/>
+              <w:spacing w:before="0" w:after="0" w:line="240" w:lineRule="auto"/>
+            </w:pPr>
+            <w:r>
+              <w:rPr>
+                <w:sz w:val="20"/>
+                <w:szCs w:val="20"/>
               </w:rPr>
               <w:t>FLLHTTR</w:t>
             </w:r>
@@ -4458,12 +4529,12 @@
           <w:p>
             <w:pPr>
               <w:pStyle w:val="TableText"/>
-              <w:spacing w:before="0" w:after="0" w:line="220" w:lineRule="auto"/>
-            </w:pPr>
-            <w:r>
-              <w:rPr>
-                <w:sz w:val="17"/>
-                <w:szCs w:val="17"/>
+              <w:spacing w:before="0" w:after="0" w:line="240" w:lineRule="auto"/>
+            </w:pPr>
+            <w:r>
+              <w:rPr>
+                <w:sz w:val="20"/>
+                <w:szCs w:val="20"/>
               </w:rPr>
               <w:t>−9.60</w:t>
             </w:r>
@@ -4477,12 +4548,12 @@
           <w:p>
             <w:pPr>
               <w:pStyle w:val="TableText"/>
-              <w:spacing w:before="0" w:after="0" w:line="220" w:lineRule="auto"/>
-            </w:pPr>
-            <w:r>
-              <w:rPr>
-                <w:sz w:val="17"/>
-                <w:szCs w:val="17"/>
+              <w:spacing w:before="0" w:after="0" w:line="240" w:lineRule="auto"/>
+            </w:pPr>
+            <w:r>
+              <w:rPr>
+                <w:sz w:val="20"/>
+                <w:szCs w:val="20"/>
               </w:rPr>
               <w:t>0.08</w:t>
             </w:r>
@@ -4498,12 +4569,12 @@
           <w:p>
             <w:pPr>
               <w:pStyle w:val="TableText"/>
-              <w:spacing w:before="0" w:after="0" w:line="220" w:lineRule="auto"/>
-            </w:pPr>
-            <w:r>
-              <w:rPr>
-                <w:sz w:val="17"/>
-                <w:szCs w:val="17"/>
+              <w:spacing w:before="0" w:after="0" w:line="240" w:lineRule="auto"/>
+            </w:pPr>
+            <w:r>
+              <w:rPr>
+                <w:sz w:val="20"/>
+                <w:szCs w:val="20"/>
               </w:rPr>
               <w:t>2</w:t>
             </w:r>
@@ -4517,12 +4588,12 @@
           <w:p>
             <w:pPr>
               <w:pStyle w:val="TableText"/>
-              <w:spacing w:before="0" w:after="0" w:line="220" w:lineRule="auto"/>
-            </w:pPr>
-            <w:r>
-              <w:rPr>
-                <w:sz w:val="17"/>
-                <w:szCs w:val="17"/>
+              <w:spacing w:before="0" w:after="0" w:line="240" w:lineRule="auto"/>
+            </w:pPr>
+            <w:r>
+              <w:rPr>
+                <w:sz w:val="20"/>
+                <w:szCs w:val="20"/>
               </w:rPr>
               <w:t>YLSLLQR</w:t>
             </w:r>
@@ -4536,12 +4607,12 @@
           <w:p>
             <w:pPr>
               <w:pStyle w:val="TableText"/>
-              <w:spacing w:before="0" w:after="0" w:line="220" w:lineRule="auto"/>
-            </w:pPr>
-            <w:r>
-              <w:rPr>
-                <w:sz w:val="17"/>
-                <w:szCs w:val="17"/>
+              <w:spacing w:before="0" w:after="0" w:line="240" w:lineRule="auto"/>
+            </w:pPr>
+            <w:r>
+              <w:rPr>
+                <w:sz w:val="20"/>
+                <w:szCs w:val="20"/>
               </w:rPr>
               <w:t>−9.49</w:t>
             </w:r>
@@ -4555,12 +4626,12 @@
           <w:p>
             <w:pPr>
               <w:pStyle w:val="TableText"/>
-              <w:spacing w:before="0" w:after="0" w:line="220" w:lineRule="auto"/>
-            </w:pPr>
-            <w:r>
-              <w:rPr>
-                <w:sz w:val="17"/>
-                <w:szCs w:val="17"/>
+              <w:spacing w:before="0" w:after="0" w:line="240" w:lineRule="auto"/>
+            </w:pPr>
+            <w:r>
+              <w:rPr>
+                <w:sz w:val="20"/>
+                <w:szCs w:val="20"/>
               </w:rPr>
               <w:t>0.05</w:t>
             </w:r>
@@ -4576,12 +4647,12 @@
           <w:p>
             <w:pPr>
               <w:pStyle w:val="TableText"/>
-              <w:spacing w:before="0" w:after="0" w:line="220" w:lineRule="auto"/>
-            </w:pPr>
-            <w:r>
-              <w:rPr>
-                <w:sz w:val="17"/>
-                <w:szCs w:val="17"/>
+              <w:spacing w:before="0" w:after="0" w:line="240" w:lineRule="auto"/>
+            </w:pPr>
+            <w:r>
+              <w:rPr>
+                <w:sz w:val="20"/>
+                <w:szCs w:val="20"/>
               </w:rPr>
               <w:t>3</w:t>
             </w:r>
@@ -4595,12 +4666,12 @@
           <w:p>
             <w:pPr>
               <w:pStyle w:val="TableText"/>
-              <w:spacing w:before="0" w:after="0" w:line="220" w:lineRule="auto"/>
-            </w:pPr>
-            <w:r>
-              <w:rPr>
-                <w:sz w:val="17"/>
-                <w:szCs w:val="17"/>
+              <w:spacing w:before="0" w:after="0" w:line="240" w:lineRule="auto"/>
+            </w:pPr>
+            <w:r>
+              <w:rPr>
+                <w:sz w:val="20"/>
+                <w:szCs w:val="20"/>
               </w:rPr>
               <w:t>ALLLHRC</w:t>
             </w:r>
@@ -4614,12 +4685,12 @@
           <w:p>
             <w:pPr>
               <w:pStyle w:val="TableText"/>
-              <w:spacing w:before="0" w:after="0" w:line="220" w:lineRule="auto"/>
-            </w:pPr>
-            <w:r>
-              <w:rPr>
-                <w:sz w:val="17"/>
-                <w:szCs w:val="17"/>
+              <w:spacing w:before="0" w:after="0" w:line="240" w:lineRule="auto"/>
+            </w:pPr>
+            <w:r>
+              <w:rPr>
+                <w:sz w:val="20"/>
+                <w:szCs w:val="20"/>
               </w:rPr>
               <w:t>−9.29</w:t>
             </w:r>
@@ -4633,12 +4704,12 @@
           <w:p>
             <w:pPr>
               <w:pStyle w:val="TableText"/>
-              <w:spacing w:before="0" w:after="0" w:line="220" w:lineRule="auto"/>
-            </w:pPr>
-            <w:r>
-              <w:rPr>
-                <w:sz w:val="17"/>
-                <w:szCs w:val="17"/>
+              <w:spacing w:before="0" w:after="0" w:line="240" w:lineRule="auto"/>
+            </w:pPr>
+            <w:r>
+              <w:rPr>
+                <w:sz w:val="20"/>
+                <w:szCs w:val="20"/>
               </w:rPr>
               <w:t>0.11</w:t>
             </w:r>
@@ -4654,12 +4725,12 @@
           <w:p>
             <w:pPr>
               <w:pStyle w:val="TableText"/>
-              <w:spacing w:before="0" w:after="0" w:line="220" w:lineRule="auto"/>
-            </w:pPr>
-            <w:r>
-              <w:rPr>
-                <w:sz w:val="17"/>
-                <w:szCs w:val="17"/>
+              <w:spacing w:before="0" w:after="0" w:line="240" w:lineRule="auto"/>
+            </w:pPr>
+            <w:r>
+              <w:rPr>
+                <w:sz w:val="20"/>
+                <w:szCs w:val="20"/>
               </w:rPr>
               <w:t>4</w:t>
             </w:r>
@@ -4673,12 +4744,12 @@
           <w:p>
             <w:pPr>
               <w:pStyle w:val="TableText"/>
-              <w:spacing w:before="0" w:after="0" w:line="220" w:lineRule="auto"/>
-            </w:pPr>
-            <w:r>
-              <w:rPr>
-                <w:sz w:val="17"/>
-                <w:szCs w:val="17"/>
+              <w:spacing w:before="0" w:after="0" w:line="240" w:lineRule="auto"/>
+            </w:pPr>
+            <w:r>
+              <w:rPr>
+                <w:sz w:val="20"/>
+                <w:szCs w:val="20"/>
               </w:rPr>
               <w:t>FCLHLQLR</w:t>
             </w:r>
@@ -4692,12 +4763,12 @@
           <w:p>
             <w:pPr>
               <w:pStyle w:val="TableText"/>
-              <w:spacing w:before="0" w:after="0" w:line="220" w:lineRule="auto"/>
-            </w:pPr>
-            <w:r>
-              <w:rPr>
-                <w:sz w:val="17"/>
-                <w:szCs w:val="17"/>
+              <w:spacing w:before="0" w:after="0" w:line="240" w:lineRule="auto"/>
+            </w:pPr>
+            <w:r>
+              <w:rPr>
+                <w:sz w:val="20"/>
+                <w:szCs w:val="20"/>
               </w:rPr>
               <w:t>−9.27</w:t>
             </w:r>
@@ -4711,12 +4782,12 @@
           <w:p>
             <w:pPr>
               <w:pStyle w:val="TableText"/>
-              <w:spacing w:before="0" w:after="0" w:line="220" w:lineRule="auto"/>
-            </w:pPr>
-            <w:r>
-              <w:rPr>
-                <w:sz w:val="17"/>
-                <w:szCs w:val="17"/>
+              <w:spacing w:before="0" w:after="0" w:line="240" w:lineRule="auto"/>
+            </w:pPr>
+            <w:r>
+              <w:rPr>
+                <w:sz w:val="20"/>
+                <w:szCs w:val="20"/>
               </w:rPr>
               <w:t>0.09</w:t>
             </w:r>
@@ -4732,12 +4803,12 @@
           <w:p>
             <w:pPr>
               <w:pStyle w:val="TableText"/>
-              <w:spacing w:before="0" w:after="0" w:line="220" w:lineRule="auto"/>
-            </w:pPr>
-            <w:r>
-              <w:rPr>
-                <w:sz w:val="17"/>
-                <w:szCs w:val="17"/>
+              <w:spacing w:before="0" w:after="0" w:line="240" w:lineRule="auto"/>
+            </w:pPr>
+            <w:r>
+              <w:rPr>
+                <w:sz w:val="20"/>
+                <w:szCs w:val="20"/>
               </w:rPr>
               <w:t>5</w:t>
             </w:r>
@@ -4751,12 +4822,12 @@
           <w:p>
             <w:pPr>
               <w:pStyle w:val="TableText"/>
-              <w:spacing w:before="0" w:after="0" w:line="220" w:lineRule="auto"/>
-            </w:pPr>
-            <w:r>
-              <w:rPr>
-                <w:sz w:val="17"/>
-                <w:szCs w:val="17"/>
+              <w:spacing w:before="0" w:after="0" w:line="240" w:lineRule="auto"/>
+            </w:pPr>
+            <w:r>
+              <w:rPr>
+                <w:sz w:val="20"/>
+                <w:szCs w:val="20"/>
               </w:rPr>
               <w:t>YHHLLCRR</w:t>
             </w:r>
@@ -4770,12 +4841,12 @@
           <w:p>
             <w:pPr>
               <w:pStyle w:val="TableText"/>
-              <w:spacing w:before="0" w:after="0" w:line="220" w:lineRule="auto"/>
-            </w:pPr>
-            <w:r>
-              <w:rPr>
-                <w:sz w:val="17"/>
-                <w:szCs w:val="17"/>
+              <w:spacing w:before="0" w:after="0" w:line="240" w:lineRule="auto"/>
+            </w:pPr>
+            <w:r>
+              <w:rPr>
+                <w:sz w:val="20"/>
+                <w:szCs w:val="20"/>
               </w:rPr>
               <w:t>−9.03</w:t>
             </w:r>
@@ -4789,12 +4860,12 @@
           <w:p>
             <w:pPr>
               <w:pStyle w:val="TableText"/>
-              <w:spacing w:before="0" w:after="0" w:line="220" w:lineRule="auto"/>
-            </w:pPr>
-            <w:r>
-              <w:rPr>
-                <w:sz w:val="17"/>
-                <w:szCs w:val="17"/>
+              <w:spacing w:before="0" w:after="0" w:line="240" w:lineRule="auto"/>
+            </w:pPr>
+            <w:r>
+              <w:rPr>
+                <w:sz w:val="20"/>
+                <w:szCs w:val="20"/>
               </w:rPr>
               <w:t>0.07</w:t>
             </w:r>
@@ -4810,12 +4881,12 @@
           <w:p>
             <w:pPr>
               <w:pStyle w:val="TableText"/>
-              <w:spacing w:before="0" w:after="0" w:line="220" w:lineRule="auto"/>
-            </w:pPr>
-            <w:r>
-              <w:rPr>
-                <w:sz w:val="17"/>
-                <w:szCs w:val="17"/>
+              <w:spacing w:before="0" w:after="0" w:line="240" w:lineRule="auto"/>
+            </w:pPr>
+            <w:r>
+              <w:rPr>
+                <w:sz w:val="20"/>
+                <w:szCs w:val="20"/>
               </w:rPr>
               <w:t>6</w:t>
             </w:r>
@@ -4829,12 +4900,12 @@
           <w:p>
             <w:pPr>
               <w:pStyle w:val="TableText"/>
-              <w:spacing w:before="0" w:after="0" w:line="220" w:lineRule="auto"/>
-            </w:pPr>
-            <w:r>
-              <w:rPr>
-                <w:sz w:val="17"/>
-                <w:szCs w:val="17"/>
+              <w:spacing w:before="0" w:after="0" w:line="240" w:lineRule="auto"/>
+            </w:pPr>
+            <w:r>
+              <w:rPr>
+                <w:sz w:val="20"/>
+                <w:szCs w:val="20"/>
               </w:rPr>
               <w:t>LLHLPKRTT</w:t>
             </w:r>
@@ -4848,12 +4919,12 @@
           <w:p>
             <w:pPr>
               <w:pStyle w:val="TableText"/>
-              <w:spacing w:before="0" w:after="0" w:line="220" w:lineRule="auto"/>
-            </w:pPr>
-            <w:r>
-              <w:rPr>
-                <w:sz w:val="17"/>
-                <w:szCs w:val="17"/>
+              <w:spacing w:before="0" w:after="0" w:line="240" w:lineRule="auto"/>
+            </w:pPr>
+            <w:r>
+              <w:rPr>
+                <w:sz w:val="20"/>
+                <w:szCs w:val="20"/>
               </w:rPr>
               <w:t>−9.01</w:t>
             </w:r>
@@ -4867,12 +4938,12 @@
           <w:p>
             <w:pPr>
               <w:pStyle w:val="TableText"/>
-              <w:spacing w:before="0" w:after="0" w:line="220" w:lineRule="auto"/>
-            </w:pPr>
-            <w:r>
-              <w:rPr>
-                <w:sz w:val="17"/>
-                <w:szCs w:val="17"/>
+              <w:spacing w:before="0" w:after="0" w:line="240" w:lineRule="auto"/>
+            </w:pPr>
+            <w:r>
+              <w:rPr>
+                <w:sz w:val="20"/>
+                <w:szCs w:val="20"/>
               </w:rPr>
               <w:t>0.06</w:t>
             </w:r>
@@ -4888,12 +4959,12 @@
           <w:p>
             <w:pPr>
               <w:pStyle w:val="TableText"/>
-              <w:spacing w:before="0" w:after="0" w:line="220" w:lineRule="auto"/>
-            </w:pPr>
-            <w:r>
-              <w:rPr>
-                <w:sz w:val="17"/>
-                <w:szCs w:val="17"/>
+              <w:spacing w:before="0" w:after="0" w:line="240" w:lineRule="auto"/>
+            </w:pPr>
+            <w:r>
+              <w:rPr>
+                <w:sz w:val="20"/>
+                <w:szCs w:val="20"/>
               </w:rPr>
               <w:t>7</w:t>
             </w:r>
@@ -4907,12 +4978,12 @@
           <w:p>
             <w:pPr>
               <w:pStyle w:val="TableText"/>
-              <w:spacing w:before="0" w:after="0" w:line="220" w:lineRule="auto"/>
-            </w:pPr>
-            <w:r>
-              <w:rPr>
-                <w:sz w:val="17"/>
-                <w:szCs w:val="17"/>
+              <w:spacing w:before="0" w:after="0" w:line="240" w:lineRule="auto"/>
+            </w:pPr>
+            <w:r>
+              <w:rPr>
+                <w:sz w:val="20"/>
+                <w:szCs w:val="20"/>
               </w:rPr>
               <w:t>LLHPLRL</w:t>
             </w:r>
@@ -4926,12 +4997,12 @@
           <w:p>
             <w:pPr>
               <w:pStyle w:val="TableText"/>
-              <w:spacing w:before="0" w:after="0" w:line="220" w:lineRule="auto"/>
-            </w:pPr>
-            <w:r>
-              <w:rPr>
-                <w:sz w:val="17"/>
-                <w:szCs w:val="17"/>
+              <w:spacing w:before="0" w:after="0" w:line="240" w:lineRule="auto"/>
+            </w:pPr>
+            <w:r>
+              <w:rPr>
+                <w:sz w:val="20"/>
+                <w:szCs w:val="20"/>
               </w:rPr>
               <w:t>−8.94</w:t>
             </w:r>
@@ -4945,12 +5016,12 @@
           <w:p>
             <w:pPr>
               <w:pStyle w:val="TableText"/>
-              <w:spacing w:before="0" w:after="0" w:line="220" w:lineRule="auto"/>
-            </w:pPr>
-            <w:r>
-              <w:rPr>
-                <w:sz w:val="17"/>
-                <w:szCs w:val="17"/>
+              <w:spacing w:before="0" w:after="0" w:line="240" w:lineRule="auto"/>
+            </w:pPr>
+            <w:r>
+              <w:rPr>
+                <w:sz w:val="20"/>
+                <w:szCs w:val="20"/>
               </w:rPr>
               <w:t>0.10</w:t>
             </w:r>
@@ -4966,12 +5037,12 @@
           <w:p>
             <w:pPr>
               <w:pStyle w:val="TableText"/>
-              <w:spacing w:before="0" w:after="0" w:line="220" w:lineRule="auto"/>
-            </w:pPr>
-            <w:r>
-              <w:rPr>
-                <w:sz w:val="17"/>
-                <w:szCs w:val="17"/>
+              <w:spacing w:before="0" w:after="0" w:line="240" w:lineRule="auto"/>
+            </w:pPr>
+            <w:r>
+              <w:rPr>
+                <w:sz w:val="20"/>
+                <w:szCs w:val="20"/>
               </w:rPr>
               <w:t>8</w:t>
             </w:r>
@@ -4985,12 +5056,12 @@
           <w:p>
             <w:pPr>
               <w:pStyle w:val="TableText"/>
-              <w:spacing w:before="0" w:after="0" w:line="220" w:lineRule="auto"/>
-            </w:pPr>
-            <w:r>
-              <w:rPr>
-                <w:sz w:val="17"/>
-                <w:szCs w:val="17"/>
+              <w:spacing w:before="0" w:after="0" w:line="240" w:lineRule="auto"/>
+            </w:pPr>
+            <w:r>
+              <w:rPr>
+                <w:sz w:val="20"/>
+                <w:szCs w:val="20"/>
               </w:rPr>
               <w:t>WLLVHLKK</w:t>
             </w:r>
@@ -5004,12 +5075,12 @@
           <w:p>
             <w:pPr>
               <w:pStyle w:val="TableText"/>
-              <w:spacing w:before="0" w:after="0" w:line="220" w:lineRule="auto"/>
-            </w:pPr>
-            <w:r>
-              <w:rPr>
-                <w:sz w:val="17"/>
-                <w:szCs w:val="17"/>
+              <w:spacing w:before="0" w:after="0" w:line="240" w:lineRule="auto"/>
+            </w:pPr>
+            <w:r>
+              <w:rPr>
+                <w:sz w:val="20"/>
+                <w:szCs w:val="20"/>
               </w:rPr>
               <w:t>−8.94</w:t>
             </w:r>
@@ -5023,12 +5094,12 @@
           <w:p>
             <w:pPr>
               <w:pStyle w:val="TableText"/>
-              <w:spacing w:before="0" w:after="0" w:line="220" w:lineRule="auto"/>
-            </w:pPr>
-            <w:r>
-              <w:rPr>
-                <w:sz w:val="17"/>
-                <w:szCs w:val="17"/>
+              <w:spacing w:before="0" w:after="0" w:line="240" w:lineRule="auto"/>
+            </w:pPr>
+            <w:r>
+              <w:rPr>
+                <w:sz w:val="20"/>
+                <w:szCs w:val="20"/>
               </w:rPr>
               <w:t>0.04</w:t>
             </w:r>
@@ -5044,12 +5115,12 @@
           <w:p>
             <w:pPr>
               <w:pStyle w:val="TableText"/>
-              <w:spacing w:before="0" w:after="0" w:line="220" w:lineRule="auto"/>
-            </w:pPr>
-            <w:r>
-              <w:rPr>
-                <w:sz w:val="17"/>
-                <w:szCs w:val="17"/>
+              <w:spacing w:before="0" w:after="0" w:line="240" w:lineRule="auto"/>
+            </w:pPr>
+            <w:r>
+              <w:rPr>
+                <w:sz w:val="20"/>
+                <w:szCs w:val="20"/>
               </w:rPr>
               <w:t>9</w:t>
             </w:r>
@@ -5063,12 +5134,12 @@
           <w:p>
             <w:pPr>
               <w:pStyle w:val="TableText"/>
-              <w:spacing w:before="0" w:after="0" w:line="220" w:lineRule="auto"/>
-            </w:pPr>
-            <w:r>
-              <w:rPr>
-                <w:sz w:val="17"/>
-                <w:szCs w:val="17"/>
+              <w:spacing w:before="0" w:after="0" w:line="240" w:lineRule="auto"/>
+            </w:pPr>
+            <w:r>
+              <w:rPr>
+                <w:sz w:val="20"/>
+                <w:szCs w:val="20"/>
               </w:rPr>
               <w:t>LLHPLRC</w:t>
             </w:r>
@@ -5082,12 +5153,12 @@
           <w:p>
             <w:pPr>
               <w:pStyle w:val="TableText"/>
-              <w:spacing w:before="0" w:after="0" w:line="220" w:lineRule="auto"/>
-            </w:pPr>
-            <w:r>
-              <w:rPr>
-                <w:sz w:val="17"/>
-                <w:szCs w:val="17"/>
+              <w:spacing w:before="0" w:after="0" w:line="240" w:lineRule="auto"/>
+            </w:pPr>
+            <w:r>
+              <w:rPr>
+                <w:sz w:val="20"/>
+                <w:szCs w:val="20"/>
               </w:rPr>
               <w:t>−8.91</w:t>
             </w:r>
@@ -5101,12 +5172,12 @@
           <w:p>
             <w:pPr>
               <w:pStyle w:val="TableText"/>
-              <w:spacing w:before="0" w:after="0" w:line="220" w:lineRule="auto"/>
-            </w:pPr>
-            <w:r>
-              <w:rPr>
-                <w:sz w:val="17"/>
-                <w:szCs w:val="17"/>
+              <w:spacing w:before="0" w:after="0" w:line="240" w:lineRule="auto"/>
+            </w:pPr>
+            <w:r>
+              <w:rPr>
+                <w:sz w:val="20"/>
+                <w:szCs w:val="20"/>
               </w:rPr>
               <w:t>0.08</w:t>
             </w:r>
@@ -5122,12 +5193,12 @@
           <w:p>
             <w:pPr>
               <w:pStyle w:val="TableText"/>
-              <w:spacing w:before="0" w:after="0" w:line="220" w:lineRule="auto"/>
-            </w:pPr>
-            <w:r>
-              <w:rPr>
-                <w:sz w:val="17"/>
-                <w:szCs w:val="17"/>
+              <w:spacing w:before="0" w:after="0" w:line="240" w:lineRule="auto"/>
+            </w:pPr>
+            <w:r>
+              <w:rPr>
+                <w:sz w:val="20"/>
+                <w:szCs w:val="20"/>
               </w:rPr>
               <w:t>10</w:t>
             </w:r>
@@ -5141,12 +5212,12 @@
           <w:p>
             <w:pPr>
               <w:pStyle w:val="TableText"/>
-              <w:spacing w:before="0" w:after="0" w:line="220" w:lineRule="auto"/>
-            </w:pPr>
-            <w:r>
-              <w:rPr>
-                <w:sz w:val="17"/>
-                <w:szCs w:val="17"/>
+              <w:spacing w:before="0" w:after="0" w:line="240" w:lineRule="auto"/>
+            </w:pPr>
+            <w:r>
+              <w:rPr>
+                <w:sz w:val="20"/>
+                <w:szCs w:val="20"/>
               </w:rPr>
               <w:t>HLLTLKKHV</w:t>
             </w:r>
@@ -5160,12 +5231,12 @@
           <w:p>
             <w:pPr>
               <w:pStyle w:val="TableText"/>
-              <w:spacing w:before="0" w:after="0" w:line="220" w:lineRule="auto"/>
-            </w:pPr>
-            <w:r>
-              <w:rPr>
-                <w:sz w:val="17"/>
-                <w:szCs w:val="17"/>
+              <w:spacing w:before="0" w:after="0" w:line="240" w:lineRule="auto"/>
+            </w:pPr>
+            <w:r>
+              <w:rPr>
+                <w:sz w:val="20"/>
+                <w:szCs w:val="20"/>
               </w:rPr>
               <w:t>−8.88</w:t>
             </w:r>
@@ -5179,12 +5250,12 @@
           <w:p>
             <w:pPr>
               <w:pStyle w:val="TableText"/>
-              <w:spacing w:before="0" w:after="0" w:line="220" w:lineRule="auto"/>
-            </w:pPr>
-            <w:r>
-              <w:rPr>
-                <w:sz w:val="17"/>
-                <w:szCs w:val="17"/>
+              <w:spacing w:before="0" w:after="0" w:line="240" w:lineRule="auto"/>
+            </w:pPr>
+            <w:r>
+              <w:rPr>
+                <w:sz w:val="20"/>
+                <w:szCs w:val="20"/>
               </w:rPr>
               <w:t>0.05</w:t>
             </w:r>
@@ -5200,12 +5271,12 @@
           <w:p>
             <w:pPr>
               <w:pStyle w:val="TableText"/>
-              <w:spacing w:before="0" w:after="0" w:line="220" w:lineRule="auto"/>
-            </w:pPr>
-            <w:r>
-              <w:rPr>
-                <w:sz w:val="17"/>
-                <w:szCs w:val="17"/>
+              <w:spacing w:before="0" w:after="0" w:line="240" w:lineRule="auto"/>
+            </w:pPr>
+            <w:r>
+              <w:rPr>
+                <w:sz w:val="20"/>
+                <w:szCs w:val="20"/>
               </w:rPr>
               <w:t>11</w:t>
             </w:r>
@@ -5219,12 +5290,12 @@
           <w:p>
             <w:pPr>
               <w:pStyle w:val="TableText"/>
-              <w:spacing w:before="0" w:after="0" w:line="220" w:lineRule="auto"/>
-            </w:pPr>
-            <w:r>
-              <w:rPr>
-                <w:sz w:val="17"/>
-                <w:szCs w:val="17"/>
+              <w:spacing w:before="0" w:after="0" w:line="240" w:lineRule="auto"/>
+            </w:pPr>
+            <w:r>
+              <w:rPr>
+                <w:sz w:val="20"/>
+                <w:szCs w:val="20"/>
               </w:rPr>
               <w:t>HLPLLHRCC</w:t>
             </w:r>
@@ -5238,12 +5309,12 @@
           <w:p>
             <w:pPr>
               <w:pStyle w:val="TableText"/>
-              <w:spacing w:before="0" w:after="0" w:line="220" w:lineRule="auto"/>
-            </w:pPr>
-            <w:r>
-              <w:rPr>
-                <w:sz w:val="17"/>
-                <w:szCs w:val="17"/>
+              <w:spacing w:before="0" w:after="0" w:line="240" w:lineRule="auto"/>
+            </w:pPr>
+            <w:r>
+              <w:rPr>
+                <w:sz w:val="20"/>
+                <w:szCs w:val="20"/>
               </w:rPr>
               <w:t>−8.35</w:t>
             </w:r>
@@ -5257,12 +5328,12 @@
           <w:p>
             <w:pPr>
               <w:pStyle w:val="TableText"/>
-              <w:spacing w:before="0" w:after="0" w:line="220" w:lineRule="auto"/>
-            </w:pPr>
-            <w:r>
-              <w:rPr>
-                <w:sz w:val="17"/>
-                <w:szCs w:val="17"/>
+              <w:spacing w:before="0" w:after="0" w:line="240" w:lineRule="auto"/>
+            </w:pPr>
+            <w:r>
+              <w:rPr>
+                <w:sz w:val="20"/>
+                <w:szCs w:val="20"/>
               </w:rPr>
               <w:t>0.12</w:t>
             </w:r>
@@ -5278,12 +5349,12 @@
           <w:p>
             <w:pPr>
               <w:pStyle w:val="TableText"/>
-              <w:spacing w:before="0" w:after="0" w:line="220" w:lineRule="auto"/>
-            </w:pPr>
-            <w:r>
-              <w:rPr>
-                <w:sz w:val="17"/>
-                <w:szCs w:val="17"/>
+              <w:spacing w:before="0" w:after="0" w:line="240" w:lineRule="auto"/>
+            </w:pPr>
+            <w:r>
+              <w:rPr>
+                <w:sz w:val="20"/>
+                <w:szCs w:val="20"/>
               </w:rPr>
               <w:t>12</w:t>
             </w:r>
@@ -5297,12 +5368,12 @@
           <w:p>
             <w:pPr>
               <w:pStyle w:val="TableText"/>
-              <w:spacing w:before="0" w:after="0" w:line="220" w:lineRule="auto"/>
-            </w:pPr>
-            <w:r>
-              <w:rPr>
-                <w:sz w:val="17"/>
-                <w:szCs w:val="17"/>
+              <w:spacing w:before="0" w:after="0" w:line="240" w:lineRule="auto"/>
+            </w:pPr>
+            <w:r>
+              <w:rPr>
+                <w:sz w:val="20"/>
+                <w:szCs w:val="20"/>
               </w:rPr>
               <w:t>HVLLLRQCA</w:t>
             </w:r>
@@ -5316,12 +5387,12 @@
           <w:p>
             <w:pPr>
               <w:pStyle w:val="TableText"/>
-              <w:spacing w:before="0" w:after="0" w:line="220" w:lineRule="auto"/>
-            </w:pPr>
-            <w:r>
-              <w:rPr>
-                <w:sz w:val="17"/>
-                <w:szCs w:val="17"/>
+              <w:spacing w:before="0" w:after="0" w:line="240" w:lineRule="auto"/>
+            </w:pPr>
+            <w:r>
+              <w:rPr>
+                <w:sz w:val="20"/>
+                <w:szCs w:val="20"/>
               </w:rPr>
               <w:t>−8.25</w:t>
             </w:r>
@@ -5335,12 +5406,12 @@
           <w:p>
             <w:pPr>
               <w:pStyle w:val="TableText"/>
-              <w:spacing w:before="0" w:after="0" w:line="220" w:lineRule="auto"/>
-            </w:pPr>
-            <w:r>
-              <w:rPr>
-                <w:sz w:val="17"/>
-                <w:szCs w:val="17"/>
+              <w:spacing w:before="0" w:after="0" w:line="240" w:lineRule="auto"/>
+            </w:pPr>
+            <w:r>
+              <w:rPr>
+                <w:sz w:val="20"/>
+                <w:szCs w:val="20"/>
               </w:rPr>
               <w:t>0.09</w:t>
             </w:r>
@@ -5359,7 +5430,7 @@
         <w:keepNext/>
       </w:pPr>
       <w:r>
-        <w:t>4. 讨论</w:t>
+        <w:t>讨论</w:t>
       </w:r>
     </w:p>
     <w:p>
@@ -5368,7 +5439,7 @@
         <w:keepNext/>
       </w:pPr>
       <w:r>
-        <w:t>4.1 主要发现</w:t>
+        <w:t>主要发现</w:t>
       </w:r>
     </w:p>
     <w:p>
@@ -5393,7 +5464,7 @@
         <w:keepNext/>
       </w:pPr>
       <w:r>
-        <w:t>4.2 与当前smORF和肽发现标准的关系</w:t>
+        <w:t>与当前smORF和肽发现标准的关系</w:t>
       </w:r>
     </w:p>
     <w:p>
@@ -5424,7 +5495,7 @@
         <w:keepNext/>
       </w:pPr>
       <w:r>
-        <w:t>4.3 AChE对接假设的解释</w:t>
+        <w:t>AChE对接假设的解释</w:t>
       </w:r>
     </w:p>
     <w:p>
@@ -5467,7 +5538,7 @@
         <w:keepNext/>
       </w:pPr>
       <w:r>
-        <w:t>4.4 金属结合与神经毒性假设</w:t>
+        <w:t>金属结合与神经毒性假设</w:t>
       </w:r>
     </w:p>
     <w:p>
@@ -5498,7 +5569,7 @@
         <w:keepNext/>
       </w:pPr>
       <w:r>
-        <w:t>4.5 牙周炎与AD仍是生成假设的研究背景</w:t>
+        <w:t>牙周炎与AD仍是生成假设的研究背景</w:t>
       </w:r>
     </w:p>
     <w:p>
@@ -5562,7 +5633,7 @@
         <w:keepNext/>
       </w:pPr>
       <w:r>
-        <w:t>4.6 统计解释、验证顺序与局限</w:t>
+        <w:t>统计解释、验证顺序与局限</w:t>
       </w:r>
     </w:p>
     <w:p>
@@ -5586,7 +5657,7 @@
         <w:pStyle w:val="Normal"/>
       </w:pPr>
       <w:r>
-        <w:t>本研究的主要局限包括：缺少漏斗逐行数据，汇总终点与明确肽清单之间的关系未解决，缺少原始对接输入和构象，MD起始结构与轨迹不完整，以及完全缺少实验测量。候选分类学归属、翻译、队列表达、BBB转运、毒性、金属化学、AChE结合或功能、Aβ效应和疾病关联均未测量。这些限制决定了本研究属于计算优选，而不是机制验证。</w:t>
+        <w:t>本研究的主要局限包括：缺少漏斗逐行数据，汇总终点与明确肽清单之间的关系未解决，缺少原始对接输入和构象，MD轨迹分析仍在进行，以及完全缺少实验测量。候选分类学归属、翻译、队列表达、BBB转运、毒性、金属化学、AChE结合或功能、Aβ效应和疾病关联均未测量。这些限制决定了本研究属于计算优选，而不是机制验证。</w:t>
       </w:r>
     </w:p>
     <w:p>
@@ -5595,7 +5666,7 @@
         <w:keepNext/>
       </w:pPr>
       <w:r>
-        <w:t>5. 结论</w:t>
+        <w:t>结论</w:t>
       </w:r>
     </w:p>
     <w:p>
@@ -5603,7 +5674,7 @@
         <w:pStyle w:val="Normal"/>
       </w:pPr>
       <w:r>
-        <w:t>汇总计算数据支持一条透明的候选优选漏斗，终点为12条主集合和8条严格子集计数。另一张表提供12条明确的7–9 aa肽及AChE Vina评分排序，但无法根据现有材料重建其与漏斗的序列层面连接，也无法重现对接执行。前瞻性MD过程仅作为方法报告，不包含轨迹结果。因此，该候选清单适合用于独立计算重现和分阶段实验检验，但不能证明肽表达、</w:t>
+        <w:t>汇总计算数据支持一条透明的候选优选漏斗，终点为12条主集合和8条严格子集计数。另一张表提供12条明确的7–9 aa肽及AChE Vina评分排序，但无法根据现有材料重建其与漏斗的序列层面连接，也无法重现对接执行。预设MD扩展将在分析和质量控制完成后补充轨迹稳定性与接触结果。当前候选清单适合用于独立计算重现和分阶段实验检验，但不能证明肽表达、</w:t>
       </w:r>
       <w:r>
         <w:rPr>
@@ -5631,23 +5702,23 @@
       </w:pPr>
       <w:r>
         <w:rPr>
-          <w:sz w:val="18"/>
-          <w:szCs w:val="18"/>
+          <w:sz w:val="24"/>
+          <w:szCs w:val="24"/>
         </w:rPr>
         <w:t xml:space="preserve">1. Scheltens P, De Strooper B, Kivipelto M, et al. Alzheimer’s disease. </w:t>
       </w:r>
       <w:r>
         <w:rPr>
           <w:i/>
-          <w:sz w:val="18"/>
-          <w:szCs w:val="18"/>
+          <w:sz w:val="24"/>
+          <w:szCs w:val="24"/>
         </w:rPr>
         <w:t>Lancet</w:t>
       </w:r>
       <w:r>
         <w:rPr>
-          <w:sz w:val="18"/>
-          <w:szCs w:val="18"/>
+          <w:sz w:val="24"/>
+          <w:szCs w:val="24"/>
         </w:rPr>
         <w:t>. 2021;397(10284):1577–1590. doi:10.1016/S0140-6736(20)32205-4.</w:t>
       </w:r>
@@ -5659,23 +5730,23 @@
       </w:pPr>
       <w:r>
         <w:rPr>
-          <w:sz w:val="18"/>
-          <w:szCs w:val="18"/>
+          <w:sz w:val="24"/>
+          <w:szCs w:val="24"/>
         </w:rPr>
         <w:t xml:space="preserve">2. Selkoe DJ, Hardy J. The amyloid hypothesis of Alzheimer’s disease at 25 years. </w:t>
       </w:r>
       <w:r>
         <w:rPr>
           <w:i/>
-          <w:sz w:val="18"/>
-          <w:szCs w:val="18"/>
+          <w:sz w:val="24"/>
+          <w:szCs w:val="24"/>
         </w:rPr>
         <w:t>EMBO Mol Med</w:t>
       </w:r>
       <w:r>
         <w:rPr>
-          <w:sz w:val="18"/>
-          <w:szCs w:val="18"/>
+          <w:sz w:val="24"/>
+          <w:szCs w:val="24"/>
         </w:rPr>
         <w:t>. 2016;8(6):595–608. doi:10.15252/emmm.201606210.</w:t>
       </w:r>
@@ -5687,23 +5758,23 @@
       </w:pPr>
       <w:r>
         <w:rPr>
-          <w:sz w:val="18"/>
-          <w:szCs w:val="18"/>
+          <w:sz w:val="24"/>
+          <w:szCs w:val="24"/>
         </w:rPr>
         <w:t xml:space="preserve">3. Hampel H, Mesulam MM, Cuello AC, et al. The cholinergic system in the pathophysiology and treatment of Alzheimer’s disease. </w:t>
       </w:r>
       <w:r>
         <w:rPr>
           <w:i/>
-          <w:sz w:val="18"/>
-          <w:szCs w:val="18"/>
+          <w:sz w:val="24"/>
+          <w:szCs w:val="24"/>
         </w:rPr>
         <w:t>Brain</w:t>
       </w:r>
       <w:r>
         <w:rPr>
-          <w:sz w:val="18"/>
-          <w:szCs w:val="18"/>
+          <w:sz w:val="24"/>
+          <w:szCs w:val="24"/>
         </w:rPr>
         <w:t>. 2018;141(7):1917–1933. doi:10.1093/brain/awy132.</w:t>
       </w:r>
@@ -5715,23 +5786,23 @@
       </w:pPr>
       <w:r>
         <w:rPr>
-          <w:sz w:val="18"/>
-          <w:szCs w:val="18"/>
+          <w:sz w:val="24"/>
+          <w:szCs w:val="24"/>
         </w:rPr>
         <w:t xml:space="preserve">4. Inestrosa NC, Alvarez A, Pérez CA, et al. Acetylcholinesterase accelerates assembly of amyloid-β-peptides into Alzheimer’s fibrils. </w:t>
       </w:r>
       <w:r>
         <w:rPr>
           <w:i/>
-          <w:sz w:val="18"/>
-          <w:szCs w:val="18"/>
+          <w:sz w:val="24"/>
+          <w:szCs w:val="24"/>
         </w:rPr>
         <w:t>Neuron</w:t>
       </w:r>
       <w:r>
         <w:rPr>
-          <w:sz w:val="18"/>
-          <w:szCs w:val="18"/>
+          <w:sz w:val="24"/>
+          <w:szCs w:val="24"/>
         </w:rPr>
         <w:t>. 1996;16(4):881–891. doi:10.1016/s0896-6273(00)80108-7.</w:t>
       </w:r>
@@ -5743,23 +5814,23 @@
       </w:pPr>
       <w:r>
         <w:rPr>
-          <w:sz w:val="18"/>
-          <w:szCs w:val="18"/>
+          <w:sz w:val="24"/>
+          <w:szCs w:val="24"/>
         </w:rPr>
         <w:t xml:space="preserve">5. Chalmers JC, Hernandez-Kapila YL. The role of the oral microbiome, host response, and periodontal disease treatment in Alzheimer’s disease: a primer. </w:t>
       </w:r>
       <w:r>
         <w:rPr>
           <w:i/>
-          <w:sz w:val="18"/>
-          <w:szCs w:val="18"/>
+          <w:sz w:val="24"/>
+          <w:szCs w:val="24"/>
         </w:rPr>
         <w:t>Periodontol 2000</w:t>
       </w:r>
       <w:r>
         <w:rPr>
-          <w:sz w:val="18"/>
-          <w:szCs w:val="18"/>
+          <w:sz w:val="24"/>
+          <w:szCs w:val="24"/>
         </w:rPr>
         <w:t>. 2025;98(1):220–227. doi:10.1111/prd.12631.</w:t>
       </w:r>
@@ -5771,23 +5842,23 @@
       </w:pPr>
       <w:r>
         <w:rPr>
-          <w:sz w:val="18"/>
-          <w:szCs w:val="18"/>
+          <w:sz w:val="24"/>
+          <w:szCs w:val="24"/>
         </w:rPr>
         <w:t xml:space="preserve">6. Belstrøm D, Constancias F, Drautz-Moses DI, et al. Periodontitis associates with species-specific gene expression of the oral microbiota. </w:t>
       </w:r>
       <w:r>
         <w:rPr>
           <w:i/>
-          <w:sz w:val="18"/>
-          <w:szCs w:val="18"/>
+          <w:sz w:val="24"/>
+          <w:szCs w:val="24"/>
         </w:rPr>
         <w:t>npj Biofilms Microbiomes</w:t>
       </w:r>
       <w:r>
         <w:rPr>
-          <w:sz w:val="18"/>
-          <w:szCs w:val="18"/>
+          <w:sz w:val="24"/>
+          <w:szCs w:val="24"/>
         </w:rPr>
         <w:t>. 2021;7:76. doi:10.1038/s41522-021-00247-y.</w:t>
       </w:r>
@@ -5799,23 +5870,23 @@
       </w:pPr>
       <w:r>
         <w:rPr>
-          <w:sz w:val="18"/>
-          <w:szCs w:val="18"/>
+          <w:sz w:val="24"/>
+          <w:szCs w:val="24"/>
         </w:rPr>
         <w:t xml:space="preserve">7. Ovsepian A, Kardaras FS, Skoulakis A, Hatzigeorgiou AG. Microbial signatures in human periodontal disease: a metatranscriptome meta-analysis. </w:t>
       </w:r>
       <w:r>
         <w:rPr>
           <w:i/>
-          <w:sz w:val="18"/>
-          <w:szCs w:val="18"/>
+          <w:sz w:val="24"/>
+          <w:szCs w:val="24"/>
         </w:rPr>
         <w:t>Front Microbiol</w:t>
       </w:r>
       <w:r>
         <w:rPr>
-          <w:sz w:val="18"/>
-          <w:szCs w:val="18"/>
+          <w:sz w:val="24"/>
+          <w:szCs w:val="24"/>
         </w:rPr>
         <w:t>. 2024;15:1383404. doi:10.3389/fmicb.2024.1383404.</w:t>
       </w:r>
@@ -5827,23 +5898,23 @@
       </w:pPr>
       <w:r>
         <w:rPr>
-          <w:sz w:val="18"/>
-          <w:szCs w:val="18"/>
+          <w:sz w:val="24"/>
+          <w:szCs w:val="24"/>
         </w:rPr>
         <w:t xml:space="preserve">8. Guo Y, Nguyen KA, Potempa J. Dichotomy of gingipains action as virulence factors. </w:t>
       </w:r>
       <w:r>
         <w:rPr>
           <w:i/>
-          <w:sz w:val="18"/>
-          <w:szCs w:val="18"/>
+          <w:sz w:val="24"/>
+          <w:szCs w:val="24"/>
         </w:rPr>
         <w:t>Periodontol 2000</w:t>
       </w:r>
       <w:r>
         <w:rPr>
-          <w:sz w:val="18"/>
-          <w:szCs w:val="18"/>
+          <w:sz w:val="24"/>
+          <w:szCs w:val="24"/>
         </w:rPr>
         <w:t>. 2010;54(1):15–44. doi:10.1111/j.1600-0757.2010.00377.x.</w:t>
       </w:r>
@@ -5855,38 +5926,38 @@
       </w:pPr>
       <w:r>
         <w:rPr>
-          <w:sz w:val="18"/>
-          <w:szCs w:val="18"/>
+          <w:sz w:val="24"/>
+          <w:szCs w:val="24"/>
         </w:rPr>
         <w:t xml:space="preserve">9. Ho MH, Chen CH, Goodwin JS, et al. Functional advantages of </w:t>
       </w:r>
       <w:r>
         <w:rPr>
           <w:i/>
-          <w:sz w:val="18"/>
-          <w:szCs w:val="18"/>
+          <w:sz w:val="24"/>
+          <w:szCs w:val="24"/>
         </w:rPr>
         <w:t>Porphyromonas gingivalis</w:t>
       </w:r>
       <w:r>
         <w:rPr>
-          <w:sz w:val="18"/>
-          <w:szCs w:val="18"/>
+          <w:sz w:val="24"/>
+          <w:szCs w:val="24"/>
         </w:rPr>
         <w:t xml:space="preserve"> vesicles. </w:t>
       </w:r>
       <w:r>
         <w:rPr>
           <w:i/>
-          <w:sz w:val="18"/>
-          <w:szCs w:val="18"/>
+          <w:sz w:val="24"/>
+          <w:szCs w:val="24"/>
         </w:rPr>
         <w:t>PLoS One</w:t>
       </w:r>
       <w:r>
         <w:rPr>
-          <w:sz w:val="18"/>
-          <w:szCs w:val="18"/>
+          <w:sz w:val="24"/>
+          <w:szCs w:val="24"/>
         </w:rPr>
         <w:t>. 2015;10(4):e0123448. doi:10.1371/journal.pone.0123448.</w:t>
       </w:r>
@@ -5898,23 +5969,23 @@
       </w:pPr>
       <w:r>
         <w:rPr>
-          <w:sz w:val="18"/>
-          <w:szCs w:val="18"/>
+          <w:sz w:val="24"/>
+          <w:szCs w:val="24"/>
         </w:rPr>
         <w:t xml:space="preserve">10. Larvin H, Gao C, Kang J, et al. The impact of study factors in the association of periodontal disease and cognitive disorders. </w:t>
       </w:r>
       <w:r>
         <w:rPr>
           <w:i/>
-          <w:sz w:val="18"/>
-          <w:szCs w:val="18"/>
+          <w:sz w:val="24"/>
+          <w:szCs w:val="24"/>
         </w:rPr>
         <w:t>Age Ageing</w:t>
       </w:r>
       <w:r>
         <w:rPr>
-          <w:sz w:val="18"/>
-          <w:szCs w:val="18"/>
+          <w:sz w:val="24"/>
+          <w:szCs w:val="24"/>
         </w:rPr>
         <w:t>. 2023;52(2):afad015. doi:10.1093/ageing/afad015.</w:t>
       </w:r>
@@ -5926,23 +5997,23 @@
       </w:pPr>
       <w:r>
         <w:rPr>
-          <w:sz w:val="18"/>
-          <w:szCs w:val="18"/>
+          <w:sz w:val="24"/>
+          <w:szCs w:val="24"/>
         </w:rPr>
         <w:t xml:space="preserve">11. Kaliamoorthy S, Nagarajan M, Sethuraman V, et al. Association of Alzheimer’s disease and periodontitis. </w:t>
       </w:r>
       <w:r>
         <w:rPr>
           <w:i/>
-          <w:sz w:val="18"/>
-          <w:szCs w:val="18"/>
+          <w:sz w:val="24"/>
+          <w:szCs w:val="24"/>
         </w:rPr>
         <w:t>Med Pharm Rep</w:t>
       </w:r>
       <w:r>
         <w:rPr>
-          <w:sz w:val="18"/>
-          <w:szCs w:val="18"/>
+          <w:sz w:val="24"/>
+          <w:szCs w:val="24"/>
         </w:rPr>
         <w:t>. 2022;95(2):144–151. doi:10.15386/mpr-2278.</w:t>
       </w:r>
@@ -5954,23 +6025,23 @@
       </w:pPr>
       <w:r>
         <w:rPr>
-          <w:sz w:val="18"/>
-          <w:szCs w:val="18"/>
+          <w:sz w:val="24"/>
+          <w:szCs w:val="24"/>
         </w:rPr>
         <w:t xml:space="preserve">12. Liu S, Dashper SG, Zhao R. Association between oral bacteria and Alzheimer’s disease. </w:t>
       </w:r>
       <w:r>
         <w:rPr>
           <w:i/>
-          <w:sz w:val="18"/>
-          <w:szCs w:val="18"/>
+          <w:sz w:val="24"/>
+          <w:szCs w:val="24"/>
         </w:rPr>
         <w:t>J Alzheimers Dis</w:t>
       </w:r>
       <w:r>
         <w:rPr>
-          <w:sz w:val="18"/>
-          <w:szCs w:val="18"/>
+          <w:sz w:val="24"/>
+          <w:szCs w:val="24"/>
         </w:rPr>
         <w:t>. 2023;91(1):129–150. doi:10.3233/JAD-220627.</w:t>
       </w:r>
@@ -5982,23 +6053,23 @@
       </w:pPr>
       <w:r>
         <w:rPr>
-          <w:sz w:val="18"/>
-          <w:szCs w:val="18"/>
+          <w:sz w:val="24"/>
+          <w:szCs w:val="24"/>
         </w:rPr>
         <w:t xml:space="preserve">13. Kim J, Han DH. Periodontitis as a risk factor for dementia. </w:t>
       </w:r>
       <w:r>
         <w:rPr>
           <w:i/>
-          <w:sz w:val="18"/>
-          <w:szCs w:val="18"/>
+          <w:sz w:val="24"/>
+          <w:szCs w:val="24"/>
         </w:rPr>
         <w:t>J Evid Based Dent Pract</w:t>
       </w:r>
       <w:r>
         <w:rPr>
-          <w:sz w:val="18"/>
-          <w:szCs w:val="18"/>
+          <w:sz w:val="24"/>
+          <w:szCs w:val="24"/>
         </w:rPr>
         <w:t>. 2025;25:102094. doi:10.1016/j.jebdp.2025.102094.</w:t>
       </w:r>
@@ -6010,23 +6081,23 @@
       </w:pPr>
       <w:r>
         <w:rPr>
-          <w:sz w:val="18"/>
-          <w:szCs w:val="18"/>
+          <w:sz w:val="24"/>
+          <w:szCs w:val="24"/>
         </w:rPr>
         <w:t xml:space="preserve">14. Ide M, Harris M, Stevens A, et al. Periodontitis and cognitive decline in Alzheimer’s disease. </w:t>
       </w:r>
       <w:r>
         <w:rPr>
           <w:i/>
-          <w:sz w:val="18"/>
-          <w:szCs w:val="18"/>
+          <w:sz w:val="24"/>
+          <w:szCs w:val="24"/>
         </w:rPr>
         <w:t>PLoS One</w:t>
       </w:r>
       <w:r>
         <w:rPr>
-          <w:sz w:val="18"/>
-          <w:szCs w:val="18"/>
+          <w:sz w:val="24"/>
+          <w:szCs w:val="24"/>
         </w:rPr>
         <w:t>. 2016;11(3):e0151081. doi:10.1371/journal.pone.0151081.</w:t>
       </w:r>
@@ -6038,23 +6109,23 @@
       </w:pPr>
       <w:r>
         <w:rPr>
-          <w:sz w:val="18"/>
-          <w:szCs w:val="18"/>
+          <w:sz w:val="24"/>
+          <w:szCs w:val="24"/>
         </w:rPr>
         <w:t xml:space="preserve">15. Jiang Z, Shi Y, Zhao W, et al. Association between chronic periodontitis and the risk of Alzheimer’s disease. </w:t>
       </w:r>
       <w:r>
         <w:rPr>
           <w:i/>
-          <w:sz w:val="18"/>
-          <w:szCs w:val="18"/>
+          <w:sz w:val="24"/>
+          <w:szCs w:val="24"/>
         </w:rPr>
         <w:t>BMC Oral Health</w:t>
       </w:r>
       <w:r>
         <w:rPr>
-          <w:sz w:val="18"/>
-          <w:szCs w:val="18"/>
+          <w:sz w:val="24"/>
+          <w:szCs w:val="24"/>
         </w:rPr>
         <w:t>. 2021;21:466. doi:10.1186/s12903-021-01827-2.</w:t>
       </w:r>
@@ -6066,23 +6137,23 @@
       </w:pPr>
       <w:r>
         <w:rPr>
-          <w:sz w:val="18"/>
-          <w:szCs w:val="18"/>
+          <w:sz w:val="24"/>
+          <w:szCs w:val="24"/>
         </w:rPr>
         <w:t xml:space="preserve">16. Hu C, Li H, Huang L, et al. Periodontal disease and risk of Alzheimer’s disease: a two-sample Mendelian randomization. </w:t>
       </w:r>
       <w:r>
         <w:rPr>
           <w:i/>
-          <w:sz w:val="18"/>
-          <w:szCs w:val="18"/>
+          <w:sz w:val="24"/>
+          <w:szCs w:val="24"/>
         </w:rPr>
         <w:t>Brain Behav</w:t>
       </w:r>
       <w:r>
         <w:rPr>
-          <w:sz w:val="18"/>
-          <w:szCs w:val="18"/>
+          <w:sz w:val="24"/>
+          <w:szCs w:val="24"/>
         </w:rPr>
         <w:t>. 2024;14(4):e3486. doi:10.1002/brb3.3486.</w:t>
       </w:r>
@@ -6094,23 +6165,23 @@
       </w:pPr>
       <w:r>
         <w:rPr>
-          <w:sz w:val="18"/>
-          <w:szCs w:val="18"/>
+          <w:sz w:val="24"/>
+          <w:szCs w:val="24"/>
         </w:rPr>
         <w:t xml:space="preserve">17. Zhao Y, Zhang C, Chang X, et al. Causal association between periodontitis and systemic diseases: a systematic review and meta-analysis of Mendelian randomization studies. </w:t>
       </w:r>
       <w:r>
         <w:rPr>
           <w:i/>
-          <w:sz w:val="18"/>
-          <w:szCs w:val="18"/>
+          <w:sz w:val="24"/>
+          <w:szCs w:val="24"/>
         </w:rPr>
         <w:t>BMC Oral Health</w:t>
       </w:r>
       <w:r>
         <w:rPr>
-          <w:sz w:val="18"/>
-          <w:szCs w:val="18"/>
+          <w:sz w:val="24"/>
+          <w:szCs w:val="24"/>
         </w:rPr>
         <w:t>. 2026;26:383. doi:10.1186/s12903-026-07725-9.</w:t>
       </w:r>
@@ -6122,38 +6193,38 @@
       </w:pPr>
       <w:r>
         <w:rPr>
-          <w:sz w:val="18"/>
-          <w:szCs w:val="18"/>
+          <w:sz w:val="24"/>
+          <w:szCs w:val="24"/>
         </w:rPr>
         <w:t xml:space="preserve">18. Dominy SS, Lynch C, Ermini F, et al. </w:t>
       </w:r>
       <w:r>
         <w:rPr>
           <w:i/>
-          <w:sz w:val="18"/>
-          <w:szCs w:val="18"/>
+          <w:sz w:val="24"/>
+          <w:szCs w:val="24"/>
         </w:rPr>
         <w:t>Porphyromonas gingivalis</w:t>
       </w:r>
       <w:r>
         <w:rPr>
-          <w:sz w:val="18"/>
-          <w:szCs w:val="18"/>
+          <w:sz w:val="24"/>
+          <w:szCs w:val="24"/>
         </w:rPr>
         <w:t xml:space="preserve"> in Alzheimer’s disease brains. </w:t>
       </w:r>
       <w:r>
         <w:rPr>
           <w:i/>
-          <w:sz w:val="18"/>
-          <w:szCs w:val="18"/>
+          <w:sz w:val="24"/>
+          <w:szCs w:val="24"/>
         </w:rPr>
         <w:t>Sci Adv</w:t>
       </w:r>
       <w:r>
         <w:rPr>
-          <w:sz w:val="18"/>
-          <w:szCs w:val="18"/>
+          <w:sz w:val="24"/>
+          <w:szCs w:val="24"/>
         </w:rPr>
         <w:t>. 2019;5(1):eaau3333. doi:10.1126/sciadv.aau3333.</w:t>
       </w:r>
@@ -6165,38 +6236,38 @@
       </w:pPr>
       <w:r>
         <w:rPr>
-          <w:sz w:val="18"/>
-          <w:szCs w:val="18"/>
+          <w:sz w:val="24"/>
+          <w:szCs w:val="24"/>
         </w:rPr>
         <w:t xml:space="preserve">19. Poole S, Singhrao SK, Kesavalu L, et al. Determining the presence of </w:t>
       </w:r>
       <w:r>
         <w:rPr>
           <w:i/>
-          <w:sz w:val="18"/>
-          <w:szCs w:val="18"/>
+          <w:sz w:val="24"/>
+          <w:szCs w:val="24"/>
         </w:rPr>
         <w:t>Porphyromonas gingivalis</w:t>
       </w:r>
       <w:r>
         <w:rPr>
-          <w:sz w:val="18"/>
-          <w:szCs w:val="18"/>
+          <w:sz w:val="24"/>
+          <w:szCs w:val="24"/>
         </w:rPr>
         <w:t xml:space="preserve"> in Alzheimer’s disease brain. </w:t>
       </w:r>
       <w:r>
         <w:rPr>
           <w:i/>
-          <w:sz w:val="18"/>
-          <w:szCs w:val="18"/>
+          <w:sz w:val="24"/>
+          <w:szCs w:val="24"/>
         </w:rPr>
         <w:t>J Alzheimers Dis</w:t>
       </w:r>
       <w:r>
         <w:rPr>
-          <w:sz w:val="18"/>
-          <w:szCs w:val="18"/>
+          <w:sz w:val="24"/>
+          <w:szCs w:val="24"/>
         </w:rPr>
         <w:t>. 2013;33(3):665–678. doi:10.3233/JAD-2012-121149.</w:t>
       </w:r>
@@ -6208,23 +6279,23 @@
       </w:pPr>
       <w:r>
         <w:rPr>
-          <w:sz w:val="18"/>
-          <w:szCs w:val="18"/>
+          <w:sz w:val="24"/>
+          <w:szCs w:val="24"/>
         </w:rPr>
         <w:t xml:space="preserve">20. Ilievski V, Zuchowska PK, Green SJ, et al. Chronic oral application of a periodontal pathogen results in brain inflammation, neurodegeneration and amyloid beta production in wild type mice. </w:t>
       </w:r>
       <w:r>
         <w:rPr>
           <w:i/>
-          <w:sz w:val="18"/>
-          <w:szCs w:val="18"/>
+          <w:sz w:val="24"/>
+          <w:szCs w:val="24"/>
         </w:rPr>
         <w:t>PLoS One</w:t>
       </w:r>
       <w:r>
         <w:rPr>
-          <w:sz w:val="18"/>
-          <w:szCs w:val="18"/>
+          <w:sz w:val="24"/>
+          <w:szCs w:val="24"/>
         </w:rPr>
         <w:t>. 2018;13(10):e0204941. doi:10.1371/journal.pone.0204941.</w:t>
       </w:r>
@@ -6236,38 +6307,38 @@
       </w:pPr>
       <w:r>
         <w:rPr>
-          <w:sz w:val="18"/>
-          <w:szCs w:val="18"/>
+          <w:sz w:val="24"/>
+          <w:szCs w:val="24"/>
         </w:rPr>
         <w:t xml:space="preserve">21. Haditsch U, Roth T, Rodriguez L, et al. Alzheimer’s disease-like neurodegeneration in </w:t>
       </w:r>
       <w:r>
         <w:rPr>
           <w:i/>
-          <w:sz w:val="18"/>
-          <w:szCs w:val="18"/>
+          <w:sz w:val="24"/>
+          <w:szCs w:val="24"/>
         </w:rPr>
         <w:t>Porphyromonas gingivalis</w:t>
       </w:r>
       <w:r>
         <w:rPr>
-          <w:sz w:val="18"/>
-          <w:szCs w:val="18"/>
+          <w:sz w:val="24"/>
+          <w:szCs w:val="24"/>
         </w:rPr>
         <w:t xml:space="preserve"> infected neurons with persistent expression of active gingipains. </w:t>
       </w:r>
       <w:r>
         <w:rPr>
           <w:i/>
-          <w:sz w:val="18"/>
-          <w:szCs w:val="18"/>
+          <w:sz w:val="24"/>
+          <w:szCs w:val="24"/>
         </w:rPr>
         <w:t>J Alzheimers Dis</w:t>
       </w:r>
       <w:r>
         <w:rPr>
-          <w:sz w:val="18"/>
-          <w:szCs w:val="18"/>
+          <w:sz w:val="24"/>
+          <w:szCs w:val="24"/>
         </w:rPr>
         <w:t>. 2020;75(4):1361–1376. doi:10.3233/JAD-200393.</w:t>
       </w:r>
@@ -6279,38 +6350,38 @@
       </w:pPr>
       <w:r>
         <w:rPr>
-          <w:sz w:val="18"/>
-          <w:szCs w:val="18"/>
+          <w:sz w:val="24"/>
+          <w:szCs w:val="24"/>
         </w:rPr>
         <w:t xml:space="preserve">22. Nara PL, Sindelar D, Penn MS, et al. </w:t>
       </w:r>
       <w:r>
         <w:rPr>
           <w:i/>
-          <w:sz w:val="18"/>
-          <w:szCs w:val="18"/>
+          <w:sz w:val="24"/>
+          <w:szCs w:val="24"/>
         </w:rPr>
         <w:t>Porphyromonas gingivalis</w:t>
       </w:r>
       <w:r>
         <w:rPr>
-          <w:sz w:val="18"/>
-          <w:szCs w:val="18"/>
+          <w:sz w:val="24"/>
+          <w:szCs w:val="24"/>
         </w:rPr>
         <w:t xml:space="preserve"> outer membrane vesicles as the major driver of and explanation for neuropathogenesis. </w:t>
       </w:r>
       <w:r>
         <w:rPr>
           <w:i/>
-          <w:sz w:val="18"/>
-          <w:szCs w:val="18"/>
+          <w:sz w:val="24"/>
+          <w:szCs w:val="24"/>
         </w:rPr>
         <w:t>J Alzheimers Dis</w:t>
       </w:r>
       <w:r>
         <w:rPr>
-          <w:sz w:val="18"/>
-          <w:szCs w:val="18"/>
+          <w:sz w:val="24"/>
+          <w:szCs w:val="24"/>
         </w:rPr>
         <w:t>. 2021;82(4):1417–1450. doi:10.3233/JAD-210448.</w:t>
       </w:r>
@@ -6322,23 +6393,23 @@
       </w:pPr>
       <w:r>
         <w:rPr>
-          <w:sz w:val="18"/>
-          <w:szCs w:val="18"/>
+          <w:sz w:val="24"/>
+          <w:szCs w:val="24"/>
         </w:rPr>
         <w:t xml:space="preserve">23. Sberro H, Fremin BJ, Zlitni S, et al. Large-scale analyses of human microbiomes reveal thousands of small, novel genes. </w:t>
       </w:r>
       <w:r>
         <w:rPr>
           <w:i/>
-          <w:sz w:val="18"/>
-          <w:szCs w:val="18"/>
+          <w:sz w:val="24"/>
+          <w:szCs w:val="24"/>
         </w:rPr>
         <w:t>Cell</w:t>
       </w:r>
       <w:r>
         <w:rPr>
-          <w:sz w:val="18"/>
-          <w:szCs w:val="18"/>
+          <w:sz w:val="24"/>
+          <w:szCs w:val="24"/>
         </w:rPr>
         <w:t>. 2019;178(5):1245–1259.e14. doi:10.1016/j.cell.2019.07.016.</w:t>
       </w:r>
@@ -6350,23 +6421,23 @@
       </w:pPr>
       <w:r>
         <w:rPr>
-          <w:sz w:val="18"/>
-          <w:szCs w:val="18"/>
+          <w:sz w:val="24"/>
+          <w:szCs w:val="24"/>
         </w:rPr>
         <w:t xml:space="preserve">24. Durrant MG, Bhatt AS. Automated prediction and annotation of small open reading frames in microbial genomes. </w:t>
       </w:r>
       <w:r>
         <w:rPr>
           <w:i/>
-          <w:sz w:val="18"/>
-          <w:szCs w:val="18"/>
+          <w:sz w:val="24"/>
+          <w:szCs w:val="24"/>
         </w:rPr>
         <w:t>Cell Host Microbe</w:t>
       </w:r>
       <w:r>
         <w:rPr>
-          <w:sz w:val="18"/>
-          <w:szCs w:val="18"/>
+          <w:sz w:val="24"/>
+          <w:szCs w:val="24"/>
         </w:rPr>
         <w:t>. 2021;29(1):121–131.e4. doi:10.1016/j.chom.2020.11.002.</w:t>
       </w:r>
@@ -6378,23 +6449,23 @@
       </w:pPr>
       <w:r>
         <w:rPr>
-          <w:sz w:val="18"/>
-          <w:szCs w:val="18"/>
+          <w:sz w:val="24"/>
+          <w:szCs w:val="24"/>
         </w:rPr>
         <w:t xml:space="preserve">25. Davin ME, Ortís Sunyer J, Delgado LF, et al. High-resolution multi-omics enhances prediction and detection of smORF-encoded proteins in the human gut microbiome. </w:t>
       </w:r>
       <w:r>
         <w:rPr>
           <w:i/>
-          <w:sz w:val="18"/>
-          <w:szCs w:val="18"/>
+          <w:sz w:val="24"/>
+          <w:szCs w:val="24"/>
         </w:rPr>
         <w:t>Nat Commun</w:t>
       </w:r>
       <w:r>
         <w:rPr>
-          <w:sz w:val="18"/>
-          <w:szCs w:val="18"/>
+          <w:sz w:val="24"/>
+          <w:szCs w:val="24"/>
         </w:rPr>
         <w:t>. 2026. doi:10.1038/s41467-026-72762-5.</w:t>
       </w:r>
@@ -6406,23 +6477,23 @@
       </w:pPr>
       <w:r>
         <w:rPr>
-          <w:sz w:val="18"/>
-          <w:szCs w:val="18"/>
+          <w:sz w:val="24"/>
+          <w:szCs w:val="24"/>
         </w:rPr>
         <w:t xml:space="preserve">26. Couso JP, Patra P. Short ORFs: finding gems in hidden places. </w:t>
       </w:r>
       <w:r>
         <w:rPr>
           <w:i/>
-          <w:sz w:val="18"/>
-          <w:szCs w:val="18"/>
+          <w:sz w:val="24"/>
+          <w:szCs w:val="24"/>
         </w:rPr>
         <w:t>Curr Opin Genet Dev</w:t>
       </w:r>
       <w:r>
         <w:rPr>
-          <w:sz w:val="18"/>
-          <w:szCs w:val="18"/>
+          <w:sz w:val="24"/>
+          <w:szCs w:val="24"/>
         </w:rPr>
         <w:t>. 2017;45:14–21. doi:10.1016/j.gde.2017.04.002.</w:t>
       </w:r>
@@ -6434,23 +6505,23 @@
       </w:pPr>
       <w:r>
         <w:rPr>
-          <w:sz w:val="18"/>
-          <w:szCs w:val="18"/>
+          <w:sz w:val="24"/>
+          <w:szCs w:val="24"/>
         </w:rPr>
         <w:t xml:space="preserve">27. van Heesch S, Wit F, Botter J, et al. The translational landscape of the human heart. </w:t>
       </w:r>
       <w:r>
         <w:rPr>
           <w:i/>
-          <w:sz w:val="18"/>
-          <w:szCs w:val="18"/>
+          <w:sz w:val="24"/>
+          <w:szCs w:val="24"/>
         </w:rPr>
         <w:t>Cell</w:t>
       </w:r>
       <w:r>
         <w:rPr>
-          <w:sz w:val="18"/>
-          <w:szCs w:val="18"/>
+          <w:sz w:val="24"/>
+          <w:szCs w:val="24"/>
         </w:rPr>
         <w:t>. 2019;178(1):236–251.e24. doi:10.1016/j.cell.2019.05.010.</w:t>
       </w:r>
@@ -6462,23 +6533,23 @@
       </w:pPr>
       <w:r>
         <w:rPr>
-          <w:sz w:val="18"/>
-          <w:szCs w:val="18"/>
+          <w:sz w:val="24"/>
+          <w:szCs w:val="24"/>
         </w:rPr>
         <w:t xml:space="preserve">28. Chen T, Yu WH, Izard J, et al. The Human Oral Microbiome Database: a web accessible resource for investigating oral microbe taxonomic and genomic information. </w:t>
       </w:r>
       <w:r>
         <w:rPr>
           <w:i/>
-          <w:sz w:val="18"/>
-          <w:szCs w:val="18"/>
+          <w:sz w:val="24"/>
+          <w:szCs w:val="24"/>
         </w:rPr>
         <w:t>Database (Oxford)</w:t>
       </w:r>
       <w:r>
         <w:rPr>
-          <w:sz w:val="18"/>
-          <w:szCs w:val="18"/>
+          <w:sz w:val="24"/>
+          <w:szCs w:val="24"/>
         </w:rPr>
         <w:t>. 2010;2010:baq013. doi:10.1093/database/baq013.</w:t>
       </w:r>
@@ -6490,23 +6561,23 @@
       </w:pPr>
       <w:r>
         <w:rPr>
-          <w:sz w:val="18"/>
-          <w:szCs w:val="18"/>
+          <w:sz w:val="24"/>
+          <w:szCs w:val="24"/>
         </w:rPr>
         <w:t xml:space="preserve">29. Belstrøm D, Jersie-Christensen RR, Lyon D, et al. Metaproteomics of saliva identifies human protein markers specific for individuals with periodontitis and dental caries compared to orally healthy controls. </w:t>
       </w:r>
       <w:r>
         <w:rPr>
           <w:i/>
-          <w:sz w:val="18"/>
-          <w:szCs w:val="18"/>
+          <w:sz w:val="24"/>
+          <w:szCs w:val="24"/>
         </w:rPr>
         <w:t>PeerJ</w:t>
       </w:r>
       <w:r>
         <w:rPr>
-          <w:sz w:val="18"/>
-          <w:szCs w:val="18"/>
+          <w:sz w:val="24"/>
+          <w:szCs w:val="24"/>
         </w:rPr>
         <w:t>. 2016;4:e2433. doi:10.7717/peerj.2433.</w:t>
       </w:r>
@@ -6518,23 +6589,23 @@
       </w:pPr>
       <w:r>
         <w:rPr>
-          <w:sz w:val="18"/>
-          <w:szCs w:val="18"/>
+          <w:sz w:val="24"/>
+          <w:szCs w:val="24"/>
         </w:rPr>
         <w:t xml:space="preserve">30. Jiang X, Zhang Y, Wang H, et al. In-depth metaproteomics analysis of oral microbiome for lung cancer. </w:t>
       </w:r>
       <w:r>
         <w:rPr>
           <w:i/>
-          <w:sz w:val="18"/>
-          <w:szCs w:val="18"/>
+          <w:sz w:val="24"/>
+          <w:szCs w:val="24"/>
         </w:rPr>
         <w:t>Research</w:t>
       </w:r>
       <w:r>
         <w:rPr>
-          <w:sz w:val="18"/>
-          <w:szCs w:val="18"/>
+          <w:sz w:val="24"/>
+          <w:szCs w:val="24"/>
         </w:rPr>
         <w:t>. 2022;2022:9781578. doi:10.34133/2022/9781578.</w:t>
       </w:r>
@@ -6546,23 +6617,23 @@
       </w:pPr>
       <w:r>
         <w:rPr>
-          <w:sz w:val="18"/>
-          <w:szCs w:val="18"/>
+          <w:sz w:val="24"/>
+          <w:szCs w:val="24"/>
         </w:rPr>
         <w:t xml:space="preserve">31. Yuan J, Sun B, Li M, et al. OSaMPle workflow for salivary metaproteomics analysis reveals dysbiosis in inflammatory bowel disease patients. </w:t>
       </w:r>
       <w:r>
         <w:rPr>
           <w:i/>
-          <w:sz w:val="18"/>
-          <w:szCs w:val="18"/>
+          <w:sz w:val="24"/>
+          <w:szCs w:val="24"/>
         </w:rPr>
         <w:t>npj Biofilms Microbiomes</w:t>
       </w:r>
       <w:r>
         <w:rPr>
-          <w:sz w:val="18"/>
-          <w:szCs w:val="18"/>
+          <w:sz w:val="24"/>
+          <w:szCs w:val="24"/>
         </w:rPr>
         <w:t>. 2025;11:63. doi:10.1038/s41522-025-00692-z.</w:t>
       </w:r>
@@ -6574,23 +6645,23 @@
       </w:pPr>
       <w:r>
         <w:rPr>
-          <w:sz w:val="18"/>
-          <w:szCs w:val="18"/>
+          <w:sz w:val="24"/>
+          <w:szCs w:val="24"/>
         </w:rPr>
         <w:t xml:space="preserve">32. Du Z, Ding X, Xu Y, Li Y. UniDL4BioPep: a universal deep learning architecture for binary classification in peptide bioactivity. </w:t>
       </w:r>
       <w:r>
         <w:rPr>
           <w:i/>
-          <w:sz w:val="18"/>
-          <w:szCs w:val="18"/>
+          <w:sz w:val="24"/>
+          <w:szCs w:val="24"/>
         </w:rPr>
         <w:t>Brief Bioinform</w:t>
       </w:r>
       <w:r>
         <w:rPr>
-          <w:sz w:val="18"/>
-          <w:szCs w:val="18"/>
+          <w:sz w:val="24"/>
+          <w:szCs w:val="24"/>
         </w:rPr>
         <w:t>. 2023;24(3):bbad135. doi:10.1093/bib/bbad135.</w:t>
       </w:r>
@@ -6602,23 +6673,23 @@
       </w:pPr>
       <w:r>
         <w:rPr>
-          <w:sz w:val="18"/>
-          <w:szCs w:val="18"/>
+          <w:sz w:val="24"/>
+          <w:szCs w:val="24"/>
         </w:rPr>
         <w:t xml:space="preserve">33. Gu ZF, Hao YD, Wang TY, et al. Prediction of blood-brain barrier penetrating peptides based on data augmentation with Augur. </w:t>
       </w:r>
       <w:r>
         <w:rPr>
           <w:i/>
-          <w:sz w:val="18"/>
-          <w:szCs w:val="18"/>
+          <w:sz w:val="24"/>
+          <w:szCs w:val="24"/>
         </w:rPr>
         <w:t>BMC Biol</w:t>
       </w:r>
       <w:r>
         <w:rPr>
-          <w:sz w:val="18"/>
-          <w:szCs w:val="18"/>
+          <w:sz w:val="24"/>
+          <w:szCs w:val="24"/>
         </w:rPr>
         <w:t>. 2024;22:86. doi:10.1186/s12915-024-01883-4.</w:t>
       </w:r>
@@ -6630,23 +6701,23 @@
       </w:pPr>
       <w:r>
         <w:rPr>
-          <w:sz w:val="18"/>
-          <w:szCs w:val="18"/>
+          <w:sz w:val="24"/>
+          <w:szCs w:val="24"/>
         </w:rPr>
         <w:t xml:space="preserve">34. Liu X, Zhao Z, Guan J, et al. Prediction of blood-brain barrier-penetrating peptides using B3BPFN. </w:t>
       </w:r>
       <w:r>
         <w:rPr>
           <w:i/>
-          <w:sz w:val="18"/>
-          <w:szCs w:val="18"/>
+          <w:sz w:val="24"/>
+          <w:szCs w:val="24"/>
         </w:rPr>
         <w:t>Front Mol Biosci</w:t>
       </w:r>
       <w:r>
         <w:rPr>
-          <w:sz w:val="18"/>
-          <w:szCs w:val="18"/>
+          <w:sz w:val="24"/>
+          <w:szCs w:val="24"/>
         </w:rPr>
         <w:t>. 2026;13:1858506. doi:10.3389/fmolb.2026.1858506.</w:t>
       </w:r>
@@ -6658,23 +6729,23 @@
       </w:pPr>
       <w:r>
         <w:rPr>
-          <w:sz w:val="18"/>
-          <w:szCs w:val="18"/>
+          <w:sz w:val="24"/>
+          <w:szCs w:val="24"/>
         </w:rPr>
         <w:t xml:space="preserve">35. Rathore AS, Jain S, Choudhury S, Raghava GPS. A large language model for predicting neurotoxic peptides and neurotoxins. </w:t>
       </w:r>
       <w:r>
         <w:rPr>
           <w:i/>
-          <w:sz w:val="18"/>
-          <w:szCs w:val="18"/>
+          <w:sz w:val="24"/>
+          <w:szCs w:val="24"/>
         </w:rPr>
         <w:t>Protein Sci</w:t>
       </w:r>
       <w:r>
         <w:rPr>
-          <w:sz w:val="18"/>
-          <w:szCs w:val="18"/>
+          <w:sz w:val="24"/>
+          <w:szCs w:val="24"/>
         </w:rPr>
         <w:t>. 2025;34(8):e70200. doi:10.1002/pro.70200.</w:t>
       </w:r>
@@ -6686,23 +6757,23 @@
       </w:pPr>
       <w:r>
         <w:rPr>
-          <w:sz w:val="18"/>
-          <w:szCs w:val="18"/>
+          <w:sz w:val="24"/>
+          <w:szCs w:val="24"/>
         </w:rPr>
         <w:t xml:space="preserve">36. Aptekmann AA, Buongiorno J, Giovannelli D, et al. mebipred: identifying metal-binding potential in protein sequence. </w:t>
       </w:r>
       <w:r>
         <w:rPr>
           <w:i/>
-          <w:sz w:val="18"/>
-          <w:szCs w:val="18"/>
+          <w:sz w:val="24"/>
+          <w:szCs w:val="24"/>
         </w:rPr>
         <w:t>Bioinformatics</w:t>
       </w:r>
       <w:r>
         <w:rPr>
-          <w:sz w:val="18"/>
-          <w:szCs w:val="18"/>
+          <w:sz w:val="24"/>
+          <w:szCs w:val="24"/>
         </w:rPr>
         <w:t>. 2022;38(14):3532–3540. doi:10.1093/bioinformatics/btac358.</w:t>
       </w:r>
@@ -6714,23 +6785,23 @@
       </w:pPr>
       <w:r>
         <w:rPr>
-          <w:sz w:val="18"/>
-          <w:szCs w:val="18"/>
+          <w:sz w:val="24"/>
+          <w:szCs w:val="24"/>
         </w:rPr>
         <w:t xml:space="preserve">37. Olsen TH, Yesiltas B, Marin FI, et al. AnOxPePred: using deep learning for the prediction of antioxidative properties of peptides. </w:t>
       </w:r>
       <w:r>
         <w:rPr>
           <w:i/>
-          <w:sz w:val="18"/>
-          <w:szCs w:val="18"/>
+          <w:sz w:val="24"/>
+          <w:szCs w:val="24"/>
         </w:rPr>
         <w:t>Sci Rep</w:t>
       </w:r>
       <w:r>
         <w:rPr>
-          <w:sz w:val="18"/>
-          <w:szCs w:val="18"/>
+          <w:sz w:val="24"/>
+          <w:szCs w:val="24"/>
         </w:rPr>
         <w:t>. 2020;10:21471. doi:10.1038/s41598-020-78319-w.</w:t>
       </w:r>
@@ -6742,23 +6813,23 @@
       </w:pPr>
       <w:r>
         <w:rPr>
-          <w:sz w:val="18"/>
-          <w:szCs w:val="18"/>
+          <w:sz w:val="24"/>
+          <w:szCs w:val="24"/>
         </w:rPr>
         <w:t xml:space="preserve">38. Torres MDT, Brooks EF, Cesaro A, et al. Mining human microbiomes reveals an untapped source of peptide antibiotics. </w:t>
       </w:r>
       <w:r>
         <w:rPr>
           <w:i/>
-          <w:sz w:val="18"/>
-          <w:szCs w:val="18"/>
+          <w:sz w:val="24"/>
+          <w:szCs w:val="24"/>
         </w:rPr>
         <w:t>Cell</w:t>
       </w:r>
       <w:r>
         <w:rPr>
-          <w:sz w:val="18"/>
-          <w:szCs w:val="18"/>
+          <w:sz w:val="24"/>
+          <w:szCs w:val="24"/>
         </w:rPr>
         <w:t>. 2024;187(19):5453–5467.e15. doi:10.1016/j.cell.2024.07.027.</w:t>
       </w:r>
@@ -6770,23 +6841,23 @@
       </w:pPr>
       <w:r>
         <w:rPr>
-          <w:sz w:val="18"/>
-          <w:szCs w:val="18"/>
+          <w:sz w:val="24"/>
+          <w:szCs w:val="24"/>
         </w:rPr>
         <w:t xml:space="preserve">39. De Ferrari GV, Canales MA, Shin I, et al. A structural motif of acetylcholinesterase that promotes amyloid β-peptide fibril formation. </w:t>
       </w:r>
       <w:r>
         <w:rPr>
           <w:i/>
-          <w:sz w:val="18"/>
-          <w:szCs w:val="18"/>
+          <w:sz w:val="24"/>
+          <w:szCs w:val="24"/>
         </w:rPr>
         <w:t>Biochemistry</w:t>
       </w:r>
       <w:r>
         <w:rPr>
-          <w:sz w:val="18"/>
-          <w:szCs w:val="18"/>
+          <w:sz w:val="24"/>
+          <w:szCs w:val="24"/>
         </w:rPr>
         <w:t>. 2001;40(35):10447–10457. doi:10.1021/bi0101392.</w:t>
       </w:r>
@@ -6798,23 +6869,23 @@
       </w:pPr>
       <w:r>
         <w:rPr>
-          <w:sz w:val="18"/>
-          <w:szCs w:val="18"/>
+          <w:sz w:val="24"/>
+          <w:szCs w:val="24"/>
         </w:rPr>
         <w:t xml:space="preserve">40. Bartolini M, Bertucci C, Cavrini V, Andrisano V. β-Amyloid aggregation induced by human acetylcholinesterase: inhibition studies. </w:t>
       </w:r>
       <w:r>
         <w:rPr>
           <w:i/>
-          <w:sz w:val="18"/>
-          <w:szCs w:val="18"/>
+          <w:sz w:val="24"/>
+          <w:szCs w:val="24"/>
         </w:rPr>
         <w:t>Biochem Pharmacol</w:t>
       </w:r>
       <w:r>
         <w:rPr>
-          <w:sz w:val="18"/>
-          <w:szCs w:val="18"/>
+          <w:sz w:val="24"/>
+          <w:szCs w:val="24"/>
         </w:rPr>
         <w:t>. 2003;65(3):407–416. doi:10.1016/s0006-2952(02)01514-9.</w:t>
       </w:r>
@@ -6826,23 +6897,23 @@
       </w:pPr>
       <w:r>
         <w:rPr>
-          <w:sz w:val="18"/>
-          <w:szCs w:val="18"/>
+          <w:sz w:val="24"/>
+          <w:szCs w:val="24"/>
         </w:rPr>
         <w:t xml:space="preserve">41. Kryger G, Silman I, Sussman JL. Structure of acetylcholinesterase complexed with E2020 (Aricept). </w:t>
       </w:r>
       <w:r>
         <w:rPr>
           <w:i/>
-          <w:sz w:val="18"/>
-          <w:szCs w:val="18"/>
+          <w:sz w:val="24"/>
+          <w:szCs w:val="24"/>
         </w:rPr>
         <w:t>Structure</w:t>
       </w:r>
       <w:r>
         <w:rPr>
-          <w:sz w:val="18"/>
-          <w:szCs w:val="18"/>
+          <w:sz w:val="24"/>
+          <w:szCs w:val="24"/>
         </w:rPr>
         <w:t>. 1999;7(3):297–307. doi:10.1016/s0969-2126(99)80040-9.</w:t>
       </w:r>
@@ -6854,23 +6925,23 @@
       </w:pPr>
       <w:r>
         <w:rPr>
-          <w:sz w:val="18"/>
-          <w:szCs w:val="18"/>
+          <w:sz w:val="24"/>
+          <w:szCs w:val="24"/>
         </w:rPr>
         <w:t xml:space="preserve">42. Cheung J, Rudolph MJ, Burshteyn F, et al. Structures of human acetylcholinesterase in complex with pharmacologically important ligands. </w:t>
       </w:r>
       <w:r>
         <w:rPr>
           <w:i/>
-          <w:sz w:val="18"/>
-          <w:szCs w:val="18"/>
+          <w:sz w:val="24"/>
+          <w:szCs w:val="24"/>
         </w:rPr>
         <w:t>J Med Chem</w:t>
       </w:r>
       <w:r>
         <w:rPr>
-          <w:sz w:val="18"/>
-          <w:szCs w:val="18"/>
+          <w:sz w:val="24"/>
+          <w:szCs w:val="24"/>
         </w:rPr>
         <w:t>. 2012;55(23):10282–10286. doi:10.1021/jm300871x.</w:t>
       </w:r>
@@ -6882,23 +6953,23 @@
       </w:pPr>
       <w:r>
         <w:rPr>
-          <w:sz w:val="18"/>
-          <w:szCs w:val="18"/>
+          <w:sz w:val="24"/>
+          <w:szCs w:val="24"/>
         </w:rPr>
         <w:t xml:space="preserve">43. Trott O, Olson AJ. AutoDock Vina: improving the speed and accuracy of docking with a new scoring function. </w:t>
       </w:r>
       <w:r>
         <w:rPr>
           <w:i/>
-          <w:sz w:val="18"/>
-          <w:szCs w:val="18"/>
+          <w:sz w:val="24"/>
+          <w:szCs w:val="24"/>
         </w:rPr>
         <w:t>J Comput Chem</w:t>
       </w:r>
       <w:r>
         <w:rPr>
-          <w:sz w:val="18"/>
-          <w:szCs w:val="18"/>
+          <w:sz w:val="24"/>
+          <w:szCs w:val="24"/>
         </w:rPr>
         <w:t>. 2010;31(2):455–461. doi:10.1002/jcc.21334.</w:t>
       </w:r>
@@ -6910,23 +6981,23 @@
       </w:pPr>
       <w:r>
         <w:rPr>
-          <w:sz w:val="18"/>
-          <w:szCs w:val="18"/>
+          <w:sz w:val="24"/>
+          <w:szCs w:val="24"/>
         </w:rPr>
         <w:t xml:space="preserve">44. Eberhardt J, Santos-Martins D, Tillack AF, Forli S. AutoDock Vina 1.2.0: new docking methods, expanded force field, and Python bindings. </w:t>
       </w:r>
       <w:r>
         <w:rPr>
           <w:i/>
-          <w:sz w:val="18"/>
-          <w:szCs w:val="18"/>
+          <w:sz w:val="24"/>
+          <w:szCs w:val="24"/>
         </w:rPr>
         <w:t>J Chem Inf Model</w:t>
       </w:r>
       <w:r>
         <w:rPr>
-          <w:sz w:val="18"/>
-          <w:szCs w:val="18"/>
+          <w:sz w:val="24"/>
+          <w:szCs w:val="24"/>
         </w:rPr>
         <w:t>. 2021;61(8):3891–3898. doi:10.1021/acs.jcim.1c00203.</w:t>
       </w:r>
@@ -6938,23 +7009,23 @@
       </w:pPr>
       <w:r>
         <w:rPr>
-          <w:sz w:val="18"/>
-          <w:szCs w:val="18"/>
+          <w:sz w:val="24"/>
+          <w:szCs w:val="24"/>
         </w:rPr>
         <w:t xml:space="preserve">45. London N, Raveh B, Cohen E, et al. Rosetta FlexPepDock web server—high resolution modeling of peptide–protein interactions. </w:t>
       </w:r>
       <w:r>
         <w:rPr>
           <w:i/>
-          <w:sz w:val="18"/>
-          <w:szCs w:val="18"/>
+          <w:sz w:val="24"/>
+          <w:szCs w:val="24"/>
         </w:rPr>
         <w:t>Nucleic Acids Res</w:t>
       </w:r>
       <w:r>
         <w:rPr>
-          <w:sz w:val="18"/>
-          <w:szCs w:val="18"/>
+          <w:sz w:val="24"/>
+          <w:szCs w:val="24"/>
         </w:rPr>
         <w:t>. 2011;39:W249–W253. doi:10.1093/nar/gkr326.</w:t>
       </w:r>
@@ -6966,23 +7037,23 @@
       </w:pPr>
       <w:r>
         <w:rPr>
-          <w:sz w:val="18"/>
-          <w:szCs w:val="18"/>
+          <w:sz w:val="24"/>
+          <w:szCs w:val="24"/>
         </w:rPr>
         <w:t xml:space="preserve">46. Atanasova M, Dimitrov I, Ivanov S. Molecular dynamics simulations of acetylcholinesterase–beta-amyloid peptide complex. </w:t>
       </w:r>
       <w:r>
         <w:rPr>
           <w:i/>
-          <w:sz w:val="18"/>
-          <w:szCs w:val="18"/>
+          <w:sz w:val="24"/>
+          <w:szCs w:val="24"/>
         </w:rPr>
         <w:t>Cybern Inf Technol</w:t>
       </w:r>
       <w:r>
         <w:rPr>
-          <w:sz w:val="18"/>
-          <w:szCs w:val="18"/>
+          <w:sz w:val="24"/>
+          <w:szCs w:val="24"/>
         </w:rPr>
         <w:t>. 2020;20(6):140–154. doi:10.2478/cait-2020-0068.</w:t>
       </w:r>
@@ -6994,23 +7065,23 @@
       </w:pPr>
       <w:r>
         <w:rPr>
-          <w:sz w:val="18"/>
-          <w:szCs w:val="18"/>
+          <w:sz w:val="24"/>
+          <w:szCs w:val="24"/>
         </w:rPr>
         <w:t xml:space="preserve">47. Lushchekina SV, Kots ED, Novichkova DA, et al. Role of acetylcholinesterase in β-amyloid aggregation studied by accelerated molecular dynamics. </w:t>
       </w:r>
       <w:r>
         <w:rPr>
           <w:i/>
-          <w:sz w:val="18"/>
-          <w:szCs w:val="18"/>
+          <w:sz w:val="24"/>
+          <w:szCs w:val="24"/>
         </w:rPr>
         <w:t>BioNanoScience</w:t>
       </w:r>
       <w:r>
         <w:rPr>
-          <w:sz w:val="18"/>
-          <w:szCs w:val="18"/>
+          <w:sz w:val="24"/>
+          <w:szCs w:val="24"/>
         </w:rPr>
         <w:t>. 2017;7:396–402. doi:10.1007/s12668-016-0375-x.</w:t>
       </w:r>
@@ -7022,23 +7093,23 @@
       </w:pPr>
       <w:r>
         <w:rPr>
-          <w:sz w:val="18"/>
-          <w:szCs w:val="18"/>
+          <w:sz w:val="24"/>
+          <w:szCs w:val="24"/>
         </w:rPr>
         <w:t xml:space="preserve">48. Bush AI. The metal theory of Alzheimer’s disease. </w:t>
       </w:r>
       <w:r>
         <w:rPr>
           <w:i/>
-          <w:sz w:val="18"/>
-          <w:szCs w:val="18"/>
+          <w:sz w:val="24"/>
+          <w:szCs w:val="24"/>
         </w:rPr>
         <w:t>J Alzheimers Dis</w:t>
       </w:r>
       <w:r>
         <w:rPr>
-          <w:sz w:val="18"/>
-          <w:szCs w:val="18"/>
+          <w:sz w:val="24"/>
+          <w:szCs w:val="24"/>
         </w:rPr>
         <w:t>. 2013;33 Suppl 1:S277–S281. doi:10.3233/JAD-2012-129011.</w:t>
       </w:r>
@@ -7050,23 +7121,23 @@
       </w:pPr>
       <w:r>
         <w:rPr>
-          <w:sz w:val="18"/>
-          <w:szCs w:val="18"/>
+          <w:sz w:val="24"/>
+          <w:szCs w:val="24"/>
         </w:rPr>
         <w:t xml:space="preserve">49. Lei P, Ayton S, Bush AI. The essential elements of Alzheimer’s disease. </w:t>
       </w:r>
       <w:r>
         <w:rPr>
           <w:i/>
-          <w:sz w:val="18"/>
-          <w:szCs w:val="18"/>
+          <w:sz w:val="24"/>
+          <w:szCs w:val="24"/>
         </w:rPr>
         <w:t>J Biol Chem</w:t>
       </w:r>
       <w:r>
         <w:rPr>
-          <w:sz w:val="18"/>
-          <w:szCs w:val="18"/>
+          <w:sz w:val="24"/>
+          <w:szCs w:val="24"/>
         </w:rPr>
         <w:t>. 2021;296:100105. doi:10.1074/jbc.REV120.008207.</w:t>
       </w:r>
@@ -7078,23 +7149,23 @@
       </w:pPr>
       <w:r>
         <w:rPr>
-          <w:sz w:val="18"/>
-          <w:szCs w:val="18"/>
+          <w:sz w:val="24"/>
+          <w:szCs w:val="24"/>
         </w:rPr>
         <w:t xml:space="preserve">50. Di Natale G, Bellia F, Sciacca MFM, et al. Tau-peptide fragments and their copper(II) complexes: effects on amyloid-β aggregation. </w:t>
       </w:r>
       <w:r>
         <w:rPr>
           <w:i/>
-          <w:sz w:val="18"/>
-          <w:szCs w:val="18"/>
+          <w:sz w:val="24"/>
+          <w:szCs w:val="24"/>
         </w:rPr>
         <w:t>Inorg Chim Acta</w:t>
       </w:r>
       <w:r>
         <w:rPr>
-          <w:sz w:val="18"/>
-          <w:szCs w:val="18"/>
+          <w:sz w:val="24"/>
+          <w:szCs w:val="24"/>
         </w:rPr>
         <w:t>. 2018;472:82–92. doi:10.1016/j.ica.2017.09.061.</w:t>
       </w:r>
@@ -7106,23 +7177,23 @@
       </w:pPr>
       <w:r>
         <w:rPr>
-          <w:sz w:val="18"/>
-          <w:szCs w:val="18"/>
+          <w:sz w:val="24"/>
+          <w:szCs w:val="24"/>
         </w:rPr>
         <w:t xml:space="preserve">51. Perini G, Ciasca G, Minelli E, et al. Dynamic structural determinants underlie the neurotoxicity of the N-terminal tau 26–44 peptide. </w:t>
       </w:r>
       <w:r>
         <w:rPr>
           <w:i/>
-          <w:sz w:val="18"/>
-          <w:szCs w:val="18"/>
+          <w:sz w:val="24"/>
+          <w:szCs w:val="24"/>
         </w:rPr>
         <w:t>Int J Biol Macromol</w:t>
       </w:r>
       <w:r>
         <w:rPr>
-          <w:sz w:val="18"/>
-          <w:szCs w:val="18"/>
+          <w:sz w:val="24"/>
+          <w:szCs w:val="24"/>
         </w:rPr>
         <w:t>. 2019;141:278–289. doi:10.1016/j.ijbiomac.2019.08.220.</w:t>
       </w:r>
@@ -7134,23 +7205,23 @@
       </w:pPr>
       <w:r>
         <w:rPr>
-          <w:sz w:val="18"/>
-          <w:szCs w:val="18"/>
+          <w:sz w:val="24"/>
+          <w:szCs w:val="24"/>
         </w:rPr>
         <w:t xml:space="preserve">52. Chen SG, Stribinskis V, Rane MJ, et al. Exposure to the functional bacterial amyloid protein curli enhances alpha-synuclein aggregation. </w:t>
       </w:r>
       <w:r>
         <w:rPr>
           <w:i/>
-          <w:sz w:val="18"/>
-          <w:szCs w:val="18"/>
+          <w:sz w:val="24"/>
+          <w:szCs w:val="24"/>
         </w:rPr>
         <w:t>Sci Rep</w:t>
       </w:r>
       <w:r>
         <w:rPr>
-          <w:sz w:val="18"/>
-          <w:szCs w:val="18"/>
+          <w:sz w:val="24"/>
+          <w:szCs w:val="24"/>
         </w:rPr>
         <w:t>. 2016;6:34477. doi:10.1038/srep34477.</w:t>
       </w:r>
@@ -7162,23 +7233,23 @@
       </w:pPr>
       <w:r>
         <w:rPr>
-          <w:sz w:val="18"/>
-          <w:szCs w:val="18"/>
+          <w:sz w:val="24"/>
+          <w:szCs w:val="24"/>
         </w:rPr>
         <w:t xml:space="preserve">53. Escapa IF, Chen T, Huang Y, et al. New insights into human nostril microbiome from the expanded Human Oral Microbiome Database. </w:t>
       </w:r>
       <w:r>
         <w:rPr>
           <w:i/>
-          <w:sz w:val="18"/>
-          <w:szCs w:val="18"/>
+          <w:sz w:val="24"/>
+          <w:szCs w:val="24"/>
         </w:rPr>
         <w:t>mSystems</w:t>
       </w:r>
       <w:r>
         <w:rPr>
-          <w:sz w:val="18"/>
-          <w:szCs w:val="18"/>
+          <w:sz w:val="24"/>
+          <w:szCs w:val="24"/>
         </w:rPr>
         <w:t>. 2018;3(6):e00187-18. doi:10.1128/mSystems.00187-18.</w:t>
       </w:r>
@@ -7190,23 +7261,23 @@
       </w:pPr>
       <w:r>
         <w:rPr>
-          <w:sz w:val="18"/>
-          <w:szCs w:val="18"/>
+          <w:sz w:val="24"/>
+          <w:szCs w:val="24"/>
         </w:rPr>
         <w:t xml:space="preserve">54. Abraham MJ, Murtola T, Schulz R, et al. GROMACS: high performance molecular simulations through multi-level parallelism from laptops to supercomputers. </w:t>
       </w:r>
       <w:r>
         <w:rPr>
           <w:i/>
-          <w:sz w:val="18"/>
-          <w:szCs w:val="18"/>
+          <w:sz w:val="24"/>
+          <w:szCs w:val="24"/>
         </w:rPr>
         <w:t>SoftwareX</w:t>
       </w:r>
       <w:r>
         <w:rPr>
-          <w:sz w:val="18"/>
-          <w:szCs w:val="18"/>
+          <w:sz w:val="24"/>
+          <w:szCs w:val="24"/>
         </w:rPr>
         <w:t>. 2015;1–2:19–25. doi:10.1016/j.softx.2015.06.001.</w:t>
       </w:r>
@@ -7218,32 +7289,32 @@
       </w:pPr>
       <w:r>
         <w:rPr>
-          <w:sz w:val="18"/>
-          <w:szCs w:val="18"/>
+          <w:sz w:val="24"/>
+          <w:szCs w:val="24"/>
         </w:rPr>
         <w:t xml:space="preserve">55. Lindorff-Larsen K, Piana S, Palmo K, et al. Improved side-chain torsion potentials for the Amber ff99SB protein force field. </w:t>
       </w:r>
       <w:r>
         <w:rPr>
           <w:i/>
-          <w:sz w:val="18"/>
-          <w:szCs w:val="18"/>
+          <w:sz w:val="24"/>
+          <w:szCs w:val="24"/>
         </w:rPr>
         <w:t>Proteins</w:t>
       </w:r>
       <w:r>
         <w:rPr>
-          <w:sz w:val="18"/>
-          <w:szCs w:val="18"/>
+          <w:sz w:val="24"/>
+          <w:szCs w:val="24"/>
         </w:rPr>
         <w:t>. 2010;78(8):1950–1958. doi:10.1002/prot.22711.</w:t>
       </w:r>
     </w:p>
     <w:sectPr>
       <w:pgSz w:w="11906" w:h="16838"/>
-      <w:pgMar w:top="1134" w:right="1134" w:bottom="1134" w:left="1134" w:header="600" w:footer="600" w:gutter="0"/>
+      <w:pgMar w:top="1440" w:right="1440" w:bottom="1440" w:left="1440" w:header="600" w:footer="600" w:gutter="0"/>
       <w:cols w:space="720"/>
-      <w:docGrid w:linePitch="312"/>
+      <w:docGrid w:linePitch="480"/>
     </w:sectPr>
   </w:body>
 </w:document>
@@ -7255,15 +7326,16 @@
     <w:rPrDefault>
       <w:rPr>
         <w:rFonts w:ascii="Times New Roman" w:hAnsi="Times New Roman" w:eastAsia="宋体" w:cs="Times New Roman"/>
-        <w:sz w:val="22"/>
-        <w:szCs w:val="22"/>
+        <w:sz w:val="24"/>
+        <w:szCs w:val="24"/>
         <w:lang w:val="en-US" w:eastAsia="zh-CN"/>
       </w:rPr>
     </w:rPrDefault>
     <w:pPrDefault>
       <w:pPr>
-        <w:spacing w:after="120" w:line="276" w:lineRule="auto"/>
+        <w:spacing w:before="0" w:after="0" w:line="480" w:lineRule="auto"/>
         <w:jc w:val="both"/>
+        <w:widowControl/>
       </w:pPr>
     </w:pPrDefault>
   </w:docDefaults>
@@ -7271,8 +7343,14 @@
     <w:name w:val="Normal"/>
     <w:qFormat/>
     <w:pPr>
+      <w:spacing w:before="0" w:after="0" w:line="480" w:lineRule="auto"/>
+      <w:jc w:val="both"/>
       <w:widowControl/>
     </w:pPr>
+    <w:rPr>
+      <w:sz w:val="24"/>
+      <w:szCs w:val="24"/>
+    </w:rPr>
   </w:style>
   <w:style w:type="paragraph" w:styleId="Heading1">
     <w:name w:val="heading 1"/>
@@ -7282,16 +7360,16 @@
     <w:pPr>
       <w:keepNext/>
       <w:keepLines/>
-      <w:spacing w:before="240" w:after="180"/>
-      <w:jc w:val="center"/>
+      <w:spacing w:before="240" w:after="120"/>
+      <w:jc w:val="left"/>
       <w:outlineLvl w:val="0"/>
     </w:pPr>
     <w:rPr>
-      <w:rFonts w:ascii="Arial" w:hAnsi="Arial" w:eastAsia="黑体"/>
+      <w:rFonts w:ascii="Times New Roman" w:hAnsi="Times New Roman" w:eastAsia="黑体"/>
       <w:b/>
-      <w:color w:val="17365D"/>
-      <w:sz w:val="36"/>
-      <w:szCs w:val="36"/>
+      <w:color w:val="000000"/>
+      <w:sz w:val="30"/>
+      <w:szCs w:val="30"/>
     </w:rPr>
   </w:style>
   <w:style w:type="paragraph" w:styleId="Heading2">
@@ -7302,15 +7380,16 @@
     <w:pPr>
       <w:keepNext/>
       <w:keepLines/>
-      <w:spacing w:before="280" w:after="140"/>
+      <w:spacing w:before="240" w:after="120"/>
+      <w:jc w:val="left"/>
       <w:outlineLvl w:val="1"/>
     </w:pPr>
     <w:rPr>
-      <w:rFonts w:ascii="Arial" w:hAnsi="Arial" w:eastAsia="黑体"/>
+      <w:rFonts w:ascii="Times New Roman" w:hAnsi="Times New Roman" w:eastAsia="黑体"/>
       <w:b/>
-      <w:color w:val="17365D"/>
-      <w:sz w:val="30"/>
-      <w:szCs w:val="30"/>
+      <w:color w:val="000000"/>
+      <w:sz w:val="28"/>
+      <w:szCs w:val="28"/>
     </w:rPr>
   </w:style>
   <w:style w:type="paragraph" w:styleId="Heading3">
@@ -7320,15 +7399,17 @@
     <w:qFormat/>
     <w:pPr>
       <w:keepNext/>
-      <w:spacing w:before="220" w:after="100"/>
+      <w:keepLines/>
+      <w:spacing w:before="180" w:after="60"/>
       <w:outlineLvl w:val="2"/>
     </w:pPr>
     <w:rPr>
-      <w:rFonts w:ascii="Arial" w:hAnsi="Arial" w:eastAsia="黑体"/>
+      <w:rFonts w:ascii="Times New Roman" w:hAnsi="Times New Roman" w:eastAsia="黑体"/>
       <w:b/>
-      <w:color w:val="2F5597"/>
-      <w:sz w:val="26"/>
-      <w:szCs w:val="26"/>
+      <w:i/>
+      <w:color w:val="000000"/>
+      <w:sz w:val="24"/>
+      <w:szCs w:val="24"/>
     </w:rPr>
   </w:style>
   <w:style w:type="paragraph" w:styleId="Heading4">
@@ -7338,40 +7419,37 @@
     <w:qFormat/>
     <w:pPr>
       <w:keepNext/>
-      <w:spacing w:before="180" w:after="80"/>
+      <w:spacing w:before="120" w:after="0"/>
       <w:outlineLvl w:val="3"/>
     </w:pPr>
     <w:rPr>
-      <w:rFonts w:ascii="Arial" w:hAnsi="Arial" w:eastAsia="黑体"/>
-      <w:b/>
-      <w:color w:val="365F91"/>
-      <w:sz w:val="23"/>
-      <w:szCs w:val="23"/>
+      <w:i/>
+      <w:color w:val="000000"/>
+      <w:sz w:val="24"/>
+      <w:szCs w:val="24"/>
     </w:rPr>
   </w:style>
   <w:style w:type="paragraph" w:styleId="Note">
     <w:name w:val="Note"/>
     <w:basedOn w:val="Normal"/>
     <w:pPr>
-      <w:spacing w:after="80"/>
-      <w:jc w:val="left"/>
+      <w:spacing w:after="0" w:line="480" w:lineRule="auto"/>
     </w:pPr>
     <w:rPr>
-      <w:color w:val="5B6573"/>
       <w:i/>
-      <w:sz w:val="19"/>
-      <w:szCs w:val="19"/>
+      <w:sz w:val="24"/>
+      <w:szCs w:val="24"/>
     </w:rPr>
   </w:style>
   <w:style w:type="paragraph" w:styleId="Keywords">
     <w:name w:val="Keywords"/>
     <w:basedOn w:val="Normal"/>
     <w:pPr>
-      <w:spacing w:after="160"/>
+      <w:spacing w:after="120" w:line="480" w:lineRule="auto"/>
     </w:pPr>
     <w:rPr>
-      <w:sz w:val="20"/>
-      <w:szCs w:val="20"/>
+      <w:sz w:val="24"/>
+      <w:szCs w:val="24"/>
     </w:rPr>
   </w:style>
   <w:style w:type="paragraph" w:styleId="Caption">
@@ -7379,52 +7457,47 @@
     <w:basedOn w:val="Normal"/>
     <w:pPr>
       <w:keepNext/>
-      <w:spacing w:before="60" w:after="120"/>
+      <w:spacing w:before="120" w:after="60" w:line="240" w:lineRule="auto"/>
       <w:jc w:val="left"/>
     </w:pPr>
     <w:rPr>
-      <w:i/>
-      <w:sz w:val="18"/>
-      <w:szCs w:val="18"/>
+      <w:sz w:val="20"/>
+      <w:szCs w:val="20"/>
     </w:rPr>
   </w:style>
   <w:style w:type="paragraph" w:styleId="Figure">
     <w:name w:val="Figure"/>
     <w:basedOn w:val="Normal"/>
-    <w:pPr>
-      <w:spacing w:before="120" w:after="60"/>
-      <w:jc w:val="center"/>
-    </w:pPr>
   </w:style>
   <w:style w:type="paragraph" w:styleId="Reference">
     <w:name w:val="Reference"/>
     <w:basedOn w:val="Normal"/>
     <w:pPr>
-      <w:spacing w:after="60" w:line="220" w:lineRule="auto"/>
+      <w:spacing w:after="0" w:line="480" w:lineRule="auto"/>
       <w:jc w:val="left"/>
     </w:pPr>
     <w:rPr>
-      <w:sz w:val="18"/>
-      <w:szCs w:val="18"/>
+      <w:sz w:val="24"/>
+      <w:szCs w:val="24"/>
     </w:rPr>
   </w:style>
   <w:style w:type="paragraph" w:styleId="ListParagraph">
     <w:name w:val="List Paragraph"/>
     <w:basedOn w:val="Normal"/>
     <w:pPr>
-      <w:spacing w:after="60"/>
+      <w:spacing w:after="0" w:line="480" w:lineRule="auto"/>
     </w:pPr>
   </w:style>
   <w:style w:type="paragraph" w:styleId="TableText">
     <w:name w:val="Table Text"/>
     <w:basedOn w:val="Normal"/>
     <w:pPr>
-      <w:spacing w:after="0"/>
+      <w:spacing w:before="0" w:after="0" w:line="240" w:lineRule="auto"/>
       <w:jc w:val="left"/>
     </w:pPr>
     <w:rPr>
-      <w:sz w:val="17"/>
-      <w:szCs w:val="17"/>
+      <w:sz w:val="20"/>
+      <w:szCs w:val="20"/>
     </w:rPr>
   </w:style>
   <w:style w:type="table" w:styleId="ThreeLineTable">

--- a/projects/porphyromonas-ad-mechanism-manuscript/manuscript/full/Chinese.docx
+++ b/projects/porphyromonas-ad-mechanism-manuscript/manuscript/full/Chinese.docx
@@ -16,78 +16,7 @@
         <w:pStyle w:val="Normal"/>
       </w:pPr>
       <w:r>
-        <w:rPr>
-          <w:b/>
-        </w:rPr>
-        <w:t>背景：</w:t>
-      </w:r>
-      <w:r>
-        <w:t xml:space="preserve"> 牙周炎相关口腔菌群失调可能参与阿尔茨海默病（AD）相关炎症，但连接口腔微生物组与脑组织的具体分子仍未明确。微生物组小开放阅读框（smORF）构成规模庞大且尚未充分表征的候选肽空间，可用于计算优选。</w:t>
-      </w:r>
-    </w:p>
-    <w:p>
-      <w:pPr>
-        <w:pStyle w:val="Normal"/>
-      </w:pPr>
-      <w:r>
-        <w:rPr>
-          <w:b/>
-        </w:rPr>
-        <w:t>目的：</w:t>
-      </w:r>
-      <w:r>
-        <w:t xml:space="preserve"> 重建口腔smORF汇总筛选级联，表征所提供的肽候选清单，并形成可检验的AChE、金属/氧化还原、血脑屏障（BBB）和神经毒性假设。</w:t>
-      </w:r>
-    </w:p>
-    <w:p>
-      <w:pPr>
-        <w:pStyle w:val="Normal"/>
-      </w:pPr>
-      <w:r>
-        <w:rPr>
-          <w:b/>
-        </w:rPr>
-        <w:t>方法：</w:t>
-      </w:r>
-      <w:r>
-        <w:t xml:space="preserve"> 本研究为纯计算二次分析，整合序列/蛋白质组过滤、ESM-2嵌入与任务特异性卷积网络、微调ESM2-t30神经毒性模型、两级神经网络金属结合预测器、多任务抗氧化卷积网络及独立AChE对接汇总。</w:t>
-      </w:r>
-    </w:p>
-    <w:p>
-      <w:pPr>
-        <w:pStyle w:val="Normal"/>
-      </w:pPr>
-      <w:r>
-        <w:rPr>
-          <w:b/>
-        </w:rPr>
-        <w:t>结果：</w:t>
-      </w:r>
-      <w:r>
-        <w:t xml:space="preserve"> 两个分支经过滤后分别保留31,510条和33,786条候选。牙周炎标记分支中3,518条候选达到BBB高分；3,299条处于NTxPred2适用长度范围内，其中923条为模型阳性；后续筛选依次保留111、15、12和8条候选。另一张数据表包含12条互不重复的7–9 aa序列，其AChE Vina均值范围为−9.60至−8.25 kcal/mol。序列组成和评分排序可以复核，但根据现有材料仍无法重建序列层面的漏斗对应关系和对接执行。</w:t>
-      </w:r>
-    </w:p>
-    <w:p>
-      <w:pPr>
-        <w:pStyle w:val="Normal"/>
-      </w:pPr>
-      <w:r>
-        <w:rPr>
-          <w:b/>
-        </w:rPr>
-        <w:t>结论：</w:t>
-      </w:r>
-      <w:r>
-        <w:t xml:space="preserve"> 本研究形成了边界明确的候选清单，可供独立计算和实验验证，但不能据此证明肽表达、脑暴露、</w:t>
-      </w:r>
-      <w:r>
-        <w:rPr>
-          <w:i/>
-        </w:rPr>
-        <w:t>Porphyromonas gingivalis</w:t>
-      </w:r>
-      <w:r>
-        <w:t>来源、AChE结合或AD机制。预设的100 ns GROMACS扩展将在分析和质量控制完成后补充轨迹稳定性与接触结果。</w:t>
+        <w:t>牙周炎相关口腔菌群失调可能参与阿尔茨海默病（AD）相关炎症，但连接口腔微生物组与脑组织的具体分子仍未明确。微生物组小开放阅读框（smORF）构成规模庞大且尚未充分表征的候选肽空间，可用于计算优选。本研究旨在重建口腔smORF汇总筛选级联，表征所提供的肽候选清单，并形成可检验的AChE、金属/氧化还原、血脑屏障（BBB）和神经毒性假设。本研究为纯计算二次分析，整合序列/蛋白质组过滤、ESM-2嵌入与任务特异性卷积网络、微调ESM2-t30神经毒性模型、两级神经网络金属结合预测器、多任务抗氧化卷积网络及独立AChE对接汇总。两个分支经过滤后分别保留31,510条和33,786条候选。牙周炎标记分支中3,518条候选达到BBB高分；3,299条处于NTxPred2适用长度范围内，其中923条为模型阳性；后续筛选依次保留111、15、12和8条候选。另一张数据表包含12条互不重复的7–9 aa序列，其AChE Vina均值范围为−9.60至−8.25 kcal/mol。序列组成和评分排序可以复核，但根据现有材料仍无法重建序列层面的漏斗对应关系和对接执行。</w:t>
       </w:r>
     </w:p>
     <w:p>
@@ -124,7 +53,7 @@
     </w:p>
     <w:p>
       <w:pPr>
-        <w:pStyle w:val="Normal"/>
+        <w:pStyle w:val="BodyText"/>
       </w:pPr>
       <w:r>
         <w:t>阿尔茨海默病（Alzheimer’s disease，AD）是一种进行性神经退行性疾病，淀粉样蛋白β（Aβ）沉积、tau病理、突触衰竭、胶质细胞激活、血管功能障碍和系统性共病在漫长的临床前及临床连续体中相互作用</w:t>
@@ -144,7 +73,7 @@
     </w:p>
     <w:p>
       <w:pPr>
-        <w:pStyle w:val="Normal"/>
+        <w:pStyle w:val="BodyText"/>
       </w:pPr>
       <w:r>
         <w:t>胆碱能系统体现了临床相关性与因果充分性之间的差别。胆碱能功能丧失参与认知症状，乙酰胆碱酯酶（AChE）抑制剂仍是成熟的对症治疗</w:t>
@@ -164,7 +93,7 @@
     </w:p>
     <w:p>
       <w:pPr>
-        <w:pStyle w:val="Normal"/>
+        <w:pStyle w:val="BodyText"/>
       </w:pPr>
       <w:r>
         <w:t>慢性外周炎症状态因而被视为可能调节神经退行性易损性的因素。牙周炎尤其受到关注，因为它同时包含持续黏膜炎症、菌群失调的多微生物生物膜、微生物产物间歇进入循环的可能性，以及显著的年龄和共病梯度</w:t>
@@ -187,7 +116,7 @@
     </w:p>
     <w:p>
       <w:pPr>
-        <w:pStyle w:val="Normal"/>
+        <w:pStyle w:val="BodyText"/>
       </w:pPr>
       <w:r>
         <w:t>牙周炎是牙支持组织的生态性疾病，而不是单一病原体造成的结果。在易感宿主中，群落结构改变、炎症性营养释放和炎症消退受损可以相互强化，形成具有位点特异性转录活动的失调生态。配对口腔宏基因组和宏转录组数据表明，疾病相关信号随物种和口腔位点变化，分类丰度不能代替功能活性</w:t>
@@ -207,7 +136,7 @@
     </w:p>
     <w:p>
       <w:pPr>
-        <w:pStyle w:val="Normal"/>
+        <w:pStyle w:val="BodyText"/>
       </w:pPr>
       <w:r>
         <w:t>在这一群落中，牙龈卟啉单胞菌（</w:t>
@@ -245,7 +174,7 @@
     </w:p>
     <w:p>
       <w:pPr>
-        <w:pStyle w:val="Normal"/>
+        <w:pStyle w:val="BodyText"/>
       </w:pPr>
       <w:r>
         <w:t>必须区分微生物种层面的假设与群落肽假设。检出</w:t>
@@ -289,7 +218,7 @@
     </w:p>
     <w:p>
       <w:pPr>
-        <w:pStyle w:val="Normal"/>
+        <w:pStyle w:val="BodyText"/>
       </w:pPr>
       <w:r>
         <w:t>牙周炎—AD文献包含回答不同问题的多类证据。观察性综述和荟萃分析通常报告牙周病与认知障碍相关，但效应估计随牙周定义、痴呆判定、随访时间、人群年龄结构和校正策略而变化</w:t>
@@ -321,7 +250,7 @@
     </w:p>
     <w:p>
       <w:pPr>
-        <w:pStyle w:val="Normal"/>
+        <w:pStyle w:val="BodyText"/>
       </w:pPr>
       <w:r>
         <w:t>纵向观察提供时间信息，但仍易受混杂和反向因果影响。一项AD队列研究观察到牙周炎与后续认知下降及促炎状态相关</w:t>
@@ -341,7 +270,7 @@
     </w:p>
     <w:p>
       <w:pPr>
-        <w:pStyle w:val="Normal"/>
+        <w:pStyle w:val="BodyText"/>
       </w:pPr>
       <w:r>
         <w:t>遗传工具研究为单向正面叙事提供了重要制衡。两样本孟德尔随机化分析没有建立牙周病遗传风险对AD的因果效应</w:t>
@@ -361,7 +290,7 @@
     </w:p>
     <w:p>
       <w:pPr>
-        <w:pStyle w:val="Normal"/>
+        <w:pStyle w:val="BodyText"/>
       </w:pPr>
       <w:r>
         <w:t>机制实验在受控条件下回答更窄的问题。AD相关死后样本中曾报告</w:t>
@@ -408,7 +337,7 @@
     </w:p>
     <w:p>
       <w:pPr>
-        <w:pStyle w:val="Normal"/>
+        <w:pStyle w:val="BodyText"/>
       </w:pPr>
       <w:r>
         <w:t>综合而言，现有文献支持提出研究问题，却没有建立确定通路。人体关联说明问题具有相关性，实验模型证明部分过程具有可能性，而阴性或不确定的因果分析约束解释。可辩护研究应先识别分子实体、追溯来源、证明暴露，再检验预先指定的功能。本研究仅处理这一证据序列中的前端计算步骤。</w:t>
@@ -425,7 +354,7 @@
     </w:p>
     <w:p>
       <w:pPr>
-        <w:pStyle w:val="Normal"/>
+        <w:pStyle w:val="BodyText"/>
       </w:pPr>
       <w:r>
         <w:t>牙周菌群失调可能通过多条非互斥路径与神经退行性过程连接。第一条是间接路径：慢性牙周炎症可改变循环细胞因子、急性期反应、内皮激活或免疫细胞状态，从而在不需要活菌进入脑组织的情况下影响神经血管和胶质功能</w:t>
@@ -451,7 +380,7 @@
     </w:p>
     <w:p>
       <w:pPr>
-        <w:pStyle w:val="Normal"/>
+        <w:pStyle w:val="BodyText"/>
       </w:pPr>
       <w:r>
         <w:t>每条路径要求不同证据。炎症路径需要暴露—反应和中介证据；播散路径需要口腔与系统区室中匹配的分子身份；囊泡路径需要载荷表征、生物分布和屏障转运数据；直接肽路径还需要证明smORF被翻译、肽能够耐受加工与蛋白水解，并以足够浓度到达相关组织。BBB预测不能满足这些要求，因为通透性还取决于肽构象、电荷、转运机制、血清结合、降解、外排和实验背景。</w:t>
@@ -459,7 +388,7 @@
     </w:p>
     <w:p>
       <w:pPr>
-        <w:pStyle w:val="Normal"/>
+        <w:pStyle w:val="BodyText"/>
       </w:pPr>
       <w:r>
         <w:t>微生物编码的小蛋白和小肽在这一框架中仍研究不足。短分子原则上可以是配体、酶调节剂、膜活性物质、免疫信号、金属结合分子或无活性的降解产物。因此，假设空间很广，但广泛合理性不是特定序列的证据。尚未解决的分子空白是：是否存在可追溯的口腔微生物肽，在相关生态背景中表达、离开口腔并产生可重复的神经或血管效应。计算优选只有在缩小候选空间的同时保留这些连续证据要求时才有价值。</w:t>
@@ -476,7 +405,7 @@
     </w:p>
     <w:p>
       <w:pPr>
-        <w:pStyle w:val="Normal"/>
+        <w:pStyle w:val="BodyText"/>
       </w:pPr>
       <w:r>
         <w:t>smORF长期存在系统性漏注释，因为短编码区难以与随机开放阅读框区分，可提供的系统发育信号有限，而且常低于面向常规基因的识别阈值。对人类相关微生物组的大规模分析仍识别出数千个保守小基因家族，其中许多缺少已知结构域</w:t>
@@ -502,7 +431,7 @@
     </w:p>
     <w:p>
       <w:pPr>
-        <w:pStyle w:val="Normal"/>
+        <w:pStyle w:val="BodyText"/>
       </w:pPr>
       <w:r>
         <w:t>但验证序列依然严格。预测smORF不一定被转录；转录本不一定被翻译；肽谱匹配不一定唯一或归属正确；被检出的肽也不一定稳定或具有功能。短ORF生物学综述强调正交验证和谨慎命名</w:t>
@@ -522,7 +451,7 @@
     </w:p>
     <w:p>
       <w:pPr>
-        <w:pStyle w:val="Normal"/>
+        <w:pStyle w:val="BodyText"/>
       </w:pPr>
       <w:r>
         <w:t>口腔序列与宏蛋白质组资源提供互补但不等价的证据。HOMD和eHOMD整理口腔及呼吸消化道分类和基因组信息</w:t>
@@ -554,7 +483,7 @@
     </w:p>
     <w:p>
       <w:pPr>
-        <w:pStyle w:val="Normal"/>
+        <w:pStyle w:val="BodyText"/>
       </w:pPr>
       <w:r>
         <w:t>因此，样本层面来源链不可缺少。疾病比较需要把序列连接到contig、组装或bin、标本、参与者、口腔位点、临床分组和处理批次。缺少这条链时，候选计数只是计算记账单位，不是独立生物学重复。当前记录保留汇总分支标签和计数，但缺少估计流行度、富集、分类来源和参与者间不确定性所需的逐行映射。因此，本文使用“牙周炎标注分支”，而不是“牙周炎特异肽组”。</w:t>
@@ -571,7 +500,7 @@
     </w:p>
     <w:p>
       <w:pPr>
-        <w:pStyle w:val="Normal"/>
+        <w:pStyle w:val="BodyText"/>
       </w:pPr>
       <w:r>
         <w:t>smORF搜索空间的规模促使研究使用序列模型，但模型输出继承训练数据的假设和适用域限制。UniDL4BioPep以预训练ESM-2生成上下文嵌入，再通过任务特异性卷积神经网络完成肽活性分类</w:t>
@@ -585,7 +514,7 @@
     </w:p>
     <w:p>
       <w:pPr>
-        <w:pStyle w:val="Normal"/>
+        <w:pStyle w:val="BodyText"/>
       </w:pPr>
       <w:r>
         <w:t>BBB肽预测可说明这一局限。Augur整合工程化描述符、特征选择、类别平衡和随机森林分类器，并非深度学习模型</w:t>
@@ -605,7 +534,7 @@
     </w:p>
     <w:p>
       <w:pPr>
-        <w:pStyle w:val="Normal"/>
+        <w:pStyle w:val="BodyText"/>
       </w:pPr>
       <w:r>
         <w:t>下游工具同样具有异质性。NTxPred2肽模式在神经毒性肽序列上微调ESM2-t30蛋白质语言模型</w:t>
@@ -631,7 +560,7 @@
     </w:p>
     <w:p>
       <w:pPr>
-        <w:pStyle w:val="Normal"/>
+        <w:pStyle w:val="BodyText"/>
       </w:pPr>
       <w:r>
         <w:t>恰当解释是计算分流。“神经毒性阳性”不是神经元毒性，“金属结合阳性”不是实测解离常数或配位几何，CHEL和FRS输出也不是氧化还原化学。微生物组肽挖掘的有力先例表明，计算候选只有经过合成和受控功能实验后才成为生物学发现</w:t>
@@ -654,7 +583,7 @@
     </w:p>
     <w:p>
       <w:pPr>
-        <w:pStyle w:val="Normal"/>
+        <w:pStyle w:val="BodyText"/>
       </w:pPr>
       <w:r>
         <w:t>AChE提供一个具有生物学依据但要求严格的结构随访方向。除水解乙酰胆碱外，AChE可加速Aβ纤维装配</w:t>
@@ -692,7 +621,7 @@
     </w:p>
     <w:p>
       <w:pPr>
-        <w:pStyle w:val="Normal"/>
+        <w:pStyle w:val="BodyText"/>
       </w:pPr>
       <w:r>
         <w:t>柔性7–9残基肽的对接尤其不确定，因为肽质子化、端基、初始构象、受体柔性、搜索空间位置、评分随机性和对接后精修均可改变排序。AutoDock Vina适合初筛，但其分数不是实验亲和力或结合自由能</w:t>
@@ -718,7 +647,7 @@
     </w:p>
     <w:p>
       <w:pPr>
-        <w:pStyle w:val="Normal"/>
+        <w:pStyle w:val="BodyText"/>
       </w:pPr>
       <w:r>
         <w:t>分子动力学（MD）可以在规定力场和溶剂模型下检验制备复合物是否停留于某一构象区域，但不能挽救无法追溯或制备不充分的对接构象。已发表AChE–Aβ模拟显示肽的停留位置和接触可随时间改变</w:t>
@@ -738,7 +667,7 @@
     </w:p>
     <w:p>
       <w:pPr>
-        <w:pStyle w:val="Normal"/>
+        <w:pStyle w:val="BodyText"/>
       </w:pPr>
       <w:r>
         <w:t>金属生物学构成第二个结构假设。铜、铁和锌稳态失衡与Aβ聚集、氧化还原化学、脂质过氧化和神经元损伤相交</w:t>
@@ -785,7 +714,7 @@
     </w:p>
     <w:p>
       <w:pPr>
-        <w:pStyle w:val="Normal"/>
+        <w:pStyle w:val="BodyText"/>
       </w:pPr>
       <w:r>
         <w:t>现有文献共同指向一个边界清楚但尚未解决的问题：牙周炎与AD之间存在异质性观察关联，</w:t>
@@ -802,7 +731,7 @@
     </w:p>
     <w:p>
       <w:pPr>
-        <w:pStyle w:val="Normal"/>
+        <w:pStyle w:val="BodyText"/>
       </w:pPr>
       <w:r>
         <w:t>本研究聚焦更早且更窄的问题：现有口腔smORF汇总数据能否形成逻辑一致的候选优选漏斗，以及另一份AChE对接汇总能否在不把方法信息缺失转化为生物学确定性的前提下得到解释。我们重算比例、检查分支算术和预测器适用范围、表征所提供的12条序列，并把AChE评分顺序作为描述性结果保留；同时给出具有预设轨迹输出的前瞻性MD扩展。因此，本研究提供的是计算假设集合，而不是新预测器、临床队列分析、独立重现的对接研究或经验证的AD机制。</w:t>
@@ -828,7 +757,7 @@
     </w:p>
     <w:p>
       <w:pPr>
-        <w:pStyle w:val="Normal"/>
+        <w:pStyle w:val="BodyText"/>
       </w:pPr>
       <w:r>
         <w:t>本研究为纯计算二次分析，使用汇总候选计数、模型汇总结果、一张12条序列表及其AChE对接评分表。本文未开展参与者招募、标本采集、湿实验、新组学处理、预测器再训练或对接重跑；MD轨迹分析作为预设扩展正在进行。健康与牙周炎标签仅作为所提供的分支标签保留，不解释为已经核实的候选层面疾病归属。</w:t>
@@ -836,7 +765,7 @@
     </w:p>
     <w:p>
       <w:pPr>
-        <w:pStyle w:val="Normal"/>
+        <w:pStyle w:val="BodyText"/>
       </w:pPr>
       <w:r>
         <w:t>现有材料不包含完整漏斗的候选核苷酸或氨基酸逐行数据、基因组坐标、受试者/样本映射、登录号与分组对应关系、bin清单、分类学信息、肽谱匹配、完整模型输出、运行日志或原始发现管线。因此，无法估计参与者层面的患病率或富集，不能进行菌种归属，也不能逐行重建最终筛选过程。</w:t>
@@ -853,7 +782,7 @@
     </w:p>
     <w:p>
       <w:pPr>
-        <w:pStyle w:val="Normal"/>
+        <w:pStyle w:val="BodyText"/>
       </w:pPr>
       <w:r>
         <w:t>汇总分析涉及公共登录号PRJNA678453和PRJEB65451。PRJNA678453是配对口腔宏基因组和宏转录组数据的来源项目</w:t>
@@ -867,7 +796,7 @@
     </w:p>
     <w:p>
       <w:pPr>
-        <w:pStyle w:val="Normal"/>
+        <w:pStyle w:val="BodyText"/>
       </w:pPr>
       <w:r>
         <w:t>所提供分析保留编码4–50 aa肽的smORF，并形成分别含11,269,961条和11,721,988条候选的健康标记库与牙周炎标记库。候选与指定口腔序列和蛋白质组资源进行精确匹配，包括HOMD/eHOMD以及PXD003151、PXD004319和PXD026727数据集，随后去冗余</w:t>
@@ -890,7 +819,7 @@
     </w:p>
     <w:p>
       <w:pPr>
-        <w:pStyle w:val="Normal"/>
+        <w:pStyle w:val="BodyText"/>
       </w:pPr>
       <w:r>
         <w:t>第一层功能优选采用UniDL4BioPep。其文献所述架构使用预训练ESM-2模型</w:t>
@@ -926,7 +855,7 @@
     </w:p>
     <w:p>
       <w:pPr>
-        <w:pStyle w:val="Normal"/>
+        <w:pStyle w:val="BodyText"/>
       </w:pPr>
       <w:r>
         <w:t>随后采用NTxPred2的肽模式评价牙周炎标记BBB高分集合。该模型在神经毒性肽序列上微调ESM2-t30蛋白质语言模型</w:t>
@@ -946,7 +875,7 @@
     </w:p>
     <w:p>
       <w:pPr>
-        <w:pStyle w:val="Normal"/>
+        <w:pStyle w:val="BodyText"/>
       </w:pPr>
       <w:r>
         <w:t>抗氧化相关性质采用多任务深度卷积神经网络AnOxPePred评价。经one-hot编码的序列依次通过一维卷积层、平均池化和256单元全连接层，分别产生自由基清除（FRS）和螯合（CHEL）输出</w:t>
@@ -969,7 +898,7 @@
     </w:p>
     <w:p>
       <w:pPr>
-        <w:pStyle w:val="Normal"/>
+        <w:pStyle w:val="BodyText"/>
       </w:pPr>
       <w:r>
         <w:t>另一张表包含12条被描述为CHEL/FRS主集合的肽序列。因缺少稳定标识符和序列层面的CHEL/FRS值，无法确认这些序列是否对应汇总漏斗终点的12行。我们直接依据序列字符串重算长度，以及组氨酸、半胱氨酸、碱性残基（Arg+Lys）和芳香残基（Phe+Tyr+Trp）数量，并要求序列互不重复且仅由标准氨基酸构成。</w:t>
@@ -977,7 +906,7 @@
     </w:p>
     <w:p>
       <w:pPr>
-        <w:pStyle w:val="Normal"/>
+        <w:pStyle w:val="BodyText"/>
       </w:pPr>
       <w:r>
         <w:t>现有对接汇总称，12条肽使用AutoDock Vina 1.2.5对接人AChE结构PDB 4EY6，搜索盒为以外周阴离子位点为中心的40×40×40 Å³区域</w:t>
@@ -1000,7 +929,7 @@
     </w:p>
     <w:p>
       <w:pPr>
-        <w:pStyle w:val="Normal"/>
+        <w:pStyle w:val="BodyText"/>
       </w:pPr>
       <w:r>
         <w:t>前瞻性100 ns MD方案用于游离人AChE以及标记为ALLLHRC、FLLHTTR和YLSLLQR的AChE复合物。计划采用GROMACS</w:t>
@@ -1020,10 +949,19 @@
     </w:p>
     <w:p>
       <w:pPr>
-        <w:pStyle w:val="Normal"/>
+        <w:pStyle w:val="BodyText"/>
       </w:pPr>
       <w:r>
         <w:t>前瞻性生产阶段为100 ns，步长2 fs；含氢键采用LINCS约束，实空间截断为1.2 nm，范德华相互作用在1.0 nm后采用力切换，静电作用采用粒子网格Ewald法，温度耦合采用velocity-rescale方法，压力耦合采用Berendsen方法。坐标每20 ps保存一次，即每条轨迹计划得到5,000帧。预设分析包括复合物、AChE和肽层面的RMSD与RMSF、回转半径、溶剂可及表面积、径向分布函数、DSSP二级结构、氢键、残基接触及桥连水。完整起始坐标、末端与质子化状态、拓扑、随机种子、重复设计、运行日志、轨迹、检查点、能量和最终坐标是接纳轨迹分析的必要条件。轨迹处理与质量控制正在进行；稳定性、收敛性、接触及体系间比较结果将在预设分析完成后补充。</w:t>
+      </w:r>
+    </w:p>
+    <w:p>
+      <w:pPr>
+        <w:pStyle w:val="Heading2"/>
+        <w:keepNext/>
+      </w:pPr>
+      <w:r>
+        <w:t>结果</w:t>
       </w:r>
     </w:p>
     <w:p>
@@ -1032,38 +970,12 @@
         <w:keepNext/>
       </w:pPr>
       <w:r>
-        <w:t>统计分析</w:t>
-      </w:r>
-    </w:p>
-    <w:p>
-      <w:pPr>
-        <w:pStyle w:val="Normal"/>
-      </w:pPr>
-      <w:r>
-        <w:t>所有分析均为描述性分析。比例按100×n/N并使用各转换阶段的明确分母计算。候选序列是嵌套于样本、组装、基因组和同源序列组的计算单位，而不是独立生物学重复。在缺少受试者或样本—候选逐行数据时，对汇总肽计数进行Fisher或χ²检验会造成伪重复。因此，本研究不计算健康与牙周炎比较的p值、置信区间、效应量、ROC、功效或多重校正。分支求和、分子≤分母约束、已评估/未评估分区、下游单调性、8/12阈值敏感性、序列组成和评分排序均采用确定性方式核对。</w:t>
-      </w:r>
-    </w:p>
-    <w:p>
-      <w:pPr>
-        <w:pStyle w:val="Heading2"/>
-        <w:keepNext/>
-      </w:pPr>
-      <w:r>
-        <w:t>结果</w:t>
-      </w:r>
-    </w:p>
-    <w:p>
-      <w:pPr>
-        <w:pStyle w:val="Heading3"/>
-        <w:keepNext/>
-      </w:pPr>
-      <w:r>
         <w:t>序列证据过滤使两个smORF库均缩减99.7%以上</w:t>
       </w:r>
     </w:p>
     <w:p>
       <w:pPr>
-        <w:pStyle w:val="Normal"/>
+        <w:pStyle w:val="BodyText"/>
       </w:pPr>
       <w:r>
         <w:t>健康标记分支和牙周炎标记分支分别始于11,269,961条和11,721,988条smORF。经序列证据过滤和去冗余后，分别保留31,510条（0.2796%）和33,786条（0.2882%）候选（表1）。短肽与长肽分支之和均等于相应过滤后总数。这些比例描述计算保留率，不代表参与者患病率或疾病富集。</w:t>
@@ -1546,7 +1458,7 @@
     </w:p>
     <w:p>
       <w:pPr>
-        <w:pStyle w:val="Normal"/>
+        <w:pStyle w:val="BodyText"/>
       </w:pPr>
       <w:r>
         <w:t>两个分支的短肽BBB高分率分别为10.99%和10.52%，长肽分支分别为4.20%和6.98%。牙周炎标记分支包含3,446条短肽和72条长肽BBB高分输出，总计3,518条，其中97.95%属于短肽分支。所提供的短肽长度汇总包括5–7 aa 547条、8–15 aa 2,893条和16–30 aa 6条，另有72条长肽为31–50 aa。由于缺少逐行身份，无法分析重叠、分类学归属和参与者分布。</w:t>
@@ -1554,7 +1466,7 @@
     </w:p>
     <w:p>
       <w:pPr>
-        <w:pStyle w:val="Normal"/>
+        <w:pStyle w:val="BodyText"/>
       </w:pPr>
       <w:r>
         <w:t>广义抗菌输出几乎完全为阳性：健康标记短肽中30,537/30,557条（99.93%）、牙周炎标记短肽中32,721/32,754条（99.90%）超过共同0.80阈值。这种饱和现象不太可能反映具有实验活性的口腔抗菌肽比例，更可能提示序列域偏移、校准不足或该标签不适合采用共同阈值。</w:t>
@@ -1571,7 +1483,7 @@
     </w:p>
     <w:p>
       <w:pPr>
-        <w:pStyle w:val="Normal"/>
+        <w:pStyle w:val="BodyText"/>
       </w:pPr>
       <w:r>
         <w:t>NTxPred2评价了3,299/3,518条牙周炎标记BBB高分候选（93.77%），另有219/3,518条（6.23%）低于模型适用长度。在已评估候选中，923/3,299条（27.98%）为模型阳性。后续汇总计数依次为111条mebipred阳性、15条CHEL≥0.25、12条CHEL≥0.25且FRS&lt;0.50，以及8条CHEL≥0.25且FRS&lt;0.45（表2）。收紧FRS阈值后保留主集合的8/12（66.67%）。由于缺少逐行交接数据，不能把111/923解释为已验证转换率。</w:t>
@@ -2504,7 +2416,7 @@
     </w:p>
     <w:p>
       <w:pPr>
-        <w:pStyle w:val="Normal"/>
+        <w:pStyle w:val="BodyText"/>
       </w:pPr>
       <w:r>
         <w:t>另一张序列表包含12条互不重复、仅由标准氨基酸组成的肽，长度为7–9个残基（表3）。其中11条含组氨酸，6条含半胱氨酸，每条均至少含一个Arg或Lys。这些特征可用于合成规划和假设设计，但不能证明金属结合、BBB转运、毒性、分类学归属，也不能证明其对应汇总终点的12行。由于缺少序列层面FRS标签，严格8/12子集的身份仍未知。</w:t>
@@ -4346,7 +4258,7 @@
     </w:p>
     <w:p>
       <w:pPr>
-        <w:pStyle w:val="Normal"/>
+        <w:pStyle w:val="BodyText"/>
       </w:pPr>
       <w:r>
         <w:t>对接表中的Vina均值范围为−9.60至−8.25 kcal/mol，标准差范围为0.04至0.12（表4）。FLLHTTR、YLSLLQR和ALLLHRC的均值最低，HLPLLHRCC和HVLLLRQCA的均值最高。约1.35 kcal/mol的范围仅描述该评分表。缺少制备输入、运行定义、构象和相互作用文件时，无法评价残基接触、靶位点偏好、亲和力或功能活性。</w:t>
@@ -5444,7 +5356,7 @@
     </w:p>
     <w:p>
       <w:pPr>
-        <w:pStyle w:val="Normal"/>
+        <w:pStyle w:val="BodyText"/>
       </w:pPr>
       <w:r>
         <w:t>本次纯计算分析把庞大的口腔smORF搜索空间缩减为两个边界明确的后续对象：一个12条候选的汇总终点及其8条严格计数，以及一份包含12条明确7–9 aa序列和描述性AChE对接评分的独立清单。汇总算术、预测器适用范围、序列组成和评分排序均可核对，但无法建立漏斗与明确肽清单之间的序列层面对应关系。因此，本研究的主要价值是优选候选并明确后续验证所需信息，而不是证明肽介导的AD机制。</w:t>
@@ -5452,7 +5364,7 @@
     </w:p>
     <w:p>
       <w:pPr>
-        <w:pStyle w:val="Normal"/>
+        <w:pStyle w:val="BodyText"/>
       </w:pPr>
       <w:r>
         <w:t>筛选级联不能解释为独立证据的累积。ESM序列表征、序列组成特征和任务特异性训练集可能产生相关误差。短肽分支近乎普遍的抗菌阳性突出显示了这一问题。高于阈值的评分可用于排序，但不能证明BBB转运、神经毒性、金属结合、抗氧化活性或生物暴露。</w:t>
@@ -5469,7 +5381,7 @@
     </w:p>
     <w:p>
       <w:pPr>
-        <w:pStyle w:val="Normal"/>
+        <w:pStyle w:val="BodyText"/>
       </w:pPr>
       <w:r>
         <w:t>当前smORF发现越来越重视编码证据、转录组学、核糖体关联、靶向蛋白质组学、保守性及功能实验的组合</w:t>
@@ -5483,7 +5395,7 @@
     </w:p>
     <w:p>
       <w:pPr>
-        <w:pStyle w:val="Normal"/>
+        <w:pStyle w:val="BodyText"/>
       </w:pPr>
       <w:r>
         <w:t>合理的后续研究需要建立候选层面矩阵，把每条序列连接到基因组坐标、组装、样本、临床标签、分类学归属、肽谱证据、预测器评分、适用性标记和最终集合。缺少这一结构时，两个起始库相近的汇总保留率不能解释为富集或缺失，也不能把牙周炎标签转移到单条肽。</w:t>
@@ -5500,7 +5412,7 @@
     </w:p>
     <w:p>
       <w:pPr>
-        <w:pStyle w:val="Normal"/>
+        <w:pStyle w:val="BodyText"/>
       </w:pPr>
       <w:r>
         <w:t>AChE外周区域与Aβ组装相关，并可受到配体调节，因此可作为生成结构假设的合理靶点</w:t>
@@ -5520,7 +5432,7 @@
     </w:p>
     <w:p>
       <w:pPr>
-        <w:pStyle w:val="Normal"/>
+        <w:pStyle w:val="BodyText"/>
       </w:pPr>
       <w:r>
         <w:t>在未知重复单位时，所列标准差无法得到明确解释。单一靶点和单一方案的评分不能证明选择性、外周位点偏好、催化抑制、Aβ调节或细胞活性。独立重现应使用公开的制备结构、精确参数、多种肽构象和随机种子、全部原始评分与构象，并采用适合肽的柔性精修。FlexPepDock或同类方法可检验排序经柔性精修后是否稳定</w:t>
@@ -5543,7 +5455,7 @@
     </w:p>
     <w:p>
       <w:pPr>
-        <w:pStyle w:val="Normal"/>
+        <w:pStyle w:val="BodyText"/>
       </w:pPr>
       <w:r>
         <w:t>高比例组氨酸和半胱氨酸提供潜在配位基团，但组成和mebipred评分不能确定金属亲和力、选择性、化学计量、几何结构、氧化态或氧化还原后果。金属—肽体系研究表明，这些性质需要直接结构和生物物理测量</w:t>
@@ -5557,7 +5469,7 @@
     </w:p>
     <w:p>
       <w:pPr>
-        <w:pStyle w:val="Normal"/>
+        <w:pStyle w:val="BodyText"/>
       </w:pPr>
       <w:r>
         <w:t>最低限度的验证应采用互补光谱和热力学方法定量Cu(II)、Fe(II/III)及Zn(II)相互作用，并检测金属依赖的活性氧和脂质过氧化。对照应包括仅肽、仅金属、打乱序列、组成匹配及明确阳性和阴性条件。毒理学研究应在神经元和非神经元细胞中采用浓度—反应设计，并设置膜完整性和非特异性聚集对照。预测结果只能决定实验顺序，不能预先决定实验解释。</w:t>
@@ -5574,7 +5486,7 @@
     </w:p>
     <w:p>
       <w:pPr>
-        <w:pStyle w:val="Normal"/>
+        <w:pStyle w:val="BodyText"/>
       </w:pPr>
       <w:r>
         <w:t>观察性和纵向研究支持继续考察牙周炎—AD关系，但异质性、混杂、反向因果和阴性遗传因果分析限制了解释</w:t>
@@ -5612,7 +5524,7 @@
     </w:p>
     <w:p>
       <w:pPr>
-        <w:pStyle w:val="Normal"/>
+        <w:pStyle w:val="BodyText"/>
       </w:pPr>
       <w:r>
         <w:t>因此，当前结果不能证明候选具有牙周炎特异性、来源于</w:t>
@@ -5638,7 +5550,7 @@
     </w:p>
     <w:p>
       <w:pPr>
-        <w:pStyle w:val="Normal"/>
+        <w:pStyle w:val="BodyText"/>
       </w:pPr>
       <w:r>
         <w:t>候选计数不能替代参与者层面的独立观察。数百万smORF可能在同一样本、组装、基因组或同源序列家族内相关。有效的健康—牙周炎比较需要参与者或样本层面的特征矩阵、预设结局、一致分母、同源性处理，以及考虑聚类和相关协变量的模型。因此，对现有汇总数据而言，描述性比例是可支持的最高分析强度。</w:t>
@@ -5646,7 +5558,7 @@
     </w:p>
     <w:p>
       <w:pPr>
-        <w:pStyle w:val="Normal"/>
+        <w:pStyle w:val="BodyText"/>
       </w:pPr>
       <w:r>
         <w:t>验证应按顺序推进。首先，把12条明确序列连接到12条候选终点及8条严格子集，并使用固定模型版本重新生成全部预测器输出。其次，采用队列匹配的宏转录组、条件允许时的核糖体图谱以及具有肽层面错误发现率控制的靶向蛋白质组学检验翻译和表达。再次，对合成肽开展身份、纯度、溶解性、聚集及血清/蛋白酶稳定性测试。只有通过前序步骤的候选才应进入BBB转运、细胞毒性、金属化学、AChE/BChE活性、直接结合和Aβ测定。仅当分子身份、暴露、可重复生化活性及生物学重复表型均得到确认后，才适合进入复杂疾病模型。</w:t>
@@ -5654,36 +5566,10 @@
     </w:p>
     <w:p>
       <w:pPr>
-        <w:pStyle w:val="Normal"/>
+        <w:pStyle w:val="BodyText"/>
       </w:pPr>
       <w:r>
         <w:t>本研究的主要局限包括：缺少漏斗逐行数据，汇总终点与明确肽清单之间的关系未解决，缺少原始对接输入和构象，MD轨迹分析仍在进行，以及完全缺少实验测量。候选分类学归属、翻译、队列表达、BBB转运、毒性、金属化学、AChE结合或功能、Aβ效应和疾病关联均未测量。这些限制决定了本研究属于计算优选，而不是机制验证。</w:t>
-      </w:r>
-    </w:p>
-    <w:p>
-      <w:pPr>
-        <w:pStyle w:val="Heading2"/>
-        <w:keepNext/>
-      </w:pPr>
-      <w:r>
-        <w:t>结论</w:t>
-      </w:r>
-    </w:p>
-    <w:p>
-      <w:pPr>
-        <w:pStyle w:val="Normal"/>
-      </w:pPr>
-      <w:r>
-        <w:t>汇总计算数据支持一条透明的候选优选漏斗，终点为12条主集合和8条严格子集计数。另一张表提供12条明确的7–9 aa肽及AChE Vina评分排序，但无法根据现有材料重建其与漏斗的序列层面连接，也无法重现对接执行。预设MD扩展将在分析和质量控制完成后补充轨迹稳定性与接触结果。当前候选清单适合用于独立计算重现和分阶段实验检验，但不能证明肽表达、</w:t>
-      </w:r>
-      <w:r>
-        <w:rPr>
-          <w:i/>
-        </w:rPr>
-        <w:t>P. gingivalis</w:t>
-      </w:r>
-      <w:r>
-        <w:t>来源、BBB通过、神经毒性、金属依赖活性、AChE结合、AD相关性或因果关系。</w:t>
       </w:r>
     </w:p>
     <w:p>
@@ -7343,6 +7229,22 @@
     <w:name w:val="Normal"/>
     <w:qFormat/>
     <w:pPr>
+      <w:spacing w:before="0" w:after="0" w:line="480" w:lineRule="auto"/>
+      <w:jc w:val="both"/>
+      <w:widowControl/>
+    </w:pPr>
+    <w:rPr>
+      <w:sz w:val="24"/>
+      <w:szCs w:val="24"/>
+    </w:rPr>
+  </w:style>
+  <w:style w:type="paragraph" w:styleId="BodyText">
+    <w:name w:val="Body Text"/>
+    <w:basedOn w:val="Normal"/>
+    <w:next w:val="BodyText"/>
+    <w:qFormat/>
+    <w:pPr>
+      <w:ind w:firstLine="480"/>
       <w:spacing w:before="0" w:after="0" w:line="480" w:lineRule="auto"/>
       <w:jc w:val="both"/>
       <w:widowControl/>

--- a/projects/porphyromonas-ad-mechanism-manuscript/manuscript/full/Chinese.docx
+++ b/projects/porphyromonas-ad-mechanism-manuscript/manuscript/full/Chinese.docx
@@ -851,6 +851,14 @@
       </w:r>
       <w:r>
         <w:t>。</w:t>
+      </w:r>
+    </w:p>
+    <w:p>
+      <w:pPr>
+        <w:pStyle w:val="BodyText"/>
+      </w:pPr>
+      <w:r>
+        <w:t>主源还分别保留了短肽与长肽分支中22项UniDL4BioPep功能输出的高置信度计数，包括ACE抑制、TTCA、BBB、抗寄生虫、NeuroPred、抗细菌、抗真菌、抗病毒、毒性、抗氧化FRS、致敏性、DPP-IV抑制、细胞穿透、苦味、鲜味、广谱抗菌、两项抗疟输出、群体感应、两项抗癌输出和Anti-MRSA。所有任务均采用所提供的≥0.80阈值。计数和比例按分支特异背景转录（长肽：健康标记953条、牙周炎标记1,032条；短肽：30,557条和32,754条）；这些输出是可重叠的任务标签，不作为独立生物学重复或组间富集证据。</w:t>
       </w:r>
     </w:p>
     <w:p>
@@ -1478,6 +1486,4626 @@
         <w:keepNext/>
       </w:pPr>
       <w:r>
+        <w:t>长肽多维功能预测结果</w:t>
+      </w:r>
+    </w:p>
+    <w:p>
+      <w:pPr>
+        <w:pStyle w:val="BodyText"/>
+      </w:pPr>
+      <w:r>
+        <w:t>完整长肽分支汇总按主源保留（表2）。在健康标记953条和牙周炎标记1,032条长肽背景中，数量最大的高置信度输出为Bitter（635条，66.63%；641条，62.11%），其次为Anti-parasitic（288条，30.22%；280条，27.13%）和Antimicrobial（206条，21.62%；238条，23.06%）。BBB高分分别为40条（4.20%）和72条（6.98%），NeuroPred分别为82条（8.60%）和77条（7.46%），Toxicity分别为13条（1.36%）和18条（1.74%）。由于不同功能输出可以重叠，且候选不是参与者层面的独立观察，这些并列比例仅作描述。</w:t>
+      </w:r>
+    </w:p>
+    <w:p>
+      <w:pPr>
+        <w:pStyle w:val="Caption"/>
+      </w:pPr>
+      <w:r>
+        <w:rPr>
+          <w:b/>
+        </w:rPr>
+        <w:t>表2. UniDL4BioPep评分≥0.80的长肽多维功能预测结果。</w:t>
+      </w:r>
+    </w:p>
+    <w:tbl>
+      <w:tblPr>
+        <w:tblStyle w:val="ThreeLineTable"/>
+        <w:tblW w:w="5000" w:type="pct"/>
+        <w:tblLayout w:type="fixed"/>
+        <w:tblBorders>
+          <w:top w:val="single" w:sz="12" w:space="0" w:color="000000"/>
+          <w:left w:val="nil"/>
+          <w:bottom w:val="single" w:sz="12" w:space="0" w:color="000000"/>
+          <w:right w:val="nil"/>
+          <w:insideH w:val="nil"/>
+          <w:insideV w:val="nil"/>
+        </w:tblBorders>
+        <w:tblCellMar>
+          <w:top w:w="70" w:type="dxa"/>
+          <w:left w:w="80" w:type="dxa"/>
+          <w:bottom w:w="70" w:type="dxa"/>
+          <w:right w:w="80" w:type="dxa"/>
+        </w:tblCellMar>
+      </w:tblPr>
+      <w:tblGrid>
+        <w:gridCol w:w="1872"/>
+        <w:gridCol w:w="1872"/>
+        <w:gridCol w:w="1872"/>
+        <w:gridCol w:w="1872"/>
+        <w:gridCol w:w="1872"/>
+      </w:tblGrid>
+      <w:tr>
+        <w:trPr>
+          <w:tblHeader/>
+        </w:trPr>
+        <w:tc>
+          <w:tcPr>
+            <w:tcW w:w="1872" w:type="dxa"/>
+            <w:tcBorders>
+              <w:bottom w:val="single" w:sz="8" w:space="0" w:color="000000"/>
+            </w:tcBorders>
+            <w:vAlign w:val="center"/>
+          </w:tcPr>
+          <w:p>
+            <w:pPr>
+              <w:pStyle w:val="TableText"/>
+              <w:spacing w:before="0" w:after="0" w:line="240" w:lineRule="auto"/>
+            </w:pPr>
+            <w:r>
+              <w:rPr>
+                <w:sz w:val="20"/>
+                <w:szCs w:val="20"/>
+              </w:rPr>
+              <w:t>模型输出</w:t>
+            </w:r>
+          </w:p>
+        </w:tc>
+        <w:tc>
+          <w:tcPr>
+            <w:tcW w:w="1872" w:type="dxa"/>
+            <w:tcBorders>
+              <w:bottom w:val="single" w:sz="8" w:space="0" w:color="000000"/>
+            </w:tcBorders>
+            <w:vAlign w:val="center"/>
+          </w:tcPr>
+          <w:p>
+            <w:pPr>
+              <w:pStyle w:val="TableText"/>
+              <w:spacing w:before="0" w:after="0" w:line="240" w:lineRule="auto"/>
+            </w:pPr>
+            <w:r>
+              <w:rPr>
+                <w:sz w:val="20"/>
+                <w:szCs w:val="20"/>
+              </w:rPr>
+              <w:t>健康 n</w:t>
+            </w:r>
+          </w:p>
+        </w:tc>
+        <w:tc>
+          <w:tcPr>
+            <w:tcW w:w="1872" w:type="dxa"/>
+            <w:tcBorders>
+              <w:bottom w:val="single" w:sz="8" w:space="0" w:color="000000"/>
+            </w:tcBorders>
+            <w:vAlign w:val="center"/>
+          </w:tcPr>
+          <w:p>
+            <w:pPr>
+              <w:pStyle w:val="TableText"/>
+              <w:spacing w:before="0" w:after="0" w:line="240" w:lineRule="auto"/>
+            </w:pPr>
+            <w:r>
+              <w:rPr>
+                <w:sz w:val="20"/>
+                <w:szCs w:val="20"/>
+              </w:rPr>
+              <w:t>健康 %</w:t>
+            </w:r>
+          </w:p>
+        </w:tc>
+        <w:tc>
+          <w:tcPr>
+            <w:tcW w:w="1872" w:type="dxa"/>
+            <w:tcBorders>
+              <w:bottom w:val="single" w:sz="8" w:space="0" w:color="000000"/>
+            </w:tcBorders>
+            <w:vAlign w:val="center"/>
+          </w:tcPr>
+          <w:p>
+            <w:pPr>
+              <w:pStyle w:val="TableText"/>
+              <w:spacing w:before="0" w:after="0" w:line="240" w:lineRule="auto"/>
+            </w:pPr>
+            <w:r>
+              <w:rPr>
+                <w:sz w:val="20"/>
+                <w:szCs w:val="20"/>
+              </w:rPr>
+              <w:t>牙周炎 n</w:t>
+            </w:r>
+          </w:p>
+        </w:tc>
+        <w:tc>
+          <w:tcPr>
+            <w:tcW w:w="1872" w:type="dxa"/>
+            <w:tcBorders>
+              <w:bottom w:val="single" w:sz="8" w:space="0" w:color="000000"/>
+            </w:tcBorders>
+            <w:vAlign w:val="center"/>
+          </w:tcPr>
+          <w:p>
+            <w:pPr>
+              <w:pStyle w:val="TableText"/>
+              <w:spacing w:before="0" w:after="0" w:line="240" w:lineRule="auto"/>
+            </w:pPr>
+            <w:r>
+              <w:rPr>
+                <w:sz w:val="20"/>
+                <w:szCs w:val="20"/>
+              </w:rPr>
+              <w:t>牙周炎 %</w:t>
+            </w:r>
+          </w:p>
+        </w:tc>
+      </w:tr>
+      <w:tr>
+        <w:tc>
+          <w:tcPr>
+            <w:tcW w:w="1872" w:type="dxa"/>
+            <w:vAlign w:val="center"/>
+          </w:tcPr>
+          <w:p>
+            <w:pPr>
+              <w:pStyle w:val="TableText"/>
+              <w:spacing w:before="0" w:after="0" w:line="240" w:lineRule="auto"/>
+            </w:pPr>
+            <w:r>
+              <w:rPr>
+                <w:sz w:val="20"/>
+                <w:szCs w:val="20"/>
+              </w:rPr>
+              <w:t>ACP_Anticancer_alt</w:t>
+            </w:r>
+          </w:p>
+        </w:tc>
+        <w:tc>
+          <w:tcPr>
+            <w:tcW w:w="1872" w:type="dxa"/>
+            <w:vAlign w:val="center"/>
+          </w:tcPr>
+          <w:p>
+            <w:pPr>
+              <w:pStyle w:val="TableText"/>
+              <w:spacing w:before="0" w:after="0" w:line="240" w:lineRule="auto"/>
+            </w:pPr>
+            <w:r>
+              <w:rPr>
+                <w:sz w:val="20"/>
+                <w:szCs w:val="20"/>
+              </w:rPr>
+              <w:t>91</w:t>
+            </w:r>
+          </w:p>
+        </w:tc>
+        <w:tc>
+          <w:tcPr>
+            <w:tcW w:w="1872" w:type="dxa"/>
+            <w:vAlign w:val="center"/>
+          </w:tcPr>
+          <w:p>
+            <w:pPr>
+              <w:pStyle w:val="TableText"/>
+              <w:spacing w:before="0" w:after="0" w:line="240" w:lineRule="auto"/>
+            </w:pPr>
+            <w:r>
+              <w:rPr>
+                <w:sz w:val="20"/>
+                <w:szCs w:val="20"/>
+              </w:rPr>
+              <w:t>9.55</w:t>
+            </w:r>
+          </w:p>
+        </w:tc>
+        <w:tc>
+          <w:tcPr>
+            <w:tcW w:w="1872" w:type="dxa"/>
+            <w:vAlign w:val="center"/>
+          </w:tcPr>
+          <w:p>
+            <w:pPr>
+              <w:pStyle w:val="TableText"/>
+              <w:spacing w:before="0" w:after="0" w:line="240" w:lineRule="auto"/>
+            </w:pPr>
+            <w:r>
+              <w:rPr>
+                <w:sz w:val="20"/>
+                <w:szCs w:val="20"/>
+              </w:rPr>
+              <w:t>121</w:t>
+            </w:r>
+          </w:p>
+        </w:tc>
+        <w:tc>
+          <w:tcPr>
+            <w:tcW w:w="1872" w:type="dxa"/>
+            <w:vAlign w:val="center"/>
+          </w:tcPr>
+          <w:p>
+            <w:pPr>
+              <w:pStyle w:val="TableText"/>
+              <w:spacing w:before="0" w:after="0" w:line="240" w:lineRule="auto"/>
+            </w:pPr>
+            <w:r>
+              <w:rPr>
+                <w:sz w:val="20"/>
+                <w:szCs w:val="20"/>
+              </w:rPr>
+              <w:t>11.72</w:t>
+            </w:r>
+          </w:p>
+        </w:tc>
+      </w:tr>
+      <w:tr>
+        <w:tc>
+          <w:tcPr>
+            <w:tcW w:w="1872" w:type="dxa"/>
+            <w:vAlign w:val="center"/>
+          </w:tcPr>
+          <w:p>
+            <w:pPr>
+              <w:pStyle w:val="TableText"/>
+              <w:spacing w:before="0" w:after="0" w:line="240" w:lineRule="auto"/>
+            </w:pPr>
+            <w:r>
+              <w:rPr>
+                <w:sz w:val="20"/>
+                <w:szCs w:val="20"/>
+              </w:rPr>
+              <w:t>BBB_Peptides</w:t>
+            </w:r>
+          </w:p>
+        </w:tc>
+        <w:tc>
+          <w:tcPr>
+            <w:tcW w:w="1872" w:type="dxa"/>
+            <w:vAlign w:val="center"/>
+          </w:tcPr>
+          <w:p>
+            <w:pPr>
+              <w:pStyle w:val="TableText"/>
+              <w:spacing w:before="0" w:after="0" w:line="240" w:lineRule="auto"/>
+            </w:pPr>
+            <w:r>
+              <w:rPr>
+                <w:sz w:val="20"/>
+                <w:szCs w:val="20"/>
+              </w:rPr>
+              <w:t>40</w:t>
+            </w:r>
+          </w:p>
+        </w:tc>
+        <w:tc>
+          <w:tcPr>
+            <w:tcW w:w="1872" w:type="dxa"/>
+            <w:vAlign w:val="center"/>
+          </w:tcPr>
+          <w:p>
+            <w:pPr>
+              <w:pStyle w:val="TableText"/>
+              <w:spacing w:before="0" w:after="0" w:line="240" w:lineRule="auto"/>
+            </w:pPr>
+            <w:r>
+              <w:rPr>
+                <w:sz w:val="20"/>
+                <w:szCs w:val="20"/>
+              </w:rPr>
+              <w:t>4.20</w:t>
+            </w:r>
+          </w:p>
+        </w:tc>
+        <w:tc>
+          <w:tcPr>
+            <w:tcW w:w="1872" w:type="dxa"/>
+            <w:vAlign w:val="center"/>
+          </w:tcPr>
+          <w:p>
+            <w:pPr>
+              <w:pStyle w:val="TableText"/>
+              <w:spacing w:before="0" w:after="0" w:line="240" w:lineRule="auto"/>
+            </w:pPr>
+            <w:r>
+              <w:rPr>
+                <w:sz w:val="20"/>
+                <w:szCs w:val="20"/>
+              </w:rPr>
+              <w:t>72</w:t>
+            </w:r>
+          </w:p>
+        </w:tc>
+        <w:tc>
+          <w:tcPr>
+            <w:tcW w:w="1872" w:type="dxa"/>
+            <w:vAlign w:val="center"/>
+          </w:tcPr>
+          <w:p>
+            <w:pPr>
+              <w:pStyle w:val="TableText"/>
+              <w:spacing w:before="0" w:after="0" w:line="240" w:lineRule="auto"/>
+            </w:pPr>
+            <w:r>
+              <w:rPr>
+                <w:sz w:val="20"/>
+                <w:szCs w:val="20"/>
+              </w:rPr>
+              <w:t>6.98</w:t>
+            </w:r>
+          </w:p>
+        </w:tc>
+      </w:tr>
+      <w:tr>
+        <w:tc>
+          <w:tcPr>
+            <w:tcW w:w="1872" w:type="dxa"/>
+            <w:vAlign w:val="center"/>
+          </w:tcPr>
+          <w:p>
+            <w:pPr>
+              <w:pStyle w:val="TableText"/>
+              <w:spacing w:before="0" w:after="0" w:line="240" w:lineRule="auto"/>
+            </w:pPr>
+            <w:r>
+              <w:rPr>
+                <w:sz w:val="20"/>
+                <w:szCs w:val="20"/>
+              </w:rPr>
+              <w:t>Quorum_sensing</w:t>
+            </w:r>
+          </w:p>
+        </w:tc>
+        <w:tc>
+          <w:tcPr>
+            <w:tcW w:w="1872" w:type="dxa"/>
+            <w:vAlign w:val="center"/>
+          </w:tcPr>
+          <w:p>
+            <w:pPr>
+              <w:pStyle w:val="TableText"/>
+              <w:spacing w:before="0" w:after="0" w:line="240" w:lineRule="auto"/>
+            </w:pPr>
+            <w:r>
+              <w:rPr>
+                <w:sz w:val="20"/>
+                <w:szCs w:val="20"/>
+              </w:rPr>
+              <w:t>173</w:t>
+            </w:r>
+          </w:p>
+        </w:tc>
+        <w:tc>
+          <w:tcPr>
+            <w:tcW w:w="1872" w:type="dxa"/>
+            <w:vAlign w:val="center"/>
+          </w:tcPr>
+          <w:p>
+            <w:pPr>
+              <w:pStyle w:val="TableText"/>
+              <w:spacing w:before="0" w:after="0" w:line="240" w:lineRule="auto"/>
+            </w:pPr>
+            <w:r>
+              <w:rPr>
+                <w:sz w:val="20"/>
+                <w:szCs w:val="20"/>
+              </w:rPr>
+              <w:t>18.15</w:t>
+            </w:r>
+          </w:p>
+        </w:tc>
+        <w:tc>
+          <w:tcPr>
+            <w:tcW w:w="1872" w:type="dxa"/>
+            <w:vAlign w:val="center"/>
+          </w:tcPr>
+          <w:p>
+            <w:pPr>
+              <w:pStyle w:val="TableText"/>
+              <w:spacing w:before="0" w:after="0" w:line="240" w:lineRule="auto"/>
+            </w:pPr>
+            <w:r>
+              <w:rPr>
+                <w:sz w:val="20"/>
+                <w:szCs w:val="20"/>
+              </w:rPr>
+              <w:t>190</w:t>
+            </w:r>
+          </w:p>
+        </w:tc>
+        <w:tc>
+          <w:tcPr>
+            <w:tcW w:w="1872" w:type="dxa"/>
+            <w:vAlign w:val="center"/>
+          </w:tcPr>
+          <w:p>
+            <w:pPr>
+              <w:pStyle w:val="TableText"/>
+              <w:spacing w:before="0" w:after="0" w:line="240" w:lineRule="auto"/>
+            </w:pPr>
+            <w:r>
+              <w:rPr>
+                <w:sz w:val="20"/>
+                <w:szCs w:val="20"/>
+              </w:rPr>
+              <w:t>18.41</w:t>
+            </w:r>
+          </w:p>
+        </w:tc>
+      </w:tr>
+      <w:tr>
+        <w:tc>
+          <w:tcPr>
+            <w:tcW w:w="1872" w:type="dxa"/>
+            <w:vAlign w:val="center"/>
+          </w:tcPr>
+          <w:p>
+            <w:pPr>
+              <w:pStyle w:val="TableText"/>
+              <w:spacing w:before="0" w:after="0" w:line="240" w:lineRule="auto"/>
+            </w:pPr>
+            <w:r>
+              <w:rPr>
+                <w:sz w:val="20"/>
+                <w:szCs w:val="20"/>
+              </w:rPr>
+              <w:t>Antimicrobial</w:t>
+            </w:r>
+          </w:p>
+        </w:tc>
+        <w:tc>
+          <w:tcPr>
+            <w:tcW w:w="1872" w:type="dxa"/>
+            <w:vAlign w:val="center"/>
+          </w:tcPr>
+          <w:p>
+            <w:pPr>
+              <w:pStyle w:val="TableText"/>
+              <w:spacing w:before="0" w:after="0" w:line="240" w:lineRule="auto"/>
+            </w:pPr>
+            <w:r>
+              <w:rPr>
+                <w:sz w:val="20"/>
+                <w:szCs w:val="20"/>
+              </w:rPr>
+              <w:t>206</w:t>
+            </w:r>
+          </w:p>
+        </w:tc>
+        <w:tc>
+          <w:tcPr>
+            <w:tcW w:w="1872" w:type="dxa"/>
+            <w:vAlign w:val="center"/>
+          </w:tcPr>
+          <w:p>
+            <w:pPr>
+              <w:pStyle w:val="TableText"/>
+              <w:spacing w:before="0" w:after="0" w:line="240" w:lineRule="auto"/>
+            </w:pPr>
+            <w:r>
+              <w:rPr>
+                <w:sz w:val="20"/>
+                <w:szCs w:val="20"/>
+              </w:rPr>
+              <w:t>21.62</w:t>
+            </w:r>
+          </w:p>
+        </w:tc>
+        <w:tc>
+          <w:tcPr>
+            <w:tcW w:w="1872" w:type="dxa"/>
+            <w:vAlign w:val="center"/>
+          </w:tcPr>
+          <w:p>
+            <w:pPr>
+              <w:pStyle w:val="TableText"/>
+              <w:spacing w:before="0" w:after="0" w:line="240" w:lineRule="auto"/>
+            </w:pPr>
+            <w:r>
+              <w:rPr>
+                <w:sz w:val="20"/>
+                <w:szCs w:val="20"/>
+              </w:rPr>
+              <w:t>238</w:t>
+            </w:r>
+          </w:p>
+        </w:tc>
+        <w:tc>
+          <w:tcPr>
+            <w:tcW w:w="1872" w:type="dxa"/>
+            <w:vAlign w:val="center"/>
+          </w:tcPr>
+          <w:p>
+            <w:pPr>
+              <w:pStyle w:val="TableText"/>
+              <w:spacing w:before="0" w:after="0" w:line="240" w:lineRule="auto"/>
+            </w:pPr>
+            <w:r>
+              <w:rPr>
+                <w:sz w:val="20"/>
+                <w:szCs w:val="20"/>
+              </w:rPr>
+              <w:t>23.06</w:t>
+            </w:r>
+          </w:p>
+        </w:tc>
+      </w:tr>
+      <w:tr>
+        <w:tc>
+          <w:tcPr>
+            <w:tcW w:w="1872" w:type="dxa"/>
+            <w:vAlign w:val="center"/>
+          </w:tcPr>
+          <w:p>
+            <w:pPr>
+              <w:pStyle w:val="TableText"/>
+              <w:spacing w:before="0" w:after="0" w:line="240" w:lineRule="auto"/>
+            </w:pPr>
+            <w:r>
+              <w:rPr>
+                <w:sz w:val="20"/>
+                <w:szCs w:val="20"/>
+              </w:rPr>
+              <w:t>Antibacterial</w:t>
+            </w:r>
+          </w:p>
+        </w:tc>
+        <w:tc>
+          <w:tcPr>
+            <w:tcW w:w="1872" w:type="dxa"/>
+            <w:vAlign w:val="center"/>
+          </w:tcPr>
+          <w:p>
+            <w:pPr>
+              <w:pStyle w:val="TableText"/>
+              <w:spacing w:before="0" w:after="0" w:line="240" w:lineRule="auto"/>
+            </w:pPr>
+            <w:r>
+              <w:rPr>
+                <w:sz w:val="20"/>
+                <w:szCs w:val="20"/>
+              </w:rPr>
+              <w:t>111</w:t>
+            </w:r>
+          </w:p>
+        </w:tc>
+        <w:tc>
+          <w:tcPr>
+            <w:tcW w:w="1872" w:type="dxa"/>
+            <w:vAlign w:val="center"/>
+          </w:tcPr>
+          <w:p>
+            <w:pPr>
+              <w:pStyle w:val="TableText"/>
+              <w:spacing w:before="0" w:after="0" w:line="240" w:lineRule="auto"/>
+            </w:pPr>
+            <w:r>
+              <w:rPr>
+                <w:sz w:val="20"/>
+                <w:szCs w:val="20"/>
+              </w:rPr>
+              <w:t>11.65</w:t>
+            </w:r>
+          </w:p>
+        </w:tc>
+        <w:tc>
+          <w:tcPr>
+            <w:tcW w:w="1872" w:type="dxa"/>
+            <w:vAlign w:val="center"/>
+          </w:tcPr>
+          <w:p>
+            <w:pPr>
+              <w:pStyle w:val="TableText"/>
+              <w:spacing w:before="0" w:after="0" w:line="240" w:lineRule="auto"/>
+            </w:pPr>
+            <w:r>
+              <w:rPr>
+                <w:sz w:val="20"/>
+                <w:szCs w:val="20"/>
+              </w:rPr>
+              <w:t>153</w:t>
+            </w:r>
+          </w:p>
+        </w:tc>
+        <w:tc>
+          <w:tcPr>
+            <w:tcW w:w="1872" w:type="dxa"/>
+            <w:vAlign w:val="center"/>
+          </w:tcPr>
+          <w:p>
+            <w:pPr>
+              <w:pStyle w:val="TableText"/>
+              <w:spacing w:before="0" w:after="0" w:line="240" w:lineRule="auto"/>
+            </w:pPr>
+            <w:r>
+              <w:rPr>
+                <w:sz w:val="20"/>
+                <w:szCs w:val="20"/>
+              </w:rPr>
+              <w:t>14.83</w:t>
+            </w:r>
+          </w:p>
+        </w:tc>
+      </w:tr>
+      <w:tr>
+        <w:tc>
+          <w:tcPr>
+            <w:tcW w:w="1872" w:type="dxa"/>
+            <w:vAlign w:val="center"/>
+          </w:tcPr>
+          <w:p>
+            <w:pPr>
+              <w:pStyle w:val="TableText"/>
+              <w:spacing w:before="0" w:after="0" w:line="240" w:lineRule="auto"/>
+            </w:pPr>
+            <w:r>
+              <w:rPr>
+                <w:sz w:val="20"/>
+                <w:szCs w:val="20"/>
+              </w:rPr>
+              <w:t>Anti-MRSA</w:t>
+            </w:r>
+          </w:p>
+        </w:tc>
+        <w:tc>
+          <w:tcPr>
+            <w:tcW w:w="1872" w:type="dxa"/>
+            <w:vAlign w:val="center"/>
+          </w:tcPr>
+          <w:p>
+            <w:pPr>
+              <w:pStyle w:val="TableText"/>
+              <w:spacing w:before="0" w:after="0" w:line="240" w:lineRule="auto"/>
+            </w:pPr>
+            <w:r>
+              <w:rPr>
+                <w:sz w:val="20"/>
+                <w:szCs w:val="20"/>
+              </w:rPr>
+              <w:t>47</w:t>
+            </w:r>
+          </w:p>
+        </w:tc>
+        <w:tc>
+          <w:tcPr>
+            <w:tcW w:w="1872" w:type="dxa"/>
+            <w:vAlign w:val="center"/>
+          </w:tcPr>
+          <w:p>
+            <w:pPr>
+              <w:pStyle w:val="TableText"/>
+              <w:spacing w:before="0" w:after="0" w:line="240" w:lineRule="auto"/>
+            </w:pPr>
+            <w:r>
+              <w:rPr>
+                <w:sz w:val="20"/>
+                <w:szCs w:val="20"/>
+              </w:rPr>
+              <w:t>4.93</w:t>
+            </w:r>
+          </w:p>
+        </w:tc>
+        <w:tc>
+          <w:tcPr>
+            <w:tcW w:w="1872" w:type="dxa"/>
+            <w:vAlign w:val="center"/>
+          </w:tcPr>
+          <w:p>
+            <w:pPr>
+              <w:pStyle w:val="TableText"/>
+              <w:spacing w:before="0" w:after="0" w:line="240" w:lineRule="auto"/>
+            </w:pPr>
+            <w:r>
+              <w:rPr>
+                <w:sz w:val="20"/>
+                <w:szCs w:val="20"/>
+              </w:rPr>
+              <w:t>62</w:t>
+            </w:r>
+          </w:p>
+        </w:tc>
+        <w:tc>
+          <w:tcPr>
+            <w:tcW w:w="1872" w:type="dxa"/>
+            <w:vAlign w:val="center"/>
+          </w:tcPr>
+          <w:p>
+            <w:pPr>
+              <w:pStyle w:val="TableText"/>
+              <w:spacing w:before="0" w:after="0" w:line="240" w:lineRule="auto"/>
+            </w:pPr>
+            <w:r>
+              <w:rPr>
+                <w:sz w:val="20"/>
+                <w:szCs w:val="20"/>
+              </w:rPr>
+              <w:t>6.01</w:t>
+            </w:r>
+          </w:p>
+        </w:tc>
+      </w:tr>
+      <w:tr>
+        <w:tc>
+          <w:tcPr>
+            <w:tcW w:w="1872" w:type="dxa"/>
+            <w:vAlign w:val="center"/>
+          </w:tcPr>
+          <w:p>
+            <w:pPr>
+              <w:pStyle w:val="TableText"/>
+              <w:spacing w:before="0" w:after="0" w:line="240" w:lineRule="auto"/>
+            </w:pPr>
+            <w:r>
+              <w:rPr>
+                <w:sz w:val="20"/>
+                <w:szCs w:val="20"/>
+              </w:rPr>
+              <w:t>CPP</w:t>
+            </w:r>
+          </w:p>
+        </w:tc>
+        <w:tc>
+          <w:tcPr>
+            <w:tcW w:w="1872" w:type="dxa"/>
+            <w:vAlign w:val="center"/>
+          </w:tcPr>
+          <w:p>
+            <w:pPr>
+              <w:pStyle w:val="TableText"/>
+              <w:spacing w:before="0" w:after="0" w:line="240" w:lineRule="auto"/>
+            </w:pPr>
+            <w:r>
+              <w:rPr>
+                <w:sz w:val="20"/>
+                <w:szCs w:val="20"/>
+              </w:rPr>
+              <w:t>15</w:t>
+            </w:r>
+          </w:p>
+        </w:tc>
+        <w:tc>
+          <w:tcPr>
+            <w:tcW w:w="1872" w:type="dxa"/>
+            <w:vAlign w:val="center"/>
+          </w:tcPr>
+          <w:p>
+            <w:pPr>
+              <w:pStyle w:val="TableText"/>
+              <w:spacing w:before="0" w:after="0" w:line="240" w:lineRule="auto"/>
+            </w:pPr>
+            <w:r>
+              <w:rPr>
+                <w:sz w:val="20"/>
+                <w:szCs w:val="20"/>
+              </w:rPr>
+              <w:t>1.57</w:t>
+            </w:r>
+          </w:p>
+        </w:tc>
+        <w:tc>
+          <w:tcPr>
+            <w:tcW w:w="1872" w:type="dxa"/>
+            <w:vAlign w:val="center"/>
+          </w:tcPr>
+          <w:p>
+            <w:pPr>
+              <w:pStyle w:val="TableText"/>
+              <w:spacing w:before="0" w:after="0" w:line="240" w:lineRule="auto"/>
+            </w:pPr>
+            <w:r>
+              <w:rPr>
+                <w:sz w:val="20"/>
+                <w:szCs w:val="20"/>
+              </w:rPr>
+              <w:t>29</w:t>
+            </w:r>
+          </w:p>
+        </w:tc>
+        <w:tc>
+          <w:tcPr>
+            <w:tcW w:w="1872" w:type="dxa"/>
+            <w:vAlign w:val="center"/>
+          </w:tcPr>
+          <w:p>
+            <w:pPr>
+              <w:pStyle w:val="TableText"/>
+              <w:spacing w:before="0" w:after="0" w:line="240" w:lineRule="auto"/>
+            </w:pPr>
+            <w:r>
+              <w:rPr>
+                <w:sz w:val="20"/>
+                <w:szCs w:val="20"/>
+              </w:rPr>
+              <w:t>2.81</w:t>
+            </w:r>
+          </w:p>
+        </w:tc>
+      </w:tr>
+      <w:tr>
+        <w:tc>
+          <w:tcPr>
+            <w:tcW w:w="1872" w:type="dxa"/>
+            <w:vAlign w:val="center"/>
+          </w:tcPr>
+          <w:p>
+            <w:pPr>
+              <w:pStyle w:val="TableText"/>
+              <w:spacing w:before="0" w:after="0" w:line="240" w:lineRule="auto"/>
+            </w:pPr>
+            <w:r>
+              <w:rPr>
+                <w:sz w:val="20"/>
+                <w:szCs w:val="20"/>
+              </w:rPr>
+              <w:t>Antifungal</w:t>
+            </w:r>
+          </w:p>
+        </w:tc>
+        <w:tc>
+          <w:tcPr>
+            <w:tcW w:w="1872" w:type="dxa"/>
+            <w:vAlign w:val="center"/>
+          </w:tcPr>
+          <w:p>
+            <w:pPr>
+              <w:pStyle w:val="TableText"/>
+              <w:spacing w:before="0" w:after="0" w:line="240" w:lineRule="auto"/>
+            </w:pPr>
+            <w:r>
+              <w:rPr>
+                <w:sz w:val="20"/>
+                <w:szCs w:val="20"/>
+              </w:rPr>
+              <w:t>73</w:t>
+            </w:r>
+          </w:p>
+        </w:tc>
+        <w:tc>
+          <w:tcPr>
+            <w:tcW w:w="1872" w:type="dxa"/>
+            <w:vAlign w:val="center"/>
+          </w:tcPr>
+          <w:p>
+            <w:pPr>
+              <w:pStyle w:val="TableText"/>
+              <w:spacing w:before="0" w:after="0" w:line="240" w:lineRule="auto"/>
+            </w:pPr>
+            <w:r>
+              <w:rPr>
+                <w:sz w:val="20"/>
+                <w:szCs w:val="20"/>
+              </w:rPr>
+              <w:t>7.66</w:t>
+            </w:r>
+          </w:p>
+        </w:tc>
+        <w:tc>
+          <w:tcPr>
+            <w:tcW w:w="1872" w:type="dxa"/>
+            <w:vAlign w:val="center"/>
+          </w:tcPr>
+          <w:p>
+            <w:pPr>
+              <w:pStyle w:val="TableText"/>
+              <w:spacing w:before="0" w:after="0" w:line="240" w:lineRule="auto"/>
+            </w:pPr>
+            <w:r>
+              <w:rPr>
+                <w:sz w:val="20"/>
+                <w:szCs w:val="20"/>
+              </w:rPr>
+              <w:t>96</w:t>
+            </w:r>
+          </w:p>
+        </w:tc>
+        <w:tc>
+          <w:tcPr>
+            <w:tcW w:w="1872" w:type="dxa"/>
+            <w:vAlign w:val="center"/>
+          </w:tcPr>
+          <w:p>
+            <w:pPr>
+              <w:pStyle w:val="TableText"/>
+              <w:spacing w:before="0" w:after="0" w:line="240" w:lineRule="auto"/>
+            </w:pPr>
+            <w:r>
+              <w:rPr>
+                <w:sz w:val="20"/>
+                <w:szCs w:val="20"/>
+              </w:rPr>
+              <w:t>9.30</w:t>
+            </w:r>
+          </w:p>
+        </w:tc>
+      </w:tr>
+      <w:tr>
+        <w:tc>
+          <w:tcPr>
+            <w:tcW w:w="1872" w:type="dxa"/>
+            <w:vAlign w:val="center"/>
+          </w:tcPr>
+          <w:p>
+            <w:pPr>
+              <w:pStyle w:val="TableText"/>
+              <w:spacing w:before="0" w:after="0" w:line="240" w:lineRule="auto"/>
+            </w:pPr>
+            <w:r>
+              <w:rPr>
+                <w:sz w:val="20"/>
+                <w:szCs w:val="20"/>
+              </w:rPr>
+              <w:t>Toxicity</w:t>
+            </w:r>
+          </w:p>
+        </w:tc>
+        <w:tc>
+          <w:tcPr>
+            <w:tcW w:w="1872" w:type="dxa"/>
+            <w:vAlign w:val="center"/>
+          </w:tcPr>
+          <w:p>
+            <w:pPr>
+              <w:pStyle w:val="TableText"/>
+              <w:spacing w:before="0" w:after="0" w:line="240" w:lineRule="auto"/>
+            </w:pPr>
+            <w:r>
+              <w:rPr>
+                <w:sz w:val="20"/>
+                <w:szCs w:val="20"/>
+              </w:rPr>
+              <w:t>13</w:t>
+            </w:r>
+          </w:p>
+        </w:tc>
+        <w:tc>
+          <w:tcPr>
+            <w:tcW w:w="1872" w:type="dxa"/>
+            <w:vAlign w:val="center"/>
+          </w:tcPr>
+          <w:p>
+            <w:pPr>
+              <w:pStyle w:val="TableText"/>
+              <w:spacing w:before="0" w:after="0" w:line="240" w:lineRule="auto"/>
+            </w:pPr>
+            <w:r>
+              <w:rPr>
+                <w:sz w:val="20"/>
+                <w:szCs w:val="20"/>
+              </w:rPr>
+              <w:t>1.36</w:t>
+            </w:r>
+          </w:p>
+        </w:tc>
+        <w:tc>
+          <w:tcPr>
+            <w:tcW w:w="1872" w:type="dxa"/>
+            <w:vAlign w:val="center"/>
+          </w:tcPr>
+          <w:p>
+            <w:pPr>
+              <w:pStyle w:val="TableText"/>
+              <w:spacing w:before="0" w:after="0" w:line="240" w:lineRule="auto"/>
+            </w:pPr>
+            <w:r>
+              <w:rPr>
+                <w:sz w:val="20"/>
+                <w:szCs w:val="20"/>
+              </w:rPr>
+              <w:t>18</w:t>
+            </w:r>
+          </w:p>
+        </w:tc>
+        <w:tc>
+          <w:tcPr>
+            <w:tcW w:w="1872" w:type="dxa"/>
+            <w:vAlign w:val="center"/>
+          </w:tcPr>
+          <w:p>
+            <w:pPr>
+              <w:pStyle w:val="TableText"/>
+              <w:spacing w:before="0" w:after="0" w:line="240" w:lineRule="auto"/>
+            </w:pPr>
+            <w:r>
+              <w:rPr>
+                <w:sz w:val="20"/>
+                <w:szCs w:val="20"/>
+              </w:rPr>
+              <w:t>1.74</w:t>
+            </w:r>
+          </w:p>
+        </w:tc>
+      </w:tr>
+      <w:tr>
+        <w:tc>
+          <w:tcPr>
+            <w:tcW w:w="1872" w:type="dxa"/>
+            <w:vAlign w:val="center"/>
+          </w:tcPr>
+          <w:p>
+            <w:pPr>
+              <w:pStyle w:val="TableText"/>
+              <w:spacing w:before="0" w:after="0" w:line="240" w:lineRule="auto"/>
+            </w:pPr>
+            <w:r>
+              <w:rPr>
+                <w:sz w:val="20"/>
+                <w:szCs w:val="20"/>
+              </w:rPr>
+              <w:t>Umami</w:t>
+            </w:r>
+          </w:p>
+        </w:tc>
+        <w:tc>
+          <w:tcPr>
+            <w:tcW w:w="1872" w:type="dxa"/>
+            <w:vAlign w:val="center"/>
+          </w:tcPr>
+          <w:p>
+            <w:pPr>
+              <w:pStyle w:val="TableText"/>
+              <w:spacing w:before="0" w:after="0" w:line="240" w:lineRule="auto"/>
+            </w:pPr>
+            <w:r>
+              <w:rPr>
+                <w:sz w:val="20"/>
+                <w:szCs w:val="20"/>
+              </w:rPr>
+              <w:t>17</w:t>
+            </w:r>
+          </w:p>
+        </w:tc>
+        <w:tc>
+          <w:tcPr>
+            <w:tcW w:w="1872" w:type="dxa"/>
+            <w:vAlign w:val="center"/>
+          </w:tcPr>
+          <w:p>
+            <w:pPr>
+              <w:pStyle w:val="TableText"/>
+              <w:spacing w:before="0" w:after="0" w:line="240" w:lineRule="auto"/>
+            </w:pPr>
+            <w:r>
+              <w:rPr>
+                <w:sz w:val="20"/>
+                <w:szCs w:val="20"/>
+              </w:rPr>
+              <w:t>1.78</w:t>
+            </w:r>
+          </w:p>
+        </w:tc>
+        <w:tc>
+          <w:tcPr>
+            <w:tcW w:w="1872" w:type="dxa"/>
+            <w:vAlign w:val="center"/>
+          </w:tcPr>
+          <w:p>
+            <w:pPr>
+              <w:pStyle w:val="TableText"/>
+              <w:spacing w:before="0" w:after="0" w:line="240" w:lineRule="auto"/>
+            </w:pPr>
+            <w:r>
+              <w:rPr>
+                <w:sz w:val="20"/>
+                <w:szCs w:val="20"/>
+              </w:rPr>
+              <w:t>15</w:t>
+            </w:r>
+          </w:p>
+        </w:tc>
+        <w:tc>
+          <w:tcPr>
+            <w:tcW w:w="1872" w:type="dxa"/>
+            <w:vAlign w:val="center"/>
+          </w:tcPr>
+          <w:p>
+            <w:pPr>
+              <w:pStyle w:val="TableText"/>
+              <w:spacing w:before="0" w:after="0" w:line="240" w:lineRule="auto"/>
+            </w:pPr>
+            <w:r>
+              <w:rPr>
+                <w:sz w:val="20"/>
+                <w:szCs w:val="20"/>
+              </w:rPr>
+              <w:t>1.45</w:t>
+            </w:r>
+          </w:p>
+        </w:tc>
+      </w:tr>
+      <w:tr>
+        <w:tc>
+          <w:tcPr>
+            <w:tcW w:w="1872" w:type="dxa"/>
+            <w:vAlign w:val="center"/>
+          </w:tcPr>
+          <w:p>
+            <w:pPr>
+              <w:pStyle w:val="TableText"/>
+              <w:spacing w:before="0" w:after="0" w:line="240" w:lineRule="auto"/>
+            </w:pPr>
+            <w:r>
+              <w:rPr>
+                <w:sz w:val="20"/>
+                <w:szCs w:val="20"/>
+              </w:rPr>
+              <w:t>Antimalarial_alt</w:t>
+            </w:r>
+          </w:p>
+        </w:tc>
+        <w:tc>
+          <w:tcPr>
+            <w:tcW w:w="1872" w:type="dxa"/>
+            <w:vAlign w:val="center"/>
+          </w:tcPr>
+          <w:p>
+            <w:pPr>
+              <w:pStyle w:val="TableText"/>
+              <w:spacing w:before="0" w:after="0" w:line="240" w:lineRule="auto"/>
+            </w:pPr>
+            <w:r>
+              <w:rPr>
+                <w:sz w:val="20"/>
+                <w:szCs w:val="20"/>
+              </w:rPr>
+              <w:t>12</w:t>
+            </w:r>
+          </w:p>
+        </w:tc>
+        <w:tc>
+          <w:tcPr>
+            <w:tcW w:w="1872" w:type="dxa"/>
+            <w:vAlign w:val="center"/>
+          </w:tcPr>
+          <w:p>
+            <w:pPr>
+              <w:pStyle w:val="TableText"/>
+              <w:spacing w:before="0" w:after="0" w:line="240" w:lineRule="auto"/>
+            </w:pPr>
+            <w:r>
+              <w:rPr>
+                <w:sz w:val="20"/>
+                <w:szCs w:val="20"/>
+              </w:rPr>
+              <w:t>1.26</w:t>
+            </w:r>
+          </w:p>
+        </w:tc>
+        <w:tc>
+          <w:tcPr>
+            <w:tcW w:w="1872" w:type="dxa"/>
+            <w:vAlign w:val="center"/>
+          </w:tcPr>
+          <w:p>
+            <w:pPr>
+              <w:pStyle w:val="TableText"/>
+              <w:spacing w:before="0" w:after="0" w:line="240" w:lineRule="auto"/>
+            </w:pPr>
+            <w:r>
+              <w:rPr>
+                <w:sz w:val="20"/>
+                <w:szCs w:val="20"/>
+              </w:rPr>
+              <w:t>14</w:t>
+            </w:r>
+          </w:p>
+        </w:tc>
+        <w:tc>
+          <w:tcPr>
+            <w:tcW w:w="1872" w:type="dxa"/>
+            <w:vAlign w:val="center"/>
+          </w:tcPr>
+          <w:p>
+            <w:pPr>
+              <w:pStyle w:val="TableText"/>
+              <w:spacing w:before="0" w:after="0" w:line="240" w:lineRule="auto"/>
+            </w:pPr>
+            <w:r>
+              <w:rPr>
+                <w:sz w:val="20"/>
+                <w:szCs w:val="20"/>
+              </w:rPr>
+              <w:t>1.36</w:t>
+            </w:r>
+          </w:p>
+        </w:tc>
+      </w:tr>
+      <w:tr>
+        <w:tc>
+          <w:tcPr>
+            <w:tcW w:w="1872" w:type="dxa"/>
+            <w:vAlign w:val="center"/>
+          </w:tcPr>
+          <w:p>
+            <w:pPr>
+              <w:pStyle w:val="TableText"/>
+              <w:spacing w:before="0" w:after="0" w:line="240" w:lineRule="auto"/>
+            </w:pPr>
+            <w:r>
+              <w:rPr>
+                <w:sz w:val="20"/>
+                <w:szCs w:val="20"/>
+              </w:rPr>
+              <w:t>TTCA</w:t>
+            </w:r>
+          </w:p>
+        </w:tc>
+        <w:tc>
+          <w:tcPr>
+            <w:tcW w:w="1872" w:type="dxa"/>
+            <w:vAlign w:val="center"/>
+          </w:tcPr>
+          <w:p>
+            <w:pPr>
+              <w:pStyle w:val="TableText"/>
+              <w:spacing w:before="0" w:after="0" w:line="240" w:lineRule="auto"/>
+            </w:pPr>
+            <w:r>
+              <w:rPr>
+                <w:sz w:val="20"/>
+                <w:szCs w:val="20"/>
+              </w:rPr>
+              <w:t>1</w:t>
+            </w:r>
+          </w:p>
+        </w:tc>
+        <w:tc>
+          <w:tcPr>
+            <w:tcW w:w="1872" w:type="dxa"/>
+            <w:vAlign w:val="center"/>
+          </w:tcPr>
+          <w:p>
+            <w:pPr>
+              <w:pStyle w:val="TableText"/>
+              <w:spacing w:before="0" w:after="0" w:line="240" w:lineRule="auto"/>
+            </w:pPr>
+            <w:r>
+              <w:rPr>
+                <w:sz w:val="20"/>
+                <w:szCs w:val="20"/>
+              </w:rPr>
+              <w:t>0.10</w:t>
+            </w:r>
+          </w:p>
+        </w:tc>
+        <w:tc>
+          <w:tcPr>
+            <w:tcW w:w="1872" w:type="dxa"/>
+            <w:vAlign w:val="center"/>
+          </w:tcPr>
+          <w:p>
+            <w:pPr>
+              <w:pStyle w:val="TableText"/>
+              <w:spacing w:before="0" w:after="0" w:line="240" w:lineRule="auto"/>
+            </w:pPr>
+            <w:r>
+              <w:rPr>
+                <w:sz w:val="20"/>
+                <w:szCs w:val="20"/>
+              </w:rPr>
+              <w:t>1</w:t>
+            </w:r>
+          </w:p>
+        </w:tc>
+        <w:tc>
+          <w:tcPr>
+            <w:tcW w:w="1872" w:type="dxa"/>
+            <w:vAlign w:val="center"/>
+          </w:tcPr>
+          <w:p>
+            <w:pPr>
+              <w:pStyle w:val="TableText"/>
+              <w:spacing w:before="0" w:after="0" w:line="240" w:lineRule="auto"/>
+            </w:pPr>
+            <w:r>
+              <w:rPr>
+                <w:sz w:val="20"/>
+                <w:szCs w:val="20"/>
+              </w:rPr>
+              <w:t>0.10</w:t>
+            </w:r>
+          </w:p>
+        </w:tc>
+      </w:tr>
+      <w:tr>
+        <w:tc>
+          <w:tcPr>
+            <w:tcW w:w="1872" w:type="dxa"/>
+            <w:vAlign w:val="center"/>
+          </w:tcPr>
+          <w:p>
+            <w:pPr>
+              <w:pStyle w:val="TableText"/>
+              <w:spacing w:before="0" w:after="0" w:line="240" w:lineRule="auto"/>
+            </w:pPr>
+            <w:r>
+              <w:rPr>
+                <w:sz w:val="20"/>
+                <w:szCs w:val="20"/>
+              </w:rPr>
+              <w:t>Antioxidant_FRS</w:t>
+            </w:r>
+          </w:p>
+        </w:tc>
+        <w:tc>
+          <w:tcPr>
+            <w:tcW w:w="1872" w:type="dxa"/>
+            <w:vAlign w:val="center"/>
+          </w:tcPr>
+          <w:p>
+            <w:pPr>
+              <w:pStyle w:val="TableText"/>
+              <w:spacing w:before="0" w:after="0" w:line="240" w:lineRule="auto"/>
+            </w:pPr>
+            <w:r>
+              <w:rPr>
+                <w:sz w:val="20"/>
+                <w:szCs w:val="20"/>
+              </w:rPr>
+              <w:t>43</w:t>
+            </w:r>
+          </w:p>
+        </w:tc>
+        <w:tc>
+          <w:tcPr>
+            <w:tcW w:w="1872" w:type="dxa"/>
+            <w:vAlign w:val="center"/>
+          </w:tcPr>
+          <w:p>
+            <w:pPr>
+              <w:pStyle w:val="TableText"/>
+              <w:spacing w:before="0" w:after="0" w:line="240" w:lineRule="auto"/>
+            </w:pPr>
+            <w:r>
+              <w:rPr>
+                <w:sz w:val="20"/>
+                <w:szCs w:val="20"/>
+              </w:rPr>
+              <w:t>4.51</w:t>
+            </w:r>
+          </w:p>
+        </w:tc>
+        <w:tc>
+          <w:tcPr>
+            <w:tcW w:w="1872" w:type="dxa"/>
+            <w:vAlign w:val="center"/>
+          </w:tcPr>
+          <w:p>
+            <w:pPr>
+              <w:pStyle w:val="TableText"/>
+              <w:spacing w:before="0" w:after="0" w:line="240" w:lineRule="auto"/>
+            </w:pPr>
+            <w:r>
+              <w:rPr>
+                <w:sz w:val="20"/>
+                <w:szCs w:val="20"/>
+              </w:rPr>
+              <w:t>41</w:t>
+            </w:r>
+          </w:p>
+        </w:tc>
+        <w:tc>
+          <w:tcPr>
+            <w:tcW w:w="1872" w:type="dxa"/>
+            <w:vAlign w:val="center"/>
+          </w:tcPr>
+          <w:p>
+            <w:pPr>
+              <w:pStyle w:val="TableText"/>
+              <w:spacing w:before="0" w:after="0" w:line="240" w:lineRule="auto"/>
+            </w:pPr>
+            <w:r>
+              <w:rPr>
+                <w:sz w:val="20"/>
+                <w:szCs w:val="20"/>
+              </w:rPr>
+              <w:t>3.97</w:t>
+            </w:r>
+          </w:p>
+        </w:tc>
+      </w:tr>
+      <w:tr>
+        <w:tc>
+          <w:tcPr>
+            <w:tcW w:w="1872" w:type="dxa"/>
+            <w:vAlign w:val="center"/>
+          </w:tcPr>
+          <w:p>
+            <w:pPr>
+              <w:pStyle w:val="TableText"/>
+              <w:spacing w:before="0" w:after="0" w:line="240" w:lineRule="auto"/>
+            </w:pPr>
+            <w:r>
+              <w:rPr>
+                <w:sz w:val="20"/>
+                <w:szCs w:val="20"/>
+              </w:rPr>
+              <w:t>DPPIV</w:t>
+            </w:r>
+          </w:p>
+        </w:tc>
+        <w:tc>
+          <w:tcPr>
+            <w:tcW w:w="1872" w:type="dxa"/>
+            <w:vAlign w:val="center"/>
+          </w:tcPr>
+          <w:p>
+            <w:pPr>
+              <w:pStyle w:val="TableText"/>
+              <w:spacing w:before="0" w:after="0" w:line="240" w:lineRule="auto"/>
+            </w:pPr>
+            <w:r>
+              <w:rPr>
+                <w:sz w:val="20"/>
+                <w:szCs w:val="20"/>
+              </w:rPr>
+              <w:t>0</w:t>
+            </w:r>
+          </w:p>
+        </w:tc>
+        <w:tc>
+          <w:tcPr>
+            <w:tcW w:w="1872" w:type="dxa"/>
+            <w:vAlign w:val="center"/>
+          </w:tcPr>
+          <w:p>
+            <w:pPr>
+              <w:pStyle w:val="TableText"/>
+              <w:spacing w:before="0" w:after="0" w:line="240" w:lineRule="auto"/>
+            </w:pPr>
+            <w:r>
+              <w:rPr>
+                <w:sz w:val="20"/>
+                <w:szCs w:val="20"/>
+              </w:rPr>
+              <w:t>0.00</w:t>
+            </w:r>
+          </w:p>
+        </w:tc>
+        <w:tc>
+          <w:tcPr>
+            <w:tcW w:w="1872" w:type="dxa"/>
+            <w:vAlign w:val="center"/>
+          </w:tcPr>
+          <w:p>
+            <w:pPr>
+              <w:pStyle w:val="TableText"/>
+              <w:spacing w:before="0" w:after="0" w:line="240" w:lineRule="auto"/>
+            </w:pPr>
+            <w:r>
+              <w:rPr>
+                <w:sz w:val="20"/>
+                <w:szCs w:val="20"/>
+              </w:rPr>
+              <w:t>0</w:t>
+            </w:r>
+          </w:p>
+        </w:tc>
+        <w:tc>
+          <w:tcPr>
+            <w:tcW w:w="1872" w:type="dxa"/>
+            <w:vAlign w:val="center"/>
+          </w:tcPr>
+          <w:p>
+            <w:pPr>
+              <w:pStyle w:val="TableText"/>
+              <w:spacing w:before="0" w:after="0" w:line="240" w:lineRule="auto"/>
+            </w:pPr>
+            <w:r>
+              <w:rPr>
+                <w:sz w:val="20"/>
+                <w:szCs w:val="20"/>
+              </w:rPr>
+              <w:t>0.00</w:t>
+            </w:r>
+          </w:p>
+        </w:tc>
+      </w:tr>
+      <w:tr>
+        <w:tc>
+          <w:tcPr>
+            <w:tcW w:w="1872" w:type="dxa"/>
+            <w:vAlign w:val="center"/>
+          </w:tcPr>
+          <w:p>
+            <w:pPr>
+              <w:pStyle w:val="TableText"/>
+              <w:spacing w:before="0" w:after="0" w:line="240" w:lineRule="auto"/>
+            </w:pPr>
+            <w:r>
+              <w:rPr>
+                <w:sz w:val="20"/>
+                <w:szCs w:val="20"/>
+              </w:rPr>
+              <w:t>Antimalarial_main</w:t>
+            </w:r>
+          </w:p>
+        </w:tc>
+        <w:tc>
+          <w:tcPr>
+            <w:tcW w:w="1872" w:type="dxa"/>
+            <w:vAlign w:val="center"/>
+          </w:tcPr>
+          <w:p>
+            <w:pPr>
+              <w:pStyle w:val="TableText"/>
+              <w:spacing w:before="0" w:after="0" w:line="240" w:lineRule="auto"/>
+            </w:pPr>
+            <w:r>
+              <w:rPr>
+                <w:sz w:val="20"/>
+                <w:szCs w:val="20"/>
+              </w:rPr>
+              <w:t>0</w:t>
+            </w:r>
+          </w:p>
+        </w:tc>
+        <w:tc>
+          <w:tcPr>
+            <w:tcW w:w="1872" w:type="dxa"/>
+            <w:vAlign w:val="center"/>
+          </w:tcPr>
+          <w:p>
+            <w:pPr>
+              <w:pStyle w:val="TableText"/>
+              <w:spacing w:before="0" w:after="0" w:line="240" w:lineRule="auto"/>
+            </w:pPr>
+            <w:r>
+              <w:rPr>
+                <w:sz w:val="20"/>
+                <w:szCs w:val="20"/>
+              </w:rPr>
+              <w:t>0.00</w:t>
+            </w:r>
+          </w:p>
+        </w:tc>
+        <w:tc>
+          <w:tcPr>
+            <w:tcW w:w="1872" w:type="dxa"/>
+            <w:vAlign w:val="center"/>
+          </w:tcPr>
+          <w:p>
+            <w:pPr>
+              <w:pStyle w:val="TableText"/>
+              <w:spacing w:before="0" w:after="0" w:line="240" w:lineRule="auto"/>
+            </w:pPr>
+            <w:r>
+              <w:rPr>
+                <w:sz w:val="20"/>
+                <w:szCs w:val="20"/>
+              </w:rPr>
+              <w:t>0</w:t>
+            </w:r>
+          </w:p>
+        </w:tc>
+        <w:tc>
+          <w:tcPr>
+            <w:tcW w:w="1872" w:type="dxa"/>
+            <w:vAlign w:val="center"/>
+          </w:tcPr>
+          <w:p>
+            <w:pPr>
+              <w:pStyle w:val="TableText"/>
+              <w:spacing w:before="0" w:after="0" w:line="240" w:lineRule="auto"/>
+            </w:pPr>
+            <w:r>
+              <w:rPr>
+                <w:sz w:val="20"/>
+                <w:szCs w:val="20"/>
+              </w:rPr>
+              <w:t>0.00</w:t>
+            </w:r>
+          </w:p>
+        </w:tc>
+      </w:tr>
+      <w:tr>
+        <w:tc>
+          <w:tcPr>
+            <w:tcW w:w="1872" w:type="dxa"/>
+            <w:vAlign w:val="center"/>
+          </w:tcPr>
+          <w:p>
+            <w:pPr>
+              <w:pStyle w:val="TableText"/>
+              <w:spacing w:before="0" w:after="0" w:line="240" w:lineRule="auto"/>
+            </w:pPr>
+            <w:r>
+              <w:rPr>
+                <w:sz w:val="20"/>
+                <w:szCs w:val="20"/>
+              </w:rPr>
+              <w:t>Anti-parasitic</w:t>
+            </w:r>
+          </w:p>
+        </w:tc>
+        <w:tc>
+          <w:tcPr>
+            <w:tcW w:w="1872" w:type="dxa"/>
+            <w:vAlign w:val="center"/>
+          </w:tcPr>
+          <w:p>
+            <w:pPr>
+              <w:pStyle w:val="TableText"/>
+              <w:spacing w:before="0" w:after="0" w:line="240" w:lineRule="auto"/>
+            </w:pPr>
+            <w:r>
+              <w:rPr>
+                <w:sz w:val="20"/>
+                <w:szCs w:val="20"/>
+              </w:rPr>
+              <w:t>288</w:t>
+            </w:r>
+          </w:p>
+        </w:tc>
+        <w:tc>
+          <w:tcPr>
+            <w:tcW w:w="1872" w:type="dxa"/>
+            <w:vAlign w:val="center"/>
+          </w:tcPr>
+          <w:p>
+            <w:pPr>
+              <w:pStyle w:val="TableText"/>
+              <w:spacing w:before="0" w:after="0" w:line="240" w:lineRule="auto"/>
+            </w:pPr>
+            <w:r>
+              <w:rPr>
+                <w:sz w:val="20"/>
+                <w:szCs w:val="20"/>
+              </w:rPr>
+              <w:t>30.22</w:t>
+            </w:r>
+          </w:p>
+        </w:tc>
+        <w:tc>
+          <w:tcPr>
+            <w:tcW w:w="1872" w:type="dxa"/>
+            <w:vAlign w:val="center"/>
+          </w:tcPr>
+          <w:p>
+            <w:pPr>
+              <w:pStyle w:val="TableText"/>
+              <w:spacing w:before="0" w:after="0" w:line="240" w:lineRule="auto"/>
+            </w:pPr>
+            <w:r>
+              <w:rPr>
+                <w:sz w:val="20"/>
+                <w:szCs w:val="20"/>
+              </w:rPr>
+              <w:t>280</w:t>
+            </w:r>
+          </w:p>
+        </w:tc>
+        <w:tc>
+          <w:tcPr>
+            <w:tcW w:w="1872" w:type="dxa"/>
+            <w:vAlign w:val="center"/>
+          </w:tcPr>
+          <w:p>
+            <w:pPr>
+              <w:pStyle w:val="TableText"/>
+              <w:spacing w:before="0" w:after="0" w:line="240" w:lineRule="auto"/>
+            </w:pPr>
+            <w:r>
+              <w:rPr>
+                <w:sz w:val="20"/>
+                <w:szCs w:val="20"/>
+              </w:rPr>
+              <w:t>27.13</w:t>
+            </w:r>
+          </w:p>
+        </w:tc>
+      </w:tr>
+      <w:tr>
+        <w:tc>
+          <w:tcPr>
+            <w:tcW w:w="1872" w:type="dxa"/>
+            <w:vAlign w:val="center"/>
+          </w:tcPr>
+          <w:p>
+            <w:pPr>
+              <w:pStyle w:val="TableText"/>
+              <w:spacing w:before="0" w:after="0" w:line="240" w:lineRule="auto"/>
+            </w:pPr>
+            <w:r>
+              <w:rPr>
+                <w:sz w:val="20"/>
+                <w:szCs w:val="20"/>
+              </w:rPr>
+              <w:t>NeuroPred</w:t>
+            </w:r>
+          </w:p>
+        </w:tc>
+        <w:tc>
+          <w:tcPr>
+            <w:tcW w:w="1872" w:type="dxa"/>
+            <w:vAlign w:val="center"/>
+          </w:tcPr>
+          <w:p>
+            <w:pPr>
+              <w:pStyle w:val="TableText"/>
+              <w:spacing w:before="0" w:after="0" w:line="240" w:lineRule="auto"/>
+            </w:pPr>
+            <w:r>
+              <w:rPr>
+                <w:sz w:val="20"/>
+                <w:szCs w:val="20"/>
+              </w:rPr>
+              <w:t>82</w:t>
+            </w:r>
+          </w:p>
+        </w:tc>
+        <w:tc>
+          <w:tcPr>
+            <w:tcW w:w="1872" w:type="dxa"/>
+            <w:vAlign w:val="center"/>
+          </w:tcPr>
+          <w:p>
+            <w:pPr>
+              <w:pStyle w:val="TableText"/>
+              <w:spacing w:before="0" w:after="0" w:line="240" w:lineRule="auto"/>
+            </w:pPr>
+            <w:r>
+              <w:rPr>
+                <w:sz w:val="20"/>
+                <w:szCs w:val="20"/>
+              </w:rPr>
+              <w:t>8.60</w:t>
+            </w:r>
+          </w:p>
+        </w:tc>
+        <w:tc>
+          <w:tcPr>
+            <w:tcW w:w="1872" w:type="dxa"/>
+            <w:vAlign w:val="center"/>
+          </w:tcPr>
+          <w:p>
+            <w:pPr>
+              <w:pStyle w:val="TableText"/>
+              <w:spacing w:before="0" w:after="0" w:line="240" w:lineRule="auto"/>
+            </w:pPr>
+            <w:r>
+              <w:rPr>
+                <w:sz w:val="20"/>
+                <w:szCs w:val="20"/>
+              </w:rPr>
+              <w:t>77</w:t>
+            </w:r>
+          </w:p>
+        </w:tc>
+        <w:tc>
+          <w:tcPr>
+            <w:tcW w:w="1872" w:type="dxa"/>
+            <w:vAlign w:val="center"/>
+          </w:tcPr>
+          <w:p>
+            <w:pPr>
+              <w:pStyle w:val="TableText"/>
+              <w:spacing w:before="0" w:after="0" w:line="240" w:lineRule="auto"/>
+            </w:pPr>
+            <w:r>
+              <w:rPr>
+                <w:sz w:val="20"/>
+                <w:szCs w:val="20"/>
+              </w:rPr>
+              <w:t>7.46</w:t>
+            </w:r>
+          </w:p>
+        </w:tc>
+      </w:tr>
+      <w:tr>
+        <w:tc>
+          <w:tcPr>
+            <w:tcW w:w="1872" w:type="dxa"/>
+            <w:vAlign w:val="center"/>
+          </w:tcPr>
+          <w:p>
+            <w:pPr>
+              <w:pStyle w:val="TableText"/>
+              <w:spacing w:before="0" w:after="0" w:line="240" w:lineRule="auto"/>
+            </w:pPr>
+            <w:r>
+              <w:rPr>
+                <w:sz w:val="20"/>
+                <w:szCs w:val="20"/>
+              </w:rPr>
+              <w:t>ACP_Anticancer_main</w:t>
+            </w:r>
+          </w:p>
+        </w:tc>
+        <w:tc>
+          <w:tcPr>
+            <w:tcW w:w="1872" w:type="dxa"/>
+            <w:vAlign w:val="center"/>
+          </w:tcPr>
+          <w:p>
+            <w:pPr>
+              <w:pStyle w:val="TableText"/>
+              <w:spacing w:before="0" w:after="0" w:line="240" w:lineRule="auto"/>
+            </w:pPr>
+            <w:r>
+              <w:rPr>
+                <w:sz w:val="20"/>
+                <w:szCs w:val="20"/>
+              </w:rPr>
+              <w:t>37</w:t>
+            </w:r>
+          </w:p>
+        </w:tc>
+        <w:tc>
+          <w:tcPr>
+            <w:tcW w:w="1872" w:type="dxa"/>
+            <w:vAlign w:val="center"/>
+          </w:tcPr>
+          <w:p>
+            <w:pPr>
+              <w:pStyle w:val="TableText"/>
+              <w:spacing w:before="0" w:after="0" w:line="240" w:lineRule="auto"/>
+            </w:pPr>
+            <w:r>
+              <w:rPr>
+                <w:sz w:val="20"/>
+                <w:szCs w:val="20"/>
+              </w:rPr>
+              <w:t>3.88</w:t>
+            </w:r>
+          </w:p>
+        </w:tc>
+        <w:tc>
+          <w:tcPr>
+            <w:tcW w:w="1872" w:type="dxa"/>
+            <w:vAlign w:val="center"/>
+          </w:tcPr>
+          <w:p>
+            <w:pPr>
+              <w:pStyle w:val="TableText"/>
+              <w:spacing w:before="0" w:after="0" w:line="240" w:lineRule="auto"/>
+            </w:pPr>
+            <w:r>
+              <w:rPr>
+                <w:sz w:val="20"/>
+                <w:szCs w:val="20"/>
+              </w:rPr>
+              <w:t>31</w:t>
+            </w:r>
+          </w:p>
+        </w:tc>
+        <w:tc>
+          <w:tcPr>
+            <w:tcW w:w="1872" w:type="dxa"/>
+            <w:vAlign w:val="center"/>
+          </w:tcPr>
+          <w:p>
+            <w:pPr>
+              <w:pStyle w:val="TableText"/>
+              <w:spacing w:before="0" w:after="0" w:line="240" w:lineRule="auto"/>
+            </w:pPr>
+            <w:r>
+              <w:rPr>
+                <w:sz w:val="20"/>
+                <w:szCs w:val="20"/>
+              </w:rPr>
+              <w:t>3.00</w:t>
+            </w:r>
+          </w:p>
+        </w:tc>
+      </w:tr>
+      <w:tr>
+        <w:tc>
+          <w:tcPr>
+            <w:tcW w:w="1872" w:type="dxa"/>
+            <w:vAlign w:val="center"/>
+          </w:tcPr>
+          <w:p>
+            <w:pPr>
+              <w:pStyle w:val="TableText"/>
+              <w:spacing w:before="0" w:after="0" w:line="240" w:lineRule="auto"/>
+            </w:pPr>
+            <w:r>
+              <w:rPr>
+                <w:sz w:val="20"/>
+                <w:szCs w:val="20"/>
+              </w:rPr>
+              <w:t>ACE_inhibitory</w:t>
+            </w:r>
+          </w:p>
+        </w:tc>
+        <w:tc>
+          <w:tcPr>
+            <w:tcW w:w="1872" w:type="dxa"/>
+            <w:vAlign w:val="center"/>
+          </w:tcPr>
+          <w:p>
+            <w:pPr>
+              <w:pStyle w:val="TableText"/>
+              <w:spacing w:before="0" w:after="0" w:line="240" w:lineRule="auto"/>
+            </w:pPr>
+            <w:r>
+              <w:rPr>
+                <w:sz w:val="20"/>
+                <w:szCs w:val="20"/>
+              </w:rPr>
+              <w:t>20</w:t>
+            </w:r>
+          </w:p>
+        </w:tc>
+        <w:tc>
+          <w:tcPr>
+            <w:tcW w:w="1872" w:type="dxa"/>
+            <w:vAlign w:val="center"/>
+          </w:tcPr>
+          <w:p>
+            <w:pPr>
+              <w:pStyle w:val="TableText"/>
+              <w:spacing w:before="0" w:after="0" w:line="240" w:lineRule="auto"/>
+            </w:pPr>
+            <w:r>
+              <w:rPr>
+                <w:sz w:val="20"/>
+                <w:szCs w:val="20"/>
+              </w:rPr>
+              <w:t>2.10</w:t>
+            </w:r>
+          </w:p>
+        </w:tc>
+        <w:tc>
+          <w:tcPr>
+            <w:tcW w:w="1872" w:type="dxa"/>
+            <w:vAlign w:val="center"/>
+          </w:tcPr>
+          <w:p>
+            <w:pPr>
+              <w:pStyle w:val="TableText"/>
+              <w:spacing w:before="0" w:after="0" w:line="240" w:lineRule="auto"/>
+            </w:pPr>
+            <w:r>
+              <w:rPr>
+                <w:sz w:val="20"/>
+                <w:szCs w:val="20"/>
+              </w:rPr>
+              <w:t>14</w:t>
+            </w:r>
+          </w:p>
+        </w:tc>
+        <w:tc>
+          <w:tcPr>
+            <w:tcW w:w="1872" w:type="dxa"/>
+            <w:vAlign w:val="center"/>
+          </w:tcPr>
+          <w:p>
+            <w:pPr>
+              <w:pStyle w:val="TableText"/>
+              <w:spacing w:before="0" w:after="0" w:line="240" w:lineRule="auto"/>
+            </w:pPr>
+            <w:r>
+              <w:rPr>
+                <w:sz w:val="20"/>
+                <w:szCs w:val="20"/>
+              </w:rPr>
+              <w:t>1.36</w:t>
+            </w:r>
+          </w:p>
+        </w:tc>
+      </w:tr>
+      <w:tr>
+        <w:tc>
+          <w:tcPr>
+            <w:tcW w:w="1872" w:type="dxa"/>
+            <w:vAlign w:val="center"/>
+          </w:tcPr>
+          <w:p>
+            <w:pPr>
+              <w:pStyle w:val="TableText"/>
+              <w:spacing w:before="0" w:after="0" w:line="240" w:lineRule="auto"/>
+            </w:pPr>
+            <w:r>
+              <w:rPr>
+                <w:sz w:val="20"/>
+                <w:szCs w:val="20"/>
+              </w:rPr>
+              <w:t>Allergenicity</w:t>
+            </w:r>
+          </w:p>
+        </w:tc>
+        <w:tc>
+          <w:tcPr>
+            <w:tcW w:w="1872" w:type="dxa"/>
+            <w:vAlign w:val="center"/>
+          </w:tcPr>
+          <w:p>
+            <w:pPr>
+              <w:pStyle w:val="TableText"/>
+              <w:spacing w:before="0" w:after="0" w:line="240" w:lineRule="auto"/>
+            </w:pPr>
+            <w:r>
+              <w:rPr>
+                <w:sz w:val="20"/>
+                <w:szCs w:val="20"/>
+              </w:rPr>
+              <w:t>16</w:t>
+            </w:r>
+          </w:p>
+        </w:tc>
+        <w:tc>
+          <w:tcPr>
+            <w:tcW w:w="1872" w:type="dxa"/>
+            <w:vAlign w:val="center"/>
+          </w:tcPr>
+          <w:p>
+            <w:pPr>
+              <w:pStyle w:val="TableText"/>
+              <w:spacing w:before="0" w:after="0" w:line="240" w:lineRule="auto"/>
+            </w:pPr>
+            <w:r>
+              <w:rPr>
+                <w:sz w:val="20"/>
+                <w:szCs w:val="20"/>
+              </w:rPr>
+              <w:t>1.68</w:t>
+            </w:r>
+          </w:p>
+        </w:tc>
+        <w:tc>
+          <w:tcPr>
+            <w:tcW w:w="1872" w:type="dxa"/>
+            <w:vAlign w:val="center"/>
+          </w:tcPr>
+          <w:p>
+            <w:pPr>
+              <w:pStyle w:val="TableText"/>
+              <w:spacing w:before="0" w:after="0" w:line="240" w:lineRule="auto"/>
+            </w:pPr>
+            <w:r>
+              <w:rPr>
+                <w:sz w:val="20"/>
+                <w:szCs w:val="20"/>
+              </w:rPr>
+              <w:t>11</w:t>
+            </w:r>
+          </w:p>
+        </w:tc>
+        <w:tc>
+          <w:tcPr>
+            <w:tcW w:w="1872" w:type="dxa"/>
+            <w:vAlign w:val="center"/>
+          </w:tcPr>
+          <w:p>
+            <w:pPr>
+              <w:pStyle w:val="TableText"/>
+              <w:spacing w:before="0" w:after="0" w:line="240" w:lineRule="auto"/>
+            </w:pPr>
+            <w:r>
+              <w:rPr>
+                <w:sz w:val="20"/>
+                <w:szCs w:val="20"/>
+              </w:rPr>
+              <w:t>1.07</w:t>
+            </w:r>
+          </w:p>
+        </w:tc>
+      </w:tr>
+      <w:tr>
+        <w:tc>
+          <w:tcPr>
+            <w:tcW w:w="1872" w:type="dxa"/>
+            <w:vAlign w:val="center"/>
+          </w:tcPr>
+          <w:p>
+            <w:pPr>
+              <w:pStyle w:val="TableText"/>
+              <w:spacing w:before="0" w:after="0" w:line="240" w:lineRule="auto"/>
+            </w:pPr>
+            <w:r>
+              <w:rPr>
+                <w:sz w:val="20"/>
+                <w:szCs w:val="20"/>
+              </w:rPr>
+              <w:t>Antiviral</w:t>
+            </w:r>
+          </w:p>
+        </w:tc>
+        <w:tc>
+          <w:tcPr>
+            <w:tcW w:w="1872" w:type="dxa"/>
+            <w:vAlign w:val="center"/>
+          </w:tcPr>
+          <w:p>
+            <w:pPr>
+              <w:pStyle w:val="TableText"/>
+              <w:spacing w:before="0" w:after="0" w:line="240" w:lineRule="auto"/>
+            </w:pPr>
+            <w:r>
+              <w:rPr>
+                <w:sz w:val="20"/>
+                <w:szCs w:val="20"/>
+              </w:rPr>
+              <w:t>55</w:t>
+            </w:r>
+          </w:p>
+        </w:tc>
+        <w:tc>
+          <w:tcPr>
+            <w:tcW w:w="1872" w:type="dxa"/>
+            <w:vAlign w:val="center"/>
+          </w:tcPr>
+          <w:p>
+            <w:pPr>
+              <w:pStyle w:val="TableText"/>
+              <w:spacing w:before="0" w:after="0" w:line="240" w:lineRule="auto"/>
+            </w:pPr>
+            <w:r>
+              <w:rPr>
+                <w:sz w:val="20"/>
+                <w:szCs w:val="20"/>
+              </w:rPr>
+              <w:t>5.77</w:t>
+            </w:r>
+          </w:p>
+        </w:tc>
+        <w:tc>
+          <w:tcPr>
+            <w:tcW w:w="1872" w:type="dxa"/>
+            <w:vAlign w:val="center"/>
+          </w:tcPr>
+          <w:p>
+            <w:pPr>
+              <w:pStyle w:val="TableText"/>
+              <w:spacing w:before="0" w:after="0" w:line="240" w:lineRule="auto"/>
+            </w:pPr>
+            <w:r>
+              <w:rPr>
+                <w:sz w:val="20"/>
+                <w:szCs w:val="20"/>
+              </w:rPr>
+              <w:t>52</w:t>
+            </w:r>
+          </w:p>
+        </w:tc>
+        <w:tc>
+          <w:tcPr>
+            <w:tcW w:w="1872" w:type="dxa"/>
+            <w:vAlign w:val="center"/>
+          </w:tcPr>
+          <w:p>
+            <w:pPr>
+              <w:pStyle w:val="TableText"/>
+              <w:spacing w:before="0" w:after="0" w:line="240" w:lineRule="auto"/>
+            </w:pPr>
+            <w:r>
+              <w:rPr>
+                <w:sz w:val="20"/>
+                <w:szCs w:val="20"/>
+              </w:rPr>
+              <w:t>5.04</w:t>
+            </w:r>
+          </w:p>
+        </w:tc>
+      </w:tr>
+      <w:tr>
+        <w:tc>
+          <w:tcPr>
+            <w:tcW w:w="1872" w:type="dxa"/>
+            <w:vAlign w:val="center"/>
+          </w:tcPr>
+          <w:p>
+            <w:pPr>
+              <w:pStyle w:val="TableText"/>
+              <w:spacing w:before="0" w:after="0" w:line="240" w:lineRule="auto"/>
+            </w:pPr>
+            <w:r>
+              <w:rPr>
+                <w:sz w:val="20"/>
+                <w:szCs w:val="20"/>
+              </w:rPr>
+              <w:t>Bitter</w:t>
+            </w:r>
+          </w:p>
+        </w:tc>
+        <w:tc>
+          <w:tcPr>
+            <w:tcW w:w="1872" w:type="dxa"/>
+            <w:vAlign w:val="center"/>
+          </w:tcPr>
+          <w:p>
+            <w:pPr>
+              <w:pStyle w:val="TableText"/>
+              <w:spacing w:before="0" w:after="0" w:line="240" w:lineRule="auto"/>
+            </w:pPr>
+            <w:r>
+              <w:rPr>
+                <w:sz w:val="20"/>
+                <w:szCs w:val="20"/>
+              </w:rPr>
+              <w:t>635</w:t>
+            </w:r>
+          </w:p>
+        </w:tc>
+        <w:tc>
+          <w:tcPr>
+            <w:tcW w:w="1872" w:type="dxa"/>
+            <w:vAlign w:val="center"/>
+          </w:tcPr>
+          <w:p>
+            <w:pPr>
+              <w:pStyle w:val="TableText"/>
+              <w:spacing w:before="0" w:after="0" w:line="240" w:lineRule="auto"/>
+            </w:pPr>
+            <w:r>
+              <w:rPr>
+                <w:sz w:val="20"/>
+                <w:szCs w:val="20"/>
+              </w:rPr>
+              <w:t>66.63</w:t>
+            </w:r>
+          </w:p>
+        </w:tc>
+        <w:tc>
+          <w:tcPr>
+            <w:tcW w:w="1872" w:type="dxa"/>
+            <w:vAlign w:val="center"/>
+          </w:tcPr>
+          <w:p>
+            <w:pPr>
+              <w:pStyle w:val="TableText"/>
+              <w:spacing w:before="0" w:after="0" w:line="240" w:lineRule="auto"/>
+            </w:pPr>
+            <w:r>
+              <w:rPr>
+                <w:sz w:val="20"/>
+                <w:szCs w:val="20"/>
+              </w:rPr>
+              <w:t>641</w:t>
+            </w:r>
+          </w:p>
+        </w:tc>
+        <w:tc>
+          <w:tcPr>
+            <w:tcW w:w="1872" w:type="dxa"/>
+            <w:vAlign w:val="center"/>
+          </w:tcPr>
+          <w:p>
+            <w:pPr>
+              <w:pStyle w:val="TableText"/>
+              <w:spacing w:before="0" w:after="0" w:line="240" w:lineRule="auto"/>
+            </w:pPr>
+            <w:r>
+              <w:rPr>
+                <w:sz w:val="20"/>
+                <w:szCs w:val="20"/>
+              </w:rPr>
+              <w:t>62.11</w:t>
+            </w:r>
+          </w:p>
+        </w:tc>
+      </w:tr>
+    </w:tbl>
+    <w:p>
+      <w:pPr>
+        <w:spacing w:after="40"/>
+      </w:pPr>
+    </w:p>
+    <w:p>
+      <w:pPr>
+        <w:pStyle w:val="Heading3"/>
+        <w:keepNext/>
+      </w:pPr>
+      <w:r>
+        <w:t>短肽多维功能预测结果</w:t>
+      </w:r>
+    </w:p>
+    <w:p>
+      <w:pPr>
+        <w:pStyle w:val="BodyText"/>
+      </w:pPr>
+      <w:r>
+        <w:t>对应的短肽分支汇总亦完整保留（表3）。在30,557条和32,754条候选背景中，Antimicrobial_activity输出接近饱和（30,537条，99.93%；32,721条，99.90%）。其他较大输出包括APP_Anti-parasitic（21,185条，69.33%；22,010条，67.20%）、Quorum_sensing（11,834条，38.73%；12,674条，38.69%）和ACP_Anticancer_main（11,370条，37.21%；12,023条，36.71%）。牙周炎标记短肽分支还包含3,446条BBB_Peptides、4,019条NeuroPred和4,728条Anti-MRSA模型阳性候选。这些均为模型特异的高置信度标签，不是实测功能。</w:t>
+      </w:r>
+    </w:p>
+    <w:p>
+      <w:pPr>
+        <w:pStyle w:val="Caption"/>
+      </w:pPr>
+      <w:r>
+        <w:rPr>
+          <w:b/>
+        </w:rPr>
+        <w:t>表3. UniDL4BioPep评分≥0.80的短肽多维功能预测结果。</w:t>
+      </w:r>
+    </w:p>
+    <w:tbl>
+      <w:tblPr>
+        <w:tblStyle w:val="ThreeLineTable"/>
+        <w:tblW w:w="5000" w:type="pct"/>
+        <w:tblLayout w:type="fixed"/>
+        <w:tblBorders>
+          <w:top w:val="single" w:sz="12" w:space="0" w:color="000000"/>
+          <w:left w:val="nil"/>
+          <w:bottom w:val="single" w:sz="12" w:space="0" w:color="000000"/>
+          <w:right w:val="nil"/>
+          <w:insideH w:val="nil"/>
+          <w:insideV w:val="nil"/>
+        </w:tblBorders>
+        <w:tblCellMar>
+          <w:top w:w="70" w:type="dxa"/>
+          <w:left w:w="80" w:type="dxa"/>
+          <w:bottom w:w="70" w:type="dxa"/>
+          <w:right w:w="80" w:type="dxa"/>
+        </w:tblCellMar>
+      </w:tblPr>
+      <w:tblGrid>
+        <w:gridCol w:w="1872"/>
+        <w:gridCol w:w="1872"/>
+        <w:gridCol w:w="1872"/>
+        <w:gridCol w:w="1872"/>
+        <w:gridCol w:w="1872"/>
+      </w:tblGrid>
+      <w:tr>
+        <w:trPr>
+          <w:tblHeader/>
+        </w:trPr>
+        <w:tc>
+          <w:tcPr>
+            <w:tcW w:w="1872" w:type="dxa"/>
+            <w:tcBorders>
+              <w:bottom w:val="single" w:sz="8" w:space="0" w:color="000000"/>
+            </w:tcBorders>
+            <w:vAlign w:val="center"/>
+          </w:tcPr>
+          <w:p>
+            <w:pPr>
+              <w:pStyle w:val="TableText"/>
+              <w:spacing w:before="0" w:after="0" w:line="240" w:lineRule="auto"/>
+            </w:pPr>
+            <w:r>
+              <w:rPr>
+                <w:sz w:val="20"/>
+                <w:szCs w:val="20"/>
+              </w:rPr>
+              <w:t>模型输出</w:t>
+            </w:r>
+          </w:p>
+        </w:tc>
+        <w:tc>
+          <w:tcPr>
+            <w:tcW w:w="1872" w:type="dxa"/>
+            <w:tcBorders>
+              <w:bottom w:val="single" w:sz="8" w:space="0" w:color="000000"/>
+            </w:tcBorders>
+            <w:vAlign w:val="center"/>
+          </w:tcPr>
+          <w:p>
+            <w:pPr>
+              <w:pStyle w:val="TableText"/>
+              <w:spacing w:before="0" w:after="0" w:line="240" w:lineRule="auto"/>
+            </w:pPr>
+            <w:r>
+              <w:rPr>
+                <w:sz w:val="20"/>
+                <w:szCs w:val="20"/>
+              </w:rPr>
+              <w:t>健康 n</w:t>
+            </w:r>
+          </w:p>
+        </w:tc>
+        <w:tc>
+          <w:tcPr>
+            <w:tcW w:w="1872" w:type="dxa"/>
+            <w:tcBorders>
+              <w:bottom w:val="single" w:sz="8" w:space="0" w:color="000000"/>
+            </w:tcBorders>
+            <w:vAlign w:val="center"/>
+          </w:tcPr>
+          <w:p>
+            <w:pPr>
+              <w:pStyle w:val="TableText"/>
+              <w:spacing w:before="0" w:after="0" w:line="240" w:lineRule="auto"/>
+            </w:pPr>
+            <w:r>
+              <w:rPr>
+                <w:sz w:val="20"/>
+                <w:szCs w:val="20"/>
+              </w:rPr>
+              <w:t>健康 %</w:t>
+            </w:r>
+          </w:p>
+        </w:tc>
+        <w:tc>
+          <w:tcPr>
+            <w:tcW w:w="1872" w:type="dxa"/>
+            <w:tcBorders>
+              <w:bottom w:val="single" w:sz="8" w:space="0" w:color="000000"/>
+            </w:tcBorders>
+            <w:vAlign w:val="center"/>
+          </w:tcPr>
+          <w:p>
+            <w:pPr>
+              <w:pStyle w:val="TableText"/>
+              <w:spacing w:before="0" w:after="0" w:line="240" w:lineRule="auto"/>
+            </w:pPr>
+            <w:r>
+              <w:rPr>
+                <w:sz w:val="20"/>
+                <w:szCs w:val="20"/>
+              </w:rPr>
+              <w:t>牙周炎 n</w:t>
+            </w:r>
+          </w:p>
+        </w:tc>
+        <w:tc>
+          <w:tcPr>
+            <w:tcW w:w="1872" w:type="dxa"/>
+            <w:tcBorders>
+              <w:bottom w:val="single" w:sz="8" w:space="0" w:color="000000"/>
+            </w:tcBorders>
+            <w:vAlign w:val="center"/>
+          </w:tcPr>
+          <w:p>
+            <w:pPr>
+              <w:pStyle w:val="TableText"/>
+              <w:spacing w:before="0" w:after="0" w:line="240" w:lineRule="auto"/>
+            </w:pPr>
+            <w:r>
+              <w:rPr>
+                <w:sz w:val="20"/>
+                <w:szCs w:val="20"/>
+              </w:rPr>
+              <w:t>牙周炎 %</w:t>
+            </w:r>
+          </w:p>
+        </w:tc>
+      </w:tr>
+      <w:tr>
+        <w:tc>
+          <w:tcPr>
+            <w:tcW w:w="1872" w:type="dxa"/>
+            <w:vAlign w:val="center"/>
+          </w:tcPr>
+          <w:p>
+            <w:pPr>
+              <w:pStyle w:val="TableText"/>
+              <w:spacing w:before="0" w:after="0" w:line="240" w:lineRule="auto"/>
+            </w:pPr>
+            <w:r>
+              <w:rPr>
+                <w:sz w:val="20"/>
+                <w:szCs w:val="20"/>
+              </w:rPr>
+              <w:t>ACE_inhibitory_activity</w:t>
+            </w:r>
+          </w:p>
+        </w:tc>
+        <w:tc>
+          <w:tcPr>
+            <w:tcW w:w="1872" w:type="dxa"/>
+            <w:vAlign w:val="center"/>
+          </w:tcPr>
+          <w:p>
+            <w:pPr>
+              <w:pStyle w:val="TableText"/>
+              <w:spacing w:before="0" w:after="0" w:line="240" w:lineRule="auto"/>
+            </w:pPr>
+            <w:r>
+              <w:rPr>
+                <w:sz w:val="20"/>
+                <w:szCs w:val="20"/>
+              </w:rPr>
+              <w:t>2,781</w:t>
+            </w:r>
+          </w:p>
+        </w:tc>
+        <w:tc>
+          <w:tcPr>
+            <w:tcW w:w="1872" w:type="dxa"/>
+            <w:vAlign w:val="center"/>
+          </w:tcPr>
+          <w:p>
+            <w:pPr>
+              <w:pStyle w:val="TableText"/>
+              <w:spacing w:before="0" w:after="0" w:line="240" w:lineRule="auto"/>
+            </w:pPr>
+            <w:r>
+              <w:rPr>
+                <w:sz w:val="20"/>
+                <w:szCs w:val="20"/>
+              </w:rPr>
+              <w:t>9.10</w:t>
+            </w:r>
+          </w:p>
+        </w:tc>
+        <w:tc>
+          <w:tcPr>
+            <w:tcW w:w="1872" w:type="dxa"/>
+            <w:vAlign w:val="center"/>
+          </w:tcPr>
+          <w:p>
+            <w:pPr>
+              <w:pStyle w:val="TableText"/>
+              <w:spacing w:before="0" w:after="0" w:line="240" w:lineRule="auto"/>
+            </w:pPr>
+            <w:r>
+              <w:rPr>
+                <w:sz w:val="20"/>
+                <w:szCs w:val="20"/>
+              </w:rPr>
+              <w:t>2,856</w:t>
+            </w:r>
+          </w:p>
+        </w:tc>
+        <w:tc>
+          <w:tcPr>
+            <w:tcW w:w="1872" w:type="dxa"/>
+            <w:vAlign w:val="center"/>
+          </w:tcPr>
+          <w:p>
+            <w:pPr>
+              <w:pStyle w:val="TableText"/>
+              <w:spacing w:before="0" w:after="0" w:line="240" w:lineRule="auto"/>
+            </w:pPr>
+            <w:r>
+              <w:rPr>
+                <w:sz w:val="20"/>
+                <w:szCs w:val="20"/>
+              </w:rPr>
+              <w:t>8.72</w:t>
+            </w:r>
+          </w:p>
+        </w:tc>
+      </w:tr>
+      <w:tr>
+        <w:tc>
+          <w:tcPr>
+            <w:tcW w:w="1872" w:type="dxa"/>
+            <w:vAlign w:val="center"/>
+          </w:tcPr>
+          <w:p>
+            <w:pPr>
+              <w:pStyle w:val="TableText"/>
+              <w:spacing w:before="0" w:after="0" w:line="240" w:lineRule="auto"/>
+            </w:pPr>
+            <w:r>
+              <w:rPr>
+                <w:sz w:val="20"/>
+                <w:szCs w:val="20"/>
+              </w:rPr>
+              <w:t>TTCA</w:t>
+            </w:r>
+          </w:p>
+        </w:tc>
+        <w:tc>
+          <w:tcPr>
+            <w:tcW w:w="1872" w:type="dxa"/>
+            <w:vAlign w:val="center"/>
+          </w:tcPr>
+          <w:p>
+            <w:pPr>
+              <w:pStyle w:val="TableText"/>
+              <w:spacing w:before="0" w:after="0" w:line="240" w:lineRule="auto"/>
+            </w:pPr>
+            <w:r>
+              <w:rPr>
+                <w:sz w:val="20"/>
+                <w:szCs w:val="20"/>
+              </w:rPr>
+              <w:t>9,123</w:t>
+            </w:r>
+          </w:p>
+        </w:tc>
+        <w:tc>
+          <w:tcPr>
+            <w:tcW w:w="1872" w:type="dxa"/>
+            <w:vAlign w:val="center"/>
+          </w:tcPr>
+          <w:p>
+            <w:pPr>
+              <w:pStyle w:val="TableText"/>
+              <w:spacing w:before="0" w:after="0" w:line="240" w:lineRule="auto"/>
+            </w:pPr>
+            <w:r>
+              <w:rPr>
+                <w:sz w:val="20"/>
+                <w:szCs w:val="20"/>
+              </w:rPr>
+              <w:t>29.86</w:t>
+            </w:r>
+          </w:p>
+        </w:tc>
+        <w:tc>
+          <w:tcPr>
+            <w:tcW w:w="1872" w:type="dxa"/>
+            <w:vAlign w:val="center"/>
+          </w:tcPr>
+          <w:p>
+            <w:pPr>
+              <w:pStyle w:val="TableText"/>
+              <w:spacing w:before="0" w:after="0" w:line="240" w:lineRule="auto"/>
+            </w:pPr>
+            <w:r>
+              <w:rPr>
+                <w:sz w:val="20"/>
+                <w:szCs w:val="20"/>
+              </w:rPr>
+              <w:t>9,161</w:t>
+            </w:r>
+          </w:p>
+        </w:tc>
+        <w:tc>
+          <w:tcPr>
+            <w:tcW w:w="1872" w:type="dxa"/>
+            <w:vAlign w:val="center"/>
+          </w:tcPr>
+          <w:p>
+            <w:pPr>
+              <w:pStyle w:val="TableText"/>
+              <w:spacing w:before="0" w:after="0" w:line="240" w:lineRule="auto"/>
+            </w:pPr>
+            <w:r>
+              <w:rPr>
+                <w:sz w:val="20"/>
+                <w:szCs w:val="20"/>
+              </w:rPr>
+              <w:t>27.97</w:t>
+            </w:r>
+          </w:p>
+        </w:tc>
+      </w:tr>
+      <w:tr>
+        <w:tc>
+          <w:tcPr>
+            <w:tcW w:w="1872" w:type="dxa"/>
+            <w:vAlign w:val="center"/>
+          </w:tcPr>
+          <w:p>
+            <w:pPr>
+              <w:pStyle w:val="TableText"/>
+              <w:spacing w:before="0" w:after="0" w:line="240" w:lineRule="auto"/>
+            </w:pPr>
+            <w:r>
+              <w:rPr>
+                <w:sz w:val="20"/>
+                <w:szCs w:val="20"/>
+              </w:rPr>
+              <w:t>BBB_Peptides</w:t>
+            </w:r>
+          </w:p>
+        </w:tc>
+        <w:tc>
+          <w:tcPr>
+            <w:tcW w:w="1872" w:type="dxa"/>
+            <w:vAlign w:val="center"/>
+          </w:tcPr>
+          <w:p>
+            <w:pPr>
+              <w:pStyle w:val="TableText"/>
+              <w:spacing w:before="0" w:after="0" w:line="240" w:lineRule="auto"/>
+            </w:pPr>
+            <w:r>
+              <w:rPr>
+                <w:sz w:val="20"/>
+                <w:szCs w:val="20"/>
+              </w:rPr>
+              <w:t>3,359</w:t>
+            </w:r>
+          </w:p>
+        </w:tc>
+        <w:tc>
+          <w:tcPr>
+            <w:tcW w:w="1872" w:type="dxa"/>
+            <w:vAlign w:val="center"/>
+          </w:tcPr>
+          <w:p>
+            <w:pPr>
+              <w:pStyle w:val="TableText"/>
+              <w:spacing w:before="0" w:after="0" w:line="240" w:lineRule="auto"/>
+            </w:pPr>
+            <w:r>
+              <w:rPr>
+                <w:sz w:val="20"/>
+                <w:szCs w:val="20"/>
+              </w:rPr>
+              <w:t>10.99</w:t>
+            </w:r>
+          </w:p>
+        </w:tc>
+        <w:tc>
+          <w:tcPr>
+            <w:tcW w:w="1872" w:type="dxa"/>
+            <w:vAlign w:val="center"/>
+          </w:tcPr>
+          <w:p>
+            <w:pPr>
+              <w:pStyle w:val="TableText"/>
+              <w:spacing w:before="0" w:after="0" w:line="240" w:lineRule="auto"/>
+            </w:pPr>
+            <w:r>
+              <w:rPr>
+                <w:sz w:val="20"/>
+                <w:szCs w:val="20"/>
+              </w:rPr>
+              <w:t>3,446</w:t>
+            </w:r>
+          </w:p>
+        </w:tc>
+        <w:tc>
+          <w:tcPr>
+            <w:tcW w:w="1872" w:type="dxa"/>
+            <w:vAlign w:val="center"/>
+          </w:tcPr>
+          <w:p>
+            <w:pPr>
+              <w:pStyle w:val="TableText"/>
+              <w:spacing w:before="0" w:after="0" w:line="240" w:lineRule="auto"/>
+            </w:pPr>
+            <w:r>
+              <w:rPr>
+                <w:sz w:val="20"/>
+                <w:szCs w:val="20"/>
+              </w:rPr>
+              <w:t>10.52</w:t>
+            </w:r>
+          </w:p>
+        </w:tc>
+      </w:tr>
+      <w:tr>
+        <w:tc>
+          <w:tcPr>
+            <w:tcW w:w="1872" w:type="dxa"/>
+            <w:vAlign w:val="center"/>
+          </w:tcPr>
+          <w:p>
+            <w:pPr>
+              <w:pStyle w:val="TableText"/>
+              <w:spacing w:before="0" w:after="0" w:line="240" w:lineRule="auto"/>
+            </w:pPr>
+            <w:r>
+              <w:rPr>
+                <w:sz w:val="20"/>
+                <w:szCs w:val="20"/>
+              </w:rPr>
+              <w:t>APP_Anti-parasitic</w:t>
+            </w:r>
+          </w:p>
+        </w:tc>
+        <w:tc>
+          <w:tcPr>
+            <w:tcW w:w="1872" w:type="dxa"/>
+            <w:vAlign w:val="center"/>
+          </w:tcPr>
+          <w:p>
+            <w:pPr>
+              <w:pStyle w:val="TableText"/>
+              <w:spacing w:before="0" w:after="0" w:line="240" w:lineRule="auto"/>
+            </w:pPr>
+            <w:r>
+              <w:rPr>
+                <w:sz w:val="20"/>
+                <w:szCs w:val="20"/>
+              </w:rPr>
+              <w:t>21,185</w:t>
+            </w:r>
+          </w:p>
+        </w:tc>
+        <w:tc>
+          <w:tcPr>
+            <w:tcW w:w="1872" w:type="dxa"/>
+            <w:vAlign w:val="center"/>
+          </w:tcPr>
+          <w:p>
+            <w:pPr>
+              <w:pStyle w:val="TableText"/>
+              <w:spacing w:before="0" w:after="0" w:line="240" w:lineRule="auto"/>
+            </w:pPr>
+            <w:r>
+              <w:rPr>
+                <w:sz w:val="20"/>
+                <w:szCs w:val="20"/>
+              </w:rPr>
+              <w:t>69.33</w:t>
+            </w:r>
+          </w:p>
+        </w:tc>
+        <w:tc>
+          <w:tcPr>
+            <w:tcW w:w="1872" w:type="dxa"/>
+            <w:vAlign w:val="center"/>
+          </w:tcPr>
+          <w:p>
+            <w:pPr>
+              <w:pStyle w:val="TableText"/>
+              <w:spacing w:before="0" w:after="0" w:line="240" w:lineRule="auto"/>
+            </w:pPr>
+            <w:r>
+              <w:rPr>
+                <w:sz w:val="20"/>
+                <w:szCs w:val="20"/>
+              </w:rPr>
+              <w:t>22,010</w:t>
+            </w:r>
+          </w:p>
+        </w:tc>
+        <w:tc>
+          <w:tcPr>
+            <w:tcW w:w="1872" w:type="dxa"/>
+            <w:vAlign w:val="center"/>
+          </w:tcPr>
+          <w:p>
+            <w:pPr>
+              <w:pStyle w:val="TableText"/>
+              <w:spacing w:before="0" w:after="0" w:line="240" w:lineRule="auto"/>
+            </w:pPr>
+            <w:r>
+              <w:rPr>
+                <w:sz w:val="20"/>
+                <w:szCs w:val="20"/>
+              </w:rPr>
+              <w:t>67.20</w:t>
+            </w:r>
+          </w:p>
+        </w:tc>
+      </w:tr>
+      <w:tr>
+        <w:tc>
+          <w:tcPr>
+            <w:tcW w:w="1872" w:type="dxa"/>
+            <w:vAlign w:val="center"/>
+          </w:tcPr>
+          <w:p>
+            <w:pPr>
+              <w:pStyle w:val="TableText"/>
+              <w:spacing w:before="0" w:after="0" w:line="240" w:lineRule="auto"/>
+            </w:pPr>
+            <w:r>
+              <w:rPr>
+                <w:sz w:val="20"/>
+                <w:szCs w:val="20"/>
+              </w:rPr>
+              <w:t>NeuroPred</w:t>
+            </w:r>
+          </w:p>
+        </w:tc>
+        <w:tc>
+          <w:tcPr>
+            <w:tcW w:w="1872" w:type="dxa"/>
+            <w:vAlign w:val="center"/>
+          </w:tcPr>
+          <w:p>
+            <w:pPr>
+              <w:pStyle w:val="TableText"/>
+              <w:spacing w:before="0" w:after="0" w:line="240" w:lineRule="auto"/>
+            </w:pPr>
+            <w:r>
+              <w:rPr>
+                <w:sz w:val="20"/>
+                <w:szCs w:val="20"/>
+              </w:rPr>
+              <w:t>3,876</w:t>
+            </w:r>
+          </w:p>
+        </w:tc>
+        <w:tc>
+          <w:tcPr>
+            <w:tcW w:w="1872" w:type="dxa"/>
+            <w:vAlign w:val="center"/>
+          </w:tcPr>
+          <w:p>
+            <w:pPr>
+              <w:pStyle w:val="TableText"/>
+              <w:spacing w:before="0" w:after="0" w:line="240" w:lineRule="auto"/>
+            </w:pPr>
+            <w:r>
+              <w:rPr>
+                <w:sz w:val="20"/>
+                <w:szCs w:val="20"/>
+              </w:rPr>
+              <w:t>12.68</w:t>
+            </w:r>
+          </w:p>
+        </w:tc>
+        <w:tc>
+          <w:tcPr>
+            <w:tcW w:w="1872" w:type="dxa"/>
+            <w:vAlign w:val="center"/>
+          </w:tcPr>
+          <w:p>
+            <w:pPr>
+              <w:pStyle w:val="TableText"/>
+              <w:spacing w:before="0" w:after="0" w:line="240" w:lineRule="auto"/>
+            </w:pPr>
+            <w:r>
+              <w:rPr>
+                <w:sz w:val="20"/>
+                <w:szCs w:val="20"/>
+              </w:rPr>
+              <w:t>4,019</w:t>
+            </w:r>
+          </w:p>
+        </w:tc>
+        <w:tc>
+          <w:tcPr>
+            <w:tcW w:w="1872" w:type="dxa"/>
+            <w:vAlign w:val="center"/>
+          </w:tcPr>
+          <w:p>
+            <w:pPr>
+              <w:pStyle w:val="TableText"/>
+              <w:spacing w:before="0" w:after="0" w:line="240" w:lineRule="auto"/>
+            </w:pPr>
+            <w:r>
+              <w:rPr>
+                <w:sz w:val="20"/>
+                <w:szCs w:val="20"/>
+              </w:rPr>
+              <w:t>12.27</w:t>
+            </w:r>
+          </w:p>
+        </w:tc>
+      </w:tr>
+      <w:tr>
+        <w:tc>
+          <w:tcPr>
+            <w:tcW w:w="1872" w:type="dxa"/>
+            <w:vAlign w:val="center"/>
+          </w:tcPr>
+          <w:p>
+            <w:pPr>
+              <w:pStyle w:val="TableText"/>
+              <w:spacing w:before="0" w:after="0" w:line="240" w:lineRule="auto"/>
+            </w:pPr>
+            <w:r>
+              <w:rPr>
+                <w:sz w:val="20"/>
+                <w:szCs w:val="20"/>
+              </w:rPr>
+              <w:t>Antibacterial_AB</w:t>
+            </w:r>
+          </w:p>
+        </w:tc>
+        <w:tc>
+          <w:tcPr>
+            <w:tcW w:w="1872" w:type="dxa"/>
+            <w:vAlign w:val="center"/>
+          </w:tcPr>
+          <w:p>
+            <w:pPr>
+              <w:pStyle w:val="TableText"/>
+              <w:spacing w:before="0" w:after="0" w:line="240" w:lineRule="auto"/>
+            </w:pPr>
+            <w:r>
+              <w:rPr>
+                <w:sz w:val="20"/>
+                <w:szCs w:val="20"/>
+              </w:rPr>
+              <w:t>9,269</w:t>
+            </w:r>
+          </w:p>
+        </w:tc>
+        <w:tc>
+          <w:tcPr>
+            <w:tcW w:w="1872" w:type="dxa"/>
+            <w:vAlign w:val="center"/>
+          </w:tcPr>
+          <w:p>
+            <w:pPr>
+              <w:pStyle w:val="TableText"/>
+              <w:spacing w:before="0" w:after="0" w:line="240" w:lineRule="auto"/>
+            </w:pPr>
+            <w:r>
+              <w:rPr>
+                <w:sz w:val="20"/>
+                <w:szCs w:val="20"/>
+              </w:rPr>
+              <w:t>30.33</w:t>
+            </w:r>
+          </w:p>
+        </w:tc>
+        <w:tc>
+          <w:tcPr>
+            <w:tcW w:w="1872" w:type="dxa"/>
+            <w:vAlign w:val="center"/>
+          </w:tcPr>
+          <w:p>
+            <w:pPr>
+              <w:pStyle w:val="TableText"/>
+              <w:spacing w:before="0" w:after="0" w:line="240" w:lineRule="auto"/>
+            </w:pPr>
+            <w:r>
+              <w:rPr>
+                <w:sz w:val="20"/>
+                <w:szCs w:val="20"/>
+              </w:rPr>
+              <w:t>9,273</w:t>
+            </w:r>
+          </w:p>
+        </w:tc>
+        <w:tc>
+          <w:tcPr>
+            <w:tcW w:w="1872" w:type="dxa"/>
+            <w:vAlign w:val="center"/>
+          </w:tcPr>
+          <w:p>
+            <w:pPr>
+              <w:pStyle w:val="TableText"/>
+              <w:spacing w:before="0" w:after="0" w:line="240" w:lineRule="auto"/>
+            </w:pPr>
+            <w:r>
+              <w:rPr>
+                <w:sz w:val="20"/>
+                <w:szCs w:val="20"/>
+              </w:rPr>
+              <w:t>28.31</w:t>
+            </w:r>
+          </w:p>
+        </w:tc>
+      </w:tr>
+      <w:tr>
+        <w:tc>
+          <w:tcPr>
+            <w:tcW w:w="1872" w:type="dxa"/>
+            <w:vAlign w:val="center"/>
+          </w:tcPr>
+          <w:p>
+            <w:pPr>
+              <w:pStyle w:val="TableText"/>
+              <w:spacing w:before="0" w:after="0" w:line="240" w:lineRule="auto"/>
+            </w:pPr>
+            <w:r>
+              <w:rPr>
+                <w:sz w:val="20"/>
+                <w:szCs w:val="20"/>
+              </w:rPr>
+              <w:t>Antifungal_AF</w:t>
+            </w:r>
+          </w:p>
+        </w:tc>
+        <w:tc>
+          <w:tcPr>
+            <w:tcW w:w="1872" w:type="dxa"/>
+            <w:vAlign w:val="center"/>
+          </w:tcPr>
+          <w:p>
+            <w:pPr>
+              <w:pStyle w:val="TableText"/>
+              <w:spacing w:before="0" w:after="0" w:line="240" w:lineRule="auto"/>
+            </w:pPr>
+            <w:r>
+              <w:rPr>
+                <w:sz w:val="20"/>
+                <w:szCs w:val="20"/>
+              </w:rPr>
+              <w:t>8,732</w:t>
+            </w:r>
+          </w:p>
+        </w:tc>
+        <w:tc>
+          <w:tcPr>
+            <w:tcW w:w="1872" w:type="dxa"/>
+            <w:vAlign w:val="center"/>
+          </w:tcPr>
+          <w:p>
+            <w:pPr>
+              <w:pStyle w:val="TableText"/>
+              <w:spacing w:before="0" w:after="0" w:line="240" w:lineRule="auto"/>
+            </w:pPr>
+            <w:r>
+              <w:rPr>
+                <w:sz w:val="20"/>
+                <w:szCs w:val="20"/>
+              </w:rPr>
+              <w:t>28.58</w:t>
+            </w:r>
+          </w:p>
+        </w:tc>
+        <w:tc>
+          <w:tcPr>
+            <w:tcW w:w="1872" w:type="dxa"/>
+            <w:vAlign w:val="center"/>
+          </w:tcPr>
+          <w:p>
+            <w:pPr>
+              <w:pStyle w:val="TableText"/>
+              <w:spacing w:before="0" w:after="0" w:line="240" w:lineRule="auto"/>
+            </w:pPr>
+            <w:r>
+              <w:rPr>
+                <w:sz w:val="20"/>
+                <w:szCs w:val="20"/>
+              </w:rPr>
+              <w:t>8,475</w:t>
+            </w:r>
+          </w:p>
+        </w:tc>
+        <w:tc>
+          <w:tcPr>
+            <w:tcW w:w="1872" w:type="dxa"/>
+            <w:vAlign w:val="center"/>
+          </w:tcPr>
+          <w:p>
+            <w:pPr>
+              <w:pStyle w:val="TableText"/>
+              <w:spacing w:before="0" w:after="0" w:line="240" w:lineRule="auto"/>
+            </w:pPr>
+            <w:r>
+              <w:rPr>
+                <w:sz w:val="20"/>
+                <w:szCs w:val="20"/>
+              </w:rPr>
+              <w:t>25.87</w:t>
+            </w:r>
+          </w:p>
+        </w:tc>
+      </w:tr>
+      <w:tr>
+        <w:tc>
+          <w:tcPr>
+            <w:tcW w:w="1872" w:type="dxa"/>
+            <w:vAlign w:val="center"/>
+          </w:tcPr>
+          <w:p>
+            <w:pPr>
+              <w:pStyle w:val="TableText"/>
+              <w:spacing w:before="0" w:after="0" w:line="240" w:lineRule="auto"/>
+            </w:pPr>
+            <w:r>
+              <w:rPr>
+                <w:sz w:val="20"/>
+                <w:szCs w:val="20"/>
+              </w:rPr>
+              <w:t>AV_Antiviral</w:t>
+            </w:r>
+          </w:p>
+        </w:tc>
+        <w:tc>
+          <w:tcPr>
+            <w:tcW w:w="1872" w:type="dxa"/>
+            <w:vAlign w:val="center"/>
+          </w:tcPr>
+          <w:p>
+            <w:pPr>
+              <w:pStyle w:val="TableText"/>
+              <w:spacing w:before="0" w:after="0" w:line="240" w:lineRule="auto"/>
+            </w:pPr>
+            <w:r>
+              <w:rPr>
+                <w:sz w:val="20"/>
+                <w:szCs w:val="20"/>
+              </w:rPr>
+              <w:t>7,501</w:t>
+            </w:r>
+          </w:p>
+        </w:tc>
+        <w:tc>
+          <w:tcPr>
+            <w:tcW w:w="1872" w:type="dxa"/>
+            <w:vAlign w:val="center"/>
+          </w:tcPr>
+          <w:p>
+            <w:pPr>
+              <w:pStyle w:val="TableText"/>
+              <w:spacing w:before="0" w:after="0" w:line="240" w:lineRule="auto"/>
+            </w:pPr>
+            <w:r>
+              <w:rPr>
+                <w:sz w:val="20"/>
+                <w:szCs w:val="20"/>
+              </w:rPr>
+              <w:t>24.55</w:t>
+            </w:r>
+          </w:p>
+        </w:tc>
+        <w:tc>
+          <w:tcPr>
+            <w:tcW w:w="1872" w:type="dxa"/>
+            <w:vAlign w:val="center"/>
+          </w:tcPr>
+          <w:p>
+            <w:pPr>
+              <w:pStyle w:val="TableText"/>
+              <w:spacing w:before="0" w:after="0" w:line="240" w:lineRule="auto"/>
+            </w:pPr>
+            <w:r>
+              <w:rPr>
+                <w:sz w:val="20"/>
+                <w:szCs w:val="20"/>
+              </w:rPr>
+              <w:t>7,221</w:t>
+            </w:r>
+          </w:p>
+        </w:tc>
+        <w:tc>
+          <w:tcPr>
+            <w:tcW w:w="1872" w:type="dxa"/>
+            <w:vAlign w:val="center"/>
+          </w:tcPr>
+          <w:p>
+            <w:pPr>
+              <w:pStyle w:val="TableText"/>
+              <w:spacing w:before="0" w:after="0" w:line="240" w:lineRule="auto"/>
+            </w:pPr>
+            <w:r>
+              <w:rPr>
+                <w:sz w:val="20"/>
+                <w:szCs w:val="20"/>
+              </w:rPr>
+              <w:t>22.05</w:t>
+            </w:r>
+          </w:p>
+        </w:tc>
+      </w:tr>
+      <w:tr>
+        <w:tc>
+          <w:tcPr>
+            <w:tcW w:w="1872" w:type="dxa"/>
+            <w:vAlign w:val="center"/>
+          </w:tcPr>
+          <w:p>
+            <w:pPr>
+              <w:pStyle w:val="TableText"/>
+              <w:spacing w:before="0" w:after="0" w:line="240" w:lineRule="auto"/>
+            </w:pPr>
+            <w:r>
+              <w:rPr>
+                <w:sz w:val="20"/>
+                <w:szCs w:val="20"/>
+              </w:rPr>
+              <w:t>Toxicity_2021</w:t>
+            </w:r>
+          </w:p>
+        </w:tc>
+        <w:tc>
+          <w:tcPr>
+            <w:tcW w:w="1872" w:type="dxa"/>
+            <w:vAlign w:val="center"/>
+          </w:tcPr>
+          <w:p>
+            <w:pPr>
+              <w:pStyle w:val="TableText"/>
+              <w:spacing w:before="0" w:after="0" w:line="240" w:lineRule="auto"/>
+            </w:pPr>
+            <w:r>
+              <w:rPr>
+                <w:sz w:val="20"/>
+                <w:szCs w:val="20"/>
+              </w:rPr>
+              <w:t>2,770</w:t>
+            </w:r>
+          </w:p>
+        </w:tc>
+        <w:tc>
+          <w:tcPr>
+            <w:tcW w:w="1872" w:type="dxa"/>
+            <w:vAlign w:val="center"/>
+          </w:tcPr>
+          <w:p>
+            <w:pPr>
+              <w:pStyle w:val="TableText"/>
+              <w:spacing w:before="0" w:after="0" w:line="240" w:lineRule="auto"/>
+            </w:pPr>
+            <w:r>
+              <w:rPr>
+                <w:sz w:val="20"/>
+                <w:szCs w:val="20"/>
+              </w:rPr>
+              <w:t>9.07</w:t>
+            </w:r>
+          </w:p>
+        </w:tc>
+        <w:tc>
+          <w:tcPr>
+            <w:tcW w:w="1872" w:type="dxa"/>
+            <w:vAlign w:val="center"/>
+          </w:tcPr>
+          <w:p>
+            <w:pPr>
+              <w:pStyle w:val="TableText"/>
+              <w:spacing w:before="0" w:after="0" w:line="240" w:lineRule="auto"/>
+            </w:pPr>
+            <w:r>
+              <w:rPr>
+                <w:sz w:val="20"/>
+                <w:szCs w:val="20"/>
+              </w:rPr>
+              <w:t>2,751</w:t>
+            </w:r>
+          </w:p>
+        </w:tc>
+        <w:tc>
+          <w:tcPr>
+            <w:tcW w:w="1872" w:type="dxa"/>
+            <w:vAlign w:val="center"/>
+          </w:tcPr>
+          <w:p>
+            <w:pPr>
+              <w:pStyle w:val="TableText"/>
+              <w:spacing w:before="0" w:after="0" w:line="240" w:lineRule="auto"/>
+            </w:pPr>
+            <w:r>
+              <w:rPr>
+                <w:sz w:val="20"/>
+                <w:szCs w:val="20"/>
+              </w:rPr>
+              <w:t>8.40</w:t>
+            </w:r>
+          </w:p>
+        </w:tc>
+      </w:tr>
+      <w:tr>
+        <w:tc>
+          <w:tcPr>
+            <w:tcW w:w="1872" w:type="dxa"/>
+            <w:vAlign w:val="center"/>
+          </w:tcPr>
+          <w:p>
+            <w:pPr>
+              <w:pStyle w:val="TableText"/>
+              <w:spacing w:before="0" w:after="0" w:line="240" w:lineRule="auto"/>
+            </w:pPr>
+            <w:r>
+              <w:rPr>
+                <w:sz w:val="20"/>
+                <w:szCs w:val="20"/>
+              </w:rPr>
+              <w:t>Antioxidant_FRS</w:t>
+            </w:r>
+          </w:p>
+        </w:tc>
+        <w:tc>
+          <w:tcPr>
+            <w:tcW w:w="1872" w:type="dxa"/>
+            <w:vAlign w:val="center"/>
+          </w:tcPr>
+          <w:p>
+            <w:pPr>
+              <w:pStyle w:val="TableText"/>
+              <w:spacing w:before="0" w:after="0" w:line="240" w:lineRule="auto"/>
+            </w:pPr>
+            <w:r>
+              <w:rPr>
+                <w:sz w:val="20"/>
+                <w:szCs w:val="20"/>
+              </w:rPr>
+              <w:t>4,171</w:t>
+            </w:r>
+          </w:p>
+        </w:tc>
+        <w:tc>
+          <w:tcPr>
+            <w:tcW w:w="1872" w:type="dxa"/>
+            <w:vAlign w:val="center"/>
+          </w:tcPr>
+          <w:p>
+            <w:pPr>
+              <w:pStyle w:val="TableText"/>
+              <w:spacing w:before="0" w:after="0" w:line="240" w:lineRule="auto"/>
+            </w:pPr>
+            <w:r>
+              <w:rPr>
+                <w:sz w:val="20"/>
+                <w:szCs w:val="20"/>
+              </w:rPr>
+              <w:t>13.65</w:t>
+            </w:r>
+          </w:p>
+        </w:tc>
+        <w:tc>
+          <w:tcPr>
+            <w:tcW w:w="1872" w:type="dxa"/>
+            <w:vAlign w:val="center"/>
+          </w:tcPr>
+          <w:p>
+            <w:pPr>
+              <w:pStyle w:val="TableText"/>
+              <w:spacing w:before="0" w:after="0" w:line="240" w:lineRule="auto"/>
+            </w:pPr>
+            <w:r>
+              <w:rPr>
+                <w:sz w:val="20"/>
+                <w:szCs w:val="20"/>
+              </w:rPr>
+              <w:t>4,093</w:t>
+            </w:r>
+          </w:p>
+        </w:tc>
+        <w:tc>
+          <w:tcPr>
+            <w:tcW w:w="1872" w:type="dxa"/>
+            <w:vAlign w:val="center"/>
+          </w:tcPr>
+          <w:p>
+            <w:pPr>
+              <w:pStyle w:val="TableText"/>
+              <w:spacing w:before="0" w:after="0" w:line="240" w:lineRule="auto"/>
+            </w:pPr>
+            <w:r>
+              <w:rPr>
+                <w:sz w:val="20"/>
+                <w:szCs w:val="20"/>
+              </w:rPr>
+              <w:t>12.50</w:t>
+            </w:r>
+          </w:p>
+        </w:tc>
+      </w:tr>
+      <w:tr>
+        <w:tc>
+          <w:tcPr>
+            <w:tcW w:w="1872" w:type="dxa"/>
+            <w:vAlign w:val="center"/>
+          </w:tcPr>
+          <w:p>
+            <w:pPr>
+              <w:pStyle w:val="TableText"/>
+              <w:spacing w:before="0" w:after="0" w:line="240" w:lineRule="auto"/>
+            </w:pPr>
+            <w:r>
+              <w:rPr>
+                <w:sz w:val="20"/>
+                <w:szCs w:val="20"/>
+              </w:rPr>
+              <w:t>Allergenicity</w:t>
+            </w:r>
+          </w:p>
+        </w:tc>
+        <w:tc>
+          <w:tcPr>
+            <w:tcW w:w="1872" w:type="dxa"/>
+            <w:vAlign w:val="center"/>
+          </w:tcPr>
+          <w:p>
+            <w:pPr>
+              <w:pStyle w:val="TableText"/>
+              <w:spacing w:before="0" w:after="0" w:line="240" w:lineRule="auto"/>
+            </w:pPr>
+            <w:r>
+              <w:rPr>
+                <w:sz w:val="20"/>
+                <w:szCs w:val="20"/>
+              </w:rPr>
+              <w:t>8,599</w:t>
+            </w:r>
+          </w:p>
+        </w:tc>
+        <w:tc>
+          <w:tcPr>
+            <w:tcW w:w="1872" w:type="dxa"/>
+            <w:vAlign w:val="center"/>
+          </w:tcPr>
+          <w:p>
+            <w:pPr>
+              <w:pStyle w:val="TableText"/>
+              <w:spacing w:before="0" w:after="0" w:line="240" w:lineRule="auto"/>
+            </w:pPr>
+            <w:r>
+              <w:rPr>
+                <w:sz w:val="20"/>
+                <w:szCs w:val="20"/>
+              </w:rPr>
+              <w:t>28.14</w:t>
+            </w:r>
+          </w:p>
+        </w:tc>
+        <w:tc>
+          <w:tcPr>
+            <w:tcW w:w="1872" w:type="dxa"/>
+            <w:vAlign w:val="center"/>
+          </w:tcPr>
+          <w:p>
+            <w:pPr>
+              <w:pStyle w:val="TableText"/>
+              <w:spacing w:before="0" w:after="0" w:line="240" w:lineRule="auto"/>
+            </w:pPr>
+            <w:r>
+              <w:rPr>
+                <w:sz w:val="20"/>
+                <w:szCs w:val="20"/>
+              </w:rPr>
+              <w:t>9,422</w:t>
+            </w:r>
+          </w:p>
+        </w:tc>
+        <w:tc>
+          <w:tcPr>
+            <w:tcW w:w="1872" w:type="dxa"/>
+            <w:vAlign w:val="center"/>
+          </w:tcPr>
+          <w:p>
+            <w:pPr>
+              <w:pStyle w:val="TableText"/>
+              <w:spacing w:before="0" w:after="0" w:line="240" w:lineRule="auto"/>
+            </w:pPr>
+            <w:r>
+              <w:rPr>
+                <w:sz w:val="20"/>
+                <w:szCs w:val="20"/>
+              </w:rPr>
+              <w:t>28.77</w:t>
+            </w:r>
+          </w:p>
+        </w:tc>
+      </w:tr>
+      <w:tr>
+        <w:tc>
+          <w:tcPr>
+            <w:tcW w:w="1872" w:type="dxa"/>
+            <w:vAlign w:val="center"/>
+          </w:tcPr>
+          <w:p>
+            <w:pPr>
+              <w:pStyle w:val="TableText"/>
+              <w:spacing w:before="0" w:after="0" w:line="240" w:lineRule="auto"/>
+            </w:pPr>
+            <w:r>
+              <w:rPr>
+                <w:sz w:val="20"/>
+                <w:szCs w:val="20"/>
+              </w:rPr>
+              <w:t>DPPIV_inhibitory_activity</w:t>
+            </w:r>
+          </w:p>
+        </w:tc>
+        <w:tc>
+          <w:tcPr>
+            <w:tcW w:w="1872" w:type="dxa"/>
+            <w:vAlign w:val="center"/>
+          </w:tcPr>
+          <w:p>
+            <w:pPr>
+              <w:pStyle w:val="TableText"/>
+              <w:spacing w:before="0" w:after="0" w:line="240" w:lineRule="auto"/>
+            </w:pPr>
+            <w:r>
+              <w:rPr>
+                <w:sz w:val="20"/>
+                <w:szCs w:val="20"/>
+              </w:rPr>
+              <w:t>207</w:t>
+            </w:r>
+          </w:p>
+        </w:tc>
+        <w:tc>
+          <w:tcPr>
+            <w:tcW w:w="1872" w:type="dxa"/>
+            <w:vAlign w:val="center"/>
+          </w:tcPr>
+          <w:p>
+            <w:pPr>
+              <w:pStyle w:val="TableText"/>
+              <w:spacing w:before="0" w:after="0" w:line="240" w:lineRule="auto"/>
+            </w:pPr>
+            <w:r>
+              <w:rPr>
+                <w:sz w:val="20"/>
+                <w:szCs w:val="20"/>
+              </w:rPr>
+              <w:t>0.68</w:t>
+            </w:r>
+          </w:p>
+        </w:tc>
+        <w:tc>
+          <w:tcPr>
+            <w:tcW w:w="1872" w:type="dxa"/>
+            <w:vAlign w:val="center"/>
+          </w:tcPr>
+          <w:p>
+            <w:pPr>
+              <w:pStyle w:val="TableText"/>
+              <w:spacing w:before="0" w:after="0" w:line="240" w:lineRule="auto"/>
+            </w:pPr>
+            <w:r>
+              <w:rPr>
+                <w:sz w:val="20"/>
+                <w:szCs w:val="20"/>
+              </w:rPr>
+              <w:t>266</w:t>
+            </w:r>
+          </w:p>
+        </w:tc>
+        <w:tc>
+          <w:tcPr>
+            <w:tcW w:w="1872" w:type="dxa"/>
+            <w:vAlign w:val="center"/>
+          </w:tcPr>
+          <w:p>
+            <w:pPr>
+              <w:pStyle w:val="TableText"/>
+              <w:spacing w:before="0" w:after="0" w:line="240" w:lineRule="auto"/>
+            </w:pPr>
+            <w:r>
+              <w:rPr>
+                <w:sz w:val="20"/>
+                <w:szCs w:val="20"/>
+              </w:rPr>
+              <w:t>0.81</w:t>
+            </w:r>
+          </w:p>
+        </w:tc>
+      </w:tr>
+      <w:tr>
+        <w:tc>
+          <w:tcPr>
+            <w:tcW w:w="1872" w:type="dxa"/>
+            <w:vAlign w:val="center"/>
+          </w:tcPr>
+          <w:p>
+            <w:pPr>
+              <w:pStyle w:val="TableText"/>
+              <w:spacing w:before="0" w:after="0" w:line="240" w:lineRule="auto"/>
+            </w:pPr>
+            <w:r>
+              <w:rPr>
+                <w:sz w:val="20"/>
+                <w:szCs w:val="20"/>
+              </w:rPr>
+              <w:t>CPP</w:t>
+            </w:r>
+          </w:p>
+        </w:tc>
+        <w:tc>
+          <w:tcPr>
+            <w:tcW w:w="1872" w:type="dxa"/>
+            <w:vAlign w:val="center"/>
+          </w:tcPr>
+          <w:p>
+            <w:pPr>
+              <w:pStyle w:val="TableText"/>
+              <w:spacing w:before="0" w:after="0" w:line="240" w:lineRule="auto"/>
+            </w:pPr>
+            <w:r>
+              <w:rPr>
+                <w:sz w:val="20"/>
+                <w:szCs w:val="20"/>
+              </w:rPr>
+              <w:t>4,435</w:t>
+            </w:r>
+          </w:p>
+        </w:tc>
+        <w:tc>
+          <w:tcPr>
+            <w:tcW w:w="1872" w:type="dxa"/>
+            <w:vAlign w:val="center"/>
+          </w:tcPr>
+          <w:p>
+            <w:pPr>
+              <w:pStyle w:val="TableText"/>
+              <w:spacing w:before="0" w:after="0" w:line="240" w:lineRule="auto"/>
+            </w:pPr>
+            <w:r>
+              <w:rPr>
+                <w:sz w:val="20"/>
+                <w:szCs w:val="20"/>
+              </w:rPr>
+              <w:t>14.51</w:t>
+            </w:r>
+          </w:p>
+        </w:tc>
+        <w:tc>
+          <w:tcPr>
+            <w:tcW w:w="1872" w:type="dxa"/>
+            <w:vAlign w:val="center"/>
+          </w:tcPr>
+          <w:p>
+            <w:pPr>
+              <w:pStyle w:val="TableText"/>
+              <w:spacing w:before="0" w:after="0" w:line="240" w:lineRule="auto"/>
+            </w:pPr>
+            <w:r>
+              <w:rPr>
+                <w:sz w:val="20"/>
+                <w:szCs w:val="20"/>
+              </w:rPr>
+              <w:t>4,133</w:t>
+            </w:r>
+          </w:p>
+        </w:tc>
+        <w:tc>
+          <w:tcPr>
+            <w:tcW w:w="1872" w:type="dxa"/>
+            <w:vAlign w:val="center"/>
+          </w:tcPr>
+          <w:p>
+            <w:pPr>
+              <w:pStyle w:val="TableText"/>
+              <w:spacing w:before="0" w:after="0" w:line="240" w:lineRule="auto"/>
+            </w:pPr>
+            <w:r>
+              <w:rPr>
+                <w:sz w:val="20"/>
+                <w:szCs w:val="20"/>
+              </w:rPr>
+              <w:t>12.62</w:t>
+            </w:r>
+          </w:p>
+        </w:tc>
+      </w:tr>
+      <w:tr>
+        <w:tc>
+          <w:tcPr>
+            <w:tcW w:w="1872" w:type="dxa"/>
+            <w:vAlign w:val="center"/>
+          </w:tcPr>
+          <w:p>
+            <w:pPr>
+              <w:pStyle w:val="TableText"/>
+              <w:spacing w:before="0" w:after="0" w:line="240" w:lineRule="auto"/>
+            </w:pPr>
+            <w:r>
+              <w:rPr>
+                <w:sz w:val="20"/>
+                <w:szCs w:val="20"/>
+              </w:rPr>
+              <w:t>Bitter</w:t>
+            </w:r>
+          </w:p>
+        </w:tc>
+        <w:tc>
+          <w:tcPr>
+            <w:tcW w:w="1872" w:type="dxa"/>
+            <w:vAlign w:val="center"/>
+          </w:tcPr>
+          <w:p>
+            <w:pPr>
+              <w:pStyle w:val="TableText"/>
+              <w:spacing w:before="0" w:after="0" w:line="240" w:lineRule="auto"/>
+            </w:pPr>
+            <w:r>
+              <w:rPr>
+                <w:sz w:val="20"/>
+                <w:szCs w:val="20"/>
+              </w:rPr>
+              <w:t>5,037</w:t>
+            </w:r>
+          </w:p>
+        </w:tc>
+        <w:tc>
+          <w:tcPr>
+            <w:tcW w:w="1872" w:type="dxa"/>
+            <w:vAlign w:val="center"/>
+          </w:tcPr>
+          <w:p>
+            <w:pPr>
+              <w:pStyle w:val="TableText"/>
+              <w:spacing w:before="0" w:after="0" w:line="240" w:lineRule="auto"/>
+            </w:pPr>
+            <w:r>
+              <w:rPr>
+                <w:sz w:val="20"/>
+                <w:szCs w:val="20"/>
+              </w:rPr>
+              <w:t>16.48</w:t>
+            </w:r>
+          </w:p>
+        </w:tc>
+        <w:tc>
+          <w:tcPr>
+            <w:tcW w:w="1872" w:type="dxa"/>
+            <w:vAlign w:val="center"/>
+          </w:tcPr>
+          <w:p>
+            <w:pPr>
+              <w:pStyle w:val="TableText"/>
+              <w:spacing w:before="0" w:after="0" w:line="240" w:lineRule="auto"/>
+            </w:pPr>
+            <w:r>
+              <w:rPr>
+                <w:sz w:val="20"/>
+                <w:szCs w:val="20"/>
+              </w:rPr>
+              <w:t>4,986</w:t>
+            </w:r>
+          </w:p>
+        </w:tc>
+        <w:tc>
+          <w:tcPr>
+            <w:tcW w:w="1872" w:type="dxa"/>
+            <w:vAlign w:val="center"/>
+          </w:tcPr>
+          <w:p>
+            <w:pPr>
+              <w:pStyle w:val="TableText"/>
+              <w:spacing w:before="0" w:after="0" w:line="240" w:lineRule="auto"/>
+            </w:pPr>
+            <w:r>
+              <w:rPr>
+                <w:sz w:val="20"/>
+                <w:szCs w:val="20"/>
+              </w:rPr>
+              <w:t>15.22</w:t>
+            </w:r>
+          </w:p>
+        </w:tc>
+      </w:tr>
+      <w:tr>
+        <w:tc>
+          <w:tcPr>
+            <w:tcW w:w="1872" w:type="dxa"/>
+            <w:vAlign w:val="center"/>
+          </w:tcPr>
+          <w:p>
+            <w:pPr>
+              <w:pStyle w:val="TableText"/>
+              <w:spacing w:before="0" w:after="0" w:line="240" w:lineRule="auto"/>
+            </w:pPr>
+            <w:r>
+              <w:rPr>
+                <w:sz w:val="20"/>
+                <w:szCs w:val="20"/>
+              </w:rPr>
+              <w:t>Umami</w:t>
+            </w:r>
+          </w:p>
+        </w:tc>
+        <w:tc>
+          <w:tcPr>
+            <w:tcW w:w="1872" w:type="dxa"/>
+            <w:vAlign w:val="center"/>
+          </w:tcPr>
+          <w:p>
+            <w:pPr>
+              <w:pStyle w:val="TableText"/>
+              <w:spacing w:before="0" w:after="0" w:line="240" w:lineRule="auto"/>
+            </w:pPr>
+            <w:r>
+              <w:rPr>
+                <w:sz w:val="20"/>
+                <w:szCs w:val="20"/>
+              </w:rPr>
+              <w:t>6,095</w:t>
+            </w:r>
+          </w:p>
+        </w:tc>
+        <w:tc>
+          <w:tcPr>
+            <w:tcW w:w="1872" w:type="dxa"/>
+            <w:vAlign w:val="center"/>
+          </w:tcPr>
+          <w:p>
+            <w:pPr>
+              <w:pStyle w:val="TableText"/>
+              <w:spacing w:before="0" w:after="0" w:line="240" w:lineRule="auto"/>
+            </w:pPr>
+            <w:r>
+              <w:rPr>
+                <w:sz w:val="20"/>
+                <w:szCs w:val="20"/>
+              </w:rPr>
+              <w:t>19.95</w:t>
+            </w:r>
+          </w:p>
+        </w:tc>
+        <w:tc>
+          <w:tcPr>
+            <w:tcW w:w="1872" w:type="dxa"/>
+            <w:vAlign w:val="center"/>
+          </w:tcPr>
+          <w:p>
+            <w:pPr>
+              <w:pStyle w:val="TableText"/>
+              <w:spacing w:before="0" w:after="0" w:line="240" w:lineRule="auto"/>
+            </w:pPr>
+            <w:r>
+              <w:rPr>
+                <w:sz w:val="20"/>
+                <w:szCs w:val="20"/>
+              </w:rPr>
+              <w:t>6,094</w:t>
+            </w:r>
+          </w:p>
+        </w:tc>
+        <w:tc>
+          <w:tcPr>
+            <w:tcW w:w="1872" w:type="dxa"/>
+            <w:vAlign w:val="center"/>
+          </w:tcPr>
+          <w:p>
+            <w:pPr>
+              <w:pStyle w:val="TableText"/>
+              <w:spacing w:before="0" w:after="0" w:line="240" w:lineRule="auto"/>
+            </w:pPr>
+            <w:r>
+              <w:rPr>
+                <w:sz w:val="20"/>
+                <w:szCs w:val="20"/>
+              </w:rPr>
+              <w:t>18.61</w:t>
+            </w:r>
+          </w:p>
+        </w:tc>
+      </w:tr>
+      <w:tr>
+        <w:tc>
+          <w:tcPr>
+            <w:tcW w:w="1872" w:type="dxa"/>
+            <w:vAlign w:val="center"/>
+          </w:tcPr>
+          <w:p>
+            <w:pPr>
+              <w:pStyle w:val="TableText"/>
+              <w:spacing w:before="0" w:after="0" w:line="240" w:lineRule="auto"/>
+            </w:pPr>
+            <w:r>
+              <w:rPr>
+                <w:sz w:val="20"/>
+                <w:szCs w:val="20"/>
+              </w:rPr>
+              <w:t>Antimicrobial_activity</w:t>
+            </w:r>
+          </w:p>
+        </w:tc>
+        <w:tc>
+          <w:tcPr>
+            <w:tcW w:w="1872" w:type="dxa"/>
+            <w:vAlign w:val="center"/>
+          </w:tcPr>
+          <w:p>
+            <w:pPr>
+              <w:pStyle w:val="TableText"/>
+              <w:spacing w:before="0" w:after="0" w:line="240" w:lineRule="auto"/>
+            </w:pPr>
+            <w:r>
+              <w:rPr>
+                <w:sz w:val="20"/>
+                <w:szCs w:val="20"/>
+              </w:rPr>
+              <w:t>30,537</w:t>
+            </w:r>
+          </w:p>
+        </w:tc>
+        <w:tc>
+          <w:tcPr>
+            <w:tcW w:w="1872" w:type="dxa"/>
+            <w:vAlign w:val="center"/>
+          </w:tcPr>
+          <w:p>
+            <w:pPr>
+              <w:pStyle w:val="TableText"/>
+              <w:spacing w:before="0" w:after="0" w:line="240" w:lineRule="auto"/>
+            </w:pPr>
+            <w:r>
+              <w:rPr>
+                <w:sz w:val="20"/>
+                <w:szCs w:val="20"/>
+              </w:rPr>
+              <w:t>99.93</w:t>
+            </w:r>
+          </w:p>
+        </w:tc>
+        <w:tc>
+          <w:tcPr>
+            <w:tcW w:w="1872" w:type="dxa"/>
+            <w:vAlign w:val="center"/>
+          </w:tcPr>
+          <w:p>
+            <w:pPr>
+              <w:pStyle w:val="TableText"/>
+              <w:spacing w:before="0" w:after="0" w:line="240" w:lineRule="auto"/>
+            </w:pPr>
+            <w:r>
+              <w:rPr>
+                <w:sz w:val="20"/>
+                <w:szCs w:val="20"/>
+              </w:rPr>
+              <w:t>32,721</w:t>
+            </w:r>
+          </w:p>
+        </w:tc>
+        <w:tc>
+          <w:tcPr>
+            <w:tcW w:w="1872" w:type="dxa"/>
+            <w:vAlign w:val="center"/>
+          </w:tcPr>
+          <w:p>
+            <w:pPr>
+              <w:pStyle w:val="TableText"/>
+              <w:spacing w:before="0" w:after="0" w:line="240" w:lineRule="auto"/>
+            </w:pPr>
+            <w:r>
+              <w:rPr>
+                <w:sz w:val="20"/>
+                <w:szCs w:val="20"/>
+              </w:rPr>
+              <w:t>99.90</w:t>
+            </w:r>
+          </w:p>
+        </w:tc>
+      </w:tr>
+      <w:tr>
+        <w:tc>
+          <w:tcPr>
+            <w:tcW w:w="1872" w:type="dxa"/>
+            <w:vAlign w:val="center"/>
+          </w:tcPr>
+          <w:p>
+            <w:pPr>
+              <w:pStyle w:val="TableText"/>
+              <w:spacing w:before="0" w:after="0" w:line="240" w:lineRule="auto"/>
+            </w:pPr>
+            <w:r>
+              <w:rPr>
+                <w:sz w:val="20"/>
+                <w:szCs w:val="20"/>
+              </w:rPr>
+              <w:t>Antimalarial_alt</w:t>
+            </w:r>
+          </w:p>
+        </w:tc>
+        <w:tc>
+          <w:tcPr>
+            <w:tcW w:w="1872" w:type="dxa"/>
+            <w:vAlign w:val="center"/>
+          </w:tcPr>
+          <w:p>
+            <w:pPr>
+              <w:pStyle w:val="TableText"/>
+              <w:spacing w:before="0" w:after="0" w:line="240" w:lineRule="auto"/>
+            </w:pPr>
+            <w:r>
+              <w:rPr>
+                <w:sz w:val="20"/>
+                <w:szCs w:val="20"/>
+              </w:rPr>
+              <w:t>1,724</w:t>
+            </w:r>
+          </w:p>
+        </w:tc>
+        <w:tc>
+          <w:tcPr>
+            <w:tcW w:w="1872" w:type="dxa"/>
+            <w:vAlign w:val="center"/>
+          </w:tcPr>
+          <w:p>
+            <w:pPr>
+              <w:pStyle w:val="TableText"/>
+              <w:spacing w:before="0" w:after="0" w:line="240" w:lineRule="auto"/>
+            </w:pPr>
+            <w:r>
+              <w:rPr>
+                <w:sz w:val="20"/>
+                <w:szCs w:val="20"/>
+              </w:rPr>
+              <w:t>5.64</w:t>
+            </w:r>
+          </w:p>
+        </w:tc>
+        <w:tc>
+          <w:tcPr>
+            <w:tcW w:w="1872" w:type="dxa"/>
+            <w:vAlign w:val="center"/>
+          </w:tcPr>
+          <w:p>
+            <w:pPr>
+              <w:pStyle w:val="TableText"/>
+              <w:spacing w:before="0" w:after="0" w:line="240" w:lineRule="auto"/>
+            </w:pPr>
+            <w:r>
+              <w:rPr>
+                <w:sz w:val="20"/>
+                <w:szCs w:val="20"/>
+              </w:rPr>
+              <w:t>1,695</w:t>
+            </w:r>
+          </w:p>
+        </w:tc>
+        <w:tc>
+          <w:tcPr>
+            <w:tcW w:w="1872" w:type="dxa"/>
+            <w:vAlign w:val="center"/>
+          </w:tcPr>
+          <w:p>
+            <w:pPr>
+              <w:pStyle w:val="TableText"/>
+              <w:spacing w:before="0" w:after="0" w:line="240" w:lineRule="auto"/>
+            </w:pPr>
+            <w:r>
+              <w:rPr>
+                <w:sz w:val="20"/>
+                <w:szCs w:val="20"/>
+              </w:rPr>
+              <w:t>5.17</w:t>
+            </w:r>
+          </w:p>
+        </w:tc>
+      </w:tr>
+      <w:tr>
+        <w:tc>
+          <w:tcPr>
+            <w:tcW w:w="1872" w:type="dxa"/>
+            <w:vAlign w:val="center"/>
+          </w:tcPr>
+          <w:p>
+            <w:pPr>
+              <w:pStyle w:val="TableText"/>
+              <w:spacing w:before="0" w:after="0" w:line="240" w:lineRule="auto"/>
+            </w:pPr>
+            <w:r>
+              <w:rPr>
+                <w:sz w:val="20"/>
+                <w:szCs w:val="20"/>
+              </w:rPr>
+              <w:t>Antimalarial_main</w:t>
+            </w:r>
+          </w:p>
+        </w:tc>
+        <w:tc>
+          <w:tcPr>
+            <w:tcW w:w="1872" w:type="dxa"/>
+            <w:vAlign w:val="center"/>
+          </w:tcPr>
+          <w:p>
+            <w:pPr>
+              <w:pStyle w:val="TableText"/>
+              <w:spacing w:before="0" w:after="0" w:line="240" w:lineRule="auto"/>
+            </w:pPr>
+            <w:r>
+              <w:rPr>
+                <w:sz w:val="20"/>
+                <w:szCs w:val="20"/>
+              </w:rPr>
+              <w:t>6,496</w:t>
+            </w:r>
+          </w:p>
+        </w:tc>
+        <w:tc>
+          <w:tcPr>
+            <w:tcW w:w="1872" w:type="dxa"/>
+            <w:vAlign w:val="center"/>
+          </w:tcPr>
+          <w:p>
+            <w:pPr>
+              <w:pStyle w:val="TableText"/>
+              <w:spacing w:before="0" w:after="0" w:line="240" w:lineRule="auto"/>
+            </w:pPr>
+            <w:r>
+              <w:rPr>
+                <w:sz w:val="20"/>
+                <w:szCs w:val="20"/>
+              </w:rPr>
+              <w:t>21.26</w:t>
+            </w:r>
+          </w:p>
+        </w:tc>
+        <w:tc>
+          <w:tcPr>
+            <w:tcW w:w="1872" w:type="dxa"/>
+            <w:vAlign w:val="center"/>
+          </w:tcPr>
+          <w:p>
+            <w:pPr>
+              <w:pStyle w:val="TableText"/>
+              <w:spacing w:before="0" w:after="0" w:line="240" w:lineRule="auto"/>
+            </w:pPr>
+            <w:r>
+              <w:rPr>
+                <w:sz w:val="20"/>
+                <w:szCs w:val="20"/>
+              </w:rPr>
+              <w:t>6,586</w:t>
+            </w:r>
+          </w:p>
+        </w:tc>
+        <w:tc>
+          <w:tcPr>
+            <w:tcW w:w="1872" w:type="dxa"/>
+            <w:vAlign w:val="center"/>
+          </w:tcPr>
+          <w:p>
+            <w:pPr>
+              <w:pStyle w:val="TableText"/>
+              <w:spacing w:before="0" w:after="0" w:line="240" w:lineRule="auto"/>
+            </w:pPr>
+            <w:r>
+              <w:rPr>
+                <w:sz w:val="20"/>
+                <w:szCs w:val="20"/>
+              </w:rPr>
+              <w:t>20.11</w:t>
+            </w:r>
+          </w:p>
+        </w:tc>
+      </w:tr>
+      <w:tr>
+        <w:tc>
+          <w:tcPr>
+            <w:tcW w:w="1872" w:type="dxa"/>
+            <w:vAlign w:val="center"/>
+          </w:tcPr>
+          <w:p>
+            <w:pPr>
+              <w:pStyle w:val="TableText"/>
+              <w:spacing w:before="0" w:after="0" w:line="240" w:lineRule="auto"/>
+            </w:pPr>
+            <w:r>
+              <w:rPr>
+                <w:sz w:val="20"/>
+                <w:szCs w:val="20"/>
+              </w:rPr>
+              <w:t>Quorum_sensing</w:t>
+            </w:r>
+          </w:p>
+        </w:tc>
+        <w:tc>
+          <w:tcPr>
+            <w:tcW w:w="1872" w:type="dxa"/>
+            <w:vAlign w:val="center"/>
+          </w:tcPr>
+          <w:p>
+            <w:pPr>
+              <w:pStyle w:val="TableText"/>
+              <w:spacing w:before="0" w:after="0" w:line="240" w:lineRule="auto"/>
+            </w:pPr>
+            <w:r>
+              <w:rPr>
+                <w:sz w:val="20"/>
+                <w:szCs w:val="20"/>
+              </w:rPr>
+              <w:t>11,834</w:t>
+            </w:r>
+          </w:p>
+        </w:tc>
+        <w:tc>
+          <w:tcPr>
+            <w:tcW w:w="1872" w:type="dxa"/>
+            <w:vAlign w:val="center"/>
+          </w:tcPr>
+          <w:p>
+            <w:pPr>
+              <w:pStyle w:val="TableText"/>
+              <w:spacing w:before="0" w:after="0" w:line="240" w:lineRule="auto"/>
+            </w:pPr>
+            <w:r>
+              <w:rPr>
+                <w:sz w:val="20"/>
+                <w:szCs w:val="20"/>
+              </w:rPr>
+              <w:t>38.73</w:t>
+            </w:r>
+          </w:p>
+        </w:tc>
+        <w:tc>
+          <w:tcPr>
+            <w:tcW w:w="1872" w:type="dxa"/>
+            <w:vAlign w:val="center"/>
+          </w:tcPr>
+          <w:p>
+            <w:pPr>
+              <w:pStyle w:val="TableText"/>
+              <w:spacing w:before="0" w:after="0" w:line="240" w:lineRule="auto"/>
+            </w:pPr>
+            <w:r>
+              <w:rPr>
+                <w:sz w:val="20"/>
+                <w:szCs w:val="20"/>
+              </w:rPr>
+              <w:t>12,674</w:t>
+            </w:r>
+          </w:p>
+        </w:tc>
+        <w:tc>
+          <w:tcPr>
+            <w:tcW w:w="1872" w:type="dxa"/>
+            <w:vAlign w:val="center"/>
+          </w:tcPr>
+          <w:p>
+            <w:pPr>
+              <w:pStyle w:val="TableText"/>
+              <w:spacing w:before="0" w:after="0" w:line="240" w:lineRule="auto"/>
+            </w:pPr>
+            <w:r>
+              <w:rPr>
+                <w:sz w:val="20"/>
+                <w:szCs w:val="20"/>
+              </w:rPr>
+              <w:t>38.69</w:t>
+            </w:r>
+          </w:p>
+        </w:tc>
+      </w:tr>
+      <w:tr>
+        <w:tc>
+          <w:tcPr>
+            <w:tcW w:w="1872" w:type="dxa"/>
+            <w:vAlign w:val="center"/>
+          </w:tcPr>
+          <w:p>
+            <w:pPr>
+              <w:pStyle w:val="TableText"/>
+              <w:spacing w:before="0" w:after="0" w:line="240" w:lineRule="auto"/>
+            </w:pPr>
+            <w:r>
+              <w:rPr>
+                <w:sz w:val="20"/>
+                <w:szCs w:val="20"/>
+              </w:rPr>
+              <w:t>ACP_Anticancer_alt</w:t>
+            </w:r>
+          </w:p>
+        </w:tc>
+        <w:tc>
+          <w:tcPr>
+            <w:tcW w:w="1872" w:type="dxa"/>
+            <w:vAlign w:val="center"/>
+          </w:tcPr>
+          <w:p>
+            <w:pPr>
+              <w:pStyle w:val="TableText"/>
+              <w:spacing w:before="0" w:after="0" w:line="240" w:lineRule="auto"/>
+            </w:pPr>
+            <w:r>
+              <w:rPr>
+                <w:sz w:val="20"/>
+                <w:szCs w:val="20"/>
+              </w:rPr>
+              <w:t>7,878</w:t>
+            </w:r>
+          </w:p>
+        </w:tc>
+        <w:tc>
+          <w:tcPr>
+            <w:tcW w:w="1872" w:type="dxa"/>
+            <w:vAlign w:val="center"/>
+          </w:tcPr>
+          <w:p>
+            <w:pPr>
+              <w:pStyle w:val="TableText"/>
+              <w:spacing w:before="0" w:after="0" w:line="240" w:lineRule="auto"/>
+            </w:pPr>
+            <w:r>
+              <w:rPr>
+                <w:sz w:val="20"/>
+                <w:szCs w:val="20"/>
+              </w:rPr>
+              <w:t>25.78</w:t>
+            </w:r>
+          </w:p>
+        </w:tc>
+        <w:tc>
+          <w:tcPr>
+            <w:tcW w:w="1872" w:type="dxa"/>
+            <w:vAlign w:val="center"/>
+          </w:tcPr>
+          <w:p>
+            <w:pPr>
+              <w:pStyle w:val="TableText"/>
+              <w:spacing w:before="0" w:after="0" w:line="240" w:lineRule="auto"/>
+            </w:pPr>
+            <w:r>
+              <w:rPr>
+                <w:sz w:val="20"/>
+                <w:szCs w:val="20"/>
+              </w:rPr>
+              <w:t>8,380</w:t>
+            </w:r>
+          </w:p>
+        </w:tc>
+        <w:tc>
+          <w:tcPr>
+            <w:tcW w:w="1872" w:type="dxa"/>
+            <w:vAlign w:val="center"/>
+          </w:tcPr>
+          <w:p>
+            <w:pPr>
+              <w:pStyle w:val="TableText"/>
+              <w:spacing w:before="0" w:after="0" w:line="240" w:lineRule="auto"/>
+            </w:pPr>
+            <w:r>
+              <w:rPr>
+                <w:sz w:val="20"/>
+                <w:szCs w:val="20"/>
+              </w:rPr>
+              <w:t>25.58</w:t>
+            </w:r>
+          </w:p>
+        </w:tc>
+      </w:tr>
+      <w:tr>
+        <w:tc>
+          <w:tcPr>
+            <w:tcW w:w="1872" w:type="dxa"/>
+            <w:vAlign w:val="center"/>
+          </w:tcPr>
+          <w:p>
+            <w:pPr>
+              <w:pStyle w:val="TableText"/>
+              <w:spacing w:before="0" w:after="0" w:line="240" w:lineRule="auto"/>
+            </w:pPr>
+            <w:r>
+              <w:rPr>
+                <w:sz w:val="20"/>
+                <w:szCs w:val="20"/>
+              </w:rPr>
+              <w:t>ACP_Anticancer_main</w:t>
+            </w:r>
+          </w:p>
+        </w:tc>
+        <w:tc>
+          <w:tcPr>
+            <w:tcW w:w="1872" w:type="dxa"/>
+            <w:vAlign w:val="center"/>
+          </w:tcPr>
+          <w:p>
+            <w:pPr>
+              <w:pStyle w:val="TableText"/>
+              <w:spacing w:before="0" w:after="0" w:line="240" w:lineRule="auto"/>
+            </w:pPr>
+            <w:r>
+              <w:rPr>
+                <w:sz w:val="20"/>
+                <w:szCs w:val="20"/>
+              </w:rPr>
+              <w:t>11,370</w:t>
+            </w:r>
+          </w:p>
+        </w:tc>
+        <w:tc>
+          <w:tcPr>
+            <w:tcW w:w="1872" w:type="dxa"/>
+            <w:vAlign w:val="center"/>
+          </w:tcPr>
+          <w:p>
+            <w:pPr>
+              <w:pStyle w:val="TableText"/>
+              <w:spacing w:before="0" w:after="0" w:line="240" w:lineRule="auto"/>
+            </w:pPr>
+            <w:r>
+              <w:rPr>
+                <w:sz w:val="20"/>
+                <w:szCs w:val="20"/>
+              </w:rPr>
+              <w:t>37.21</w:t>
+            </w:r>
+          </w:p>
+        </w:tc>
+        <w:tc>
+          <w:tcPr>
+            <w:tcW w:w="1872" w:type="dxa"/>
+            <w:vAlign w:val="center"/>
+          </w:tcPr>
+          <w:p>
+            <w:pPr>
+              <w:pStyle w:val="TableText"/>
+              <w:spacing w:before="0" w:after="0" w:line="240" w:lineRule="auto"/>
+            </w:pPr>
+            <w:r>
+              <w:rPr>
+                <w:sz w:val="20"/>
+                <w:szCs w:val="20"/>
+              </w:rPr>
+              <w:t>12,023</w:t>
+            </w:r>
+          </w:p>
+        </w:tc>
+        <w:tc>
+          <w:tcPr>
+            <w:tcW w:w="1872" w:type="dxa"/>
+            <w:vAlign w:val="center"/>
+          </w:tcPr>
+          <w:p>
+            <w:pPr>
+              <w:pStyle w:val="TableText"/>
+              <w:spacing w:before="0" w:after="0" w:line="240" w:lineRule="auto"/>
+            </w:pPr>
+            <w:r>
+              <w:rPr>
+                <w:sz w:val="20"/>
+                <w:szCs w:val="20"/>
+              </w:rPr>
+              <w:t>36.71</w:t>
+            </w:r>
+          </w:p>
+        </w:tc>
+      </w:tr>
+      <w:tr>
+        <w:tc>
+          <w:tcPr>
+            <w:tcW w:w="1872" w:type="dxa"/>
+            <w:vAlign w:val="center"/>
+          </w:tcPr>
+          <w:p>
+            <w:pPr>
+              <w:pStyle w:val="TableText"/>
+              <w:spacing w:before="0" w:after="0" w:line="240" w:lineRule="auto"/>
+            </w:pPr>
+            <w:r>
+              <w:rPr>
+                <w:sz w:val="20"/>
+                <w:szCs w:val="20"/>
+              </w:rPr>
+              <w:t>Anti-MRSA</w:t>
+            </w:r>
+          </w:p>
+        </w:tc>
+        <w:tc>
+          <w:tcPr>
+            <w:tcW w:w="1872" w:type="dxa"/>
+            <w:vAlign w:val="center"/>
+          </w:tcPr>
+          <w:p>
+            <w:pPr>
+              <w:pStyle w:val="TableText"/>
+              <w:spacing w:before="0" w:after="0" w:line="240" w:lineRule="auto"/>
+            </w:pPr>
+            <w:r>
+              <w:rPr>
+                <w:sz w:val="20"/>
+                <w:szCs w:val="20"/>
+              </w:rPr>
+              <w:t>4,315</w:t>
+            </w:r>
+          </w:p>
+        </w:tc>
+        <w:tc>
+          <w:tcPr>
+            <w:tcW w:w="1872" w:type="dxa"/>
+            <w:vAlign w:val="center"/>
+          </w:tcPr>
+          <w:p>
+            <w:pPr>
+              <w:pStyle w:val="TableText"/>
+              <w:spacing w:before="0" w:after="0" w:line="240" w:lineRule="auto"/>
+            </w:pPr>
+            <w:r>
+              <w:rPr>
+                <w:sz w:val="20"/>
+                <w:szCs w:val="20"/>
+              </w:rPr>
+              <w:t>14.12</w:t>
+            </w:r>
+          </w:p>
+        </w:tc>
+        <w:tc>
+          <w:tcPr>
+            <w:tcW w:w="1872" w:type="dxa"/>
+            <w:vAlign w:val="center"/>
+          </w:tcPr>
+          <w:p>
+            <w:pPr>
+              <w:pStyle w:val="TableText"/>
+              <w:spacing w:before="0" w:after="0" w:line="240" w:lineRule="auto"/>
+            </w:pPr>
+            <w:r>
+              <w:rPr>
+                <w:sz w:val="20"/>
+                <w:szCs w:val="20"/>
+              </w:rPr>
+              <w:t>4,728</w:t>
+            </w:r>
+          </w:p>
+        </w:tc>
+        <w:tc>
+          <w:tcPr>
+            <w:tcW w:w="1872" w:type="dxa"/>
+            <w:vAlign w:val="center"/>
+          </w:tcPr>
+          <w:p>
+            <w:pPr>
+              <w:pStyle w:val="TableText"/>
+              <w:spacing w:before="0" w:after="0" w:line="240" w:lineRule="auto"/>
+            </w:pPr>
+            <w:r>
+              <w:rPr>
+                <w:sz w:val="20"/>
+                <w:szCs w:val="20"/>
+              </w:rPr>
+              <w:t>14.43</w:t>
+            </w:r>
+          </w:p>
+        </w:tc>
+      </w:tr>
+    </w:tbl>
+    <w:p>
+      <w:pPr>
+        <w:spacing w:after="40"/>
+      </w:pPr>
+    </w:p>
+    <w:p>
+      <w:pPr>
+        <w:pStyle w:val="Heading3"/>
+        <w:keepNext/>
+      </w:pPr>
+      <w:r>
         <w:t>串行模型筛选形成12条和8条候选终点</w:t>
       </w:r>
     </w:p>
@@ -1486,7 +6114,15 @@
         <w:pStyle w:val="BodyText"/>
       </w:pPr>
       <w:r>
-        <w:t>NTxPred2评价了3,299/3,518条牙周炎标记BBB高分候选（93.77%），另有219/3,518条（6.23%）低于模型适用长度。在已评估候选中，923/3,299条（27.98%）为模型阳性。后续汇总计数依次为111条mebipred阳性、15条CHEL≥0.25、12条CHEL≥0.25且FRS&lt;0.50，以及8条CHEL≥0.25且FRS&lt;0.45（表2）。收紧FRS阈值后保留主集合的8/12（66.67%）。由于缺少逐行交接数据，不能把111/923解释为已验证转换率。</w:t>
+        <w:t>NTxPred2评价了3,299/3,518条牙周炎标记BBB高分候选（93.77%），另有219/3,518条（6.23%）低于模型适用长度。在已评估候选中，923/3,299条（27.98%）为模型阳性。后续汇总计数依次为111条mebipred阳性、15条CHEL≥0.25、12条CHEL≥0.25且FRS&lt;0.50，以及8条CHEL≥0.25且FRS&lt;0.45（表4）。收紧FRS阈值后保留主集合的8/12（66.67%）。由于缺少逐行交接数据，不能把111/923解释为已验证转换率。</w:t>
+      </w:r>
+    </w:p>
+    <w:p>
+      <w:pPr>
+        <w:pStyle w:val="BodyText"/>
+      </w:pPr>
+      <w:r>
+        <w:t>主源报告923条NTxPred2阳性候选全部≤30 aa。因此，宏蛋白质组支持并去重后的72条牙周炎标记31–50 aa BBB高分长肽均未保留在进入后续mebipred和AnOxPePred金属结合/CHEL/FRS筛选的神经毒性阳性集合中，汇总的12条终点因而只包含短肽。由于缺少逐行输出，无法重建每条长肽被排除的具体原因。</w:t>
       </w:r>
     </w:p>
     <w:p>
@@ -1497,7 +6133,7 @@
         <w:rPr>
           <w:b/>
         </w:rPr>
-        <w:t>表2. 牙周炎标记分支的汇总优选结果。</w:t>
+        <w:t>表4. 牙周炎标记分支的汇总优选结果。</w:t>
       </w:r>
     </w:p>
     <w:tbl>
@@ -2419,7 +7055,7 @@
         <w:pStyle w:val="BodyText"/>
       </w:pPr>
       <w:r>
-        <w:t>另一张序列表包含12条互不重复、仅由标准氨基酸组成的肽，长度为7–9个残基（表3）。其中11条含组氨酸，6条含半胱氨酸，每条均至少含一个Arg或Lys。这些特征可用于合成规划和假设设计，但不能证明金属结合、BBB转运、毒性、分类学归属，也不能证明其对应汇总终点的12行。由于缺少序列层面FRS标签，严格8/12子集的身份仍未知。</w:t>
+        <w:t>另一张序列表包含12条互不重复、仅由标准氨基酸组成的肽，长度为7–9个残基（表5）。其中11条含组氨酸，6条含半胱氨酸，每条均至少含一个Arg或Lys。这些特征可用于合成规划和假设设计，但不能证明金属结合、BBB转运、毒性、分类学归属，也不能证明其对应汇总终点的12行。由于缺少序列层面FRS标签，严格8/12子集的身份仍未知。</w:t>
       </w:r>
     </w:p>
     <w:p>
@@ -2430,7 +7066,7 @@
         <w:rPr>
           <w:b/>
         </w:rPr>
-        <w:t>表3. 12条序列及重算组成。</w:t>
+        <w:t>表5. 12条序列及重算组成。</w:t>
       </w:r>
     </w:p>
     <w:tbl>
@@ -4261,7 +8897,7 @@
         <w:pStyle w:val="BodyText"/>
       </w:pPr>
       <w:r>
-        <w:t>对接表中的Vina均值范围为−9.60至−8.25 kcal/mol，标准差范围为0.04至0.12（表4）。FLLHTTR、YLSLLQR和ALLLHRC的均值最低，HLPLLHRCC和HVLLLRQCA的均值最高。约1.35 kcal/mol的范围仅描述该评分表。缺少制备输入、运行定义、构象和相互作用文件时，无法评价残基接触、靶位点偏好、亲和力或功能活性。</w:t>
+        <w:t>对接表中的Vina均值范围为−9.60至−8.25 kcal/mol，标准差范围为0.04至0.12（表6）。FLLHTTR、YLSLLQR和ALLLHRC的均值最低，HLPLLHRCC和HVLLLRQCA的均值最高。约1.35 kcal/mol的范围仅描述该评分表。缺少制备输入、运行定义、构象和相互作用文件时，无法评价残基接触、靶位点偏好、亲和力或功能活性。</w:t>
       </w:r>
     </w:p>
     <w:p>
@@ -4272,7 +8908,7 @@
         <w:rPr>
           <w:b/>
         </w:rPr>
-        <w:t>表4. 人AChE PDB 4EY6的现有AutoDock Vina汇总。</w:t>
+        <w:t>表6. 人AChE PDB 4EY6的现有AutoDock Vina汇总。</w:t>
       </w:r>
     </w:p>
     <w:tbl>
@@ -5562,6 +10198,14 @@
       </w:pPr>
       <w:r>
         <w:t>验证应按顺序推进。首先，把12条明确序列连接到12条候选终点及8条严格子集，并使用固定模型版本重新生成全部预测器输出。其次，采用队列匹配的宏转录组、条件允许时的核糖体图谱以及具有肽层面错误发现率控制的靶向蛋白质组学检验翻译和表达。再次，对合成肽开展身份、纯度、溶解性、聚集及血清/蛋白酶稳定性测试。只有通过前序步骤的候选才应进入BBB转运、细胞毒性、金属化学、AChE/BChE活性、直接结合和Aβ测定。仅当分子身份、暴露、可重复生化活性及生物学重复表型均得到确认后，才适合进入复杂疾病模型。</w:t>
+      </w:r>
+    </w:p>
+    <w:p>
+      <w:pPr>
+        <w:pStyle w:val="BodyText"/>
+      </w:pPr>
+      <w:r>
+        <w:t>另一项关键流程局限是BBB优选后的长度依赖性流失。尽管牙周炎标记分支中有72条经宏蛋白质组支持并去重的长肽达到BBB高分，但923条NTxPred2阳性序列全部≤30 aa；因此，后续金属结合及CHEL/FRS网页预测级联没有保留任何长肽，最终汇总的12条候选只包含短肽。这一结果不能证明长肽在生物学上缺乏神经毒性或金属相关活性；它可能反映串行阈值、模型适用性或校准以及网页预测器实现方式。缺少候选层面评分时，无法区分这些解释。</w:t>
       </w:r>
     </w:p>
     <w:p>
